--- a/files/cv.docx
+++ b/files/cv.docx
@@ -605,25 +605,7 @@
                 <w:sz w:val="20"/>
                 <w:szCs w:val="20"/>
               </w:rPr>
-              <w:t>MA (</w:t>
-            </w:r>
-            <w:proofErr w:type="spellStart"/>
-            <w:r>
-              <w:rPr>
-                <w:rFonts w:ascii="Source Sans Pro" w:hAnsi="Source Sans Pro"/>
-                <w:sz w:val="20"/>
-                <w:szCs w:val="20"/>
-              </w:rPr>
-              <w:t>SocSci</w:t>
-            </w:r>
-            <w:proofErr w:type="spellEnd"/>
-            <w:r>
-              <w:rPr>
-                <w:rFonts w:ascii="Source Sans Pro" w:hAnsi="Source Sans Pro"/>
-                <w:sz w:val="20"/>
-                <w:szCs w:val="20"/>
-              </w:rPr>
-              <w:t>) in Psychology (1</w:t>
+              <w:t>MA (SocSci) in Psychology (1</w:t>
             </w:r>
             <w:r>
               <w:rPr>
@@ -954,25 +936,7 @@
                 <w:sz w:val="20"/>
                 <w:szCs w:val="20"/>
               </w:rPr>
-              <w:t xml:space="preserve">Supervised by Dr Joanna </w:t>
-            </w:r>
-            <w:proofErr w:type="spellStart"/>
-            <w:r>
-              <w:rPr>
-                <w:rFonts w:ascii="Source Sans Pro" w:hAnsi="Source Sans Pro"/>
-                <w:sz w:val="20"/>
-                <w:szCs w:val="20"/>
-              </w:rPr>
-              <w:t>Wincenciak</w:t>
-            </w:r>
-            <w:proofErr w:type="spellEnd"/>
-            <w:r>
-              <w:rPr>
-                <w:rFonts w:ascii="Source Sans Pro" w:hAnsi="Source Sans Pro"/>
-                <w:sz w:val="20"/>
-                <w:szCs w:val="20"/>
-              </w:rPr>
-              <w:t xml:space="preserve">. </w:t>
+              <w:t xml:space="preserve">Supervised by Dr Joanna Wincenciak. </w:t>
             </w:r>
             <w:r>
               <w:rPr>
@@ -1304,29 +1268,7 @@
           <w:szCs w:val="20"/>
           <w:lang w:eastAsia="en-GB"/>
         </w:rPr>
-        <w:t xml:space="preserve">Brief Report: Investigating the Motivations and Autistic Traits of Video Gamers. J Autism Dev </w:t>
-      </w:r>
-      <w:proofErr w:type="spellStart"/>
-      <w:r>
-        <w:rPr>
-          <w:rFonts w:ascii="Source Sans Pro" w:eastAsia="Times New Roman" w:hAnsi="Source Sans Pro" w:cstheme="minorHAnsi"/>
-          <w:b w:val="0"/>
-          <w:sz w:val="20"/>
-          <w:szCs w:val="20"/>
-          <w:lang w:eastAsia="en-GB"/>
-        </w:rPr>
-        <w:t>Disord</w:t>
-      </w:r>
-      <w:proofErr w:type="spellEnd"/>
-      <w:r>
-        <w:rPr>
-          <w:rFonts w:ascii="Source Sans Pro" w:eastAsia="Times New Roman" w:hAnsi="Source Sans Pro" w:cstheme="minorHAnsi"/>
-          <w:b w:val="0"/>
-          <w:sz w:val="20"/>
-          <w:szCs w:val="20"/>
-          <w:lang w:eastAsia="en-GB"/>
-        </w:rPr>
-        <w:t xml:space="preserve">. </w:t>
+        <w:t xml:space="preserve">Brief Report: Investigating the Motivations and Autistic Traits of Video Gamers. J Autism Dev Disord. </w:t>
       </w:r>
       <w:hyperlink r:id="rId11" w:history="1">
         <w:r>
@@ -1360,7 +1302,7 @@
           <w:szCs w:val="20"/>
           <w:lang w:eastAsia="en-GB"/>
         </w:rPr>
-        <w:t xml:space="preserve">Savickaite, S., McNaughton, K., Gaillard, E., Amaya, I., McDonnell, N., </w:t>
+        <w:t xml:space="preserve">Savickaite, S., </w:t>
       </w:r>
       <w:r>
         <w:rPr>
@@ -1380,9 +1322,80 @@
           <w:szCs w:val="20"/>
           <w:lang w:eastAsia="en-GB"/>
         </w:rPr>
+        <w:t>, Latkovskis, I., Failes, J., Kirkwood, N., &amp; McDonnell, N. (2022, January 11). Virtual Reality (VR) Multi-User Lab for Immersive Teaching.</w:t>
+      </w:r>
+      <w:r>
+        <w:rPr>
+          <w:rFonts w:ascii="Source Sans Pro" w:hAnsi="Source Sans Pro"/>
+          <w:sz w:val="20"/>
+          <w:szCs w:val="20"/>
+          <w:lang w:eastAsia="en-GB"/>
+        </w:rPr>
+        <w:br/>
+      </w:r>
+      <w:hyperlink r:id="rId12" w:history="1">
+        <w:r>
+          <w:rPr>
+            <w:rStyle w:val="Hyperlink"/>
+            <w:rFonts w:ascii="Source Sans Pro" w:hAnsi="Source Sans Pro"/>
+            <w:sz w:val="20"/>
+            <w:szCs w:val="20"/>
+            <w:lang w:eastAsia="en-GB"/>
+          </w:rPr>
+          <w:t>https://doi.org/10.31234/osf.io/3w4hv</w:t>
+        </w:r>
+      </w:hyperlink>
+      <w:r>
+        <w:rPr>
+          <w:rFonts w:ascii="Source Sans Pro" w:hAnsi="Source Sans Pro"/>
+          <w:sz w:val="20"/>
+          <w:szCs w:val="20"/>
+          <w:lang w:eastAsia="en-GB"/>
+        </w:rPr>
+        <w:t xml:space="preserve"> </w:t>
+      </w:r>
+    </w:p>
+    <w:p>
+      <w:pPr>
+        <w:spacing w:after="100" w:afterAutospacing="1" w:line="240" w:lineRule="auto"/>
+        <w:ind w:left="720" w:hanging="720"/>
+        <w:rPr>
+          <w:rFonts w:ascii="Source Sans Pro" w:hAnsi="Source Sans Pro"/>
+          <w:sz w:val="20"/>
+          <w:szCs w:val="20"/>
+          <w:lang w:eastAsia="en-GB"/>
+        </w:rPr>
+      </w:pPr>
+      <w:r>
+        <w:rPr>
+          <w:rFonts w:ascii="Source Sans Pro" w:hAnsi="Source Sans Pro"/>
+          <w:sz w:val="20"/>
+          <w:szCs w:val="20"/>
+          <w:lang w:eastAsia="en-GB"/>
+        </w:rPr>
+        <w:t xml:space="preserve">Savickaite, S., McNaughton, K., Gaillard, E., Amaya, I., McDonnell, N., </w:t>
+      </w:r>
+      <w:r>
+        <w:rPr>
+          <w:rFonts w:ascii="Source Sans Pro" w:hAnsi="Source Sans Pro"/>
+          <w:b/>
+          <w:bCs/>
+          <w:sz w:val="20"/>
+          <w:szCs w:val="20"/>
+          <w:lang w:eastAsia="en-GB"/>
+        </w:rPr>
+        <w:t>Millington, E.</w:t>
+      </w:r>
+      <w:r>
+        <w:rPr>
+          <w:rFonts w:ascii="Source Sans Pro" w:hAnsi="Source Sans Pro"/>
+          <w:sz w:val="20"/>
+          <w:szCs w:val="20"/>
+          <w:lang w:eastAsia="en-GB"/>
+        </w:rPr>
         <w:t xml:space="preserve">, &amp; Simmons, D. (2021, May 2). Using HMD Virtual Reality to investigate individual differences in visual processing styles. </w:t>
       </w:r>
-      <w:hyperlink r:id="rId12" w:history="1">
+      <w:hyperlink r:id="rId13" w:history="1">
         <w:r>
           <w:rPr>
             <w:rStyle w:val="Hyperlink"/>
@@ -1425,6 +1438,7 @@
           <w:szCs w:val="20"/>
           <w:lang w:eastAsia="en-GB"/>
         </w:rPr>
+        <w:lastRenderedPageBreak/>
         <w:t xml:space="preserve">Brown, L., </w:t>
       </w:r>
       <w:r>
@@ -1447,7 +1461,7 @@
         </w:rPr>
         <w:t xml:space="preserve">, Robertson, A. E., &amp; Simmons, D. (2021, April 27). Children’s Glasgow Sensory Questionnaire (C-GSQ): Validation of a Simplified and Visually Aided Questionnaire. </w:t>
       </w:r>
-      <w:hyperlink r:id="rId13" w:history="1">
+      <w:hyperlink r:id="rId14" w:history="1">
         <w:r>
           <w:rPr>
             <w:rStyle w:val="Hyperlink"/>
@@ -1632,7 +1646,6 @@
                 <w:sz w:val="20"/>
                 <w:szCs w:val="20"/>
               </w:rPr>
-              <w:lastRenderedPageBreak/>
               <w:t>201</w:t>
             </w:r>
             <w:r>
@@ -2578,23 +2591,13 @@
                 <w:szCs w:val="20"/>
               </w:rPr>
             </w:pPr>
-            <w:proofErr w:type="spellStart"/>
-            <w:r>
-              <w:rPr>
-                <w:rFonts w:ascii="Source Sans Pro" w:hAnsi="Source Sans Pro"/>
-                <w:sz w:val="20"/>
-                <w:szCs w:val="20"/>
-              </w:rPr>
-              <w:t>Creatovators</w:t>
-            </w:r>
-            <w:proofErr w:type="spellEnd"/>
-            <w:r>
-              <w:rPr>
-                <w:rFonts w:ascii="Source Sans Pro" w:hAnsi="Source Sans Pro"/>
-                <w:sz w:val="20"/>
-                <w:szCs w:val="20"/>
-              </w:rPr>
-              <w:t xml:space="preserve"> CIC</w:t>
+            <w:r>
+              <w:rPr>
+                <w:rFonts w:ascii="Source Sans Pro" w:hAnsi="Source Sans Pro"/>
+                <w:sz w:val="20"/>
+                <w:szCs w:val="20"/>
+              </w:rPr>
+              <w:t>Creatovators CIC</w:t>
             </w:r>
           </w:p>
         </w:tc>
@@ -2795,6 +2798,7 @@
           <w:sz w:val="20"/>
           <w:szCs w:val="20"/>
         </w:rPr>
+        <w:lastRenderedPageBreak/>
         <w:t>Professional Affiliations</w:t>
       </w:r>
     </w:p>
@@ -3003,33 +3007,6 @@
               </w:rPr>
               <w:t>Student Member of the International Society for Autism Research</w:t>
             </w:r>
-            <w:r>
-              <w:rPr>
-                <w:rFonts w:ascii="Source Sans Pro" w:hAnsi="Source Sans Pro"/>
-                <w:sz w:val="20"/>
-                <w:szCs w:val="20"/>
-              </w:rPr>
-              <w:tab/>
-            </w:r>
-          </w:p>
-          <w:p>
-            <w:pPr>
-              <w:rPr>
-                <w:rFonts w:ascii="Source Sans Pro" w:hAnsi="Source Sans Pro"/>
-                <w:sz w:val="20"/>
-                <w:szCs w:val="20"/>
-              </w:rPr>
-            </w:pPr>
-          </w:p>
-          <w:p>
-            <w:pPr>
-              <w:jc w:val="right"/>
-              <w:rPr>
-                <w:rFonts w:ascii="Source Sans Pro" w:hAnsi="Source Sans Pro"/>
-                <w:sz w:val="20"/>
-                <w:szCs w:val="20"/>
-              </w:rPr>
-            </w:pPr>
           </w:p>
         </w:tc>
       </w:tr>
@@ -3049,7 +3026,6 @@
           <w:sz w:val="20"/>
           <w:szCs w:val="20"/>
         </w:rPr>
-        <w:lastRenderedPageBreak/>
         <w:t>R</w:t>
       </w:r>
       <w:r>
@@ -3187,7 +3163,7 @@
         </w:rPr>
         <w:br/>
       </w:r>
-      <w:hyperlink r:id="rId14" w:history="1">
+      <w:hyperlink r:id="rId15" w:history="1">
         <w:r>
           <w:rPr>
             <w:rStyle w:val="Hyperlink"/>
@@ -3261,7 +3237,7 @@
         </w:rPr>
         <w:br/>
       </w:r>
-      <w:hyperlink r:id="rId15" w:history="1">
+      <w:hyperlink r:id="rId16" w:history="1">
         <w:r>
           <w:rPr>
             <w:rStyle w:val="Hyperlink"/>
@@ -3366,7 +3342,7 @@
         </w:rPr>
         <w:br/>
       </w:r>
-      <w:hyperlink r:id="rId16" w:history="1">
+      <w:hyperlink r:id="rId17" w:history="1">
         <w:r>
           <w:rPr>
             <w:rStyle w:val="Hyperlink"/>
@@ -3379,7 +3355,7 @@
       </w:hyperlink>
     </w:p>
     <w:sectPr>
-      <w:footerReference w:type="default" r:id="rId17"/>
+      <w:footerReference w:type="default" r:id="rId18"/>
       <w:pgSz w:w="11906" w:h="16838"/>
       <w:pgMar w:top="1440" w:right="1440" w:bottom="1440" w:left="1440" w:header="708" w:footer="708" w:gutter="0"/>
       <w:cols w:space="708"/>
@@ -4805,10 +4781,6 @@
 </file>
 
 <file path=customXml/item1.xml><?xml version="1.0" encoding="utf-8"?>
-<b:Sources xmlns:b="http://schemas.openxmlformats.org/officeDocument/2006/bibliography" xmlns="http://schemas.openxmlformats.org/officeDocument/2006/bibliography" SelectedStyle="\APASixthEditionOfficeOnline.xsl" StyleName="APA" Version="6"/>
-</file>
-
-<file path=customXml/item2.xml><?xml version="1.0" encoding="utf-8"?>
 <?mso-contentType ?>
 <FormTemplates xmlns="http://schemas.microsoft.com/sharepoint/v3/contenttype/forms">
   <Display>DocumentLibraryForm</Display>
@@ -4817,13 +4789,11 @@
 </FormTemplates>
 </file>
 
-<file path=customXml/item3.xml><?xml version="1.0" encoding="utf-8"?>
-<p:properties xmlns:p="http://schemas.microsoft.com/office/2006/metadata/properties" xmlns:xsi="http://www.w3.org/2001/XMLSchema-instance" xmlns:pc="http://schemas.microsoft.com/office/infopath/2007/PartnerControls">
-  <documentManagement/>
-</p:properties>
+<file path=customXml/item2.xml><?xml version="1.0" encoding="utf-8"?>
+<b:Sources xmlns:b="http://schemas.openxmlformats.org/officeDocument/2006/bibliography" xmlns="http://schemas.openxmlformats.org/officeDocument/2006/bibliography" SelectedStyle="\APASixthEditionOfficeOnline.xsl" StyleName="APA" Version="6"/>
 </file>
 
-<file path=customXml/item4.xml><?xml version="1.0" encoding="utf-8"?>
+<file path=customXml/item3.xml><?xml version="1.0" encoding="utf-8"?>
 <ct:contentTypeSchema xmlns:ct="http://schemas.microsoft.com/office/2006/metadata/contentType" xmlns:ma="http://schemas.microsoft.com/office/2006/metadata/properties/metaAttributes" ct:_="" ma:_="" ma:contentTypeName="Document" ma:contentTypeID="0x0101004E0AC046D158EE4DB937DA9A56D27D1C" ma:contentTypeVersion="10" ma:contentTypeDescription="Create a new document." ma:contentTypeScope="" ma:versionID="f1b105e6b9cff91feb409560dbf6f7aa">
   <xsd:schema xmlns:xsd="http://www.w3.org/2001/XMLSchema" xmlns:xs="http://www.w3.org/2001/XMLSchema" xmlns:p="http://schemas.microsoft.com/office/2006/metadata/properties" xmlns:ns3="b24ac480-a0b1-4388-a6cd-cfb001cdf6c7" xmlns:ns4="e7d8f92c-3952-4b7d-acc4-88cf8f2f7888" targetNamespace="http://schemas.microsoft.com/office/2006/metadata/properties" ma:root="true" ma:fieldsID="8ce9a1263d385fff90f75fc0f277280b" ns3:_="" ns4:_="">
     <xsd:import namespace="b24ac480-a0b1-4388-a6cd-cfb001cdf6c7"/>
@@ -5026,7 +4996,21 @@
 </ct:contentTypeSchema>
 </file>
 
+<file path=customXml/item4.xml><?xml version="1.0" encoding="utf-8"?>
+<p:properties xmlns:p="http://schemas.microsoft.com/office/2006/metadata/properties" xmlns:xsi="http://www.w3.org/2001/XMLSchema-instance" xmlns:pc="http://schemas.microsoft.com/office/infopath/2007/PartnerControls">
+  <documentManagement/>
+</p:properties>
+</file>
+
 <file path=customXml/itemProps1.xml><?xml version="1.0" encoding="utf-8"?>
+<ds:datastoreItem xmlns:ds="http://schemas.openxmlformats.org/officeDocument/2006/customXml" ds:itemID="{4C53A478-4862-4699-9810-166E8FEE5B0D}">
+  <ds:schemaRefs>
+    <ds:schemaRef ds:uri="http://schemas.microsoft.com/sharepoint/v3/contenttype/forms"/>
+  </ds:schemaRefs>
+</ds:datastoreItem>
+</file>
+
+<file path=customXml/itemProps2.xml><?xml version="1.0" encoding="utf-8"?>
 <ds:datastoreItem xmlns:ds="http://schemas.openxmlformats.org/officeDocument/2006/customXml" ds:itemID="{A9BA2174-033C-45ED-94FB-74A1FBFA3035}">
   <ds:schemaRefs>
     <ds:schemaRef ds:uri="http://schemas.openxmlformats.org/officeDocument/2006/bibliography"/>
@@ -5034,24 +5018,7 @@
 </ds:datastoreItem>
 </file>
 
-<file path=customXml/itemProps2.xml><?xml version="1.0" encoding="utf-8"?>
-<ds:datastoreItem xmlns:ds="http://schemas.openxmlformats.org/officeDocument/2006/customXml" ds:itemID="{4C53A478-4862-4699-9810-166E8FEE5B0D}">
-  <ds:schemaRefs>
-    <ds:schemaRef ds:uri="http://schemas.microsoft.com/sharepoint/v3/contenttype/forms"/>
-  </ds:schemaRefs>
-</ds:datastoreItem>
-</file>
-
 <file path=customXml/itemProps3.xml><?xml version="1.0" encoding="utf-8"?>
-<ds:datastoreItem xmlns:ds="http://schemas.openxmlformats.org/officeDocument/2006/customXml" ds:itemID="{DD97F3C8-62EE-4BC5-A92B-F4DA5CE92DF8}">
-  <ds:schemaRefs>
-    <ds:schemaRef ds:uri="http://schemas.microsoft.com/office/2006/metadata/properties"/>
-    <ds:schemaRef ds:uri="http://schemas.microsoft.com/office/infopath/2007/PartnerControls"/>
-  </ds:schemaRefs>
-</ds:datastoreItem>
-</file>
-
-<file path=customXml/itemProps4.xml><?xml version="1.0" encoding="utf-8"?>
 <ds:datastoreItem xmlns:ds="http://schemas.openxmlformats.org/officeDocument/2006/customXml" ds:itemID="{11E413AD-A691-4C16-BEE5-5C367C5D236C}">
   <ds:schemaRefs>
     <ds:schemaRef ds:uri="http://schemas.microsoft.com/office/2006/metadata/contentType"/>
@@ -5068,4 +5035,13 @@
     <ds:schemaRef ds:uri="http://schemas.microsoft.com/internal/obd"/>
   </ds:schemaRefs>
 </ds:datastoreItem>
+</file>
+
+<file path=customXml/itemProps4.xml><?xml version="1.0" encoding="utf-8"?>
+<ds:datastoreItem xmlns:ds="http://schemas.openxmlformats.org/officeDocument/2006/customXml" ds:itemID="{DD97F3C8-62EE-4BC5-A92B-F4DA5CE92DF8}">
+  <ds:schemaRefs>
+    <ds:schemaRef ds:uri="http://schemas.microsoft.com/office/2006/metadata/properties"/>
+    <ds:schemaRef ds:uri="http://schemas.microsoft.com/office/infopath/2007/PartnerControls"/>
+  </ds:schemaRefs>
+</ds:datastoreItem>
 </file>
--- a/files/cv.docx
+++ b/files/cv.docx
@@ -605,7 +605,25 @@
                 <w:sz w:val="20"/>
                 <w:szCs w:val="20"/>
               </w:rPr>
-              <w:t>MA (SocSci) in Psychology (1</w:t>
+              <w:t>MA (</w:t>
+            </w:r>
+            <w:proofErr w:type="spellStart"/>
+            <w:r>
+              <w:rPr>
+                <w:rFonts w:ascii="Source Sans Pro" w:hAnsi="Source Sans Pro"/>
+                <w:sz w:val="20"/>
+                <w:szCs w:val="20"/>
+              </w:rPr>
+              <w:t>SocSci</w:t>
+            </w:r>
+            <w:proofErr w:type="spellEnd"/>
+            <w:r>
+              <w:rPr>
+                <w:rFonts w:ascii="Source Sans Pro" w:hAnsi="Source Sans Pro"/>
+                <w:sz w:val="20"/>
+                <w:szCs w:val="20"/>
+              </w:rPr>
+              <w:t>) in Psychology (1</w:t>
             </w:r>
             <w:r>
               <w:rPr>
@@ -936,7 +954,25 @@
                 <w:sz w:val="20"/>
                 <w:szCs w:val="20"/>
               </w:rPr>
-              <w:t xml:space="preserve">Supervised by Dr Joanna Wincenciak. </w:t>
+              <w:t xml:space="preserve">Supervised by Dr Joanna </w:t>
+            </w:r>
+            <w:proofErr w:type="spellStart"/>
+            <w:r>
+              <w:rPr>
+                <w:rFonts w:ascii="Source Sans Pro" w:hAnsi="Source Sans Pro"/>
+                <w:sz w:val="20"/>
+                <w:szCs w:val="20"/>
+              </w:rPr>
+              <w:t>Wincenciak</w:t>
+            </w:r>
+            <w:proofErr w:type="spellEnd"/>
+            <w:r>
+              <w:rPr>
+                <w:rFonts w:ascii="Source Sans Pro" w:hAnsi="Source Sans Pro"/>
+                <w:sz w:val="20"/>
+                <w:szCs w:val="20"/>
+              </w:rPr>
+              <w:t xml:space="preserve">. </w:t>
             </w:r>
             <w:r>
               <w:rPr>
@@ -1258,7 +1294,7 @@
           <w:szCs w:val="20"/>
           <w:lang w:eastAsia="en-GB"/>
         </w:rPr>
-        <w:t xml:space="preserve">(2021). </w:t>
+        <w:t>(202</w:t>
       </w:r>
       <w:r>
         <w:rPr>
@@ -1268,7 +1304,96 @@
           <w:szCs w:val="20"/>
           <w:lang w:eastAsia="en-GB"/>
         </w:rPr>
-        <w:t xml:space="preserve">Brief Report: Investigating the Motivations and Autistic Traits of Video Gamers. J Autism Dev Disord. </w:t>
+        <w:t>2</w:t>
+      </w:r>
+      <w:r>
+        <w:rPr>
+          <w:rFonts w:ascii="Source Sans Pro" w:eastAsia="Times New Roman" w:hAnsi="Source Sans Pro" w:cstheme="minorHAnsi"/>
+          <w:b w:val="0"/>
+          <w:sz w:val="20"/>
+          <w:szCs w:val="20"/>
+          <w:lang w:eastAsia="en-GB"/>
+        </w:rPr>
+        <w:t xml:space="preserve">). </w:t>
+      </w:r>
+      <w:r>
+        <w:rPr>
+          <w:rFonts w:ascii="Source Sans Pro" w:eastAsia="Times New Roman" w:hAnsi="Source Sans Pro" w:cstheme="minorHAnsi"/>
+          <w:b w:val="0"/>
+          <w:sz w:val="20"/>
+          <w:szCs w:val="20"/>
+          <w:lang w:eastAsia="en-GB"/>
+        </w:rPr>
+        <w:t>Brief Report: Investigating the Motivations and Autistic Traits of Video Gamers.</w:t>
+      </w:r>
+      <w:r>
+        <w:t xml:space="preserve"> </w:t>
+      </w:r>
+      <w:r>
+        <w:rPr>
+          <w:rFonts w:ascii="Source Sans Pro" w:eastAsia="Times New Roman" w:hAnsi="Source Sans Pro" w:cstheme="minorHAnsi"/>
+          <w:b w:val="0"/>
+          <w:i/>
+          <w:iCs/>
+          <w:sz w:val="20"/>
+          <w:szCs w:val="20"/>
+          <w:lang w:eastAsia="en-GB"/>
+        </w:rPr>
+        <w:t xml:space="preserve">J Autism Dev </w:t>
+      </w:r>
+      <w:proofErr w:type="spellStart"/>
+      <w:r>
+        <w:rPr>
+          <w:rFonts w:ascii="Source Sans Pro" w:eastAsia="Times New Roman" w:hAnsi="Source Sans Pro" w:cstheme="minorHAnsi"/>
+          <w:b w:val="0"/>
+          <w:i/>
+          <w:iCs/>
+          <w:sz w:val="20"/>
+          <w:szCs w:val="20"/>
+          <w:lang w:eastAsia="en-GB"/>
+        </w:rPr>
+        <w:t>Disord</w:t>
+      </w:r>
+      <w:proofErr w:type="spellEnd"/>
+      <w:r>
+        <w:rPr>
+          <w:rFonts w:ascii="Source Sans Pro" w:eastAsia="Times New Roman" w:hAnsi="Source Sans Pro" w:cstheme="minorHAnsi"/>
+          <w:b w:val="0"/>
+          <w:sz w:val="20"/>
+          <w:szCs w:val="20"/>
+          <w:lang w:eastAsia="en-GB"/>
+        </w:rPr>
+        <w:t xml:space="preserve"> 52, </w:t>
+      </w:r>
+      <w:r>
+        <w:rPr>
+          <w:rFonts w:ascii="Source Sans Pro" w:eastAsia="Times New Roman" w:hAnsi="Source Sans Pro" w:cstheme="minorHAnsi"/>
+          <w:b w:val="0"/>
+          <w:sz w:val="20"/>
+          <w:szCs w:val="20"/>
+          <w:lang w:eastAsia="en-GB"/>
+        </w:rPr>
+        <w:t xml:space="preserve">pp </w:t>
+      </w:r>
+      <w:r>
+        <w:rPr>
+          <w:rFonts w:ascii="Source Sans Pro" w:eastAsia="Times New Roman" w:hAnsi="Source Sans Pro" w:cstheme="minorHAnsi"/>
+          <w:b w:val="0"/>
+          <w:sz w:val="20"/>
+          <w:szCs w:val="20"/>
+          <w:lang w:eastAsia="en-GB"/>
+        </w:rPr>
+        <w:t xml:space="preserve">1403–1407 </w:t>
+      </w:r>
+      <w:r>
+        <w:rPr>
+          <w:rFonts w:ascii="Source Sans Pro" w:eastAsia="Times New Roman" w:hAnsi="Source Sans Pro" w:cstheme="minorHAnsi"/>
+          <w:b w:val="0"/>
+          <w:sz w:val="20"/>
+          <w:szCs w:val="20"/>
+          <w:lang w:eastAsia="en-GB"/>
+        </w:rPr>
+        <w:t xml:space="preserve"> </w:t>
       </w:r>
       <w:hyperlink r:id="rId11" w:history="1">
         <w:r>
@@ -1322,7 +1447,27 @@
           <w:szCs w:val="20"/>
           <w:lang w:eastAsia="en-GB"/>
         </w:rPr>
-        <w:t>, Latkovskis, I., Failes, J., Kirkwood, N., &amp; McDonnell, N. (2022, January 11). Virtual Reality (VR) Multi-User Lab for Immersive Teaching.</w:t>
+        <w:t xml:space="preserve">, </w:t>
+      </w:r>
+      <w:proofErr w:type="spellStart"/>
+      <w:r>
+        <w:rPr>
+          <w:rFonts w:ascii="Source Sans Pro" w:hAnsi="Source Sans Pro"/>
+          <w:sz w:val="20"/>
+          <w:szCs w:val="20"/>
+          <w:lang w:eastAsia="en-GB"/>
+        </w:rPr>
+        <w:t>Latkovskis</w:t>
+      </w:r>
+      <w:proofErr w:type="spellEnd"/>
+      <w:r>
+        <w:rPr>
+          <w:rFonts w:ascii="Source Sans Pro" w:hAnsi="Source Sans Pro"/>
+          <w:sz w:val="20"/>
+          <w:szCs w:val="20"/>
+          <w:lang w:eastAsia="en-GB"/>
+        </w:rPr>
+        <w:t>, I., Failes, J., Kirkwood, N., &amp; McDonnell, N. (2022, January 11). Virtual Reality (VR) Multi-User Lab for Immersive Teaching.</w:t>
       </w:r>
       <w:r>
         <w:rPr>
@@ -1393,7 +1538,45 @@
           <w:szCs w:val="20"/>
           <w:lang w:eastAsia="en-GB"/>
         </w:rPr>
-        <w:t xml:space="preserve">, &amp; Simmons, D. (2021, May 2). Using HMD Virtual Reality to investigate individual differences in visual processing styles. </w:t>
+        <w:t xml:space="preserve">, &amp; Simmons, D. (2021). </w:t>
+      </w:r>
+      <w:r>
+        <w:rPr>
+          <w:rFonts w:ascii="Source Sans Pro" w:hAnsi="Source Sans Pro"/>
+          <w:sz w:val="20"/>
+          <w:szCs w:val="20"/>
+          <w:lang w:eastAsia="en-GB"/>
+        </w:rPr>
+        <w:t>Exploratory study on the use of HMD virtual reality to investigate individual differences in visual processing styles</w:t>
+      </w:r>
+      <w:r>
+        <w:rPr>
+          <w:rFonts w:ascii="Source Sans Pro" w:hAnsi="Source Sans Pro"/>
+          <w:sz w:val="20"/>
+          <w:szCs w:val="20"/>
+          <w:lang w:eastAsia="en-GB"/>
+        </w:rPr>
+        <w:t xml:space="preserve">. </w:t>
+      </w:r>
+      <w:r>
+        <w:rPr>
+          <w:rFonts w:ascii="Source Sans Pro" w:hAnsi="Source Sans Pro"/>
+          <w:i/>
+          <w:iCs/>
+          <w:sz w:val="20"/>
+          <w:szCs w:val="20"/>
+          <w:lang w:eastAsia="en-GB"/>
+        </w:rPr>
+        <w:t>Journal of Enabling Technologies</w:t>
+      </w:r>
+      <w:r>
+        <w:rPr>
+          <w:rFonts w:ascii="Source Sans Pro" w:hAnsi="Source Sans Pro"/>
+          <w:sz w:val="20"/>
+          <w:szCs w:val="20"/>
+          <w:lang w:eastAsia="en-GB"/>
+        </w:rPr>
+        <w:t xml:space="preserve">, 16, pp. 48-69. </w:t>
       </w:r>
       <w:hyperlink r:id="rId13" w:history="1">
         <w:r>
@@ -1404,7 +1587,7 @@
             <w:szCs w:val="20"/>
             <w:lang w:eastAsia="en-GB"/>
           </w:rPr>
-          <w:t>https://doi.org/10.31234/osf.io/g7d9c</w:t>
+          <w:t>https://doi.org/10.1108/JET-06-2021-0028</w:t>
         </w:r>
       </w:hyperlink>
       <w:r>
@@ -2591,13 +2774,23 @@
                 <w:szCs w:val="20"/>
               </w:rPr>
             </w:pPr>
-            <w:r>
-              <w:rPr>
-                <w:rFonts w:ascii="Source Sans Pro" w:hAnsi="Source Sans Pro"/>
-                <w:sz w:val="20"/>
-                <w:szCs w:val="20"/>
-              </w:rPr>
-              <w:t>Creatovators CIC</w:t>
+            <w:proofErr w:type="spellStart"/>
+            <w:r>
+              <w:rPr>
+                <w:rFonts w:ascii="Source Sans Pro" w:hAnsi="Source Sans Pro"/>
+                <w:sz w:val="20"/>
+                <w:szCs w:val="20"/>
+              </w:rPr>
+              <w:t>Creatovators</w:t>
+            </w:r>
+            <w:proofErr w:type="spellEnd"/>
+            <w:r>
+              <w:rPr>
+                <w:rFonts w:ascii="Source Sans Pro" w:hAnsi="Source Sans Pro"/>
+                <w:sz w:val="20"/>
+                <w:szCs w:val="20"/>
+              </w:rPr>
+              <w:t xml:space="preserve"> CIC</w:t>
             </w:r>
           </w:p>
         </w:tc>
@@ -2713,15 +2906,7 @@
                 <w:sz w:val="20"/>
                 <w:szCs w:val="20"/>
               </w:rPr>
-              <w:t>p</w:t>
-            </w:r>
-            <w:r>
-              <w:rPr>
-                <w:rFonts w:ascii="Source Sans Pro" w:hAnsi="Source Sans Pro"/>
-                <w:sz w:val="20"/>
-                <w:szCs w:val="20"/>
-              </w:rPr>
-              <w:t>resent</w:t>
+              <w:t>2021</w:t>
             </w:r>
           </w:p>
         </w:tc>
@@ -3867,10 +4052,10 @@
       </w:rPr>
     </w:lvl>
   </w:abstractNum>
-  <w:num w:numId="1">
+  <w:num w:numId="1" w16cid:durableId="220989245">
     <w:abstractNumId w:val="0"/>
   </w:num>
-  <w:num w:numId="2">
+  <w:num w:numId="2" w16cid:durableId="1188257858">
     <w:abstractNumId w:val="1"/>
   </w:num>
 </w:numbering>
@@ -4781,6 +4966,12 @@
 </file>
 
 <file path=customXml/item1.xml><?xml version="1.0" encoding="utf-8"?>
+<p:properties xmlns:p="http://schemas.microsoft.com/office/2006/metadata/properties" xmlns:xsi="http://www.w3.org/2001/XMLSchema-instance" xmlns:pc="http://schemas.microsoft.com/office/infopath/2007/PartnerControls">
+  <documentManagement/>
+</p:properties>
+</file>
+
+<file path=customXml/item2.xml><?xml version="1.0" encoding="utf-8"?>
 <?mso-contentType ?>
 <FormTemplates xmlns="http://schemas.microsoft.com/sharepoint/v3/contenttype/forms">
   <Display>DocumentLibraryForm</Display>
@@ -4789,11 +4980,11 @@
 </FormTemplates>
 </file>
 
-<file path=customXml/item2.xml><?xml version="1.0" encoding="utf-8"?>
+<file path=customXml/item3.xml><?xml version="1.0" encoding="utf-8"?>
 <b:Sources xmlns:b="http://schemas.openxmlformats.org/officeDocument/2006/bibliography" xmlns="http://schemas.openxmlformats.org/officeDocument/2006/bibliography" SelectedStyle="\APASixthEditionOfficeOnline.xsl" StyleName="APA" Version="6"/>
 </file>
 
-<file path=customXml/item3.xml><?xml version="1.0" encoding="utf-8"?>
+<file path=customXml/item4.xml><?xml version="1.0" encoding="utf-8"?>
 <ct:contentTypeSchema xmlns:ct="http://schemas.microsoft.com/office/2006/metadata/contentType" xmlns:ma="http://schemas.microsoft.com/office/2006/metadata/properties/metaAttributes" ct:_="" ma:_="" ma:contentTypeName="Document" ma:contentTypeID="0x0101004E0AC046D158EE4DB937DA9A56D27D1C" ma:contentTypeVersion="10" ma:contentTypeDescription="Create a new document." ma:contentTypeScope="" ma:versionID="f1b105e6b9cff91feb409560dbf6f7aa">
   <xsd:schema xmlns:xsd="http://www.w3.org/2001/XMLSchema" xmlns:xs="http://www.w3.org/2001/XMLSchema" xmlns:p="http://schemas.microsoft.com/office/2006/metadata/properties" xmlns:ns3="b24ac480-a0b1-4388-a6cd-cfb001cdf6c7" xmlns:ns4="e7d8f92c-3952-4b7d-acc4-88cf8f2f7888" targetNamespace="http://schemas.microsoft.com/office/2006/metadata/properties" ma:root="true" ma:fieldsID="8ce9a1263d385fff90f75fc0f277280b" ns3:_="" ns4:_="">
     <xsd:import namespace="b24ac480-a0b1-4388-a6cd-cfb001cdf6c7"/>
@@ -4996,13 +5187,16 @@
 </ct:contentTypeSchema>
 </file>
 
-<file path=customXml/item4.xml><?xml version="1.0" encoding="utf-8"?>
-<p:properties xmlns:p="http://schemas.microsoft.com/office/2006/metadata/properties" xmlns:xsi="http://www.w3.org/2001/XMLSchema-instance" xmlns:pc="http://schemas.microsoft.com/office/infopath/2007/PartnerControls">
-  <documentManagement/>
-</p:properties>
+<file path=customXml/itemProps1.xml><?xml version="1.0" encoding="utf-8"?>
+<ds:datastoreItem xmlns:ds="http://schemas.openxmlformats.org/officeDocument/2006/customXml" ds:itemID="{DD97F3C8-62EE-4BC5-A92B-F4DA5CE92DF8}">
+  <ds:schemaRefs>
+    <ds:schemaRef ds:uri="http://schemas.microsoft.com/office/2006/metadata/properties"/>
+    <ds:schemaRef ds:uri="http://schemas.microsoft.com/office/infopath/2007/PartnerControls"/>
+  </ds:schemaRefs>
+</ds:datastoreItem>
 </file>
 
-<file path=customXml/itemProps1.xml><?xml version="1.0" encoding="utf-8"?>
+<file path=customXml/itemProps2.xml><?xml version="1.0" encoding="utf-8"?>
 <ds:datastoreItem xmlns:ds="http://schemas.openxmlformats.org/officeDocument/2006/customXml" ds:itemID="{4C53A478-4862-4699-9810-166E8FEE5B0D}">
   <ds:schemaRefs>
     <ds:schemaRef ds:uri="http://schemas.microsoft.com/sharepoint/v3/contenttype/forms"/>
@@ -5010,7 +5204,7 @@
 </ds:datastoreItem>
 </file>
 
-<file path=customXml/itemProps2.xml><?xml version="1.0" encoding="utf-8"?>
+<file path=customXml/itemProps3.xml><?xml version="1.0" encoding="utf-8"?>
 <ds:datastoreItem xmlns:ds="http://schemas.openxmlformats.org/officeDocument/2006/customXml" ds:itemID="{A9BA2174-033C-45ED-94FB-74A1FBFA3035}">
   <ds:schemaRefs>
     <ds:schemaRef ds:uri="http://schemas.openxmlformats.org/officeDocument/2006/bibliography"/>
@@ -5018,7 +5212,7 @@
 </ds:datastoreItem>
 </file>
 
-<file path=customXml/itemProps3.xml><?xml version="1.0" encoding="utf-8"?>
+<file path=customXml/itemProps4.xml><?xml version="1.0" encoding="utf-8"?>
 <ds:datastoreItem xmlns:ds="http://schemas.openxmlformats.org/officeDocument/2006/customXml" ds:itemID="{11E413AD-A691-4C16-BEE5-5C367C5D236C}">
   <ds:schemaRefs>
     <ds:schemaRef ds:uri="http://schemas.microsoft.com/office/2006/metadata/contentType"/>
@@ -5035,13 +5229,4 @@
     <ds:schemaRef ds:uri="http://schemas.microsoft.com/internal/obd"/>
   </ds:schemaRefs>
 </ds:datastoreItem>
-</file>
-
-<file path=customXml/itemProps4.xml><?xml version="1.0" encoding="utf-8"?>
-<ds:datastoreItem xmlns:ds="http://schemas.openxmlformats.org/officeDocument/2006/customXml" ds:itemID="{DD97F3C8-62EE-4BC5-A92B-F4DA5CE92DF8}">
-  <ds:schemaRefs>
-    <ds:schemaRef ds:uri="http://schemas.microsoft.com/office/2006/metadata/properties"/>
-    <ds:schemaRef ds:uri="http://schemas.microsoft.com/office/infopath/2007/PartnerControls"/>
-  </ds:schemaRefs>
-</ds:datastoreItem>
 </file>
--- a/files/cv.docx
+++ b/files/cv.docx
@@ -1,16 +1,15 @@
 
 <file path=word/document.xml><?xml version="1.0" encoding="utf-8"?>
-<w:document xmlns:wpc="http://schemas.microsoft.com/office/word/2010/wordprocessingCanvas" xmlns:cx="http://schemas.microsoft.com/office/drawing/2014/chartex" xmlns:cx1="http://schemas.microsoft.com/office/drawing/2015/9/8/chartex" xmlns:cx2="http://schemas.microsoft.com/office/drawing/2015/10/21/chartex" xmlns:cx3="http://schemas.microsoft.com/office/drawing/2016/5/9/chartex" xmlns:cx4="http://schemas.microsoft.com/office/drawing/2016/5/10/chartex" xmlns:cx5="http://schemas.microsoft.com/office/drawing/2016/5/11/chartex" xmlns:cx6="http://schemas.microsoft.com/office/drawing/2016/5/12/chartex" xmlns:cx7="http://schemas.microsoft.com/office/drawing/2016/5/13/chartex" xmlns:cx8="http://schemas.microsoft.com/office/drawing/2016/5/14/chartex" xmlns:mc="http://schemas.openxmlformats.org/markup-compatibility/2006" xmlns:aink="http://schemas.microsoft.com/office/drawing/2016/ink" xmlns:am3d="http://schemas.microsoft.com/office/drawing/2017/model3d" xmlns:o="urn:schemas-microsoft-com:office:office" xmlns:r="http://schemas.openxmlformats.org/officeDocument/2006/relationships" xmlns:m="http://schemas.openxmlformats.org/officeDocument/2006/math" xmlns:v="urn:schemas-microsoft-com:vml" xmlns:wp14="http://schemas.microsoft.com/office/word/2010/wordprocessingDrawing" xmlns:wp="http://schemas.openxmlformats.org/drawingml/2006/wordprocessingDrawing" xmlns:w10="urn:schemas-microsoft-com:office:word" xmlns:w="http://schemas.openxmlformats.org/wordprocessingml/2006/main" xmlns:w14="http://schemas.microsoft.com/office/word/2010/wordml" xmlns:w15="http://schemas.microsoft.com/office/word/2012/wordml" xmlns:w16cex="http://schemas.microsoft.com/office/word/2018/wordml/cex" xmlns:w16cid="http://schemas.microsoft.com/office/word/2016/wordml/cid" xmlns:w16="http://schemas.microsoft.com/office/word/2018/wordml" xmlns:w16sdtdh="http://schemas.microsoft.com/office/word/2020/wordml/sdtdatahash" xmlns:w16se="http://schemas.microsoft.com/office/word/2015/wordml/symex" xmlns:wpg="http://schemas.microsoft.com/office/word/2010/wordprocessingGroup" xmlns:wpi="http://schemas.microsoft.com/office/word/2010/wordprocessingInk" xmlns:wne="http://schemas.microsoft.com/office/word/2006/wordml" xmlns:wps="http://schemas.microsoft.com/office/word/2010/wordprocessingShape" mc:Ignorable="w14 w15 w16se w16cid w16 w16cex w16sdtdh wp14">
+<w:document xmlns:wpc="http://schemas.microsoft.com/office/word/2010/wordprocessingCanvas" xmlns:cx="http://schemas.microsoft.com/office/drawing/2014/chartex" xmlns:cx1="http://schemas.microsoft.com/office/drawing/2015/9/8/chartex" xmlns:cx2="http://schemas.microsoft.com/office/drawing/2015/10/21/chartex" xmlns:cx3="http://schemas.microsoft.com/office/drawing/2016/5/9/chartex" xmlns:cx4="http://schemas.microsoft.com/office/drawing/2016/5/10/chartex" xmlns:cx5="http://schemas.microsoft.com/office/drawing/2016/5/11/chartex" xmlns:cx6="http://schemas.microsoft.com/office/drawing/2016/5/12/chartex" xmlns:cx7="http://schemas.microsoft.com/office/drawing/2016/5/13/chartex" xmlns:cx8="http://schemas.microsoft.com/office/drawing/2016/5/14/chartex" xmlns:mc="http://schemas.openxmlformats.org/markup-compatibility/2006" xmlns:aink="http://schemas.microsoft.com/office/drawing/2016/ink" xmlns:am3d="http://schemas.microsoft.com/office/drawing/2017/model3d" xmlns:o="urn:schemas-microsoft-com:office:office" xmlns:oel="http://schemas.microsoft.com/office/2019/extlst" xmlns:r="http://schemas.openxmlformats.org/officeDocument/2006/relationships" xmlns:m="http://schemas.openxmlformats.org/officeDocument/2006/math" xmlns:v="urn:schemas-microsoft-com:vml" xmlns:wp14="http://schemas.microsoft.com/office/word/2010/wordprocessingDrawing" xmlns:wp="http://schemas.openxmlformats.org/drawingml/2006/wordprocessingDrawing" xmlns:w10="urn:schemas-microsoft-com:office:word" xmlns:w="http://schemas.openxmlformats.org/wordprocessingml/2006/main" xmlns:w14="http://schemas.microsoft.com/office/word/2010/wordml" xmlns:w15="http://schemas.microsoft.com/office/word/2012/wordml" xmlns:w16cex="http://schemas.microsoft.com/office/word/2018/wordml/cex" xmlns:w16cid="http://schemas.microsoft.com/office/word/2016/wordml/cid" xmlns:w16="http://schemas.microsoft.com/office/word/2018/wordml" xmlns:w16sdtdh="http://schemas.microsoft.com/office/word/2020/wordml/sdtdatahash" xmlns:w16se="http://schemas.microsoft.com/office/word/2015/wordml/symex" xmlns:wpg="http://schemas.microsoft.com/office/word/2010/wordprocessingGroup" xmlns:wpi="http://schemas.microsoft.com/office/word/2010/wordprocessingInk" xmlns:wne="http://schemas.microsoft.com/office/word/2006/wordml" xmlns:wps="http://schemas.microsoft.com/office/word/2010/wordprocessingShape" mc:Ignorable="w14 w15 w16se w16cid w16 w16cex w16sdtdh wp14">
   <w:body>
     <w:p>
       <w:pPr>
+        <w:spacing w:line="240" w:lineRule="auto"/>
         <w:jc w:val="center"/>
         <w:rPr>
           <w:rFonts w:ascii="Source Sans Pro" w:hAnsi="Source Sans Pro"/>
           <w:b/>
           <w:bCs/>
-          <w:sz w:val="20"/>
-          <w:szCs w:val="20"/>
         </w:rPr>
       </w:pPr>
       <w:r>
@@ -18,8 +17,6 @@
           <w:rFonts w:ascii="Source Sans Pro" w:hAnsi="Source Sans Pro"/>
           <w:b/>
           <w:bCs/>
-          <w:sz w:val="20"/>
-          <w:szCs w:val="20"/>
         </w:rPr>
         <w:t>Elliot Millington</w:t>
       </w:r>
@@ -28,32 +25,24 @@
           <w:rFonts w:ascii="Source Sans Pro" w:hAnsi="Source Sans Pro"/>
           <w:b/>
           <w:bCs/>
-          <w:sz w:val="20"/>
-          <w:szCs w:val="20"/>
         </w:rPr>
         <w:br/>
       </w:r>
       <w:r>
         <w:rPr>
           <w:rFonts w:ascii="Source Sans Pro" w:hAnsi="Source Sans Pro"/>
-          <w:sz w:val="20"/>
-          <w:szCs w:val="20"/>
         </w:rPr>
         <w:t xml:space="preserve">07780 359977 </w:t>
       </w:r>
       <w:r>
         <w:rPr>
           <w:rFonts w:ascii="Source Sans Pro" w:hAnsi="Source Sans Pro"/>
-          <w:sz w:val="20"/>
-          <w:szCs w:val="20"/>
         </w:rPr>
         <w:br/>
       </w:r>
       <w:r>
         <w:rPr>
           <w:rFonts w:ascii="Source Sans Pro" w:hAnsi="Source Sans Pro"/>
-          <w:sz w:val="20"/>
-          <w:szCs w:val="20"/>
         </w:rPr>
         <w:t>e.millington.1@research.gla.ac.uk</w:t>
       </w:r>
@@ -61,17 +50,18 @@
     <w:p>
       <w:pPr>
         <w:pStyle w:val="Heading1"/>
-        <w:rPr>
-          <w:rFonts w:ascii="Source Sans Pro" w:hAnsi="Source Sans Pro"/>
-          <w:sz w:val="20"/>
-          <w:szCs w:val="20"/>
+        <w:spacing w:line="240" w:lineRule="auto"/>
+        <w:rPr>
+          <w:rFonts w:ascii="Source Sans Pro" w:hAnsi="Source Sans Pro"/>
+          <w:sz w:val="22"/>
+          <w:szCs w:val="22"/>
         </w:rPr>
       </w:pPr>
       <w:r>
         <w:rPr>
           <w:rFonts w:ascii="Source Sans Pro" w:hAnsi="Source Sans Pro"/>
-          <w:sz w:val="20"/>
-          <w:szCs w:val="20"/>
+          <w:sz w:val="22"/>
+          <w:szCs w:val="22"/>
         </w:rPr>
         <w:t>Education</w:t>
       </w:r>
@@ -92,7 +82,7 @@
         <w:tblLook w:val="04A0" w:firstRow="1" w:lastRow="0" w:firstColumn="1" w:lastColumn="0" w:noHBand="0" w:noVBand="1"/>
       </w:tblPr>
       <w:tblGrid>
-        <w:gridCol w:w="1531"/>
+        <w:gridCol w:w="1588"/>
         <w:gridCol w:w="7485"/>
       </w:tblGrid>
       <w:tr>
@@ -104,31 +94,23 @@
             <w:pPr>
               <w:rPr>
                 <w:rFonts w:ascii="Source Sans Pro" w:hAnsi="Source Sans Pro"/>
-                <w:sz w:val="20"/>
-                <w:szCs w:val="20"/>
-              </w:rPr>
-            </w:pPr>
-            <w:r>
-              <w:rPr>
-                <w:rFonts w:ascii="Source Sans Pro" w:hAnsi="Source Sans Pro"/>
-                <w:sz w:val="20"/>
-                <w:szCs w:val="20"/>
+              </w:rPr>
+            </w:pPr>
+            <w:r>
+              <w:rPr>
+                <w:rFonts w:ascii="Source Sans Pro" w:hAnsi="Source Sans Pro"/>
               </w:rPr>
               <w:t xml:space="preserve">2020 </w:t>
             </w:r>
             <w:r>
               <w:rPr>
                 <w:rFonts w:ascii="Source Sans Pro" w:hAnsi="Source Sans Pro"/>
-                <w:sz w:val="20"/>
-                <w:szCs w:val="20"/>
               </w:rPr>
               <w:t>–</w:t>
             </w:r>
             <w:r>
               <w:rPr>
                 <w:rFonts w:ascii="Source Sans Pro" w:hAnsi="Source Sans Pro"/>
-                <w:sz w:val="20"/>
-                <w:szCs w:val="20"/>
               </w:rPr>
               <w:t xml:space="preserve"> 2023</w:t>
             </w:r>
@@ -142,15 +124,11 @@
             <w:pPr>
               <w:rPr>
                 <w:rFonts w:ascii="Source Sans Pro" w:hAnsi="Source Sans Pro"/>
-                <w:sz w:val="20"/>
-                <w:szCs w:val="20"/>
-              </w:rPr>
-            </w:pPr>
-            <w:r>
-              <w:rPr>
-                <w:rFonts w:ascii="Source Sans Pro" w:hAnsi="Source Sans Pro"/>
-                <w:sz w:val="20"/>
-                <w:szCs w:val="20"/>
+              </w:rPr>
+            </w:pPr>
+            <w:r>
+              <w:rPr>
+                <w:rFonts w:ascii="Source Sans Pro" w:hAnsi="Source Sans Pro"/>
               </w:rPr>
               <w:t>University of Glasgow</w:t>
             </w:r>
@@ -159,15 +137,11 @@
             <w:pPr>
               <w:rPr>
                 <w:rFonts w:ascii="Source Sans Pro" w:hAnsi="Source Sans Pro"/>
-                <w:sz w:val="20"/>
-                <w:szCs w:val="20"/>
-              </w:rPr>
-            </w:pPr>
-            <w:r>
-              <w:rPr>
-                <w:rFonts w:ascii="Source Sans Pro" w:hAnsi="Source Sans Pro"/>
-                <w:sz w:val="20"/>
-                <w:szCs w:val="20"/>
+              </w:rPr>
+            </w:pPr>
+            <w:r>
+              <w:rPr>
+                <w:rFonts w:ascii="Source Sans Pro" w:hAnsi="Source Sans Pro"/>
               </w:rPr>
               <w:t>PhD in Psychology</w:t>
             </w:r>
@@ -176,15 +150,11 @@
             <w:pPr>
               <w:rPr>
                 <w:rFonts w:ascii="Source Sans Pro" w:hAnsi="Source Sans Pro"/>
-                <w:sz w:val="20"/>
-                <w:szCs w:val="20"/>
-              </w:rPr>
-            </w:pPr>
-            <w:r>
-              <w:rPr>
-                <w:rFonts w:ascii="Source Sans Pro" w:hAnsi="Source Sans Pro"/>
-                <w:sz w:val="20"/>
-                <w:szCs w:val="20"/>
+              </w:rPr>
+            </w:pPr>
+            <w:r>
+              <w:rPr>
+                <w:rFonts w:ascii="Source Sans Pro" w:hAnsi="Source Sans Pro"/>
               </w:rPr>
               <w:t>Thesis Title: Sensorily Stressed: Using Virtual Reality Technology to Examine the Relationship between Sensory Sensitivities and Anxiety</w:t>
             </w:r>
@@ -193,15 +163,11 @@
             <w:pPr>
               <w:rPr>
                 <w:rFonts w:ascii="Source Sans Pro" w:hAnsi="Source Sans Pro"/>
-                <w:sz w:val="20"/>
-                <w:szCs w:val="20"/>
-              </w:rPr>
-            </w:pPr>
-            <w:r>
-              <w:rPr>
-                <w:rFonts w:ascii="Source Sans Pro" w:hAnsi="Source Sans Pro"/>
-                <w:sz w:val="20"/>
-                <w:szCs w:val="20"/>
+              </w:rPr>
+            </w:pPr>
+            <w:r>
+              <w:rPr>
+                <w:rFonts w:ascii="Source Sans Pro" w:hAnsi="Source Sans Pro"/>
               </w:rPr>
               <w:t>Supervisor: Dr David Simmons &amp; Dr Neil McDonnell</w:t>
             </w:r>
@@ -217,8 +183,6 @@
             <w:pPr>
               <w:rPr>
                 <w:rFonts w:ascii="Source Sans Pro" w:hAnsi="Source Sans Pro"/>
-                <w:sz w:val="20"/>
-                <w:szCs w:val="20"/>
               </w:rPr>
             </w:pPr>
           </w:p>
@@ -231,8 +195,6 @@
             <w:pPr>
               <w:rPr>
                 <w:rFonts w:ascii="Source Sans Pro" w:hAnsi="Source Sans Pro"/>
-                <w:sz w:val="20"/>
-                <w:szCs w:val="20"/>
               </w:rPr>
             </w:pPr>
           </w:p>
@@ -247,39 +209,23 @@
             <w:pPr>
               <w:rPr>
                 <w:rFonts w:ascii="Source Sans Pro" w:hAnsi="Source Sans Pro"/>
-                <w:sz w:val="20"/>
-                <w:szCs w:val="20"/>
-              </w:rPr>
-            </w:pPr>
-            <w:r>
-              <w:rPr>
-                <w:rFonts w:ascii="Source Sans Pro" w:hAnsi="Source Sans Pro"/>
-                <w:sz w:val="20"/>
-                <w:szCs w:val="20"/>
+              </w:rPr>
+            </w:pPr>
+            <w:r>
+              <w:rPr>
+                <w:rFonts w:ascii="Source Sans Pro" w:hAnsi="Source Sans Pro"/>
               </w:rPr>
               <w:t xml:space="preserve">2019 </w:t>
             </w:r>
             <w:r>
               <w:rPr>
                 <w:rFonts w:ascii="Source Sans Pro" w:hAnsi="Source Sans Pro"/>
-                <w:sz w:val="20"/>
-                <w:szCs w:val="20"/>
-              </w:rPr>
-              <w:t>–</w:t>
-            </w:r>
-            <w:r>
-              <w:rPr>
-                <w:rFonts w:ascii="Source Sans Pro" w:hAnsi="Source Sans Pro"/>
-                <w:sz w:val="20"/>
-                <w:szCs w:val="20"/>
-              </w:rPr>
-              <w:t xml:space="preserve"> </w:t>
-            </w:r>
-            <w:r>
-              <w:rPr>
-                <w:rFonts w:ascii="Source Sans Pro" w:hAnsi="Source Sans Pro"/>
-                <w:sz w:val="20"/>
-                <w:szCs w:val="20"/>
+              </w:rPr>
+              <w:t xml:space="preserve">– </w:t>
+            </w:r>
+            <w:r>
+              <w:rPr>
+                <w:rFonts w:ascii="Source Sans Pro" w:hAnsi="Source Sans Pro"/>
               </w:rPr>
               <w:t>2020</w:t>
             </w:r>
@@ -293,15 +239,11 @@
             <w:pPr>
               <w:rPr>
                 <w:rFonts w:ascii="Source Sans Pro" w:hAnsi="Source Sans Pro"/>
-                <w:sz w:val="20"/>
-                <w:szCs w:val="20"/>
-              </w:rPr>
-            </w:pPr>
-            <w:r>
-              <w:rPr>
-                <w:rFonts w:ascii="Source Sans Pro" w:hAnsi="Source Sans Pro"/>
-                <w:sz w:val="20"/>
-                <w:szCs w:val="20"/>
+              </w:rPr>
+            </w:pPr>
+            <w:r>
+              <w:rPr>
+                <w:rFonts w:ascii="Source Sans Pro" w:hAnsi="Source Sans Pro"/>
               </w:rPr>
               <w:t>University of Glasgow</w:t>
             </w:r>
@@ -319,8 +261,6 @@
                 <w:rFonts w:ascii="Source Sans Pro" w:hAnsi="Source Sans Pro"/>
                 <w:b/>
                 <w:bCs/>
-                <w:sz w:val="20"/>
-                <w:szCs w:val="20"/>
               </w:rPr>
             </w:pPr>
           </w:p>
@@ -333,23 +273,17 @@
             <w:pPr>
               <w:rPr>
                 <w:rFonts w:ascii="Source Sans Pro" w:hAnsi="Source Sans Pro"/>
-                <w:sz w:val="20"/>
-                <w:szCs w:val="20"/>
-              </w:rPr>
-            </w:pPr>
-            <w:r>
-              <w:rPr>
-                <w:rFonts w:ascii="Source Sans Pro" w:hAnsi="Source Sans Pro"/>
-                <w:sz w:val="20"/>
-                <w:szCs w:val="20"/>
+              </w:rPr>
+            </w:pPr>
+            <w:r>
+              <w:rPr>
+                <w:rFonts w:ascii="Source Sans Pro" w:hAnsi="Source Sans Pro"/>
               </w:rPr>
               <w:t>MSc in Research Methods of Psychological Science</w:t>
             </w:r>
             <w:r>
               <w:rPr>
                 <w:rFonts w:ascii="Source Sans Pro" w:hAnsi="Source Sans Pro"/>
-                <w:sz w:val="20"/>
-                <w:szCs w:val="20"/>
               </w:rPr>
               <w:t xml:space="preserve"> (Distinction)</w:t>
             </w:r>
@@ -367,8 +301,6 @@
                 <w:rFonts w:ascii="Source Sans Pro" w:hAnsi="Source Sans Pro"/>
                 <w:b/>
                 <w:bCs/>
-                <w:sz w:val="20"/>
-                <w:szCs w:val="20"/>
               </w:rPr>
             </w:pPr>
           </w:p>
@@ -381,47 +313,35 @@
             <w:pPr>
               <w:rPr>
                 <w:rFonts w:ascii="Source Sans Pro" w:hAnsi="Source Sans Pro"/>
-                <w:sz w:val="20"/>
-                <w:szCs w:val="20"/>
-              </w:rPr>
-            </w:pPr>
-            <w:r>
-              <w:rPr>
-                <w:rFonts w:ascii="Source Sans Pro" w:hAnsi="Source Sans Pro"/>
-                <w:sz w:val="20"/>
-                <w:szCs w:val="20"/>
+              </w:rPr>
+            </w:pPr>
+            <w:r>
+              <w:rPr>
+                <w:rFonts w:ascii="Source Sans Pro" w:hAnsi="Source Sans Pro"/>
               </w:rPr>
               <w:t xml:space="preserve">Dissertation Title: </w:t>
             </w:r>
             <w:r>
               <w:rPr>
                 <w:rFonts w:ascii="Source Sans Pro" w:hAnsi="Source Sans Pro"/>
-                <w:sz w:val="20"/>
-                <w:szCs w:val="20"/>
               </w:rPr>
               <w:t xml:space="preserve">Modelling </w:t>
             </w:r>
             <w:r>
               <w:rPr>
                 <w:rFonts w:ascii="Source Sans Pro" w:hAnsi="Source Sans Pro"/>
-                <w:sz w:val="20"/>
-                <w:szCs w:val="20"/>
               </w:rPr>
               <w:t xml:space="preserve">Heterogeneity </w:t>
             </w:r>
             <w:r>
               <w:rPr>
                 <w:rFonts w:ascii="Source Sans Pro" w:hAnsi="Source Sans Pro"/>
-                <w:sz w:val="20"/>
-                <w:szCs w:val="20"/>
               </w:rPr>
               <w:t xml:space="preserve">of </w:t>
             </w:r>
             <w:r>
               <w:rPr>
                 <w:rFonts w:ascii="Source Sans Pro" w:hAnsi="Source Sans Pro"/>
-                <w:sz w:val="20"/>
-                <w:szCs w:val="20"/>
               </w:rPr>
               <w:t>Autistic Traits and Sensory Sensitivities in Typically Developing Populations</w:t>
             </w:r>
@@ -439,8 +359,6 @@
                 <w:rFonts w:ascii="Source Sans Pro" w:hAnsi="Source Sans Pro"/>
                 <w:b/>
                 <w:bCs/>
-                <w:sz w:val="20"/>
-                <w:szCs w:val="20"/>
               </w:rPr>
             </w:pPr>
           </w:p>
@@ -453,15 +371,11 @@
             <w:pPr>
               <w:rPr>
                 <w:rFonts w:ascii="Source Sans Pro" w:hAnsi="Source Sans Pro"/>
-                <w:sz w:val="20"/>
-                <w:szCs w:val="20"/>
-              </w:rPr>
-            </w:pPr>
-            <w:r>
-              <w:rPr>
-                <w:rFonts w:ascii="Source Sans Pro" w:hAnsi="Source Sans Pro"/>
-                <w:sz w:val="20"/>
-                <w:szCs w:val="20"/>
+              </w:rPr>
+            </w:pPr>
+            <w:r>
+              <w:rPr>
+                <w:rFonts w:ascii="Source Sans Pro" w:hAnsi="Source Sans Pro"/>
               </w:rPr>
               <w:t>Supervisor: Dr David Simmons</w:t>
             </w:r>
@@ -479,8 +393,6 @@
                 <w:rFonts w:ascii="Source Sans Pro" w:hAnsi="Source Sans Pro"/>
                 <w:b/>
                 <w:bCs/>
-                <w:sz w:val="20"/>
-                <w:szCs w:val="20"/>
               </w:rPr>
             </w:pPr>
           </w:p>
@@ -495,8 +407,6 @@
                 <w:rFonts w:ascii="Source Sans Pro" w:hAnsi="Source Sans Pro"/>
                 <w:b/>
                 <w:bCs/>
-                <w:sz w:val="20"/>
-                <w:szCs w:val="20"/>
               </w:rPr>
             </w:pPr>
           </w:p>
@@ -505,45 +415,29 @@
       <w:tr>
         <w:tc>
           <w:tcPr>
-            <w:tcW w:w="1531" w:type="dxa"/>
-          </w:tcPr>
-          <w:p>
-            <w:pPr>
-              <w:rPr>
-                <w:rFonts w:ascii="Source Sans Pro" w:hAnsi="Source Sans Pro"/>
-                <w:sz w:val="20"/>
-                <w:szCs w:val="20"/>
-              </w:rPr>
-            </w:pPr>
-            <w:r>
-              <w:rPr>
-                <w:rFonts w:ascii="Source Sans Pro" w:hAnsi="Source Sans Pro"/>
-                <w:sz w:val="20"/>
-                <w:szCs w:val="20"/>
+            <w:tcW w:w="1588" w:type="dxa"/>
+          </w:tcPr>
+          <w:p>
+            <w:pPr>
+              <w:rPr>
+                <w:rFonts w:ascii="Source Sans Pro" w:hAnsi="Source Sans Pro"/>
+              </w:rPr>
+            </w:pPr>
+            <w:r>
+              <w:rPr>
+                <w:rFonts w:ascii="Source Sans Pro" w:hAnsi="Source Sans Pro"/>
               </w:rPr>
               <w:t xml:space="preserve">2015 </w:t>
             </w:r>
             <w:r>
               <w:rPr>
                 <w:rFonts w:ascii="Source Sans Pro" w:hAnsi="Source Sans Pro"/>
-                <w:sz w:val="20"/>
-                <w:szCs w:val="20"/>
-              </w:rPr>
-              <w:t>–</w:t>
-            </w:r>
-            <w:r>
-              <w:rPr>
-                <w:rFonts w:ascii="Source Sans Pro" w:hAnsi="Source Sans Pro"/>
-                <w:sz w:val="20"/>
-                <w:szCs w:val="20"/>
-              </w:rPr>
-              <w:t xml:space="preserve"> </w:t>
-            </w:r>
-            <w:r>
-              <w:rPr>
-                <w:rFonts w:ascii="Source Sans Pro" w:hAnsi="Source Sans Pro"/>
-                <w:sz w:val="20"/>
-                <w:szCs w:val="20"/>
+              </w:rPr>
+              <w:t xml:space="preserve">– </w:t>
+            </w:r>
+            <w:r>
+              <w:rPr>
+                <w:rFonts w:ascii="Source Sans Pro" w:hAnsi="Source Sans Pro"/>
               </w:rPr>
               <w:t>2019</w:t>
             </w:r>
@@ -557,15 +451,11 @@
             <w:pPr>
               <w:rPr>
                 <w:rFonts w:ascii="Source Sans Pro" w:hAnsi="Source Sans Pro"/>
-                <w:sz w:val="20"/>
-                <w:szCs w:val="20"/>
-              </w:rPr>
-            </w:pPr>
-            <w:r>
-              <w:rPr>
-                <w:rFonts w:ascii="Source Sans Pro" w:hAnsi="Source Sans Pro"/>
-                <w:sz w:val="20"/>
-                <w:szCs w:val="20"/>
+              </w:rPr>
+            </w:pPr>
+            <w:r>
+              <w:rPr>
+                <w:rFonts w:ascii="Source Sans Pro" w:hAnsi="Source Sans Pro"/>
               </w:rPr>
               <w:t xml:space="preserve">University of Glasgow </w:t>
             </w:r>
@@ -575,14 +465,12 @@
       <w:tr>
         <w:tc>
           <w:tcPr>
-            <w:tcW w:w="1531" w:type="dxa"/>
-          </w:tcPr>
-          <w:p>
-            <w:pPr>
-              <w:rPr>
-                <w:rFonts w:ascii="Source Sans Pro" w:hAnsi="Source Sans Pro"/>
-                <w:sz w:val="20"/>
-                <w:szCs w:val="20"/>
+            <w:tcW w:w="1588" w:type="dxa"/>
+          </w:tcPr>
+          <w:p>
+            <w:pPr>
+              <w:rPr>
+                <w:rFonts w:ascii="Source Sans Pro" w:hAnsi="Source Sans Pro"/>
               </w:rPr>
             </w:pPr>
           </w:p>
@@ -595,15 +483,11 @@
             <w:pPr>
               <w:rPr>
                 <w:rFonts w:ascii="Source Sans Pro" w:hAnsi="Source Sans Pro"/>
-                <w:sz w:val="20"/>
-                <w:szCs w:val="20"/>
-              </w:rPr>
-            </w:pPr>
-            <w:r>
-              <w:rPr>
-                <w:rFonts w:ascii="Source Sans Pro" w:hAnsi="Source Sans Pro"/>
-                <w:sz w:val="20"/>
-                <w:szCs w:val="20"/>
+              </w:rPr>
+            </w:pPr>
+            <w:r>
+              <w:rPr>
+                <w:rFonts w:ascii="Source Sans Pro" w:hAnsi="Source Sans Pro"/>
               </w:rPr>
               <w:t>MA (</w:t>
             </w:r>
@@ -611,8 +495,6 @@
             <w:r>
               <w:rPr>
                 <w:rFonts w:ascii="Source Sans Pro" w:hAnsi="Source Sans Pro"/>
-                <w:sz w:val="20"/>
-                <w:szCs w:val="20"/>
               </w:rPr>
               <w:t>SocSci</w:t>
             </w:r>
@@ -620,16 +502,12 @@
             <w:r>
               <w:rPr>
                 <w:rFonts w:ascii="Source Sans Pro" w:hAnsi="Source Sans Pro"/>
-                <w:sz w:val="20"/>
-                <w:szCs w:val="20"/>
               </w:rPr>
               <w:t>) in Psychology (1</w:t>
             </w:r>
             <w:r>
               <w:rPr>
                 <w:rFonts w:ascii="Source Sans Pro" w:hAnsi="Source Sans Pro"/>
-                <w:sz w:val="20"/>
-                <w:szCs w:val="20"/>
                 <w:vertAlign w:val="superscript"/>
               </w:rPr>
               <w:t>st</w:t>
@@ -637,8 +515,6 @@
             <w:r>
               <w:rPr>
                 <w:rFonts w:ascii="Source Sans Pro" w:hAnsi="Source Sans Pro"/>
-                <w:sz w:val="20"/>
-                <w:szCs w:val="20"/>
               </w:rPr>
               <w:t xml:space="preserve"> Class Honours)</w:t>
             </w:r>
@@ -648,14 +524,12 @@
       <w:tr>
         <w:tc>
           <w:tcPr>
-            <w:tcW w:w="1531" w:type="dxa"/>
-          </w:tcPr>
-          <w:p>
-            <w:pPr>
-              <w:rPr>
-                <w:rFonts w:ascii="Source Sans Pro" w:hAnsi="Source Sans Pro"/>
-                <w:sz w:val="20"/>
-                <w:szCs w:val="20"/>
+            <w:tcW w:w="1588" w:type="dxa"/>
+          </w:tcPr>
+          <w:p>
+            <w:pPr>
+              <w:rPr>
+                <w:rFonts w:ascii="Source Sans Pro" w:hAnsi="Source Sans Pro"/>
               </w:rPr>
             </w:pPr>
           </w:p>
@@ -668,23 +542,17 @@
             <w:pPr>
               <w:rPr>
                 <w:rFonts w:ascii="Source Sans Pro" w:hAnsi="Source Sans Pro"/>
-                <w:sz w:val="20"/>
-                <w:szCs w:val="20"/>
-              </w:rPr>
-            </w:pPr>
-            <w:r>
-              <w:rPr>
-                <w:rFonts w:ascii="Source Sans Pro" w:hAnsi="Source Sans Pro"/>
-                <w:sz w:val="20"/>
-                <w:szCs w:val="20"/>
+              </w:rPr>
+            </w:pPr>
+            <w:r>
+              <w:rPr>
+                <w:rFonts w:ascii="Source Sans Pro" w:hAnsi="Source Sans Pro"/>
               </w:rPr>
               <w:t xml:space="preserve">Dissertation Title: </w:t>
             </w:r>
             <w:r>
               <w:rPr>
                 <w:rFonts w:ascii="Source Sans Pro" w:hAnsi="Source Sans Pro"/>
-                <w:sz w:val="20"/>
-                <w:szCs w:val="20"/>
               </w:rPr>
               <w:t>Building a Motivational Profile of Autistic Gamers</w:t>
             </w:r>
@@ -694,14 +562,12 @@
       <w:tr>
         <w:tc>
           <w:tcPr>
-            <w:tcW w:w="1531" w:type="dxa"/>
-          </w:tcPr>
-          <w:p>
-            <w:pPr>
-              <w:rPr>
-                <w:rFonts w:ascii="Source Sans Pro" w:hAnsi="Source Sans Pro"/>
-                <w:sz w:val="20"/>
-                <w:szCs w:val="20"/>
+            <w:tcW w:w="1588" w:type="dxa"/>
+          </w:tcPr>
+          <w:p>
+            <w:pPr>
+              <w:rPr>
+                <w:rFonts w:ascii="Source Sans Pro" w:hAnsi="Source Sans Pro"/>
               </w:rPr>
             </w:pPr>
           </w:p>
@@ -714,23 +580,17 @@
             <w:pPr>
               <w:rPr>
                 <w:rFonts w:ascii="Source Sans Pro" w:hAnsi="Source Sans Pro"/>
-                <w:sz w:val="20"/>
-                <w:szCs w:val="20"/>
-              </w:rPr>
-            </w:pPr>
-            <w:r>
-              <w:rPr>
-                <w:rFonts w:ascii="Source Sans Pro" w:hAnsi="Source Sans Pro"/>
-                <w:sz w:val="20"/>
-                <w:szCs w:val="20"/>
+              </w:rPr>
+            </w:pPr>
+            <w:r>
+              <w:rPr>
+                <w:rFonts w:ascii="Source Sans Pro" w:hAnsi="Source Sans Pro"/>
               </w:rPr>
               <w:t xml:space="preserve">Supervisor: </w:t>
             </w:r>
             <w:r>
               <w:rPr>
                 <w:rFonts w:ascii="Source Sans Pro" w:hAnsi="Source Sans Pro"/>
-                <w:sz w:val="20"/>
-                <w:szCs w:val="20"/>
               </w:rPr>
               <w:t>Dr Heather Woods</w:t>
             </w:r>
@@ -741,33 +601,34 @@
     <w:p>
       <w:pPr>
         <w:pStyle w:val="Heading1"/>
-        <w:rPr>
-          <w:rFonts w:ascii="Source Sans Pro" w:hAnsi="Source Sans Pro"/>
-          <w:sz w:val="20"/>
-          <w:szCs w:val="20"/>
+        <w:spacing w:line="240" w:lineRule="auto"/>
+        <w:rPr>
+          <w:rFonts w:ascii="Source Sans Pro" w:hAnsi="Source Sans Pro"/>
+          <w:sz w:val="22"/>
+          <w:szCs w:val="22"/>
         </w:rPr>
       </w:pPr>
       <w:r>
         <w:rPr>
           <w:rFonts w:ascii="Source Sans Pro" w:hAnsi="Source Sans Pro"/>
-          <w:sz w:val="20"/>
-          <w:szCs w:val="20"/>
+          <w:sz w:val="22"/>
+          <w:szCs w:val="22"/>
         </w:rPr>
         <w:t>Researc</w:t>
       </w:r>
       <w:r>
         <w:rPr>
           <w:rFonts w:ascii="Source Sans Pro" w:hAnsi="Source Sans Pro"/>
-          <w:sz w:val="20"/>
-          <w:szCs w:val="20"/>
+          <w:sz w:val="22"/>
+          <w:szCs w:val="22"/>
         </w:rPr>
         <w:t xml:space="preserve">h </w:t>
       </w:r>
       <w:r>
         <w:rPr>
           <w:rFonts w:ascii="Source Sans Pro" w:hAnsi="Source Sans Pro"/>
-          <w:sz w:val="20"/>
-          <w:szCs w:val="20"/>
+          <w:sz w:val="22"/>
+          <w:szCs w:val="22"/>
         </w:rPr>
         <w:t>Experience</w:t>
       </w:r>
@@ -788,22 +649,56 @@
         <w:tblLook w:val="04A0" w:firstRow="1" w:lastRow="0" w:firstColumn="1" w:lastColumn="0" w:noHBand="0" w:noVBand="1"/>
       </w:tblPr>
       <w:tblGrid>
-        <w:gridCol w:w="1531"/>
+        <w:gridCol w:w="1588"/>
         <w:gridCol w:w="7485"/>
       </w:tblGrid>
       <w:tr>
         <w:tc>
           <w:tcPr>
-            <w:tcW w:w="1531" w:type="dxa"/>
-          </w:tcPr>
-          <w:p>
-            <w:pPr>
-              <w:rPr>
-                <w:rFonts w:ascii="Source Sans Pro" w:hAnsi="Source Sans Pro"/>
-                <w:sz w:val="20"/>
-                <w:szCs w:val="20"/>
-              </w:rPr>
-            </w:pPr>
+            <w:tcW w:w="1588" w:type="dxa"/>
+          </w:tcPr>
+          <w:p>
+            <w:pPr>
+              <w:rPr>
+                <w:rFonts w:ascii="Source Sans Pro" w:hAnsi="Source Sans Pro"/>
+              </w:rPr>
+            </w:pPr>
+            <w:r>
+              <w:rPr>
+                <w:rFonts w:ascii="Source Sans Pro" w:hAnsi="Source Sans Pro"/>
+              </w:rPr>
+              <w:t>202</w:t>
+            </w:r>
+            <w:r>
+              <w:rPr>
+                <w:rFonts w:ascii="Source Sans Pro" w:hAnsi="Source Sans Pro"/>
+              </w:rPr>
+              <w:t>2</w:t>
+            </w:r>
+            <w:r>
+              <w:rPr>
+                <w:rFonts w:ascii="Source Sans Pro" w:hAnsi="Source Sans Pro"/>
+              </w:rPr>
+              <w:t xml:space="preserve"> </w:t>
+            </w:r>
+            <w:r>
+              <w:rPr>
+                <w:rFonts w:ascii="Source Sans Pro" w:hAnsi="Source Sans Pro"/>
+              </w:rPr>
+              <w:t xml:space="preserve">– </w:t>
+            </w:r>
+            <w:r>
+              <w:rPr>
+                <w:rFonts w:ascii="Source Sans Pro" w:hAnsi="Source Sans Pro"/>
+              </w:rPr>
+              <w:t>p</w:t>
+            </w:r>
+            <w:r>
+              <w:rPr>
+                <w:rFonts w:ascii="Source Sans Pro" w:hAnsi="Source Sans Pro"/>
+              </w:rPr>
+              <w:t>resent</w:t>
+            </w:r>
           </w:p>
         </w:tc>
         <w:tc>
@@ -814,50 +709,28 @@
             <w:pPr>
               <w:rPr>
                 <w:rFonts w:ascii="Source Sans Pro" w:hAnsi="Source Sans Pro"/>
-                <w:sz w:val="20"/>
-                <w:szCs w:val="20"/>
-              </w:rPr>
-            </w:pPr>
+              </w:rPr>
+            </w:pPr>
+            <w:r>
+              <w:rPr>
+                <w:rFonts w:ascii="Source Sans Pro" w:hAnsi="Source Sans Pro"/>
+              </w:rPr>
+              <w:t>Academic Researcher</w:t>
+            </w:r>
           </w:p>
         </w:tc>
       </w:tr>
       <w:tr>
         <w:tc>
           <w:tcPr>
-            <w:tcW w:w="1531" w:type="dxa"/>
-          </w:tcPr>
-          <w:p>
-            <w:pPr>
-              <w:rPr>
-                <w:rFonts w:ascii="Source Sans Pro" w:hAnsi="Source Sans Pro"/>
-                <w:sz w:val="20"/>
-                <w:szCs w:val="20"/>
-              </w:rPr>
-            </w:pPr>
-            <w:r>
-              <w:rPr>
-                <w:rFonts w:ascii="Source Sans Pro" w:hAnsi="Source Sans Pro"/>
-                <w:sz w:val="20"/>
-                <w:szCs w:val="20"/>
-              </w:rPr>
-              <w:t xml:space="preserve">2019 </w:t>
-            </w:r>
-            <w:r>
-              <w:rPr>
-                <w:rFonts w:ascii="Source Sans Pro" w:hAnsi="Source Sans Pro"/>
-                <w:sz w:val="20"/>
-                <w:szCs w:val="20"/>
-              </w:rPr>
-              <w:t>–</w:t>
-            </w:r>
-            <w:r>
-              <w:rPr>
-                <w:rFonts w:ascii="Source Sans Pro" w:hAnsi="Source Sans Pro"/>
-                <w:sz w:val="20"/>
-                <w:szCs w:val="20"/>
-              </w:rPr>
-              <w:t xml:space="preserve"> 2020</w:t>
-            </w:r>
+            <w:tcW w:w="1588" w:type="dxa"/>
+          </w:tcPr>
+          <w:p>
+            <w:pPr>
+              <w:rPr>
+                <w:rFonts w:ascii="Source Sans Pro" w:hAnsi="Source Sans Pro"/>
+              </w:rPr>
+            </w:pPr>
           </w:p>
         </w:tc>
         <w:tc>
@@ -868,17 +741,13 @@
             <w:pPr>
               <w:rPr>
                 <w:rFonts w:ascii="Source Sans Pro" w:hAnsi="Source Sans Pro"/>
-                <w:sz w:val="20"/>
-                <w:szCs w:val="20"/>
-              </w:rPr>
-            </w:pPr>
-            <w:r>
-              <w:rPr>
-                <w:rFonts w:ascii="Source Sans Pro" w:hAnsi="Source Sans Pro"/>
-                <w:sz w:val="20"/>
-                <w:szCs w:val="20"/>
-              </w:rPr>
-              <w:t>UX Research Intern</w:t>
+              </w:rPr>
+            </w:pPr>
+            <w:r>
+              <w:rPr>
+                <w:rFonts w:ascii="Source Sans Pro" w:hAnsi="Source Sans Pro"/>
+              </w:rPr>
+              <w:t>Edify</w:t>
             </w:r>
           </w:p>
         </w:tc>
@@ -886,14 +755,12 @@
       <w:tr>
         <w:tc>
           <w:tcPr>
-            <w:tcW w:w="1531" w:type="dxa"/>
-          </w:tcPr>
-          <w:p>
-            <w:pPr>
-              <w:rPr>
-                <w:rFonts w:ascii="Source Sans Pro" w:hAnsi="Source Sans Pro"/>
-                <w:sz w:val="20"/>
-                <w:szCs w:val="20"/>
+            <w:tcW w:w="1588" w:type="dxa"/>
+          </w:tcPr>
+          <w:p>
+            <w:pPr>
+              <w:rPr>
+                <w:rFonts w:ascii="Source Sans Pro" w:hAnsi="Source Sans Pro"/>
               </w:rPr>
             </w:pPr>
           </w:p>
@@ -906,17 +773,27 @@
             <w:pPr>
               <w:rPr>
                 <w:rFonts w:ascii="Source Sans Pro" w:hAnsi="Source Sans Pro"/>
-                <w:sz w:val="20"/>
-                <w:szCs w:val="20"/>
-              </w:rPr>
-            </w:pPr>
-            <w:r>
-              <w:rPr>
-                <w:rFonts w:ascii="Source Sans Pro" w:hAnsi="Source Sans Pro"/>
-                <w:sz w:val="20"/>
-                <w:szCs w:val="20"/>
-              </w:rPr>
-              <w:t>University of Glasgow</w:t>
+              </w:rPr>
+            </w:pPr>
+            <w:r>
+              <w:rPr>
+                <w:rFonts w:ascii="Source Sans Pro" w:hAnsi="Source Sans Pro"/>
+              </w:rPr>
+              <w:t xml:space="preserve">A part-time role supporting </w:t>
+            </w:r>
+            <w:proofErr w:type="spellStart"/>
+            <w:r>
+              <w:rPr>
+                <w:rFonts w:ascii="Source Sans Pro" w:hAnsi="Source Sans Pro"/>
+              </w:rPr>
+              <w:t>Edify’s</w:t>
+            </w:r>
+            <w:proofErr w:type="spellEnd"/>
+            <w:r>
+              <w:rPr>
+                <w:rFonts w:ascii="Source Sans Pro" w:hAnsi="Source Sans Pro"/>
+              </w:rPr>
+              <w:t xml:space="preserve"> research and development goals. Projects include exploring different methods of gaze detection for estimating engagement in Virtual Reality and investigating how differing levels of detail of virtual avatars impact emotion recognition.</w:t>
             </w:r>
           </w:p>
         </w:tc>
@@ -924,14 +801,12 @@
       <w:tr>
         <w:tc>
           <w:tcPr>
-            <w:tcW w:w="1531" w:type="dxa"/>
-          </w:tcPr>
-          <w:p>
-            <w:pPr>
-              <w:rPr>
-                <w:rFonts w:ascii="Source Sans Pro" w:hAnsi="Source Sans Pro"/>
-                <w:sz w:val="20"/>
-                <w:szCs w:val="20"/>
+            <w:tcW w:w="1588" w:type="dxa"/>
+          </w:tcPr>
+          <w:p>
+            <w:pPr>
+              <w:rPr>
+                <w:rFonts w:ascii="Source Sans Pro" w:hAnsi="Source Sans Pro"/>
               </w:rPr>
             </w:pPr>
           </w:p>
@@ -944,108 +819,40 @@
             <w:pPr>
               <w:rPr>
                 <w:rFonts w:ascii="Source Sans Pro" w:hAnsi="Source Sans Pro"/>
-                <w:sz w:val="20"/>
-                <w:szCs w:val="20"/>
-              </w:rPr>
-            </w:pPr>
-            <w:r>
-              <w:rPr>
-                <w:rFonts w:ascii="Source Sans Pro" w:hAnsi="Source Sans Pro"/>
-                <w:sz w:val="20"/>
-                <w:szCs w:val="20"/>
-              </w:rPr>
-              <w:t xml:space="preserve">Supervised by Dr Joanna </w:t>
-            </w:r>
-            <w:proofErr w:type="spellStart"/>
-            <w:r>
-              <w:rPr>
-                <w:rFonts w:ascii="Source Sans Pro" w:hAnsi="Source Sans Pro"/>
-                <w:sz w:val="20"/>
-                <w:szCs w:val="20"/>
-              </w:rPr>
-              <w:t>Wincenciak</w:t>
-            </w:r>
-            <w:proofErr w:type="spellEnd"/>
-            <w:r>
-              <w:rPr>
-                <w:rFonts w:ascii="Source Sans Pro" w:hAnsi="Source Sans Pro"/>
-                <w:sz w:val="20"/>
-                <w:szCs w:val="20"/>
-              </w:rPr>
-              <w:t xml:space="preserve">. </w:t>
-            </w:r>
-            <w:r>
-              <w:rPr>
-                <w:rFonts w:ascii="Source Sans Pro" w:hAnsi="Source Sans Pro"/>
-                <w:sz w:val="20"/>
-                <w:szCs w:val="20"/>
-              </w:rPr>
-              <w:t xml:space="preserve">A </w:t>
-            </w:r>
-            <w:r>
-              <w:rPr>
-                <w:rFonts w:ascii="Source Sans Pro" w:hAnsi="Source Sans Pro"/>
-                <w:sz w:val="20"/>
-                <w:szCs w:val="20"/>
-              </w:rPr>
-              <w:t xml:space="preserve">six-month position applying eye-tracking and </w:t>
-            </w:r>
-            <w:r>
-              <w:rPr>
-                <w:rFonts w:ascii="Source Sans Pro" w:hAnsi="Source Sans Pro"/>
-                <w:sz w:val="20"/>
-                <w:szCs w:val="20"/>
-              </w:rPr>
-              <w:t xml:space="preserve">qualitative research methods to </w:t>
-            </w:r>
-            <w:r>
-              <w:rPr>
-                <w:rFonts w:ascii="Source Sans Pro" w:hAnsi="Source Sans Pro"/>
-                <w:sz w:val="20"/>
-                <w:szCs w:val="20"/>
-              </w:rPr>
-              <w:t>analyse</w:t>
-            </w:r>
-            <w:r>
-              <w:rPr>
-                <w:rFonts w:ascii="Source Sans Pro" w:hAnsi="Source Sans Pro"/>
-                <w:sz w:val="20"/>
-                <w:szCs w:val="20"/>
-              </w:rPr>
-              <w:t xml:space="preserve"> user experiences of </w:t>
-            </w:r>
-            <w:r>
-              <w:rPr>
-                <w:rFonts w:ascii="Source Sans Pro" w:hAnsi="Source Sans Pro"/>
-                <w:sz w:val="20"/>
-                <w:szCs w:val="20"/>
-              </w:rPr>
-              <w:t>a Virtual Learning Environment.</w:t>
-            </w:r>
-            <w:r>
-              <w:rPr>
-                <w:rFonts w:ascii="Source Sans Pro" w:hAnsi="Source Sans Pro"/>
-                <w:sz w:val="20"/>
-                <w:szCs w:val="20"/>
-              </w:rPr>
-              <w:t xml:space="preserve"> </w:t>
-            </w:r>
+              </w:rPr>
+            </w:pPr>
           </w:p>
         </w:tc>
       </w:tr>
       <w:tr>
         <w:tc>
           <w:tcPr>
-            <w:tcW w:w="1531" w:type="dxa"/>
-          </w:tcPr>
-          <w:p>
-            <w:pPr>
-              <w:rPr>
-                <w:rFonts w:ascii="Source Sans Pro" w:hAnsi="Source Sans Pro"/>
-                <w:sz w:val="20"/>
-                <w:szCs w:val="20"/>
-              </w:rPr>
-            </w:pPr>
+            <w:tcW w:w="1588" w:type="dxa"/>
+          </w:tcPr>
+          <w:p>
+            <w:pPr>
+              <w:rPr>
+                <w:rFonts w:ascii="Source Sans Pro" w:hAnsi="Source Sans Pro"/>
+              </w:rPr>
+            </w:pPr>
+            <w:r>
+              <w:rPr>
+                <w:rFonts w:ascii="Source Sans Pro" w:hAnsi="Source Sans Pro"/>
+              </w:rPr>
+              <w:t xml:space="preserve">2019 </w:t>
+            </w:r>
+            <w:r>
+              <w:rPr>
+                <w:rFonts w:ascii="Source Sans Pro" w:hAnsi="Source Sans Pro"/>
+              </w:rPr>
+              <w:t>–</w:t>
+            </w:r>
+            <w:r>
+              <w:rPr>
+                <w:rFonts w:ascii="Source Sans Pro" w:hAnsi="Source Sans Pro"/>
+              </w:rPr>
+              <w:t xml:space="preserve"> 2020</w:t>
+            </w:r>
           </w:p>
         </w:tc>
         <w:tc>
@@ -1056,34 +863,28 @@
             <w:pPr>
               <w:rPr>
                 <w:rFonts w:ascii="Source Sans Pro" w:hAnsi="Source Sans Pro"/>
-                <w:sz w:val="20"/>
-                <w:szCs w:val="20"/>
-              </w:rPr>
-            </w:pPr>
+              </w:rPr>
+            </w:pPr>
+            <w:r>
+              <w:rPr>
+                <w:rFonts w:ascii="Source Sans Pro" w:hAnsi="Source Sans Pro"/>
+              </w:rPr>
+              <w:t>UX Research Intern</w:t>
+            </w:r>
           </w:p>
         </w:tc>
       </w:tr>
       <w:tr>
         <w:tc>
           <w:tcPr>
-            <w:tcW w:w="1531" w:type="dxa"/>
-          </w:tcPr>
-          <w:p>
-            <w:pPr>
-              <w:rPr>
-                <w:rFonts w:ascii="Source Sans Pro" w:hAnsi="Source Sans Pro"/>
-                <w:sz w:val="20"/>
-                <w:szCs w:val="20"/>
-              </w:rPr>
-            </w:pPr>
-            <w:r>
-              <w:rPr>
-                <w:rFonts w:ascii="Source Sans Pro" w:hAnsi="Source Sans Pro"/>
-                <w:sz w:val="20"/>
-                <w:szCs w:val="20"/>
-              </w:rPr>
-              <w:t>2018</w:t>
-            </w:r>
+            <w:tcW w:w="1588" w:type="dxa"/>
+          </w:tcPr>
+          <w:p>
+            <w:pPr>
+              <w:rPr>
+                <w:rFonts w:ascii="Source Sans Pro" w:hAnsi="Source Sans Pro"/>
+              </w:rPr>
+            </w:pPr>
           </w:p>
         </w:tc>
         <w:tc>
@@ -1094,17 +895,13 @@
             <w:pPr>
               <w:rPr>
                 <w:rFonts w:ascii="Source Sans Pro" w:hAnsi="Source Sans Pro"/>
-                <w:sz w:val="20"/>
-                <w:szCs w:val="20"/>
-              </w:rPr>
-            </w:pPr>
-            <w:r>
-              <w:rPr>
-                <w:rFonts w:ascii="Source Sans Pro" w:hAnsi="Source Sans Pro"/>
-                <w:sz w:val="20"/>
-                <w:szCs w:val="20"/>
-              </w:rPr>
-              <w:t>Research Assistant</w:t>
+              </w:rPr>
+            </w:pPr>
+            <w:r>
+              <w:rPr>
+                <w:rFonts w:ascii="Source Sans Pro" w:hAnsi="Source Sans Pro"/>
+              </w:rPr>
+              <w:t>University of Glasgow</w:t>
             </w:r>
           </w:p>
         </w:tc>
@@ -1112,14 +909,12 @@
       <w:tr>
         <w:tc>
           <w:tcPr>
-            <w:tcW w:w="1531" w:type="dxa"/>
-          </w:tcPr>
-          <w:p>
-            <w:pPr>
-              <w:rPr>
-                <w:rFonts w:ascii="Source Sans Pro" w:hAnsi="Source Sans Pro"/>
-                <w:sz w:val="20"/>
-                <w:szCs w:val="20"/>
+            <w:tcW w:w="1588" w:type="dxa"/>
+          </w:tcPr>
+          <w:p>
+            <w:pPr>
+              <w:rPr>
+                <w:rFonts w:ascii="Source Sans Pro" w:hAnsi="Source Sans Pro"/>
               </w:rPr>
             </w:pPr>
           </w:p>
@@ -1132,17 +927,69 @@
             <w:pPr>
               <w:rPr>
                 <w:rFonts w:ascii="Source Sans Pro" w:hAnsi="Source Sans Pro"/>
-                <w:sz w:val="20"/>
-                <w:szCs w:val="20"/>
-              </w:rPr>
-            </w:pPr>
-            <w:r>
-              <w:rPr>
-                <w:rFonts w:ascii="Source Sans Pro" w:hAnsi="Source Sans Pro"/>
-                <w:sz w:val="20"/>
-                <w:szCs w:val="20"/>
-              </w:rPr>
-              <w:t>University of Glasgow</w:t>
+              </w:rPr>
+            </w:pPr>
+            <w:r>
+              <w:rPr>
+                <w:rFonts w:ascii="Source Sans Pro" w:hAnsi="Source Sans Pro"/>
+              </w:rPr>
+              <w:t xml:space="preserve">Supervised by Dr Joanna </w:t>
+            </w:r>
+            <w:proofErr w:type="spellStart"/>
+            <w:r>
+              <w:rPr>
+                <w:rFonts w:ascii="Source Sans Pro" w:hAnsi="Source Sans Pro"/>
+              </w:rPr>
+              <w:t>Wincenciak</w:t>
+            </w:r>
+            <w:proofErr w:type="spellEnd"/>
+            <w:r>
+              <w:rPr>
+                <w:rFonts w:ascii="Source Sans Pro" w:hAnsi="Source Sans Pro"/>
+              </w:rPr>
+              <w:t xml:space="preserve">. </w:t>
+            </w:r>
+            <w:r>
+              <w:rPr>
+                <w:rFonts w:ascii="Source Sans Pro" w:hAnsi="Source Sans Pro"/>
+              </w:rPr>
+              <w:t xml:space="preserve">A </w:t>
+            </w:r>
+            <w:r>
+              <w:rPr>
+                <w:rFonts w:ascii="Source Sans Pro" w:hAnsi="Source Sans Pro"/>
+              </w:rPr>
+              <w:t xml:space="preserve">six-month position applying eye-tracking and </w:t>
+            </w:r>
+            <w:r>
+              <w:rPr>
+                <w:rFonts w:ascii="Source Sans Pro" w:hAnsi="Source Sans Pro"/>
+              </w:rPr>
+              <w:t xml:space="preserve">qualitative research methods to </w:t>
+            </w:r>
+            <w:r>
+              <w:rPr>
+                <w:rFonts w:ascii="Source Sans Pro" w:hAnsi="Source Sans Pro"/>
+              </w:rPr>
+              <w:t>analyse</w:t>
+            </w:r>
+            <w:r>
+              <w:rPr>
+                <w:rFonts w:ascii="Source Sans Pro" w:hAnsi="Source Sans Pro"/>
+              </w:rPr>
+              <w:t xml:space="preserve"> user experiences of </w:t>
+            </w:r>
+            <w:r>
+              <w:rPr>
+                <w:rFonts w:ascii="Source Sans Pro" w:hAnsi="Source Sans Pro"/>
+              </w:rPr>
+              <w:t>a Virtual Learning Environment.</w:t>
+            </w:r>
+            <w:r>
+              <w:rPr>
+                <w:rFonts w:ascii="Source Sans Pro" w:hAnsi="Source Sans Pro"/>
+              </w:rPr>
+              <w:t xml:space="preserve"> </w:t>
             </w:r>
           </w:p>
         </w:tc>
@@ -1150,14 +997,12 @@
       <w:tr>
         <w:tc>
           <w:tcPr>
-            <w:tcW w:w="1531" w:type="dxa"/>
-          </w:tcPr>
-          <w:p>
-            <w:pPr>
-              <w:rPr>
-                <w:rFonts w:ascii="Source Sans Pro" w:hAnsi="Source Sans Pro"/>
-                <w:sz w:val="20"/>
-                <w:szCs w:val="20"/>
+            <w:tcW w:w="1588" w:type="dxa"/>
+          </w:tcPr>
+          <w:p>
+            <w:pPr>
+              <w:rPr>
+                <w:rFonts w:ascii="Source Sans Pro" w:hAnsi="Source Sans Pro"/>
               </w:rPr>
             </w:pPr>
           </w:p>
@@ -1170,63 +1015,143 @@
             <w:pPr>
               <w:rPr>
                 <w:rFonts w:ascii="Source Sans Pro" w:hAnsi="Source Sans Pro"/>
-                <w:sz w:val="20"/>
-                <w:szCs w:val="20"/>
-              </w:rPr>
-            </w:pPr>
-            <w:r>
-              <w:rPr>
-                <w:rFonts w:ascii="Source Sans Pro" w:hAnsi="Source Sans Pro"/>
-                <w:sz w:val="20"/>
-                <w:szCs w:val="20"/>
+              </w:rPr>
+            </w:pPr>
+          </w:p>
+        </w:tc>
+      </w:tr>
+      <w:tr>
+        <w:tc>
+          <w:tcPr>
+            <w:tcW w:w="1588" w:type="dxa"/>
+          </w:tcPr>
+          <w:p>
+            <w:pPr>
+              <w:rPr>
+                <w:rFonts w:ascii="Source Sans Pro" w:hAnsi="Source Sans Pro"/>
+              </w:rPr>
+            </w:pPr>
+            <w:r>
+              <w:rPr>
+                <w:rFonts w:ascii="Source Sans Pro" w:hAnsi="Source Sans Pro"/>
+              </w:rPr>
+              <w:t>2018</w:t>
+            </w:r>
+          </w:p>
+        </w:tc>
+        <w:tc>
+          <w:tcPr>
+            <w:tcW w:w="7485" w:type="dxa"/>
+          </w:tcPr>
+          <w:p>
+            <w:pPr>
+              <w:rPr>
+                <w:rFonts w:ascii="Source Sans Pro" w:hAnsi="Source Sans Pro"/>
+              </w:rPr>
+            </w:pPr>
+            <w:r>
+              <w:rPr>
+                <w:rFonts w:ascii="Source Sans Pro" w:hAnsi="Source Sans Pro"/>
+              </w:rPr>
+              <w:t>Research Assistant</w:t>
+            </w:r>
+          </w:p>
+        </w:tc>
+      </w:tr>
+      <w:tr>
+        <w:tc>
+          <w:tcPr>
+            <w:tcW w:w="1588" w:type="dxa"/>
+          </w:tcPr>
+          <w:p>
+            <w:pPr>
+              <w:rPr>
+                <w:rFonts w:ascii="Source Sans Pro" w:hAnsi="Source Sans Pro"/>
+              </w:rPr>
+            </w:pPr>
+          </w:p>
+        </w:tc>
+        <w:tc>
+          <w:tcPr>
+            <w:tcW w:w="7485" w:type="dxa"/>
+          </w:tcPr>
+          <w:p>
+            <w:pPr>
+              <w:rPr>
+                <w:rFonts w:ascii="Source Sans Pro" w:hAnsi="Source Sans Pro"/>
+              </w:rPr>
+            </w:pPr>
+            <w:r>
+              <w:rPr>
+                <w:rFonts w:ascii="Source Sans Pro" w:hAnsi="Source Sans Pro"/>
+              </w:rPr>
+              <w:t>University of Glasgow</w:t>
+            </w:r>
+          </w:p>
+        </w:tc>
+      </w:tr>
+      <w:tr>
+        <w:tc>
+          <w:tcPr>
+            <w:tcW w:w="1588" w:type="dxa"/>
+          </w:tcPr>
+          <w:p>
+            <w:pPr>
+              <w:rPr>
+                <w:rFonts w:ascii="Source Sans Pro" w:hAnsi="Source Sans Pro"/>
+              </w:rPr>
+            </w:pPr>
+          </w:p>
+        </w:tc>
+        <w:tc>
+          <w:tcPr>
+            <w:tcW w:w="7485" w:type="dxa"/>
+          </w:tcPr>
+          <w:p>
+            <w:pPr>
+              <w:rPr>
+                <w:rFonts w:ascii="Source Sans Pro" w:hAnsi="Source Sans Pro"/>
+              </w:rPr>
+            </w:pPr>
+            <w:r>
+              <w:rPr>
+                <w:rFonts w:ascii="Source Sans Pro" w:hAnsi="Source Sans Pro"/>
               </w:rPr>
               <w:t xml:space="preserve">Supervised by Dr David Simmons. </w:t>
             </w:r>
             <w:r>
               <w:rPr>
                 <w:rFonts w:ascii="Source Sans Pro" w:hAnsi="Source Sans Pro"/>
-                <w:sz w:val="20"/>
-                <w:szCs w:val="20"/>
               </w:rPr>
               <w:t xml:space="preserve">A three-month funded position in collaboration with the Glasgow Science Centre </w:t>
             </w:r>
             <w:r>
               <w:rPr>
                 <w:rFonts w:ascii="Source Sans Pro" w:hAnsi="Source Sans Pro"/>
-                <w:sz w:val="20"/>
-                <w:szCs w:val="20"/>
               </w:rPr>
               <w:t xml:space="preserve">using </w:t>
             </w:r>
             <w:r>
               <w:rPr>
                 <w:rFonts w:ascii="Source Sans Pro" w:hAnsi="Source Sans Pro"/>
-                <w:sz w:val="20"/>
-                <w:szCs w:val="20"/>
               </w:rPr>
               <w:t>item analysis techniques to</w:t>
             </w:r>
             <w:r>
               <w:rPr>
                 <w:rFonts w:ascii="Source Sans Pro" w:hAnsi="Source Sans Pro"/>
-                <w:sz w:val="20"/>
-                <w:szCs w:val="20"/>
               </w:rPr>
               <w:t xml:space="preserve"> investigate the sensory feature</w:t>
             </w:r>
             <w:r>
               <w:rPr>
                 <w:rFonts w:ascii="Source Sans Pro" w:hAnsi="Source Sans Pro"/>
-                <w:sz w:val="20"/>
-                <w:szCs w:val="20"/>
               </w:rPr>
               <w:t>s</w:t>
             </w:r>
             <w:r>
               <w:rPr>
                 <w:rFonts w:ascii="Source Sans Pro" w:hAnsi="Source Sans Pro"/>
-                <w:sz w:val="20"/>
-                <w:szCs w:val="20"/>
               </w:rPr>
               <w:t xml:space="preserve"> of children.</w:t>
             </w:r>
@@ -1237,19 +1162,20 @@
     <w:p>
       <w:pPr>
         <w:pStyle w:val="Heading1"/>
-        <w:spacing w:before="100" w:beforeAutospacing="1"/>
-        <w:rPr>
-          <w:rFonts w:ascii="Source Sans Pro" w:hAnsi="Source Sans Pro"/>
-          <w:sz w:val="20"/>
-          <w:szCs w:val="20"/>
+        <w:spacing w:before="100" w:beforeAutospacing="1" w:line="240" w:lineRule="auto"/>
+        <w:rPr>
+          <w:rFonts w:ascii="Source Sans Pro" w:hAnsi="Source Sans Pro"/>
+          <w:sz w:val="22"/>
+          <w:szCs w:val="22"/>
         </w:rPr>
       </w:pPr>
       <w:r>
         <w:rPr>
           <w:rFonts w:ascii="Source Sans Pro" w:hAnsi="Source Sans Pro"/>
-          <w:sz w:val="20"/>
-          <w:szCs w:val="20"/>
-        </w:rPr>
+          <w:sz w:val="22"/>
+          <w:szCs w:val="22"/>
+        </w:rPr>
+        <w:lastRenderedPageBreak/>
         <w:t>Publications</w:t>
       </w:r>
     </w:p>
@@ -1261,8 +1187,8 @@
         <w:rPr>
           <w:rFonts w:ascii="Source Sans Pro" w:eastAsia="Times New Roman" w:hAnsi="Source Sans Pro" w:cstheme="minorHAnsi"/>
           <w:b w:val="0"/>
-          <w:sz w:val="20"/>
-          <w:szCs w:val="20"/>
+          <w:sz w:val="22"/>
+          <w:szCs w:val="22"/>
           <w:lang w:eastAsia="en-GB"/>
         </w:rPr>
       </w:pPr>
@@ -1270,8 +1196,8 @@
         <w:rPr>
           <w:rFonts w:ascii="Source Sans Pro" w:eastAsia="Times New Roman" w:hAnsi="Source Sans Pro" w:cstheme="minorHAnsi"/>
           <w:bCs/>
-          <w:sz w:val="20"/>
-          <w:szCs w:val="20"/>
+          <w:sz w:val="22"/>
+          <w:szCs w:val="22"/>
           <w:lang w:eastAsia="en-GB"/>
         </w:rPr>
         <w:t>Millington, E.</w:t>
@@ -1280,53 +1206,37 @@
         <w:rPr>
           <w:rFonts w:ascii="Source Sans Pro" w:eastAsia="Times New Roman" w:hAnsi="Source Sans Pro" w:cstheme="minorHAnsi"/>
           <w:b w:val="0"/>
-          <w:sz w:val="20"/>
-          <w:szCs w:val="20"/>
-          <w:lang w:eastAsia="en-GB"/>
-        </w:rPr>
-        <w:t xml:space="preserve">, Simmons, D.R. &amp; Cleland Woods, H. </w:t>
+          <w:sz w:val="22"/>
+          <w:szCs w:val="22"/>
+          <w:lang w:eastAsia="en-GB"/>
+        </w:rPr>
+        <w:t>, Simmons, D.R. &amp; Cleland Woods, H. (202</w:t>
       </w:r>
       <w:r>
         <w:rPr>
           <w:rFonts w:ascii="Source Sans Pro" w:eastAsia="Times New Roman" w:hAnsi="Source Sans Pro" w:cstheme="minorHAnsi"/>
           <w:b w:val="0"/>
-          <w:sz w:val="20"/>
-          <w:szCs w:val="20"/>
-          <w:lang w:eastAsia="en-GB"/>
-        </w:rPr>
-        <w:t>(202</w:t>
+          <w:sz w:val="22"/>
+          <w:szCs w:val="22"/>
+          <w:lang w:eastAsia="en-GB"/>
+        </w:rPr>
+        <w:t>2</w:t>
       </w:r>
       <w:r>
         <w:rPr>
           <w:rFonts w:ascii="Source Sans Pro" w:eastAsia="Times New Roman" w:hAnsi="Source Sans Pro" w:cstheme="minorHAnsi"/>
           <w:b w:val="0"/>
-          <w:sz w:val="20"/>
-          <w:szCs w:val="20"/>
-          <w:lang w:eastAsia="en-GB"/>
-        </w:rPr>
-        <w:t>2</w:t>
-      </w:r>
-      <w:r>
-        <w:rPr>
-          <w:rFonts w:ascii="Source Sans Pro" w:eastAsia="Times New Roman" w:hAnsi="Source Sans Pro" w:cstheme="minorHAnsi"/>
-          <w:b w:val="0"/>
-          <w:sz w:val="20"/>
-          <w:szCs w:val="20"/>
-          <w:lang w:eastAsia="en-GB"/>
-        </w:rPr>
-        <w:t xml:space="preserve">). </w:t>
-      </w:r>
-      <w:r>
-        <w:rPr>
-          <w:rFonts w:ascii="Source Sans Pro" w:eastAsia="Times New Roman" w:hAnsi="Source Sans Pro" w:cstheme="minorHAnsi"/>
-          <w:b w:val="0"/>
-          <w:sz w:val="20"/>
-          <w:szCs w:val="20"/>
-          <w:lang w:eastAsia="en-GB"/>
-        </w:rPr>
-        <w:t>Brief Report: Investigating the Motivations and Autistic Traits of Video Gamers.</w:t>
-      </w:r>
-      <w:r>
+          <w:sz w:val="22"/>
+          <w:szCs w:val="22"/>
+          <w:lang w:eastAsia="en-GB"/>
+        </w:rPr>
+        <w:t>). Brief Report: Investigating the Motivations and Autistic Traits of Video Gamers.</w:t>
+      </w:r>
+      <w:r>
+        <w:rPr>
+          <w:sz w:val="22"/>
+          <w:szCs w:val="22"/>
+        </w:rPr>
         <w:t xml:space="preserve"> </w:t>
       </w:r>
       <w:r>
@@ -1335,8 +1245,8 @@
           <w:b w:val="0"/>
           <w:i/>
           <w:iCs/>
-          <w:sz w:val="20"/>
-          <w:szCs w:val="20"/>
+          <w:sz w:val="22"/>
+          <w:szCs w:val="22"/>
           <w:lang w:eastAsia="en-GB"/>
         </w:rPr>
         <w:t xml:space="preserve">J Autism Dev </w:t>
@@ -1348,8 +1258,8 @@
           <w:b w:val="0"/>
           <w:i/>
           <w:iCs/>
-          <w:sz w:val="20"/>
-          <w:szCs w:val="20"/>
+          <w:sz w:val="22"/>
+          <w:szCs w:val="22"/>
           <w:lang w:eastAsia="en-GB"/>
         </w:rPr>
         <w:t>Disord</w:t>
@@ -1359,38 +1269,18 @@
         <w:rPr>
           <w:rFonts w:ascii="Source Sans Pro" w:eastAsia="Times New Roman" w:hAnsi="Source Sans Pro" w:cstheme="minorHAnsi"/>
           <w:b w:val="0"/>
-          <w:sz w:val="20"/>
-          <w:szCs w:val="20"/>
-          <w:lang w:eastAsia="en-GB"/>
-        </w:rPr>
-        <w:t xml:space="preserve"> 52, </w:t>
+          <w:sz w:val="22"/>
+          <w:szCs w:val="22"/>
+          <w:lang w:eastAsia="en-GB"/>
+        </w:rPr>
+        <w:t xml:space="preserve"> 52, pp 1403–1407 </w:t>
       </w:r>
       <w:r>
         <w:rPr>
           <w:rFonts w:ascii="Source Sans Pro" w:eastAsia="Times New Roman" w:hAnsi="Source Sans Pro" w:cstheme="minorHAnsi"/>
           <w:b w:val="0"/>
-          <w:sz w:val="20"/>
-          <w:szCs w:val="20"/>
-          <w:lang w:eastAsia="en-GB"/>
-        </w:rPr>
-        <w:t xml:space="preserve">pp </w:t>
-      </w:r>
-      <w:r>
-        <w:rPr>
-          <w:rFonts w:ascii="Source Sans Pro" w:eastAsia="Times New Roman" w:hAnsi="Source Sans Pro" w:cstheme="minorHAnsi"/>
-          <w:b w:val="0"/>
-          <w:sz w:val="20"/>
-          <w:szCs w:val="20"/>
-          <w:lang w:eastAsia="en-GB"/>
-        </w:rPr>
-        <w:t xml:space="preserve">1403–1407 </w:t>
-      </w:r>
-      <w:r>
-        <w:rPr>
-          <w:rFonts w:ascii="Source Sans Pro" w:eastAsia="Times New Roman" w:hAnsi="Source Sans Pro" w:cstheme="minorHAnsi"/>
-          <w:b w:val="0"/>
-          <w:sz w:val="20"/>
-          <w:szCs w:val="20"/>
+          <w:sz w:val="22"/>
+          <w:szCs w:val="22"/>
           <w:lang w:eastAsia="en-GB"/>
         </w:rPr>
         <w:t xml:space="preserve"> </w:t>
@@ -1401,8 +1291,8 @@
             <w:rStyle w:val="Hyperlink"/>
             <w:rFonts w:ascii="Source Sans Pro" w:eastAsia="Times New Roman" w:hAnsi="Source Sans Pro" w:cstheme="minorHAnsi"/>
             <w:b w:val="0"/>
-            <w:sz w:val="20"/>
-            <w:szCs w:val="20"/>
+            <w:sz w:val="22"/>
+            <w:szCs w:val="22"/>
             <w:lang w:eastAsia="en-GB"/>
           </w:rPr>
           <w:t>https://doi.org/10.1007/s10803-021-04994-x</w:t>
@@ -1415,27 +1305,21 @@
         <w:ind w:left="720" w:hanging="720"/>
         <w:rPr>
           <w:rFonts w:ascii="Source Sans Pro" w:hAnsi="Source Sans Pro"/>
-          <w:sz w:val="20"/>
-          <w:szCs w:val="20"/>
           <w:lang w:eastAsia="en-GB"/>
         </w:rPr>
       </w:pPr>
       <w:r>
         <w:rPr>
           <w:rFonts w:ascii="Source Sans Pro" w:hAnsi="Source Sans Pro"/>
-          <w:sz w:val="20"/>
-          <w:szCs w:val="20"/>
-          <w:lang w:eastAsia="en-GB"/>
-        </w:rPr>
-        <w:t xml:space="preserve">Savickaite, S., </w:t>
+          <w:lang w:eastAsia="en-GB"/>
+        </w:rPr>
+        <w:t xml:space="preserve">Savickaite, S., McNaughton, K., Gaillard, E., Amaya, I., McDonnell, N., </w:t>
       </w:r>
       <w:r>
         <w:rPr>
           <w:rFonts w:ascii="Source Sans Pro" w:hAnsi="Source Sans Pro"/>
           <w:b/>
           <w:bCs/>
-          <w:sz w:val="20"/>
-          <w:szCs w:val="20"/>
           <w:lang w:eastAsia="en-GB"/>
         </w:rPr>
         <w:t>Millington, E.</w:t>
@@ -1443,48 +1327,111 @@
       <w:r>
         <w:rPr>
           <w:rFonts w:ascii="Source Sans Pro" w:hAnsi="Source Sans Pro"/>
-          <w:sz w:val="20"/>
-          <w:szCs w:val="20"/>
-          <w:lang w:eastAsia="en-GB"/>
-        </w:rPr>
-        <w:t xml:space="preserve">, </w:t>
-      </w:r>
-      <w:proofErr w:type="spellStart"/>
-      <w:r>
-        <w:rPr>
-          <w:rFonts w:ascii="Source Sans Pro" w:hAnsi="Source Sans Pro"/>
-          <w:sz w:val="20"/>
-          <w:szCs w:val="20"/>
-          <w:lang w:eastAsia="en-GB"/>
-        </w:rPr>
-        <w:t>Latkovskis</w:t>
-      </w:r>
-      <w:proofErr w:type="spellEnd"/>
-      <w:r>
-        <w:rPr>
-          <w:rFonts w:ascii="Source Sans Pro" w:hAnsi="Source Sans Pro"/>
-          <w:sz w:val="20"/>
-          <w:szCs w:val="20"/>
-          <w:lang w:eastAsia="en-GB"/>
-        </w:rPr>
-        <w:t>, I., Failes, J., Kirkwood, N., &amp; McDonnell, N. (2022, January 11). Virtual Reality (VR) Multi-User Lab for Immersive Teaching.</w:t>
-      </w:r>
-      <w:r>
-        <w:rPr>
-          <w:rFonts w:ascii="Source Sans Pro" w:hAnsi="Source Sans Pro"/>
-          <w:sz w:val="20"/>
-          <w:szCs w:val="20"/>
-          <w:lang w:eastAsia="en-GB"/>
-        </w:rPr>
-        <w:br/>
+          <w:lang w:eastAsia="en-GB"/>
+        </w:rPr>
+        <w:t xml:space="preserve">, &amp; Simmons, D. (2021). </w:t>
+      </w:r>
+      <w:r>
+        <w:rPr>
+          <w:rFonts w:ascii="Source Sans Pro" w:hAnsi="Source Sans Pro"/>
+          <w:lang w:eastAsia="en-GB"/>
+        </w:rPr>
+        <w:t xml:space="preserve">Exploratory study on the use of HMD virtual reality to investigate individual differences in visual processing styles. </w:t>
+      </w:r>
+      <w:r>
+        <w:rPr>
+          <w:rFonts w:ascii="Source Sans Pro" w:hAnsi="Source Sans Pro"/>
+          <w:i/>
+          <w:iCs/>
+          <w:lang w:eastAsia="en-GB"/>
+        </w:rPr>
+        <w:t>Journal of Enabling Technologies</w:t>
+      </w:r>
+      <w:r>
+        <w:rPr>
+          <w:rFonts w:ascii="Source Sans Pro" w:hAnsi="Source Sans Pro"/>
+          <w:lang w:eastAsia="en-GB"/>
+        </w:rPr>
+        <w:t xml:space="preserve">, 16, pp. 48-69. </w:t>
       </w:r>
       <w:hyperlink r:id="rId12" w:history="1">
         <w:r>
           <w:rPr>
             <w:rStyle w:val="Hyperlink"/>
             <w:rFonts w:ascii="Source Sans Pro" w:hAnsi="Source Sans Pro"/>
-            <w:sz w:val="20"/>
-            <w:szCs w:val="20"/>
+            <w:lang w:eastAsia="en-GB"/>
+          </w:rPr>
+          <w:t>https://doi.org/10.1108/JET-06-2021-0028</w:t>
+        </w:r>
+      </w:hyperlink>
+      <w:r>
+        <w:rPr>
+          <w:rFonts w:ascii="Source Sans Pro" w:hAnsi="Source Sans Pro"/>
+          <w:lang w:eastAsia="en-GB"/>
+        </w:rPr>
+        <w:t xml:space="preserve"> </w:t>
+      </w:r>
+    </w:p>
+    <w:p>
+      <w:pPr>
+        <w:spacing w:after="100" w:afterAutospacing="1" w:line="240" w:lineRule="auto"/>
+        <w:ind w:left="720" w:hanging="720"/>
+        <w:rPr>
+          <w:rFonts w:ascii="Source Sans Pro" w:hAnsi="Source Sans Pro"/>
+          <w:lang w:eastAsia="en-GB"/>
+        </w:rPr>
+      </w:pPr>
+      <w:r>
+        <w:rPr>
+          <w:rFonts w:ascii="Source Sans Pro" w:hAnsi="Source Sans Pro"/>
+          <w:lang w:eastAsia="en-GB"/>
+        </w:rPr>
+        <w:t xml:space="preserve">Savickaite, S., </w:t>
+      </w:r>
+      <w:r>
+        <w:rPr>
+          <w:rFonts w:ascii="Source Sans Pro" w:hAnsi="Source Sans Pro"/>
+          <w:b/>
+          <w:bCs/>
+          <w:lang w:eastAsia="en-GB"/>
+        </w:rPr>
+        <w:t>Millington, E.</w:t>
+      </w:r>
+      <w:r>
+        <w:rPr>
+          <w:rFonts w:ascii="Source Sans Pro" w:hAnsi="Source Sans Pro"/>
+          <w:lang w:eastAsia="en-GB"/>
+        </w:rPr>
+        <w:t xml:space="preserve">, </w:t>
+      </w:r>
+      <w:proofErr w:type="spellStart"/>
+      <w:r>
+        <w:rPr>
+          <w:rFonts w:ascii="Source Sans Pro" w:hAnsi="Source Sans Pro"/>
+          <w:lang w:eastAsia="en-GB"/>
+        </w:rPr>
+        <w:t>Latkovskis</w:t>
+      </w:r>
+      <w:proofErr w:type="spellEnd"/>
+      <w:r>
+        <w:rPr>
+          <w:rFonts w:ascii="Source Sans Pro" w:hAnsi="Source Sans Pro"/>
+          <w:lang w:eastAsia="en-GB"/>
+        </w:rPr>
+        <w:t>, I., Failes, J., Kirkwood, N., &amp; McDonnell, N. (2022, January 11). Virtual Reality (VR) Multi-User Lab for Immersive Teaching.</w:t>
+      </w:r>
+      <w:r>
+        <w:rPr>
+          <w:rFonts w:ascii="Source Sans Pro" w:hAnsi="Source Sans Pro"/>
+          <w:lang w:eastAsia="en-GB"/>
+        </w:rPr>
+        <w:br/>
+      </w:r>
+      <w:hyperlink r:id="rId13" w:history="1">
+        <w:r>
+          <w:rPr>
+            <w:rStyle w:val="Hyperlink"/>
+            <w:rFonts w:ascii="Source Sans Pro" w:hAnsi="Source Sans Pro"/>
             <w:lang w:eastAsia="en-GB"/>
           </w:rPr>
           <w:t>https://doi.org/10.31234/osf.io/3w4hv</w:t>
@@ -1493,108 +1440,6 @@
       <w:r>
         <w:rPr>
           <w:rFonts w:ascii="Source Sans Pro" w:hAnsi="Source Sans Pro"/>
-          <w:sz w:val="20"/>
-          <w:szCs w:val="20"/>
-          <w:lang w:eastAsia="en-GB"/>
-        </w:rPr>
-        <w:t xml:space="preserve"> </w:t>
-      </w:r>
-    </w:p>
-    <w:p>
-      <w:pPr>
-        <w:spacing w:after="100" w:afterAutospacing="1" w:line="240" w:lineRule="auto"/>
-        <w:ind w:left="720" w:hanging="720"/>
-        <w:rPr>
-          <w:rFonts w:ascii="Source Sans Pro" w:hAnsi="Source Sans Pro"/>
-          <w:sz w:val="20"/>
-          <w:szCs w:val="20"/>
-          <w:lang w:eastAsia="en-GB"/>
-        </w:rPr>
-      </w:pPr>
-      <w:r>
-        <w:rPr>
-          <w:rFonts w:ascii="Source Sans Pro" w:hAnsi="Source Sans Pro"/>
-          <w:sz w:val="20"/>
-          <w:szCs w:val="20"/>
-          <w:lang w:eastAsia="en-GB"/>
-        </w:rPr>
-        <w:t xml:space="preserve">Savickaite, S., McNaughton, K., Gaillard, E., Amaya, I., McDonnell, N., </w:t>
-      </w:r>
-      <w:r>
-        <w:rPr>
-          <w:rFonts w:ascii="Source Sans Pro" w:hAnsi="Source Sans Pro"/>
-          <w:b/>
-          <w:bCs/>
-          <w:sz w:val="20"/>
-          <w:szCs w:val="20"/>
-          <w:lang w:eastAsia="en-GB"/>
-        </w:rPr>
-        <w:t>Millington, E.</w:t>
-      </w:r>
-      <w:r>
-        <w:rPr>
-          <w:rFonts w:ascii="Source Sans Pro" w:hAnsi="Source Sans Pro"/>
-          <w:sz w:val="20"/>
-          <w:szCs w:val="20"/>
-          <w:lang w:eastAsia="en-GB"/>
-        </w:rPr>
-        <w:t xml:space="preserve">, &amp; Simmons, D. (2021). </w:t>
-      </w:r>
-      <w:r>
-        <w:rPr>
-          <w:rFonts w:ascii="Source Sans Pro" w:hAnsi="Source Sans Pro"/>
-          <w:sz w:val="20"/>
-          <w:szCs w:val="20"/>
-          <w:lang w:eastAsia="en-GB"/>
-        </w:rPr>
-        <w:t>Exploratory study on the use of HMD virtual reality to investigate individual differences in visual processing styles</w:t>
-      </w:r>
-      <w:r>
-        <w:rPr>
-          <w:rFonts w:ascii="Source Sans Pro" w:hAnsi="Source Sans Pro"/>
-          <w:sz w:val="20"/>
-          <w:szCs w:val="20"/>
-          <w:lang w:eastAsia="en-GB"/>
-        </w:rPr>
-        <w:t xml:space="preserve">. </w:t>
-      </w:r>
-      <w:r>
-        <w:rPr>
-          <w:rFonts w:ascii="Source Sans Pro" w:hAnsi="Source Sans Pro"/>
-          <w:i/>
-          <w:iCs/>
-          <w:sz w:val="20"/>
-          <w:szCs w:val="20"/>
-          <w:lang w:eastAsia="en-GB"/>
-        </w:rPr>
-        <w:t>Journal of Enabling Technologies</w:t>
-      </w:r>
-      <w:r>
-        <w:rPr>
-          <w:rFonts w:ascii="Source Sans Pro" w:hAnsi="Source Sans Pro"/>
-          <w:sz w:val="20"/>
-          <w:szCs w:val="20"/>
-          <w:lang w:eastAsia="en-GB"/>
-        </w:rPr>
-        <w:t xml:space="preserve">, 16, pp. 48-69. </w:t>
-      </w:r>
-      <w:hyperlink r:id="rId13" w:history="1">
-        <w:r>
-          <w:rPr>
-            <w:rStyle w:val="Hyperlink"/>
-            <w:rFonts w:ascii="Source Sans Pro" w:hAnsi="Source Sans Pro"/>
-            <w:sz w:val="20"/>
-            <w:szCs w:val="20"/>
-            <w:lang w:eastAsia="en-GB"/>
-          </w:rPr>
-          <w:t>https://doi.org/10.1108/JET-06-2021-0028</w:t>
-        </w:r>
-      </w:hyperlink>
-      <w:r>
-        <w:rPr>
-          <w:rFonts w:ascii="Source Sans Pro" w:hAnsi="Source Sans Pro"/>
-          <w:sz w:val="20"/>
-          <w:szCs w:val="20"/>
           <w:lang w:eastAsia="en-GB"/>
         </w:rPr>
         <w:t xml:space="preserve"> </w:t>
@@ -1608,8 +1453,8 @@
         <w:rPr>
           <w:rFonts w:ascii="Source Sans Pro" w:eastAsia="Times New Roman" w:hAnsi="Source Sans Pro" w:cstheme="minorHAnsi"/>
           <w:b w:val="0"/>
-          <w:sz w:val="20"/>
-          <w:szCs w:val="20"/>
+          <w:sz w:val="22"/>
+          <w:szCs w:val="22"/>
           <w:lang w:eastAsia="en-GB"/>
         </w:rPr>
       </w:pPr>
@@ -1617,19 +1462,18 @@
         <w:rPr>
           <w:rFonts w:ascii="Source Sans Pro" w:eastAsia="Times New Roman" w:hAnsi="Source Sans Pro" w:cstheme="minorHAnsi"/>
           <w:b w:val="0"/>
-          <w:sz w:val="20"/>
-          <w:szCs w:val="20"/>
-          <w:lang w:eastAsia="en-GB"/>
-        </w:rPr>
-        <w:lastRenderedPageBreak/>
+          <w:sz w:val="22"/>
+          <w:szCs w:val="22"/>
+          <w:lang w:eastAsia="en-GB"/>
+        </w:rPr>
         <w:t xml:space="preserve">Brown, L., </w:t>
       </w:r>
       <w:r>
         <w:rPr>
           <w:rFonts w:ascii="Source Sans Pro" w:eastAsia="Times New Roman" w:hAnsi="Source Sans Pro" w:cstheme="minorHAnsi"/>
           <w:bCs/>
-          <w:sz w:val="20"/>
-          <w:szCs w:val="20"/>
+          <w:sz w:val="22"/>
+          <w:szCs w:val="22"/>
           <w:lang w:eastAsia="en-GB"/>
         </w:rPr>
         <w:t>Millington, E.</w:t>
@@ -1638,8 +1482,8 @@
         <w:rPr>
           <w:rFonts w:ascii="Source Sans Pro" w:eastAsia="Times New Roman" w:hAnsi="Source Sans Pro" w:cstheme="minorHAnsi"/>
           <w:b w:val="0"/>
-          <w:sz w:val="20"/>
-          <w:szCs w:val="20"/>
+          <w:sz w:val="22"/>
+          <w:szCs w:val="22"/>
           <w:lang w:eastAsia="en-GB"/>
         </w:rPr>
         <w:t xml:space="preserve">, Robertson, A. E., &amp; Simmons, D. (2021, April 27). Children’s Glasgow Sensory Questionnaire (C-GSQ): Validation of a Simplified and Visually Aided Questionnaire. </w:t>
@@ -1650,8 +1494,8 @@
             <w:rStyle w:val="Hyperlink"/>
             <w:rFonts w:ascii="Source Sans Pro" w:eastAsia="Times New Roman" w:hAnsi="Source Sans Pro" w:cstheme="minorHAnsi"/>
             <w:b w:val="0"/>
-            <w:sz w:val="20"/>
-            <w:szCs w:val="20"/>
+            <w:sz w:val="22"/>
+            <w:szCs w:val="22"/>
             <w:lang w:eastAsia="en-GB"/>
           </w:rPr>
           <w:t>https://doi.org/10.31234/osf.io/f6bg2</w:t>
@@ -1661,29 +1505,219 @@
         <w:rPr>
           <w:rFonts w:ascii="Source Sans Pro" w:eastAsia="Times New Roman" w:hAnsi="Source Sans Pro" w:cstheme="minorHAnsi"/>
           <w:b w:val="0"/>
-          <w:sz w:val="20"/>
-          <w:szCs w:val="20"/>
+          <w:sz w:val="22"/>
+          <w:szCs w:val="22"/>
           <w:lang w:eastAsia="en-GB"/>
         </w:rPr>
         <w:t xml:space="preserve"> </w:t>
+      </w:r>
+    </w:p>
+    <w:p>
+      <w:pPr>
+        <w:spacing w:after="100" w:afterAutospacing="1" w:line="240" w:lineRule="auto"/>
+        <w:ind w:left="720" w:hanging="720"/>
+        <w:rPr>
+          <w:rFonts w:ascii="Source Sans Pro" w:hAnsi="Source Sans Pro"/>
+          <w:lang w:eastAsia="en-GB"/>
+        </w:rPr>
+      </w:pPr>
+      <w:r>
+        <w:rPr>
+          <w:rFonts w:ascii="Source Sans Pro" w:hAnsi="Source Sans Pro"/>
+          <w:b/>
+          <w:bCs/>
+          <w:lang w:eastAsia="en-GB"/>
+        </w:rPr>
+        <w:t>Millington, E.</w:t>
+      </w:r>
+      <w:r>
+        <w:rPr>
+          <w:rFonts w:ascii="Source Sans Pro" w:hAnsi="Source Sans Pro"/>
+          <w:lang w:eastAsia="en-GB"/>
+        </w:rPr>
+        <w:t xml:space="preserve">, </w:t>
+      </w:r>
+      <w:proofErr w:type="spellStart"/>
+      <w:r>
+        <w:rPr>
+          <w:rFonts w:ascii="Source Sans Pro" w:hAnsi="Source Sans Pro"/>
+          <w:lang w:eastAsia="en-GB"/>
+        </w:rPr>
+        <w:t>Hayashibara</w:t>
+      </w:r>
+      <w:proofErr w:type="spellEnd"/>
+      <w:r>
+        <w:rPr>
+          <w:rFonts w:ascii="Source Sans Pro" w:hAnsi="Source Sans Pro"/>
+          <w:lang w:eastAsia="en-GB"/>
+        </w:rPr>
+        <w:t xml:space="preserve">, E., Arthur, T., </w:t>
+      </w:r>
+      <w:proofErr w:type="spellStart"/>
+      <w:r>
+        <w:rPr>
+          <w:rFonts w:ascii="Source Sans Pro" w:hAnsi="Source Sans Pro"/>
+          <w:lang w:eastAsia="en-GB"/>
+        </w:rPr>
+        <w:t>Husselman</w:t>
+      </w:r>
+      <w:proofErr w:type="spellEnd"/>
+      <w:r>
+        <w:rPr>
+          <w:rFonts w:ascii="Source Sans Pro" w:hAnsi="Source Sans Pro"/>
+          <w:lang w:eastAsia="en-GB"/>
+        </w:rPr>
+        <w:t xml:space="preserve">, T., Savickaite, S., Taylor, R. (In Submission). </w:t>
+      </w:r>
+      <w:r>
+        <w:rPr>
+          <w:rFonts w:ascii="Source Sans Pro" w:hAnsi="Source Sans Pro"/>
+          <w:lang w:eastAsia="en-GB"/>
+        </w:rPr>
+        <w:t>Neurodivergent Participatory Action Research in Virtual Reality (VR)</w:t>
+      </w:r>
+      <w:r>
+        <w:rPr>
+          <w:rFonts w:ascii="Source Sans Pro" w:hAnsi="Source Sans Pro"/>
+          <w:lang w:eastAsia="en-GB"/>
+        </w:rPr>
+        <w:t xml:space="preserve">. </w:t>
+      </w:r>
+      <w:r>
+        <w:rPr>
+          <w:rFonts w:ascii="Source Sans Pro" w:hAnsi="Source Sans Pro"/>
+          <w:i/>
+          <w:iCs/>
+          <w:lang w:eastAsia="en-GB"/>
+        </w:rPr>
+        <w:t>Journal of Enabling Technologies</w:t>
+      </w:r>
+      <w:r>
+        <w:rPr>
+          <w:rFonts w:ascii="Source Sans Pro" w:hAnsi="Source Sans Pro"/>
+          <w:lang w:eastAsia="en-GB"/>
+        </w:rPr>
+        <w:t>.</w:t>
+      </w:r>
+    </w:p>
+    <w:p>
+      <w:pPr>
+        <w:spacing w:after="100" w:afterAutospacing="1" w:line="240" w:lineRule="auto"/>
+        <w:ind w:left="720" w:hanging="720"/>
+        <w:rPr>
+          <w:rFonts w:ascii="Source Sans Pro" w:hAnsi="Source Sans Pro"/>
+          <w:lang w:eastAsia="en-GB"/>
+        </w:rPr>
+      </w:pPr>
+      <w:r>
+        <w:rPr>
+          <w:rFonts w:ascii="Source Sans Pro" w:hAnsi="Source Sans Pro"/>
+          <w:lang w:eastAsia="en-GB"/>
+        </w:rPr>
+        <w:t>Savickaite, S.,</w:t>
+      </w:r>
+      <w:r>
+        <w:rPr>
+          <w:rFonts w:ascii="Source Sans Pro" w:hAnsi="Source Sans Pro"/>
+          <w:lang w:eastAsia="en-GB"/>
+        </w:rPr>
+        <w:t xml:space="preserve"> Arthur, T., </w:t>
+      </w:r>
+      <w:r>
+        <w:rPr>
+          <w:rFonts w:ascii="Source Sans Pro" w:hAnsi="Source Sans Pro"/>
+          <w:b/>
+          <w:bCs/>
+          <w:lang w:eastAsia="en-GB"/>
+        </w:rPr>
+        <w:t>Millington, E.</w:t>
+      </w:r>
+      <w:r>
+        <w:rPr>
+          <w:rFonts w:ascii="Source Sans Pro" w:hAnsi="Source Sans Pro"/>
+          <w:lang w:eastAsia="en-GB"/>
+        </w:rPr>
+        <w:t xml:space="preserve">, </w:t>
+      </w:r>
+      <w:proofErr w:type="spellStart"/>
+      <w:r>
+        <w:rPr>
+          <w:rFonts w:ascii="Source Sans Pro" w:hAnsi="Source Sans Pro"/>
+          <w:lang w:eastAsia="en-GB"/>
+        </w:rPr>
+        <w:t>Husselman</w:t>
+      </w:r>
+      <w:proofErr w:type="spellEnd"/>
+      <w:r>
+        <w:rPr>
+          <w:rFonts w:ascii="Source Sans Pro" w:hAnsi="Source Sans Pro"/>
+          <w:lang w:eastAsia="en-GB"/>
+        </w:rPr>
+        <w:t xml:space="preserve">, T., Taylor, R., </w:t>
+      </w:r>
+      <w:proofErr w:type="spellStart"/>
+      <w:r>
+        <w:rPr>
+          <w:rFonts w:ascii="Source Sans Pro" w:hAnsi="Source Sans Pro"/>
+          <w:lang w:eastAsia="en-GB"/>
+        </w:rPr>
+        <w:t>Hayashibara</w:t>
+      </w:r>
+      <w:proofErr w:type="spellEnd"/>
+      <w:r>
+        <w:rPr>
+          <w:rFonts w:ascii="Source Sans Pro" w:hAnsi="Source Sans Pro"/>
+          <w:lang w:eastAsia="en-GB"/>
+        </w:rPr>
+        <w:t xml:space="preserve">, E. (In Submission). </w:t>
+      </w:r>
+      <w:r>
+        <w:rPr>
+          <w:rFonts w:ascii="Source Sans Pro" w:hAnsi="Source Sans Pro"/>
+          <w:lang w:eastAsia="en-GB"/>
+        </w:rPr>
+        <w:t>Applications of Virtual Reality (VR) in Autism Research: Current trends and taxonomy of definitions</w:t>
+      </w:r>
+      <w:r>
+        <w:rPr>
+          <w:rFonts w:ascii="Source Sans Pro" w:hAnsi="Source Sans Pro"/>
+          <w:lang w:eastAsia="en-GB"/>
+        </w:rPr>
+        <w:t xml:space="preserve">. </w:t>
+      </w:r>
+      <w:r>
+        <w:rPr>
+          <w:rFonts w:ascii="Source Sans Pro" w:hAnsi="Source Sans Pro"/>
+          <w:i/>
+          <w:iCs/>
+          <w:lang w:eastAsia="en-GB"/>
+        </w:rPr>
+        <w:t>Journal of Enabling Technologies</w:t>
+      </w:r>
+      <w:r>
+        <w:rPr>
+          <w:rFonts w:ascii="Source Sans Pro" w:hAnsi="Source Sans Pro"/>
+          <w:lang w:eastAsia="en-GB"/>
+        </w:rPr>
+        <w:t>.</w:t>
       </w:r>
     </w:p>
     <w:p>
       <w:pPr>
         <w:pStyle w:val="Heading1"/>
-        <w:spacing w:before="100" w:beforeAutospacing="1"/>
+        <w:spacing w:before="100" w:beforeAutospacing="1" w:line="240" w:lineRule="auto"/>
         <w:ind w:left="720" w:hanging="720"/>
         <w:rPr>
           <w:rFonts w:ascii="Source Sans Pro" w:hAnsi="Source Sans Pro"/>
-          <w:sz w:val="20"/>
-          <w:szCs w:val="20"/>
+          <w:sz w:val="22"/>
+          <w:szCs w:val="22"/>
         </w:rPr>
       </w:pPr>
       <w:r>
         <w:rPr>
           <w:rFonts w:ascii="Source Sans Pro" w:hAnsi="Source Sans Pro"/>
-          <w:sz w:val="20"/>
-          <w:szCs w:val="20"/>
+          <w:sz w:val="22"/>
+          <w:szCs w:val="22"/>
         </w:rPr>
         <w:t>Awards</w:t>
       </w:r>
@@ -1704,27 +1738,23 @@
         <w:tblLook w:val="04A0" w:firstRow="1" w:lastRow="0" w:firstColumn="1" w:lastColumn="0" w:noHBand="0" w:noVBand="1"/>
       </w:tblPr>
       <w:tblGrid>
-        <w:gridCol w:w="1531"/>
+        <w:gridCol w:w="1588"/>
         <w:gridCol w:w="7485"/>
       </w:tblGrid>
       <w:tr>
         <w:tc>
           <w:tcPr>
-            <w:tcW w:w="1531" w:type="dxa"/>
-          </w:tcPr>
-          <w:p>
-            <w:pPr>
-              <w:rPr>
-                <w:rFonts w:ascii="Source Sans Pro" w:hAnsi="Source Sans Pro"/>
-                <w:sz w:val="20"/>
-                <w:szCs w:val="20"/>
-              </w:rPr>
-            </w:pPr>
-            <w:r>
-              <w:rPr>
-                <w:rFonts w:ascii="Source Sans Pro" w:hAnsi="Source Sans Pro"/>
-                <w:sz w:val="20"/>
-                <w:szCs w:val="20"/>
+            <w:tcW w:w="1588" w:type="dxa"/>
+          </w:tcPr>
+          <w:p>
+            <w:pPr>
+              <w:rPr>
+                <w:rFonts w:ascii="Source Sans Pro" w:hAnsi="Source Sans Pro"/>
+              </w:rPr>
+            </w:pPr>
+            <w:r>
+              <w:rPr>
+                <w:rFonts w:ascii="Source Sans Pro" w:hAnsi="Source Sans Pro"/>
               </w:rPr>
               <w:t>2021</w:t>
             </w:r>
@@ -1738,15 +1768,11 @@
             <w:pPr>
               <w:rPr>
                 <w:rFonts w:ascii="Source Sans Pro" w:hAnsi="Source Sans Pro"/>
-                <w:sz w:val="20"/>
-                <w:szCs w:val="20"/>
-              </w:rPr>
-            </w:pPr>
-            <w:r>
-              <w:rPr>
-                <w:rFonts w:ascii="Source Sans Pro" w:hAnsi="Source Sans Pro"/>
-                <w:sz w:val="20"/>
-                <w:szCs w:val="20"/>
+              </w:rPr>
+            </w:pPr>
+            <w:r>
+              <w:rPr>
+                <w:rFonts w:ascii="Source Sans Pro" w:hAnsi="Source Sans Pro"/>
               </w:rPr>
               <w:t>International Society for Autism Research Student and Trainee Award</w:t>
             </w:r>
@@ -1756,21 +1782,17 @@
       <w:tr>
         <w:tc>
           <w:tcPr>
-            <w:tcW w:w="1531" w:type="dxa"/>
-          </w:tcPr>
-          <w:p>
-            <w:pPr>
-              <w:rPr>
-                <w:rFonts w:ascii="Source Sans Pro" w:hAnsi="Source Sans Pro"/>
-                <w:sz w:val="20"/>
-                <w:szCs w:val="20"/>
-              </w:rPr>
-            </w:pPr>
-            <w:r>
-              <w:rPr>
-                <w:rFonts w:ascii="Source Sans Pro" w:hAnsi="Source Sans Pro"/>
-                <w:sz w:val="20"/>
-                <w:szCs w:val="20"/>
+            <w:tcW w:w="1588" w:type="dxa"/>
+          </w:tcPr>
+          <w:p>
+            <w:pPr>
+              <w:rPr>
+                <w:rFonts w:ascii="Source Sans Pro" w:hAnsi="Source Sans Pro"/>
+              </w:rPr>
+            </w:pPr>
+            <w:r>
+              <w:rPr>
+                <w:rFonts w:ascii="Source Sans Pro" w:hAnsi="Source Sans Pro"/>
               </w:rPr>
               <w:t>2020</w:t>
             </w:r>
@@ -1787,23 +1809,29 @@
               </w:tabs>
               <w:rPr>
                 <w:rFonts w:ascii="Source Sans Pro" w:hAnsi="Source Sans Pro"/>
-                <w:sz w:val="20"/>
-                <w:szCs w:val="20"/>
-              </w:rPr>
-            </w:pPr>
-            <w:r>
-              <w:rPr>
-                <w:rFonts w:ascii="Source Sans Pro" w:hAnsi="Source Sans Pro"/>
-                <w:sz w:val="20"/>
-                <w:szCs w:val="20"/>
-              </w:rPr>
-              <w:t>Best Performing Student in MSc Research Methods Class of 2019-2020</w:t>
-            </w:r>
-            <w:r>
-              <w:rPr>
-                <w:rFonts w:ascii="Source Sans Pro" w:hAnsi="Source Sans Pro"/>
-                <w:sz w:val="20"/>
-                <w:szCs w:val="20"/>
+              </w:rPr>
+            </w:pPr>
+            <w:r>
+              <w:rPr>
+                <w:rFonts w:ascii="Source Sans Pro" w:hAnsi="Source Sans Pro"/>
+              </w:rPr>
+              <w:t>Best Performing Student in MSc Research Methods Class of 2019</w:t>
+            </w:r>
+            <w:r>
+              <w:rPr>
+                <w:rFonts w:ascii="Source Sans Pro" w:hAnsi="Source Sans Pro"/>
+              </w:rPr>
+              <w:t>–</w:t>
+            </w:r>
+            <w:r>
+              <w:rPr>
+                <w:rFonts w:ascii="Source Sans Pro" w:hAnsi="Source Sans Pro"/>
+              </w:rPr>
+              <w:t>2020</w:t>
+            </w:r>
+            <w:r>
+              <w:rPr>
+                <w:rFonts w:ascii="Source Sans Pro" w:hAnsi="Source Sans Pro"/>
               </w:rPr>
               <w:tab/>
             </w:r>
@@ -1813,29 +1841,23 @@
       <w:tr>
         <w:tc>
           <w:tcPr>
-            <w:tcW w:w="1531" w:type="dxa"/>
-          </w:tcPr>
-          <w:p>
-            <w:pPr>
-              <w:rPr>
-                <w:rFonts w:ascii="Source Sans Pro" w:hAnsi="Source Sans Pro"/>
-                <w:sz w:val="20"/>
-                <w:szCs w:val="20"/>
-              </w:rPr>
-            </w:pPr>
-            <w:r>
-              <w:rPr>
-                <w:rFonts w:ascii="Source Sans Pro" w:hAnsi="Source Sans Pro"/>
-                <w:sz w:val="20"/>
-                <w:szCs w:val="20"/>
+            <w:tcW w:w="1588" w:type="dxa"/>
+          </w:tcPr>
+          <w:p>
+            <w:pPr>
+              <w:rPr>
+                <w:rFonts w:ascii="Source Sans Pro" w:hAnsi="Source Sans Pro"/>
+              </w:rPr>
+            </w:pPr>
+            <w:r>
+              <w:rPr>
+                <w:rFonts w:ascii="Source Sans Pro" w:hAnsi="Source Sans Pro"/>
               </w:rPr>
               <w:t>201</w:t>
             </w:r>
             <w:r>
               <w:rPr>
                 <w:rFonts w:ascii="Source Sans Pro" w:hAnsi="Source Sans Pro"/>
-                <w:sz w:val="20"/>
-                <w:szCs w:val="20"/>
               </w:rPr>
               <w:t>6</w:t>
             </w:r>
@@ -1849,23 +1871,17 @@
             <w:pPr>
               <w:rPr>
                 <w:rFonts w:ascii="Source Sans Pro" w:hAnsi="Source Sans Pro"/>
-                <w:sz w:val="20"/>
-                <w:szCs w:val="20"/>
-              </w:rPr>
-            </w:pPr>
-            <w:r>
-              <w:rPr>
-                <w:rFonts w:ascii="Source Sans Pro" w:hAnsi="Source Sans Pro"/>
-                <w:sz w:val="20"/>
-                <w:szCs w:val="20"/>
+              </w:rPr>
+            </w:pPr>
+            <w:r>
+              <w:rPr>
+                <w:rFonts w:ascii="Source Sans Pro" w:hAnsi="Source Sans Pro"/>
               </w:rPr>
               <w:t xml:space="preserve">Level 2 </w:t>
             </w:r>
             <w:r>
               <w:rPr>
                 <w:rFonts w:ascii="Source Sans Pro" w:hAnsi="Source Sans Pro"/>
-                <w:sz w:val="20"/>
-                <w:szCs w:val="20"/>
               </w:rPr>
               <w:t>Psychology Certificate of Academic Excellence</w:t>
             </w:r>
@@ -1875,21 +1891,17 @@
       <w:tr>
         <w:tc>
           <w:tcPr>
-            <w:tcW w:w="1531" w:type="dxa"/>
-          </w:tcPr>
-          <w:p>
-            <w:pPr>
-              <w:rPr>
-                <w:rFonts w:ascii="Source Sans Pro" w:hAnsi="Source Sans Pro"/>
-                <w:sz w:val="20"/>
-                <w:szCs w:val="20"/>
-              </w:rPr>
-            </w:pPr>
-            <w:r>
-              <w:rPr>
-                <w:rFonts w:ascii="Source Sans Pro" w:hAnsi="Source Sans Pro"/>
-                <w:sz w:val="20"/>
-                <w:szCs w:val="20"/>
+            <w:tcW w:w="1588" w:type="dxa"/>
+          </w:tcPr>
+          <w:p>
+            <w:pPr>
+              <w:rPr>
+                <w:rFonts w:ascii="Source Sans Pro" w:hAnsi="Source Sans Pro"/>
+              </w:rPr>
+            </w:pPr>
+            <w:r>
+              <w:rPr>
+                <w:rFonts w:ascii="Source Sans Pro" w:hAnsi="Source Sans Pro"/>
               </w:rPr>
               <w:t>2015</w:t>
             </w:r>
@@ -1903,23 +1915,17 @@
             <w:pPr>
               <w:rPr>
                 <w:rFonts w:ascii="Source Sans Pro" w:hAnsi="Source Sans Pro"/>
-                <w:sz w:val="20"/>
-                <w:szCs w:val="20"/>
-              </w:rPr>
-            </w:pPr>
-            <w:r>
-              <w:rPr>
-                <w:rFonts w:ascii="Source Sans Pro" w:hAnsi="Source Sans Pro"/>
-                <w:sz w:val="20"/>
-                <w:szCs w:val="20"/>
+              </w:rPr>
+            </w:pPr>
+            <w:r>
+              <w:rPr>
+                <w:rFonts w:ascii="Source Sans Pro" w:hAnsi="Source Sans Pro"/>
               </w:rPr>
               <w:t xml:space="preserve">Alexander Smart Memorial </w:t>
             </w:r>
             <w:r>
               <w:rPr>
                 <w:rFonts w:ascii="Source Sans Pro" w:hAnsi="Source Sans Pro"/>
-                <w:sz w:val="20"/>
-                <w:szCs w:val="20"/>
               </w:rPr>
               <w:t>Award</w:t>
             </w:r>
@@ -1929,21 +1935,17 @@
       <w:tr>
         <w:tc>
           <w:tcPr>
-            <w:tcW w:w="1531" w:type="dxa"/>
-          </w:tcPr>
-          <w:p>
-            <w:pPr>
-              <w:rPr>
-                <w:rFonts w:ascii="Source Sans Pro" w:hAnsi="Source Sans Pro"/>
-                <w:sz w:val="20"/>
-                <w:szCs w:val="20"/>
-              </w:rPr>
-            </w:pPr>
-            <w:r>
-              <w:rPr>
-                <w:rFonts w:ascii="Source Sans Pro" w:hAnsi="Source Sans Pro"/>
-                <w:sz w:val="20"/>
-                <w:szCs w:val="20"/>
+            <w:tcW w:w="1588" w:type="dxa"/>
+          </w:tcPr>
+          <w:p>
+            <w:pPr>
+              <w:rPr>
+                <w:rFonts w:ascii="Source Sans Pro" w:hAnsi="Source Sans Pro"/>
+              </w:rPr>
+            </w:pPr>
+            <w:r>
+              <w:rPr>
+                <w:rFonts w:ascii="Source Sans Pro" w:hAnsi="Source Sans Pro"/>
               </w:rPr>
               <w:t>2015</w:t>
             </w:r>
@@ -1957,15 +1959,11 @@
             <w:pPr>
               <w:rPr>
                 <w:rFonts w:ascii="Source Sans Pro" w:hAnsi="Source Sans Pro"/>
-                <w:sz w:val="20"/>
-                <w:szCs w:val="20"/>
-              </w:rPr>
-            </w:pPr>
-            <w:r>
-              <w:rPr>
-                <w:rFonts w:ascii="Source Sans Pro" w:hAnsi="Source Sans Pro"/>
-                <w:sz w:val="20"/>
-                <w:szCs w:val="20"/>
+              </w:rPr>
+            </w:pPr>
+            <w:r>
+              <w:rPr>
+                <w:rFonts w:ascii="Source Sans Pro" w:hAnsi="Source Sans Pro"/>
               </w:rPr>
               <w:t>Level 1 Psychology Certificate of Academic Excellence</w:t>
             </w:r>
@@ -1976,25 +1974,26 @@
     <w:p>
       <w:pPr>
         <w:pStyle w:val="Heading1"/>
-        <w:rPr>
-          <w:rFonts w:ascii="Source Sans Pro" w:hAnsi="Source Sans Pro"/>
-          <w:sz w:val="20"/>
-          <w:szCs w:val="20"/>
+        <w:spacing w:line="240" w:lineRule="auto"/>
+        <w:rPr>
+          <w:rFonts w:ascii="Source Sans Pro" w:hAnsi="Source Sans Pro"/>
+          <w:sz w:val="22"/>
+          <w:szCs w:val="22"/>
         </w:rPr>
       </w:pPr>
       <w:r>
         <w:rPr>
           <w:rFonts w:ascii="Source Sans Pro" w:hAnsi="Source Sans Pro"/>
-          <w:sz w:val="20"/>
-          <w:szCs w:val="20"/>
+          <w:sz w:val="22"/>
+          <w:szCs w:val="22"/>
         </w:rPr>
         <w:t xml:space="preserve">Conferences and </w:t>
       </w:r>
       <w:r>
         <w:rPr>
           <w:rFonts w:ascii="Source Sans Pro" w:hAnsi="Source Sans Pro"/>
-          <w:sz w:val="20"/>
-          <w:szCs w:val="20"/>
+          <w:sz w:val="22"/>
+          <w:szCs w:val="22"/>
         </w:rPr>
         <w:t>Invited Talks</w:t>
       </w:r>
@@ -2015,29 +2014,25 @@
         <w:tblLook w:val="04A0" w:firstRow="1" w:lastRow="0" w:firstColumn="1" w:lastColumn="0" w:noHBand="0" w:noVBand="1"/>
       </w:tblPr>
       <w:tblGrid>
-        <w:gridCol w:w="1531"/>
+        <w:gridCol w:w="1588"/>
         <w:gridCol w:w="7485"/>
       </w:tblGrid>
       <w:tr>
         <w:tc>
           <w:tcPr>
-            <w:tcW w:w="1531" w:type="dxa"/>
-          </w:tcPr>
-          <w:p>
-            <w:pPr>
-              <w:rPr>
-                <w:rFonts w:ascii="Source Sans Pro" w:hAnsi="Source Sans Pro"/>
-                <w:sz w:val="20"/>
-                <w:szCs w:val="20"/>
-              </w:rPr>
-            </w:pPr>
-            <w:r>
-              <w:rPr>
-                <w:rFonts w:ascii="Source Sans Pro" w:hAnsi="Source Sans Pro"/>
-                <w:sz w:val="20"/>
-                <w:szCs w:val="20"/>
-              </w:rPr>
-              <w:t>2021</w:t>
+            <w:tcW w:w="1588" w:type="dxa"/>
+          </w:tcPr>
+          <w:p>
+            <w:pPr>
+              <w:rPr>
+                <w:rFonts w:ascii="Source Sans Pro" w:hAnsi="Source Sans Pro"/>
+              </w:rPr>
+            </w:pPr>
+            <w:r>
+              <w:rPr>
+                <w:rFonts w:ascii="Source Sans Pro" w:hAnsi="Source Sans Pro"/>
+              </w:rPr>
+              <w:t>2022</w:t>
             </w:r>
           </w:p>
         </w:tc>
@@ -2049,47 +2044,23 @@
             <w:pPr>
               <w:rPr>
                 <w:rFonts w:ascii="Source Sans Pro" w:hAnsi="Source Sans Pro"/>
-                <w:sz w:val="20"/>
-                <w:szCs w:val="20"/>
-              </w:rPr>
-            </w:pPr>
-            <w:r>
-              <w:rPr>
-                <w:rFonts w:ascii="Source Sans Pro" w:hAnsi="Source Sans Pro"/>
-                <w:sz w:val="20"/>
-                <w:szCs w:val="20"/>
-              </w:rPr>
-              <w:t xml:space="preserve">Annual University of Glasgow Learning and Teaching Conference </w:t>
-            </w:r>
-            <w:r>
-              <w:rPr>
-                <w:rFonts w:ascii="Source Sans Pro" w:hAnsi="Source Sans Pro"/>
-                <w:sz w:val="20"/>
-                <w:szCs w:val="20"/>
-              </w:rPr>
-              <w:t>Poster</w:t>
-            </w:r>
-            <w:r>
-              <w:rPr>
-                <w:rFonts w:ascii="Source Sans Pro" w:hAnsi="Source Sans Pro"/>
-                <w:sz w:val="20"/>
-                <w:szCs w:val="20"/>
-              </w:rPr>
-              <w:t xml:space="preserve"> on </w:t>
-            </w:r>
-            <w:r>
-              <w:rPr>
-                <w:rFonts w:ascii="Source Sans Pro" w:hAnsi="Source Sans Pro"/>
-                <w:sz w:val="20"/>
-                <w:szCs w:val="20"/>
-              </w:rPr>
-              <w:t>User design for digital education: a combined UX and eye tracking study evaluating online course in Psychology</w:t>
-            </w:r>
-            <w:r>
-              <w:rPr>
-                <w:rFonts w:ascii="Source Sans Pro" w:hAnsi="Source Sans Pro"/>
-                <w:sz w:val="20"/>
-                <w:szCs w:val="20"/>
+              </w:rPr>
+            </w:pPr>
+            <w:r>
+              <w:rPr>
+                <w:rFonts w:ascii="Source Sans Pro" w:hAnsi="Source Sans Pro"/>
+              </w:rPr>
+              <w:t>Annual Conference of the Immersive Learning Research Network Presentation on ‘</w:t>
+            </w:r>
+            <w:r>
+              <w:rPr>
+                <w:rFonts w:ascii="Source Sans Pro" w:hAnsi="Source Sans Pro"/>
+              </w:rPr>
+              <w:t>ALIVE: Avatar Learning Impact Assessment for Virtual Environments</w:t>
+            </w:r>
+            <w:r>
+              <w:rPr>
+                <w:rFonts w:ascii="Source Sans Pro" w:hAnsi="Source Sans Pro"/>
               </w:rPr>
               <w:t>’</w:t>
             </w:r>
@@ -2099,23 +2070,25 @@
       <w:tr>
         <w:tc>
           <w:tcPr>
-            <w:tcW w:w="1531" w:type="dxa"/>
-          </w:tcPr>
-          <w:p>
-            <w:pPr>
-              <w:rPr>
-                <w:rFonts w:ascii="Source Sans Pro" w:hAnsi="Source Sans Pro"/>
-                <w:sz w:val="20"/>
-                <w:szCs w:val="20"/>
-              </w:rPr>
-            </w:pPr>
-            <w:r>
-              <w:rPr>
-                <w:rFonts w:ascii="Source Sans Pro" w:hAnsi="Source Sans Pro"/>
-                <w:sz w:val="20"/>
-                <w:szCs w:val="20"/>
-              </w:rPr>
-              <w:t>2021</w:t>
+            <w:tcW w:w="1588" w:type="dxa"/>
+          </w:tcPr>
+          <w:p>
+            <w:pPr>
+              <w:rPr>
+                <w:rFonts w:ascii="Source Sans Pro" w:hAnsi="Source Sans Pro"/>
+              </w:rPr>
+            </w:pPr>
+            <w:r>
+              <w:rPr>
+                <w:rFonts w:ascii="Source Sans Pro" w:hAnsi="Source Sans Pro"/>
+              </w:rPr>
+              <w:t>202</w:t>
+            </w:r>
+            <w:r>
+              <w:rPr>
+                <w:rFonts w:ascii="Source Sans Pro" w:hAnsi="Source Sans Pro"/>
+              </w:rPr>
+              <w:t>2</w:t>
             </w:r>
           </w:p>
         </w:tc>
@@ -2127,17 +2100,13 @@
             <w:pPr>
               <w:rPr>
                 <w:rFonts w:ascii="Source Sans Pro" w:hAnsi="Source Sans Pro"/>
-                <w:sz w:val="20"/>
-                <w:szCs w:val="20"/>
-              </w:rPr>
-            </w:pPr>
-            <w:r>
-              <w:rPr>
-                <w:rFonts w:ascii="Source Sans Pro" w:hAnsi="Source Sans Pro"/>
-                <w:sz w:val="20"/>
-                <w:szCs w:val="20"/>
-              </w:rPr>
-              <w:t>Annual Conference of the Immersive Learning Research Network Presentation on ‘Teaching in VR and Cognitive Load: A Teacher’s Perspective’</w:t>
+              </w:rPr>
+            </w:pPr>
+            <w:r>
+              <w:rPr>
+                <w:rFonts w:ascii="Source Sans Pro" w:hAnsi="Source Sans Pro"/>
+              </w:rPr>
+              <w:t>Annual University of Glasgow Learning and Teaching Conference Poster on User design for digital education: a combined UX and eye tracking study evaluating online course in Psychology’</w:t>
             </w:r>
           </w:p>
         </w:tc>
@@ -2145,21 +2114,17 @@
       <w:tr>
         <w:tc>
           <w:tcPr>
-            <w:tcW w:w="1531" w:type="dxa"/>
-          </w:tcPr>
-          <w:p>
-            <w:pPr>
-              <w:rPr>
-                <w:rFonts w:ascii="Source Sans Pro" w:hAnsi="Source Sans Pro"/>
-                <w:sz w:val="20"/>
-                <w:szCs w:val="20"/>
-              </w:rPr>
-            </w:pPr>
-            <w:r>
-              <w:rPr>
-                <w:rFonts w:ascii="Source Sans Pro" w:hAnsi="Source Sans Pro"/>
-                <w:sz w:val="20"/>
-                <w:szCs w:val="20"/>
+            <w:tcW w:w="1588" w:type="dxa"/>
+          </w:tcPr>
+          <w:p>
+            <w:pPr>
+              <w:rPr>
+                <w:rFonts w:ascii="Source Sans Pro" w:hAnsi="Source Sans Pro"/>
+              </w:rPr>
+            </w:pPr>
+            <w:r>
+              <w:rPr>
+                <w:rFonts w:ascii="Source Sans Pro" w:hAnsi="Source Sans Pro"/>
               </w:rPr>
               <w:t>2021</w:t>
             </w:r>
@@ -2173,17 +2138,13 @@
             <w:pPr>
               <w:rPr>
                 <w:rFonts w:ascii="Source Sans Pro" w:hAnsi="Source Sans Pro"/>
-                <w:sz w:val="20"/>
-                <w:szCs w:val="20"/>
-              </w:rPr>
-            </w:pPr>
-            <w:r>
-              <w:rPr>
-                <w:rFonts w:ascii="Source Sans Pro" w:hAnsi="Source Sans Pro"/>
-                <w:sz w:val="20"/>
-                <w:szCs w:val="20"/>
-              </w:rPr>
-              <w:t>International Society for Autism Research Poster on ‘Latent Structure of Sensory Features Across Cultures’</w:t>
+              </w:rPr>
+            </w:pPr>
+            <w:r>
+              <w:rPr>
+                <w:rFonts w:ascii="Source Sans Pro" w:hAnsi="Source Sans Pro"/>
+              </w:rPr>
+              <w:t>Annual Conference of the Immersive Learning Research Network Presentation on ‘Teaching in VR and Cognitive Load: A Teacher’s Perspective’</w:t>
             </w:r>
           </w:p>
         </w:tc>
@@ -2191,21 +2152,17 @@
       <w:tr>
         <w:tc>
           <w:tcPr>
-            <w:tcW w:w="1531" w:type="dxa"/>
-          </w:tcPr>
-          <w:p>
-            <w:pPr>
-              <w:rPr>
-                <w:rFonts w:ascii="Source Sans Pro" w:hAnsi="Source Sans Pro"/>
-                <w:sz w:val="20"/>
-                <w:szCs w:val="20"/>
-              </w:rPr>
-            </w:pPr>
-            <w:r>
-              <w:rPr>
-                <w:rFonts w:ascii="Source Sans Pro" w:hAnsi="Source Sans Pro"/>
-                <w:sz w:val="20"/>
-                <w:szCs w:val="20"/>
+            <w:tcW w:w="1588" w:type="dxa"/>
+          </w:tcPr>
+          <w:p>
+            <w:pPr>
+              <w:rPr>
+                <w:rFonts w:ascii="Source Sans Pro" w:hAnsi="Source Sans Pro"/>
+              </w:rPr>
+            </w:pPr>
+            <w:r>
+              <w:rPr>
+                <w:rFonts w:ascii="Source Sans Pro" w:hAnsi="Source Sans Pro"/>
               </w:rPr>
               <w:t>2021</w:t>
             </w:r>
@@ -2219,17 +2176,13 @@
             <w:pPr>
               <w:rPr>
                 <w:rFonts w:ascii="Source Sans Pro" w:hAnsi="Source Sans Pro"/>
-                <w:sz w:val="20"/>
-                <w:szCs w:val="20"/>
-              </w:rPr>
-            </w:pPr>
-            <w:r>
-              <w:rPr>
-                <w:rFonts w:ascii="Source Sans Pro" w:hAnsi="Source Sans Pro"/>
-                <w:sz w:val="20"/>
-                <w:szCs w:val="20"/>
-              </w:rPr>
-              <w:t>International Society for Autism Research Poster on ‘Comparison Between Caregiver and Child Report of Sensory Sensitivities’</w:t>
+              </w:rPr>
+            </w:pPr>
+            <w:r>
+              <w:rPr>
+                <w:rFonts w:ascii="Source Sans Pro" w:hAnsi="Source Sans Pro"/>
+              </w:rPr>
+              <w:t>International Society for Autism Research Poster on ‘Latent Structure of Sensory Features Across Cultures’</w:t>
             </w:r>
           </w:p>
         </w:tc>
@@ -2237,21 +2190,55 @@
       <w:tr>
         <w:tc>
           <w:tcPr>
-            <w:tcW w:w="1531" w:type="dxa"/>
-          </w:tcPr>
-          <w:p>
-            <w:pPr>
-              <w:rPr>
-                <w:rFonts w:ascii="Source Sans Pro" w:hAnsi="Source Sans Pro"/>
-                <w:sz w:val="20"/>
-                <w:szCs w:val="20"/>
-              </w:rPr>
-            </w:pPr>
-            <w:r>
-              <w:rPr>
-                <w:rFonts w:ascii="Source Sans Pro" w:hAnsi="Source Sans Pro"/>
-                <w:sz w:val="20"/>
-                <w:szCs w:val="20"/>
+            <w:tcW w:w="1588" w:type="dxa"/>
+          </w:tcPr>
+          <w:p>
+            <w:pPr>
+              <w:rPr>
+                <w:rFonts w:ascii="Source Sans Pro" w:hAnsi="Source Sans Pro"/>
+              </w:rPr>
+            </w:pPr>
+            <w:r>
+              <w:rPr>
+                <w:rFonts w:ascii="Source Sans Pro" w:hAnsi="Source Sans Pro"/>
+              </w:rPr>
+              <w:t>2021</w:t>
+            </w:r>
+          </w:p>
+        </w:tc>
+        <w:tc>
+          <w:tcPr>
+            <w:tcW w:w="7485" w:type="dxa"/>
+          </w:tcPr>
+          <w:p>
+            <w:pPr>
+              <w:rPr>
+                <w:rFonts w:ascii="Source Sans Pro" w:hAnsi="Source Sans Pro"/>
+              </w:rPr>
+            </w:pPr>
+            <w:r>
+              <w:rPr>
+                <w:rFonts w:ascii="Source Sans Pro" w:hAnsi="Source Sans Pro"/>
+              </w:rPr>
+              <w:t>International Society for Autism Research Poster on ‘Comparison Between Caregiver and Child Report of Sensory Sensitivities’</w:t>
+            </w:r>
+          </w:p>
+        </w:tc>
+      </w:tr>
+      <w:tr>
+        <w:tc>
+          <w:tcPr>
+            <w:tcW w:w="1588" w:type="dxa"/>
+          </w:tcPr>
+          <w:p>
+            <w:pPr>
+              <w:rPr>
+                <w:rFonts w:ascii="Source Sans Pro" w:hAnsi="Source Sans Pro"/>
+              </w:rPr>
+            </w:pPr>
+            <w:r>
+              <w:rPr>
+                <w:rFonts w:ascii="Source Sans Pro" w:hAnsi="Source Sans Pro"/>
               </w:rPr>
               <w:t>2019</w:t>
             </w:r>
@@ -2265,15 +2252,11 @@
             <w:pPr>
               <w:rPr>
                 <w:rFonts w:ascii="Source Sans Pro" w:hAnsi="Source Sans Pro"/>
-                <w:sz w:val="20"/>
-                <w:szCs w:val="20"/>
-              </w:rPr>
-            </w:pPr>
-            <w:r>
-              <w:rPr>
-                <w:rFonts w:ascii="Source Sans Pro" w:hAnsi="Source Sans Pro"/>
-                <w:sz w:val="20"/>
-                <w:szCs w:val="20"/>
+              </w:rPr>
+            </w:pPr>
+            <w:r>
+              <w:rPr>
+                <w:rFonts w:ascii="Source Sans Pro" w:hAnsi="Source Sans Pro"/>
               </w:rPr>
               <w:t>Investigating the links between Autism, Anxiety, and Video Games – University of Strathclyde</w:t>
             </w:r>
@@ -2284,18 +2267,20 @@
     <w:p>
       <w:pPr>
         <w:pStyle w:val="Heading1"/>
-        <w:rPr>
-          <w:rFonts w:ascii="Source Sans Pro" w:hAnsi="Source Sans Pro"/>
-          <w:sz w:val="20"/>
-          <w:szCs w:val="20"/>
+        <w:spacing w:line="240" w:lineRule="auto"/>
+        <w:rPr>
+          <w:rFonts w:ascii="Source Sans Pro" w:hAnsi="Source Sans Pro"/>
+          <w:sz w:val="22"/>
+          <w:szCs w:val="22"/>
         </w:rPr>
       </w:pPr>
       <w:r>
         <w:rPr>
           <w:rFonts w:ascii="Source Sans Pro" w:hAnsi="Source Sans Pro"/>
-          <w:sz w:val="20"/>
-          <w:szCs w:val="20"/>
-        </w:rPr>
+          <w:sz w:val="22"/>
+          <w:szCs w:val="22"/>
+        </w:rPr>
+        <w:lastRenderedPageBreak/>
         <w:t>Related Professional Skills</w:t>
       </w:r>
     </w:p>
@@ -2306,49 +2291,38 @@
           <w:ilvl w:val="0"/>
           <w:numId w:val="2"/>
         </w:numPr>
-        <w:rPr>
-          <w:rFonts w:ascii="Source Sans Pro" w:hAnsi="Source Sans Pro"/>
-          <w:sz w:val="20"/>
-          <w:szCs w:val="20"/>
+        <w:spacing w:line="240" w:lineRule="auto"/>
+        <w:rPr>
+          <w:rFonts w:ascii="Source Sans Pro" w:hAnsi="Source Sans Pro"/>
         </w:rPr>
       </w:pPr>
       <w:r>
         <w:rPr>
           <w:rFonts w:ascii="Source Sans Pro" w:hAnsi="Source Sans Pro"/>
-          <w:sz w:val="20"/>
-          <w:szCs w:val="20"/>
-        </w:rPr>
-        <w:t xml:space="preserve">Trained and proficient in C++, Java, </w:t>
-      </w:r>
-      <w:r>
-        <w:rPr>
-          <w:rFonts w:ascii="Source Sans Pro" w:hAnsi="Source Sans Pro"/>
-          <w:sz w:val="20"/>
-          <w:szCs w:val="20"/>
-        </w:rPr>
-        <w:t xml:space="preserve">Lua, </w:t>
-      </w:r>
-      <w:r>
-        <w:rPr>
-          <w:rFonts w:ascii="Source Sans Pro" w:hAnsi="Source Sans Pro"/>
-          <w:sz w:val="20"/>
-          <w:szCs w:val="20"/>
+        </w:rPr>
+        <w:t>Trained and proficient in C++, Java</w:t>
+      </w:r>
+      <w:r>
+        <w:rPr>
+          <w:rFonts w:ascii="Source Sans Pro" w:hAnsi="Source Sans Pro"/>
+        </w:rPr>
+        <w:t xml:space="preserve">, </w:t>
+      </w:r>
+      <w:r>
+        <w:rPr>
+          <w:rFonts w:ascii="Source Sans Pro" w:hAnsi="Source Sans Pro"/>
         </w:rPr>
         <w:t>MATLAB, Python, R</w:t>
       </w:r>
       <w:r>
         <w:rPr>
           <w:rFonts w:ascii="Source Sans Pro" w:hAnsi="Source Sans Pro"/>
-          <w:sz w:val="20"/>
-          <w:szCs w:val="20"/>
         </w:rPr>
         <w:t>, and SQL</w:t>
       </w:r>
       <w:r>
         <w:rPr>
           <w:rFonts w:ascii="Source Sans Pro" w:hAnsi="Source Sans Pro"/>
-          <w:sz w:val="20"/>
-          <w:szCs w:val="20"/>
         </w:rPr>
         <w:t>.</w:t>
       </w:r>
@@ -2360,17 +2334,14 @@
           <w:ilvl w:val="0"/>
           <w:numId w:val="2"/>
         </w:numPr>
-        <w:rPr>
-          <w:rFonts w:ascii="Source Sans Pro" w:hAnsi="Source Sans Pro"/>
-          <w:sz w:val="20"/>
-          <w:szCs w:val="20"/>
+        <w:spacing w:line="240" w:lineRule="auto"/>
+        <w:rPr>
+          <w:rFonts w:ascii="Source Sans Pro" w:hAnsi="Source Sans Pro"/>
         </w:rPr>
       </w:pPr>
       <w:r>
         <w:rPr>
           <w:rFonts w:ascii="Source Sans Pro" w:hAnsi="Source Sans Pro"/>
-          <w:sz w:val="20"/>
-          <w:szCs w:val="20"/>
         </w:rPr>
         <w:t>Experienced using Unity and the Virtual Reality Toolkit for research purposes.</w:t>
       </w:r>
@@ -2382,57 +2353,44 @@
           <w:ilvl w:val="0"/>
           <w:numId w:val="2"/>
         </w:numPr>
-        <w:rPr>
-          <w:rFonts w:ascii="Source Sans Pro" w:hAnsi="Source Sans Pro"/>
-          <w:sz w:val="20"/>
-          <w:szCs w:val="20"/>
+        <w:spacing w:line="240" w:lineRule="auto"/>
+        <w:rPr>
+          <w:rFonts w:ascii="Source Sans Pro" w:hAnsi="Source Sans Pro"/>
         </w:rPr>
       </w:pPr>
       <w:r>
         <w:rPr>
           <w:rFonts w:ascii="Source Sans Pro" w:hAnsi="Source Sans Pro"/>
-          <w:sz w:val="20"/>
-          <w:szCs w:val="20"/>
         </w:rPr>
         <w:t xml:space="preserve">Skilled </w:t>
       </w:r>
       <w:r>
         <w:rPr>
           <w:rFonts w:ascii="Source Sans Pro" w:hAnsi="Source Sans Pro"/>
-          <w:sz w:val="20"/>
-          <w:szCs w:val="20"/>
         </w:rPr>
         <w:t>at applying</w:t>
       </w:r>
       <w:r>
         <w:rPr>
           <w:rFonts w:ascii="Source Sans Pro" w:hAnsi="Source Sans Pro"/>
-          <w:sz w:val="20"/>
-          <w:szCs w:val="20"/>
         </w:rPr>
         <w:t xml:space="preserve"> </w:t>
       </w:r>
       <w:r>
         <w:rPr>
           <w:rFonts w:ascii="Source Sans Pro" w:hAnsi="Source Sans Pro"/>
-          <w:sz w:val="20"/>
-          <w:szCs w:val="20"/>
         </w:rPr>
         <w:t xml:space="preserve">a diverse range of models and statistical techniques </w:t>
       </w:r>
       <w:r>
         <w:rPr>
           <w:rFonts w:ascii="Source Sans Pro" w:hAnsi="Source Sans Pro"/>
-          <w:sz w:val="20"/>
-          <w:szCs w:val="20"/>
         </w:rPr>
         <w:t>to experimental and psychometric data</w:t>
       </w:r>
       <w:r>
         <w:rPr>
           <w:rFonts w:ascii="Source Sans Pro" w:hAnsi="Source Sans Pro"/>
-          <w:sz w:val="20"/>
-          <w:szCs w:val="20"/>
         </w:rPr>
         <w:t>.</w:t>
       </w:r>
@@ -2440,17 +2398,18 @@
     <w:p>
       <w:pPr>
         <w:pStyle w:val="Heading1"/>
-        <w:rPr>
-          <w:rFonts w:ascii="Source Sans Pro" w:hAnsi="Source Sans Pro"/>
-          <w:sz w:val="20"/>
-          <w:szCs w:val="20"/>
+        <w:spacing w:line="240" w:lineRule="auto"/>
+        <w:rPr>
+          <w:rFonts w:ascii="Source Sans Pro" w:hAnsi="Source Sans Pro"/>
+          <w:sz w:val="22"/>
+          <w:szCs w:val="22"/>
         </w:rPr>
       </w:pPr>
       <w:r>
         <w:rPr>
           <w:rFonts w:ascii="Source Sans Pro" w:hAnsi="Source Sans Pro"/>
-          <w:sz w:val="20"/>
-          <w:szCs w:val="20"/>
+          <w:sz w:val="22"/>
+          <w:szCs w:val="22"/>
         </w:rPr>
         <w:t>Non-Academic Work</w:t>
       </w:r>
@@ -2471,59 +2430,47 @@
         <w:tblLook w:val="04A0" w:firstRow="1" w:lastRow="0" w:firstColumn="1" w:lastColumn="0" w:noHBand="0" w:noVBand="1"/>
       </w:tblPr>
       <w:tblGrid>
-        <w:gridCol w:w="1531"/>
-        <w:gridCol w:w="7485"/>
+        <w:gridCol w:w="1588"/>
+        <w:gridCol w:w="7343"/>
       </w:tblGrid>
       <w:tr>
         <w:tc>
           <w:tcPr>
-            <w:tcW w:w="1531" w:type="dxa"/>
-          </w:tcPr>
-          <w:p>
-            <w:pPr>
-              <w:rPr>
-                <w:rFonts w:ascii="Source Sans Pro" w:hAnsi="Source Sans Pro"/>
-                <w:sz w:val="20"/>
-                <w:szCs w:val="20"/>
-              </w:rPr>
-            </w:pPr>
-            <w:r>
-              <w:rPr>
-                <w:rFonts w:ascii="Source Sans Pro" w:hAnsi="Source Sans Pro"/>
-                <w:sz w:val="20"/>
-                <w:szCs w:val="20"/>
+            <w:tcW w:w="1588" w:type="dxa"/>
+          </w:tcPr>
+          <w:p>
+            <w:pPr>
+              <w:rPr>
+                <w:rFonts w:ascii="Source Sans Pro" w:hAnsi="Source Sans Pro"/>
+              </w:rPr>
+            </w:pPr>
+            <w:r>
+              <w:rPr>
+                <w:rFonts w:ascii="Source Sans Pro" w:hAnsi="Source Sans Pro"/>
               </w:rPr>
               <w:t xml:space="preserve">2021 </w:t>
             </w:r>
             <w:r>
               <w:rPr>
                 <w:rFonts w:ascii="Source Sans Pro" w:hAnsi="Source Sans Pro"/>
-                <w:sz w:val="20"/>
-                <w:szCs w:val="20"/>
               </w:rPr>
               <w:t>–</w:t>
             </w:r>
             <w:r>
               <w:rPr>
                 <w:rFonts w:ascii="Source Sans Pro" w:hAnsi="Source Sans Pro"/>
-                <w:sz w:val="20"/>
-                <w:szCs w:val="20"/>
               </w:rPr>
               <w:t xml:space="preserve"> </w:t>
             </w:r>
             <w:r>
               <w:rPr>
                 <w:rFonts w:ascii="Source Sans Pro" w:hAnsi="Source Sans Pro"/>
-                <w:sz w:val="20"/>
-                <w:szCs w:val="20"/>
               </w:rPr>
               <w:t>p</w:t>
             </w:r>
             <w:r>
               <w:rPr>
                 <w:rFonts w:ascii="Source Sans Pro" w:hAnsi="Source Sans Pro"/>
-                <w:sz w:val="20"/>
-                <w:szCs w:val="20"/>
               </w:rPr>
               <w:t>resent</w:t>
             </w:r>
@@ -2531,29 +2478,23 @@
         </w:tc>
         <w:tc>
           <w:tcPr>
-            <w:tcW w:w="7485" w:type="dxa"/>
-          </w:tcPr>
-          <w:p>
-            <w:pPr>
-              <w:rPr>
-                <w:rFonts w:ascii="Source Sans Pro" w:hAnsi="Source Sans Pro"/>
-                <w:sz w:val="20"/>
-                <w:szCs w:val="20"/>
-              </w:rPr>
-            </w:pPr>
-            <w:r>
-              <w:rPr>
-                <w:rFonts w:ascii="Source Sans Pro" w:hAnsi="Source Sans Pro"/>
-                <w:sz w:val="20"/>
-                <w:szCs w:val="20"/>
+            <w:tcW w:w="7343" w:type="dxa"/>
+          </w:tcPr>
+          <w:p>
+            <w:pPr>
+              <w:rPr>
+                <w:rFonts w:ascii="Source Sans Pro" w:hAnsi="Source Sans Pro"/>
+              </w:rPr>
+            </w:pPr>
+            <w:r>
+              <w:rPr>
+                <w:rFonts w:ascii="Source Sans Pro" w:hAnsi="Source Sans Pro"/>
               </w:rPr>
               <w:t>Tutor</w:t>
             </w:r>
             <w:r>
               <w:rPr>
                 <w:rFonts w:ascii="Source Sans Pro" w:hAnsi="Source Sans Pro"/>
-                <w:sz w:val="20"/>
-                <w:szCs w:val="20"/>
               </w:rPr>
               <w:br/>
               <w:t>University of Glasgow</w:t>
@@ -2561,17 +2502,13 @@
             <w:r>
               <w:rPr>
                 <w:rFonts w:ascii="Source Sans Pro" w:hAnsi="Source Sans Pro"/>
-                <w:sz w:val="20"/>
-                <w:szCs w:val="20"/>
               </w:rPr>
               <w:br/>
-              <w:t>Assisted undergraduate and postgraduate students with the data analysis for their research projects in a combination of structured and unstructured sessions.</w:t>
-            </w:r>
-            <w:r>
-              <w:rPr>
-                <w:rFonts w:ascii="Source Sans Pro" w:hAnsi="Source Sans Pro"/>
-                <w:sz w:val="20"/>
-                <w:szCs w:val="20"/>
+              <w:t>Assist undergraduate and postgraduate students with the data analysis for their research projects in a combination of structured and unstructured sessions.</w:t>
+            </w:r>
+            <w:r>
+              <w:rPr>
+                <w:rFonts w:ascii="Source Sans Pro" w:hAnsi="Source Sans Pro"/>
               </w:rPr>
               <w:br/>
             </w:r>
@@ -2581,83 +2518,53 @@
       <w:tr>
         <w:tc>
           <w:tcPr>
-            <w:tcW w:w="1531" w:type="dxa"/>
-          </w:tcPr>
-          <w:p>
-            <w:pPr>
-              <w:rPr>
-                <w:rFonts w:ascii="Source Sans Pro" w:hAnsi="Source Sans Pro"/>
-                <w:sz w:val="20"/>
-                <w:szCs w:val="20"/>
-              </w:rPr>
-            </w:pPr>
-            <w:r>
-              <w:rPr>
-                <w:rFonts w:ascii="Source Sans Pro" w:hAnsi="Source Sans Pro"/>
-                <w:sz w:val="20"/>
-                <w:szCs w:val="20"/>
+            <w:tcW w:w="1588" w:type="dxa"/>
+          </w:tcPr>
+          <w:p>
+            <w:pPr>
+              <w:rPr>
+                <w:rFonts w:ascii="Source Sans Pro" w:hAnsi="Source Sans Pro"/>
+              </w:rPr>
+            </w:pPr>
+            <w:r>
+              <w:rPr>
+                <w:rFonts w:ascii="Source Sans Pro" w:hAnsi="Source Sans Pro"/>
               </w:rPr>
               <w:t xml:space="preserve">2020 </w:t>
             </w:r>
             <w:r>
               <w:rPr>
                 <w:rFonts w:ascii="Source Sans Pro" w:hAnsi="Source Sans Pro"/>
-                <w:sz w:val="20"/>
-                <w:szCs w:val="20"/>
-              </w:rPr>
-              <w:t>–</w:t>
-            </w:r>
-            <w:r>
-              <w:rPr>
-                <w:rFonts w:ascii="Source Sans Pro" w:hAnsi="Source Sans Pro"/>
-                <w:sz w:val="20"/>
-                <w:szCs w:val="20"/>
-              </w:rPr>
-              <w:t xml:space="preserve"> </w:t>
-            </w:r>
-            <w:r>
-              <w:rPr>
-                <w:rFonts w:ascii="Source Sans Pro" w:hAnsi="Source Sans Pro"/>
-                <w:sz w:val="20"/>
-                <w:szCs w:val="20"/>
-              </w:rPr>
-              <w:t>p</w:t>
-            </w:r>
-            <w:r>
-              <w:rPr>
-                <w:rFonts w:ascii="Source Sans Pro" w:hAnsi="Source Sans Pro"/>
-                <w:sz w:val="20"/>
-                <w:szCs w:val="20"/>
-              </w:rPr>
-              <w:t>resent</w:t>
-            </w:r>
-          </w:p>
-        </w:tc>
-        <w:tc>
-          <w:tcPr>
-            <w:tcW w:w="7485" w:type="dxa"/>
-          </w:tcPr>
-          <w:p>
-            <w:pPr>
-              <w:rPr>
-                <w:rFonts w:ascii="Source Sans Pro" w:hAnsi="Source Sans Pro"/>
-                <w:sz w:val="20"/>
-                <w:szCs w:val="20"/>
-              </w:rPr>
-            </w:pPr>
-            <w:r>
-              <w:rPr>
-                <w:rFonts w:ascii="Source Sans Pro" w:hAnsi="Source Sans Pro"/>
-                <w:sz w:val="20"/>
-                <w:szCs w:val="20"/>
+              </w:rPr>
+              <w:t xml:space="preserve">– </w:t>
+            </w:r>
+            <w:r>
+              <w:rPr>
+                <w:rFonts w:ascii="Source Sans Pro" w:hAnsi="Source Sans Pro"/>
+              </w:rPr>
+              <w:t>2022</w:t>
+            </w:r>
+          </w:p>
+        </w:tc>
+        <w:tc>
+          <w:tcPr>
+            <w:tcW w:w="7343" w:type="dxa"/>
+          </w:tcPr>
+          <w:p>
+            <w:pPr>
+              <w:rPr>
+                <w:rFonts w:ascii="Source Sans Pro" w:hAnsi="Source Sans Pro"/>
+              </w:rPr>
+            </w:pPr>
+            <w:r>
+              <w:rPr>
+                <w:rFonts w:ascii="Source Sans Pro" w:hAnsi="Source Sans Pro"/>
               </w:rPr>
               <w:t>Academic Communities Coordinator</w:t>
             </w:r>
             <w:r>
               <w:rPr>
                 <w:rFonts w:ascii="Source Sans Pro" w:hAnsi="Source Sans Pro"/>
-                <w:sz w:val="20"/>
-                <w:szCs w:val="20"/>
               </w:rPr>
               <w:br/>
               <w:t>Sublime Digital Ltd.</w:t>
@@ -2667,23 +2574,17 @@
             <w:pPr>
               <w:rPr>
                 <w:rFonts w:ascii="Source Sans Pro" w:hAnsi="Source Sans Pro"/>
-                <w:sz w:val="20"/>
-                <w:szCs w:val="20"/>
-              </w:rPr>
-            </w:pPr>
-            <w:r>
-              <w:rPr>
-                <w:rFonts w:ascii="Source Sans Pro" w:hAnsi="Source Sans Pro"/>
-                <w:sz w:val="20"/>
-                <w:szCs w:val="20"/>
+              </w:rPr>
+            </w:pPr>
+            <w:r>
+              <w:rPr>
+                <w:rFonts w:ascii="Source Sans Pro" w:hAnsi="Source Sans Pro"/>
               </w:rPr>
               <w:t xml:space="preserve">Managed academic stakeholders in the development of a VR teaching platform using a combination of planned events and personal communications. </w:t>
             </w:r>
             <w:r>
               <w:rPr>
                 <w:rFonts w:ascii="Source Sans Pro" w:hAnsi="Source Sans Pro"/>
-                <w:sz w:val="20"/>
-                <w:szCs w:val="20"/>
               </w:rPr>
               <w:br/>
             </w:r>
@@ -2693,75 +2594,41 @@
       <w:tr>
         <w:tc>
           <w:tcPr>
-            <w:tcW w:w="1531" w:type="dxa"/>
-          </w:tcPr>
-          <w:p>
-            <w:pPr>
-              <w:rPr>
-                <w:rFonts w:ascii="Source Sans Pro" w:hAnsi="Source Sans Pro"/>
-                <w:sz w:val="20"/>
-                <w:szCs w:val="20"/>
-              </w:rPr>
-            </w:pPr>
-            <w:r>
-              <w:rPr>
-                <w:rFonts w:ascii="Source Sans Pro" w:hAnsi="Source Sans Pro"/>
-                <w:sz w:val="20"/>
-                <w:szCs w:val="20"/>
+            <w:tcW w:w="1588" w:type="dxa"/>
+          </w:tcPr>
+          <w:p>
+            <w:pPr>
+              <w:rPr>
+                <w:rFonts w:ascii="Source Sans Pro" w:hAnsi="Source Sans Pro"/>
+              </w:rPr>
+            </w:pPr>
+            <w:r>
+              <w:rPr>
+                <w:rFonts w:ascii="Source Sans Pro" w:hAnsi="Source Sans Pro"/>
               </w:rPr>
               <w:t xml:space="preserve">2019 </w:t>
             </w:r>
             <w:r>
               <w:rPr>
                 <w:rFonts w:ascii="Source Sans Pro" w:hAnsi="Source Sans Pro"/>
-                <w:sz w:val="20"/>
-                <w:szCs w:val="20"/>
-              </w:rPr>
-              <w:t>–</w:t>
-            </w:r>
-            <w:r>
-              <w:rPr>
-                <w:rFonts w:ascii="Source Sans Pro" w:hAnsi="Source Sans Pro"/>
-                <w:sz w:val="20"/>
-                <w:szCs w:val="20"/>
-              </w:rPr>
-              <w:t xml:space="preserve"> </w:t>
-            </w:r>
-            <w:r>
-              <w:rPr>
-                <w:rFonts w:ascii="Source Sans Pro" w:hAnsi="Source Sans Pro"/>
-                <w:sz w:val="20"/>
-                <w:szCs w:val="20"/>
-              </w:rPr>
-              <w:t>p</w:t>
-            </w:r>
-            <w:r>
-              <w:rPr>
-                <w:rFonts w:ascii="Source Sans Pro" w:hAnsi="Source Sans Pro"/>
-                <w:sz w:val="20"/>
-                <w:szCs w:val="20"/>
-              </w:rPr>
-              <w:t>resent</w:t>
-            </w:r>
-          </w:p>
-        </w:tc>
-        <w:tc>
-          <w:tcPr>
-            <w:tcW w:w="7485" w:type="dxa"/>
-          </w:tcPr>
-          <w:p>
-            <w:pPr>
-              <w:rPr>
-                <w:rFonts w:ascii="Source Sans Pro" w:hAnsi="Source Sans Pro"/>
-                <w:sz w:val="20"/>
-                <w:szCs w:val="20"/>
-              </w:rPr>
-            </w:pPr>
-            <w:r>
-              <w:rPr>
-                <w:rFonts w:ascii="Source Sans Pro" w:hAnsi="Source Sans Pro"/>
-                <w:sz w:val="20"/>
-                <w:szCs w:val="20"/>
+              </w:rPr>
+              <w:t>– present</w:t>
+            </w:r>
+          </w:p>
+        </w:tc>
+        <w:tc>
+          <w:tcPr>
+            <w:tcW w:w="7343" w:type="dxa"/>
+          </w:tcPr>
+          <w:p>
+            <w:pPr>
+              <w:rPr>
+                <w:rFonts w:ascii="Source Sans Pro" w:hAnsi="Source Sans Pro"/>
+              </w:rPr>
+            </w:pPr>
+            <w:r>
+              <w:rPr>
+                <w:rFonts w:ascii="Source Sans Pro" w:hAnsi="Source Sans Pro"/>
               </w:rPr>
               <w:t>Volunteer Activities Support Worker</w:t>
             </w:r>
@@ -2770,16 +2637,12 @@
             <w:pPr>
               <w:rPr>
                 <w:rFonts w:ascii="Source Sans Pro" w:hAnsi="Source Sans Pro"/>
-                <w:sz w:val="20"/>
-                <w:szCs w:val="20"/>
               </w:rPr>
             </w:pPr>
             <w:proofErr w:type="spellStart"/>
             <w:r>
               <w:rPr>
                 <w:rFonts w:ascii="Source Sans Pro" w:hAnsi="Source Sans Pro"/>
-                <w:sz w:val="20"/>
-                <w:szCs w:val="20"/>
               </w:rPr>
               <w:t>Creatovators</w:t>
             </w:r>
@@ -2787,8 +2650,6 @@
             <w:r>
               <w:rPr>
                 <w:rFonts w:ascii="Source Sans Pro" w:hAnsi="Source Sans Pro"/>
-                <w:sz w:val="20"/>
-                <w:szCs w:val="20"/>
               </w:rPr>
               <w:t xml:space="preserve"> CIC</w:t>
             </w:r>
@@ -2798,35 +2659,29 @@
       <w:tr>
         <w:tc>
           <w:tcPr>
-            <w:tcW w:w="1531" w:type="dxa"/>
-          </w:tcPr>
-          <w:p>
-            <w:pPr>
-              <w:rPr>
-                <w:rFonts w:ascii="Source Sans Pro" w:hAnsi="Source Sans Pro"/>
-                <w:sz w:val="20"/>
-                <w:szCs w:val="20"/>
-              </w:rPr>
-            </w:pPr>
-          </w:p>
-        </w:tc>
-        <w:tc>
-          <w:tcPr>
-            <w:tcW w:w="7485" w:type="dxa"/>
-          </w:tcPr>
-          <w:p>
-            <w:pPr>
-              <w:rPr>
-                <w:rFonts w:ascii="Source Sans Pro" w:hAnsi="Source Sans Pro"/>
-                <w:sz w:val="20"/>
-                <w:szCs w:val="20"/>
-              </w:rPr>
-            </w:pPr>
-            <w:r>
-              <w:rPr>
-                <w:rFonts w:ascii="Source Sans Pro" w:hAnsi="Source Sans Pro"/>
-                <w:sz w:val="20"/>
-                <w:szCs w:val="20"/>
+            <w:tcW w:w="1588" w:type="dxa"/>
+          </w:tcPr>
+          <w:p>
+            <w:pPr>
+              <w:rPr>
+                <w:rFonts w:ascii="Source Sans Pro" w:hAnsi="Source Sans Pro"/>
+              </w:rPr>
+            </w:pPr>
+          </w:p>
+        </w:tc>
+        <w:tc>
+          <w:tcPr>
+            <w:tcW w:w="7343" w:type="dxa"/>
+          </w:tcPr>
+          <w:p>
+            <w:pPr>
+              <w:rPr>
+                <w:rFonts w:ascii="Source Sans Pro" w:hAnsi="Source Sans Pro"/>
+              </w:rPr>
+            </w:pPr>
+            <w:r>
+              <w:rPr>
+                <w:rFonts w:ascii="Source Sans Pro" w:hAnsi="Source Sans Pro"/>
               </w:rPr>
               <w:t>Assist the running of a support group for autistic children and their families. Conduct Lego-Therapy sessions promoting pro-social behaviour.</w:t>
             </w:r>
@@ -2836,28 +2691,24 @@
       <w:tr>
         <w:tc>
           <w:tcPr>
-            <w:tcW w:w="1531" w:type="dxa"/>
-          </w:tcPr>
-          <w:p>
-            <w:pPr>
-              <w:rPr>
-                <w:rFonts w:ascii="Source Sans Pro" w:hAnsi="Source Sans Pro"/>
-                <w:sz w:val="20"/>
-                <w:szCs w:val="20"/>
-              </w:rPr>
-            </w:pPr>
-          </w:p>
-        </w:tc>
-        <w:tc>
-          <w:tcPr>
-            <w:tcW w:w="7485" w:type="dxa"/>
-          </w:tcPr>
-          <w:p>
-            <w:pPr>
-              <w:rPr>
-                <w:rFonts w:ascii="Source Sans Pro" w:hAnsi="Source Sans Pro"/>
-                <w:sz w:val="20"/>
-                <w:szCs w:val="20"/>
+            <w:tcW w:w="1588" w:type="dxa"/>
+          </w:tcPr>
+          <w:p>
+            <w:pPr>
+              <w:rPr>
+                <w:rFonts w:ascii="Source Sans Pro" w:hAnsi="Source Sans Pro"/>
+              </w:rPr>
+            </w:pPr>
+          </w:p>
+        </w:tc>
+        <w:tc>
+          <w:tcPr>
+            <w:tcW w:w="7343" w:type="dxa"/>
+          </w:tcPr>
+          <w:p>
+            <w:pPr>
+              <w:rPr>
+                <w:rFonts w:ascii="Source Sans Pro" w:hAnsi="Source Sans Pro"/>
               </w:rPr>
             </w:pPr>
           </w:p>
@@ -2866,45 +2717,29 @@
       <w:tr>
         <w:tc>
           <w:tcPr>
-            <w:tcW w:w="1531" w:type="dxa"/>
-          </w:tcPr>
-          <w:p>
-            <w:pPr>
-              <w:rPr>
-                <w:rFonts w:ascii="Source Sans Pro" w:hAnsi="Source Sans Pro"/>
-                <w:sz w:val="20"/>
-                <w:szCs w:val="20"/>
-              </w:rPr>
-            </w:pPr>
-            <w:r>
-              <w:rPr>
-                <w:rFonts w:ascii="Source Sans Pro" w:hAnsi="Source Sans Pro"/>
-                <w:sz w:val="20"/>
-                <w:szCs w:val="20"/>
+            <w:tcW w:w="1588" w:type="dxa"/>
+          </w:tcPr>
+          <w:p>
+            <w:pPr>
+              <w:rPr>
+                <w:rFonts w:ascii="Source Sans Pro" w:hAnsi="Source Sans Pro"/>
+              </w:rPr>
+            </w:pPr>
+            <w:r>
+              <w:rPr>
+                <w:rFonts w:ascii="Source Sans Pro" w:hAnsi="Source Sans Pro"/>
               </w:rPr>
               <w:t xml:space="preserve">2020 </w:t>
             </w:r>
             <w:r>
               <w:rPr>
                 <w:rFonts w:ascii="Source Sans Pro" w:hAnsi="Source Sans Pro"/>
-                <w:sz w:val="20"/>
-                <w:szCs w:val="20"/>
-              </w:rPr>
-              <w:t>–</w:t>
-            </w:r>
-            <w:r>
-              <w:rPr>
-                <w:rFonts w:ascii="Source Sans Pro" w:hAnsi="Source Sans Pro"/>
-                <w:sz w:val="20"/>
-                <w:szCs w:val="20"/>
-              </w:rPr>
-              <w:t xml:space="preserve"> </w:t>
-            </w:r>
-            <w:r>
-              <w:rPr>
-                <w:rFonts w:ascii="Source Sans Pro" w:hAnsi="Source Sans Pro"/>
-                <w:sz w:val="20"/>
-                <w:szCs w:val="20"/>
+              </w:rPr>
+              <w:t xml:space="preserve">– </w:t>
+            </w:r>
+            <w:r>
+              <w:rPr>
+                <w:rFonts w:ascii="Source Sans Pro" w:hAnsi="Source Sans Pro"/>
               </w:rPr>
               <w:t>2021</w:t>
             </w:r>
@@ -2912,21 +2747,17 @@
         </w:tc>
         <w:tc>
           <w:tcPr>
-            <w:tcW w:w="7485" w:type="dxa"/>
-          </w:tcPr>
-          <w:p>
-            <w:pPr>
-              <w:rPr>
-                <w:rFonts w:ascii="Source Sans Pro" w:hAnsi="Source Sans Pro"/>
-                <w:sz w:val="20"/>
-                <w:szCs w:val="20"/>
-              </w:rPr>
-            </w:pPr>
-            <w:r>
-              <w:rPr>
-                <w:rFonts w:ascii="Source Sans Pro" w:hAnsi="Source Sans Pro"/>
-                <w:sz w:val="20"/>
-                <w:szCs w:val="20"/>
+            <w:tcW w:w="7343" w:type="dxa"/>
+          </w:tcPr>
+          <w:p>
+            <w:pPr>
+              <w:rPr>
+                <w:rFonts w:ascii="Source Sans Pro" w:hAnsi="Source Sans Pro"/>
+              </w:rPr>
+            </w:pPr>
+            <w:r>
+              <w:rPr>
+                <w:rFonts w:ascii="Source Sans Pro" w:hAnsi="Source Sans Pro"/>
               </w:rPr>
               <w:t>Demonstrator</w:t>
             </w:r>
@@ -2935,15 +2766,11 @@
             <w:pPr>
               <w:rPr>
                 <w:rFonts w:ascii="Source Sans Pro" w:hAnsi="Source Sans Pro"/>
-                <w:sz w:val="20"/>
-                <w:szCs w:val="20"/>
-              </w:rPr>
-            </w:pPr>
-            <w:r>
-              <w:rPr>
-                <w:rFonts w:ascii="Source Sans Pro" w:hAnsi="Source Sans Pro"/>
-                <w:sz w:val="20"/>
-                <w:szCs w:val="20"/>
+              </w:rPr>
+            </w:pPr>
+            <w:r>
+              <w:rPr>
+                <w:rFonts w:ascii="Source Sans Pro" w:hAnsi="Source Sans Pro"/>
               </w:rPr>
               <w:t>University of Glasgow</w:t>
             </w:r>
@@ -2952,15 +2779,11 @@
             <w:pPr>
               <w:rPr>
                 <w:rFonts w:ascii="Source Sans Pro" w:hAnsi="Source Sans Pro"/>
-                <w:sz w:val="20"/>
-                <w:szCs w:val="20"/>
-              </w:rPr>
-            </w:pPr>
-            <w:r>
-              <w:rPr>
-                <w:rFonts w:ascii="Source Sans Pro" w:hAnsi="Source Sans Pro"/>
-                <w:sz w:val="20"/>
-                <w:szCs w:val="20"/>
+              </w:rPr>
+            </w:pPr>
+            <w:r>
+              <w:rPr>
+                <w:rFonts w:ascii="Source Sans Pro" w:hAnsi="Source Sans Pro"/>
               </w:rPr>
               <w:t>Supervised by Martin Lages. A three-month role developing learning aids for advanced statistics for the School of Psychology. This was done primarily using R Markdown and Shiny.</w:t>
             </w:r>
@@ -2971,19 +2794,202 @@
     <w:p>
       <w:pPr>
         <w:pStyle w:val="Heading1"/>
-        <w:rPr>
-          <w:rFonts w:ascii="Source Sans Pro" w:hAnsi="Source Sans Pro"/>
-          <w:sz w:val="20"/>
-          <w:szCs w:val="20"/>
+        <w:spacing w:line="240" w:lineRule="auto"/>
+        <w:rPr>
+          <w:rFonts w:ascii="Source Sans Pro" w:hAnsi="Source Sans Pro"/>
+          <w:sz w:val="22"/>
+          <w:szCs w:val="22"/>
         </w:rPr>
       </w:pPr>
       <w:r>
         <w:rPr>
           <w:rFonts w:ascii="Source Sans Pro" w:hAnsi="Source Sans Pro"/>
-          <w:sz w:val="20"/>
-          <w:szCs w:val="20"/>
-        </w:rPr>
-        <w:lastRenderedPageBreak/>
+          <w:sz w:val="22"/>
+          <w:szCs w:val="22"/>
+        </w:rPr>
+        <w:t>Academic Services</w:t>
+      </w:r>
+    </w:p>
+    <w:tbl>
+      <w:tblPr>
+        <w:tblStyle w:val="TableGrid"/>
+        <w:tblW w:w="0" w:type="auto"/>
+        <w:tblInd w:w="-118" w:type="dxa"/>
+        <w:tblBorders>
+          <w:top w:val="none" w:sz="0" w:space="0" w:color="auto"/>
+          <w:left w:val="none" w:sz="0" w:space="0" w:color="auto"/>
+          <w:bottom w:val="none" w:sz="0" w:space="0" w:color="auto"/>
+          <w:right w:val="none" w:sz="0" w:space="0" w:color="auto"/>
+          <w:insideH w:val="none" w:sz="0" w:space="0" w:color="auto"/>
+          <w:insideV w:val="none" w:sz="0" w:space="0" w:color="auto"/>
+        </w:tblBorders>
+        <w:tblLook w:val="04A0" w:firstRow="1" w:lastRow="0" w:firstColumn="1" w:lastColumn="0" w:noHBand="0" w:noVBand="1"/>
+      </w:tblPr>
+      <w:tblGrid>
+        <w:gridCol w:w="1588"/>
+        <w:gridCol w:w="7485"/>
+      </w:tblGrid>
+      <w:tr>
+        <w:tc>
+          <w:tcPr>
+            <w:tcW w:w="1588" w:type="dxa"/>
+          </w:tcPr>
+          <w:p>
+            <w:pPr>
+              <w:rPr>
+                <w:rFonts w:ascii="Source Sans Pro" w:hAnsi="Source Sans Pro"/>
+              </w:rPr>
+            </w:pPr>
+            <w:r>
+              <w:rPr>
+                <w:rFonts w:ascii="Source Sans Pro" w:hAnsi="Source Sans Pro"/>
+              </w:rPr>
+              <w:t xml:space="preserve">2021 </w:t>
+            </w:r>
+            <w:r>
+              <w:rPr>
+                <w:rFonts w:ascii="Source Sans Pro" w:hAnsi="Source Sans Pro"/>
+              </w:rPr>
+              <w:t>–</w:t>
+            </w:r>
+            <w:r>
+              <w:rPr>
+                <w:rFonts w:ascii="Source Sans Pro" w:hAnsi="Source Sans Pro"/>
+              </w:rPr>
+              <w:t xml:space="preserve"> p</w:t>
+            </w:r>
+            <w:r>
+              <w:rPr>
+                <w:rFonts w:ascii="Source Sans Pro" w:hAnsi="Source Sans Pro"/>
+              </w:rPr>
+              <w:t>resent</w:t>
+            </w:r>
+          </w:p>
+        </w:tc>
+        <w:tc>
+          <w:tcPr>
+            <w:tcW w:w="7485" w:type="dxa"/>
+          </w:tcPr>
+          <w:p>
+            <w:pPr>
+              <w:rPr>
+                <w:rFonts w:ascii="Source Sans Pro" w:hAnsi="Source Sans Pro"/>
+              </w:rPr>
+            </w:pPr>
+            <w:r>
+              <w:rPr>
+                <w:rFonts w:ascii="Source Sans Pro" w:hAnsi="Source Sans Pro"/>
+              </w:rPr>
+              <w:t>Applications of Virtual Reality in Autism Research Conference Organisation Committee Member</w:t>
+            </w:r>
+          </w:p>
+        </w:tc>
+      </w:tr>
+      <w:tr>
+        <w:tc>
+          <w:tcPr>
+            <w:tcW w:w="1588" w:type="dxa"/>
+          </w:tcPr>
+          <w:p>
+            <w:pPr>
+              <w:rPr>
+                <w:rFonts w:ascii="Source Sans Pro" w:hAnsi="Source Sans Pro"/>
+              </w:rPr>
+            </w:pPr>
+            <w:r>
+              <w:rPr>
+                <w:rFonts w:ascii="Source Sans Pro" w:hAnsi="Source Sans Pro"/>
+              </w:rPr>
+              <w:t xml:space="preserve">2021 </w:t>
+            </w:r>
+            <w:r>
+              <w:rPr>
+                <w:rFonts w:ascii="Source Sans Pro" w:hAnsi="Source Sans Pro"/>
+              </w:rPr>
+              <w:t>–</w:t>
+            </w:r>
+            <w:r>
+              <w:rPr>
+                <w:rFonts w:ascii="Source Sans Pro" w:hAnsi="Source Sans Pro"/>
+              </w:rPr>
+              <w:t xml:space="preserve"> present</w:t>
+            </w:r>
+          </w:p>
+        </w:tc>
+        <w:tc>
+          <w:tcPr>
+            <w:tcW w:w="7485" w:type="dxa"/>
+          </w:tcPr>
+          <w:p>
+            <w:pPr>
+              <w:rPr>
+                <w:rFonts w:ascii="Source Sans Pro" w:hAnsi="Source Sans Pro"/>
+              </w:rPr>
+            </w:pPr>
+            <w:r>
+              <w:rPr>
+                <w:rFonts w:ascii="Source Sans Pro" w:hAnsi="Source Sans Pro"/>
+              </w:rPr>
+              <w:t>University of Glasgow Autism Journal Club Seminar Series Organiser</w:t>
+            </w:r>
+          </w:p>
+        </w:tc>
+      </w:tr>
+      <w:tr>
+        <w:tc>
+          <w:tcPr>
+            <w:tcW w:w="1588" w:type="dxa"/>
+          </w:tcPr>
+          <w:p>
+            <w:pPr>
+              <w:rPr>
+                <w:rFonts w:ascii="Source Sans Pro" w:hAnsi="Source Sans Pro"/>
+              </w:rPr>
+            </w:pPr>
+            <w:r>
+              <w:rPr>
+                <w:rFonts w:ascii="Source Sans Pro" w:hAnsi="Source Sans Pro"/>
+              </w:rPr>
+              <w:t>2022</w:t>
+            </w:r>
+          </w:p>
+        </w:tc>
+        <w:tc>
+          <w:tcPr>
+            <w:tcW w:w="7485" w:type="dxa"/>
+          </w:tcPr>
+          <w:p>
+            <w:pPr>
+              <w:rPr>
+                <w:rFonts w:ascii="Source Sans Pro" w:hAnsi="Source Sans Pro"/>
+              </w:rPr>
+            </w:pPr>
+            <w:r>
+              <w:rPr>
+                <w:rFonts w:ascii="Source Sans Pro" w:hAnsi="Source Sans Pro"/>
+              </w:rPr>
+              <w:t xml:space="preserve">Guest Editor for Journal of Enabling Technologies </w:t>
+            </w:r>
+          </w:p>
+        </w:tc>
+      </w:tr>
+    </w:tbl>
+    <w:p>
+      <w:pPr>
+        <w:pStyle w:val="Heading1"/>
+        <w:spacing w:line="240" w:lineRule="auto"/>
+        <w:rPr>
+          <w:rFonts w:ascii="Source Sans Pro" w:hAnsi="Source Sans Pro"/>
+          <w:sz w:val="22"/>
+          <w:szCs w:val="22"/>
+        </w:rPr>
+      </w:pPr>
+      <w:r>
+        <w:rPr>
+          <w:rFonts w:ascii="Source Sans Pro" w:hAnsi="Source Sans Pro"/>
+          <w:sz w:val="22"/>
+          <w:szCs w:val="22"/>
+        </w:rPr>
         <w:t>Professional Affiliations</w:t>
       </w:r>
     </w:p>
@@ -3003,61 +3009,31 @@
         <w:tblLook w:val="04A0" w:firstRow="1" w:lastRow="0" w:firstColumn="1" w:lastColumn="0" w:noHBand="0" w:noVBand="1"/>
       </w:tblPr>
       <w:tblGrid>
-        <w:gridCol w:w="1531"/>
+        <w:gridCol w:w="1588"/>
         <w:gridCol w:w="7485"/>
       </w:tblGrid>
       <w:tr>
         <w:tc>
           <w:tcPr>
-            <w:tcW w:w="1531" w:type="dxa"/>
-          </w:tcPr>
-          <w:p>
-            <w:pPr>
-              <w:rPr>
-                <w:rFonts w:ascii="Source Sans Pro" w:hAnsi="Source Sans Pro"/>
-                <w:sz w:val="20"/>
-                <w:szCs w:val="20"/>
-              </w:rPr>
-            </w:pPr>
-            <w:r>
-              <w:rPr>
-                <w:rFonts w:ascii="Source Sans Pro" w:hAnsi="Source Sans Pro"/>
-                <w:sz w:val="20"/>
-                <w:szCs w:val="20"/>
+            <w:tcW w:w="1588" w:type="dxa"/>
+          </w:tcPr>
+          <w:p>
+            <w:pPr>
+              <w:rPr>
+                <w:rFonts w:ascii="Source Sans Pro" w:hAnsi="Source Sans Pro"/>
+              </w:rPr>
+            </w:pPr>
+            <w:r>
+              <w:rPr>
+                <w:rFonts w:ascii="Source Sans Pro" w:hAnsi="Source Sans Pro"/>
               </w:rPr>
               <w:t xml:space="preserve">2019 </w:t>
             </w:r>
             <w:r>
               <w:rPr>
                 <w:rFonts w:ascii="Source Sans Pro" w:hAnsi="Source Sans Pro"/>
-                <w:sz w:val="20"/>
-                <w:szCs w:val="20"/>
-              </w:rPr>
-              <w:t>–</w:t>
-            </w:r>
-            <w:r>
-              <w:rPr>
-                <w:rFonts w:ascii="Source Sans Pro" w:hAnsi="Source Sans Pro"/>
-                <w:sz w:val="20"/>
-                <w:szCs w:val="20"/>
-              </w:rPr>
-              <w:t xml:space="preserve"> </w:t>
-            </w:r>
-            <w:r>
-              <w:rPr>
-                <w:rFonts w:ascii="Source Sans Pro" w:hAnsi="Source Sans Pro"/>
-                <w:sz w:val="20"/>
-                <w:szCs w:val="20"/>
-              </w:rPr>
-              <w:t>p</w:t>
-            </w:r>
-            <w:r>
-              <w:rPr>
-                <w:rFonts w:ascii="Source Sans Pro" w:hAnsi="Source Sans Pro"/>
-                <w:sz w:val="20"/>
-                <w:szCs w:val="20"/>
-              </w:rPr>
-              <w:t>resent</w:t>
+              </w:rPr>
+              <w:t>– present</w:t>
             </w:r>
           </w:p>
         </w:tc>
@@ -3069,15 +3045,11 @@
             <w:pPr>
               <w:rPr>
                 <w:rFonts w:ascii="Source Sans Pro" w:hAnsi="Source Sans Pro"/>
-                <w:sz w:val="20"/>
-                <w:szCs w:val="20"/>
-              </w:rPr>
-            </w:pPr>
-            <w:r>
-              <w:rPr>
-                <w:rFonts w:ascii="Source Sans Pro" w:hAnsi="Source Sans Pro"/>
-                <w:sz w:val="20"/>
-                <w:szCs w:val="20"/>
+              </w:rPr>
+            </w:pPr>
+            <w:r>
+              <w:rPr>
+                <w:rFonts w:ascii="Source Sans Pro" w:hAnsi="Source Sans Pro"/>
               </w:rPr>
               <w:t>Graduate Member of the British Psychological Society</w:t>
             </w:r>
@@ -3087,85 +3059,25 @@
       <w:tr>
         <w:tc>
           <w:tcPr>
-            <w:tcW w:w="1531" w:type="dxa"/>
-          </w:tcPr>
-          <w:p>
-            <w:pPr>
-              <w:rPr>
-                <w:rFonts w:ascii="Source Sans Pro" w:hAnsi="Source Sans Pro"/>
-                <w:sz w:val="20"/>
-                <w:szCs w:val="20"/>
-              </w:rPr>
-            </w:pPr>
-          </w:p>
-        </w:tc>
-        <w:tc>
-          <w:tcPr>
-            <w:tcW w:w="7485" w:type="dxa"/>
-          </w:tcPr>
-          <w:p>
-            <w:pPr>
-              <w:rPr>
-                <w:rFonts w:ascii="Source Sans Pro" w:hAnsi="Source Sans Pro"/>
-                <w:sz w:val="20"/>
-                <w:szCs w:val="20"/>
-              </w:rPr>
-            </w:pPr>
-          </w:p>
-        </w:tc>
-      </w:tr>
-      <w:tr>
-        <w:tc>
-          <w:tcPr>
-            <w:tcW w:w="1531" w:type="dxa"/>
-          </w:tcPr>
-          <w:p>
-            <w:pPr>
-              <w:rPr>
-                <w:rFonts w:ascii="Source Sans Pro" w:hAnsi="Source Sans Pro"/>
-                <w:sz w:val="20"/>
-                <w:szCs w:val="20"/>
-              </w:rPr>
-            </w:pPr>
-            <w:r>
-              <w:rPr>
-                <w:rFonts w:ascii="Source Sans Pro" w:hAnsi="Source Sans Pro"/>
-                <w:sz w:val="20"/>
-                <w:szCs w:val="20"/>
+            <w:tcW w:w="1588" w:type="dxa"/>
+          </w:tcPr>
+          <w:p>
+            <w:pPr>
+              <w:rPr>
+                <w:rFonts w:ascii="Source Sans Pro" w:hAnsi="Source Sans Pro"/>
+              </w:rPr>
+            </w:pPr>
+            <w:r>
+              <w:rPr>
+                <w:rFonts w:ascii="Source Sans Pro" w:hAnsi="Source Sans Pro"/>
               </w:rPr>
               <w:t xml:space="preserve">2019 </w:t>
             </w:r>
             <w:r>
               <w:rPr>
                 <w:rFonts w:ascii="Source Sans Pro" w:hAnsi="Source Sans Pro"/>
-                <w:sz w:val="20"/>
-                <w:szCs w:val="20"/>
-              </w:rPr>
-              <w:t>–</w:t>
-            </w:r>
-            <w:r>
-              <w:rPr>
-                <w:rFonts w:ascii="Source Sans Pro" w:hAnsi="Source Sans Pro"/>
-                <w:sz w:val="20"/>
-                <w:szCs w:val="20"/>
-              </w:rPr>
-              <w:t xml:space="preserve"> </w:t>
-            </w:r>
-            <w:r>
-              <w:rPr>
-                <w:rFonts w:ascii="Source Sans Pro" w:hAnsi="Source Sans Pro"/>
-                <w:sz w:val="20"/>
-                <w:szCs w:val="20"/>
-              </w:rPr>
-              <w:t>p</w:t>
-            </w:r>
-            <w:r>
-              <w:rPr>
-                <w:rFonts w:ascii="Source Sans Pro" w:hAnsi="Source Sans Pro"/>
-                <w:sz w:val="20"/>
-                <w:szCs w:val="20"/>
-              </w:rPr>
-              <w:t>resent</w:t>
+              </w:rPr>
+              <w:t>– present</w:t>
             </w:r>
           </w:p>
         </w:tc>
@@ -3180,15 +3092,11 @@
               </w:tabs>
               <w:rPr>
                 <w:rFonts w:ascii="Source Sans Pro" w:hAnsi="Source Sans Pro"/>
-                <w:sz w:val="20"/>
-                <w:szCs w:val="20"/>
-              </w:rPr>
-            </w:pPr>
-            <w:r>
-              <w:rPr>
-                <w:rFonts w:ascii="Source Sans Pro" w:hAnsi="Source Sans Pro"/>
-                <w:sz w:val="20"/>
-                <w:szCs w:val="20"/>
+              </w:rPr>
+            </w:pPr>
+            <w:r>
+              <w:rPr>
+                <w:rFonts w:ascii="Source Sans Pro" w:hAnsi="Source Sans Pro"/>
               </w:rPr>
               <w:t>Student Member of the International Society for Autism Research</w:t>
             </w:r>
@@ -3199,36 +3107,62 @@
     <w:p>
       <w:pPr>
         <w:pStyle w:val="Heading1"/>
-        <w:rPr>
-          <w:rFonts w:ascii="Source Sans Pro" w:hAnsi="Source Sans Pro"/>
-          <w:sz w:val="20"/>
-          <w:szCs w:val="20"/>
+        <w:spacing w:line="240" w:lineRule="auto"/>
+        <w:rPr>
+          <w:rFonts w:ascii="Source Sans Pro" w:hAnsi="Source Sans Pro"/>
+          <w:sz w:val="22"/>
+          <w:szCs w:val="22"/>
         </w:rPr>
       </w:pPr>
-      <w:r>
-        <w:rPr>
-          <w:rFonts w:ascii="Source Sans Pro" w:hAnsi="Source Sans Pro"/>
-          <w:sz w:val="20"/>
-          <w:szCs w:val="20"/>
-        </w:rPr>
-        <w:t>R</w:t>
-      </w:r>
-      <w:r>
-        <w:rPr>
-          <w:rFonts w:ascii="Source Sans Pro" w:hAnsi="Source Sans Pro"/>
-          <w:sz w:val="20"/>
-          <w:szCs w:val="20"/>
-        </w:rPr>
-        <w:t>eferences</w:t>
-      </w:r>
     </w:p>
     <w:p>
       <w:pPr>
         <w:rPr>
+          <w:rFonts w:ascii="Source Sans Pro" w:eastAsiaTheme="majorEastAsia" w:hAnsi="Source Sans Pro" w:cstheme="majorBidi"/>
+          <w:b/>
+        </w:rPr>
+      </w:pPr>
+      <w:r>
+        <w:rPr>
+          <w:rFonts w:ascii="Source Sans Pro" w:hAnsi="Source Sans Pro"/>
+        </w:rPr>
+        <w:br w:type="page"/>
+      </w:r>
+    </w:p>
+    <w:p>
+      <w:pPr>
+        <w:pStyle w:val="Heading1"/>
+        <w:spacing w:line="240" w:lineRule="auto"/>
+        <w:rPr>
+          <w:rFonts w:ascii="Source Sans Pro" w:hAnsi="Source Sans Pro"/>
+          <w:sz w:val="22"/>
+          <w:szCs w:val="22"/>
+        </w:rPr>
+      </w:pPr>
+      <w:r>
+        <w:rPr>
+          <w:rFonts w:ascii="Source Sans Pro" w:hAnsi="Source Sans Pro"/>
+          <w:sz w:val="22"/>
+          <w:szCs w:val="22"/>
+        </w:rPr>
+        <w:lastRenderedPageBreak/>
+        <w:t>R</w:t>
+      </w:r>
+      <w:r>
+        <w:rPr>
+          <w:rFonts w:ascii="Source Sans Pro" w:hAnsi="Source Sans Pro"/>
+          <w:sz w:val="22"/>
+          <w:szCs w:val="22"/>
+        </w:rPr>
+        <w:t>eferences</w:t>
+      </w:r>
+    </w:p>
+    <w:p>
+      <w:pPr>
+        <w:spacing w:line="240" w:lineRule="auto"/>
+        <w:rPr>
           <w:rFonts w:ascii="Source Sans Pro" w:hAnsi="Source Sans Pro"/>
           <w:color w:val="0563C1" w:themeColor="hyperlink"/>
-          <w:sz w:val="20"/>
-          <w:szCs w:val="20"/>
           <w:u w:val="single"/>
         </w:rPr>
       </w:pPr>
@@ -3237,8 +3171,6 @@
           <w:rFonts w:ascii="Source Sans Pro" w:hAnsi="Source Sans Pro"/>
           <w:b/>
           <w:bCs/>
-          <w:sz w:val="20"/>
-          <w:szCs w:val="20"/>
         </w:rPr>
         <w:t>Dr David Simmons</w:t>
       </w:r>
@@ -3247,104 +3179,78 @@
           <w:rFonts w:ascii="Source Sans Pro" w:hAnsi="Source Sans Pro"/>
           <w:b/>
           <w:bCs/>
-          <w:sz w:val="20"/>
-          <w:szCs w:val="20"/>
         </w:rPr>
         <w:br/>
       </w:r>
       <w:r>
         <w:rPr>
           <w:rFonts w:ascii="Source Sans Pro" w:hAnsi="Source Sans Pro"/>
-          <w:sz w:val="20"/>
-          <w:szCs w:val="20"/>
         </w:rPr>
         <w:t>School of Psychology, University of Glasgow</w:t>
       </w:r>
       <w:r>
         <w:rPr>
           <w:rFonts w:ascii="Source Sans Pro" w:hAnsi="Source Sans Pro"/>
-          <w:sz w:val="20"/>
-          <w:szCs w:val="20"/>
         </w:rPr>
         <w:br/>
       </w:r>
       <w:r>
         <w:rPr>
           <w:rFonts w:ascii="Source Sans Pro" w:hAnsi="Source Sans Pro"/>
-          <w:sz w:val="20"/>
-          <w:szCs w:val="20"/>
         </w:rPr>
         <w:t xml:space="preserve">62 Hillhead Street, </w:t>
       </w:r>
       <w:r>
         <w:rPr>
           <w:rFonts w:ascii="Source Sans Pro" w:hAnsi="Source Sans Pro"/>
-          <w:sz w:val="20"/>
-          <w:szCs w:val="20"/>
         </w:rPr>
         <w:t>G12 8QB</w:t>
       </w:r>
       <w:r>
         <w:rPr>
           <w:rFonts w:ascii="Source Sans Pro" w:hAnsi="Source Sans Pro"/>
-          <w:sz w:val="20"/>
-          <w:szCs w:val="20"/>
         </w:rPr>
         <w:br/>
       </w:r>
       <w:r>
         <w:rPr>
           <w:rFonts w:ascii="Source Sans Pro" w:hAnsi="Source Sans Pro"/>
-          <w:sz w:val="20"/>
-          <w:szCs w:val="20"/>
         </w:rPr>
         <w:t xml:space="preserve">(+44) </w:t>
       </w:r>
       <w:r>
         <w:rPr>
           <w:rFonts w:ascii="Source Sans Pro" w:hAnsi="Source Sans Pro"/>
-          <w:sz w:val="20"/>
-          <w:szCs w:val="20"/>
         </w:rPr>
         <w:t>141</w:t>
       </w:r>
       <w:r>
         <w:rPr>
           <w:rFonts w:ascii="Source Sans Pro" w:hAnsi="Source Sans Pro"/>
-          <w:sz w:val="20"/>
-          <w:szCs w:val="20"/>
         </w:rPr>
         <w:t xml:space="preserve"> </w:t>
       </w:r>
       <w:r>
         <w:rPr>
           <w:rFonts w:ascii="Source Sans Pro" w:hAnsi="Source Sans Pro"/>
-          <w:sz w:val="20"/>
-          <w:szCs w:val="20"/>
         </w:rPr>
         <w:t>330</w:t>
       </w:r>
       <w:r>
         <w:rPr>
           <w:rFonts w:ascii="Source Sans Pro" w:hAnsi="Source Sans Pro"/>
-          <w:sz w:val="20"/>
-          <w:szCs w:val="20"/>
         </w:rPr>
         <w:t xml:space="preserve"> </w:t>
       </w:r>
       <w:r>
         <w:rPr>
           <w:rFonts w:ascii="Source Sans Pro" w:hAnsi="Source Sans Pro"/>
-          <w:sz w:val="20"/>
-          <w:szCs w:val="20"/>
         </w:rPr>
         <w:t>3612</w:t>
       </w:r>
       <w:r>
         <w:rPr>
           <w:rFonts w:ascii="Source Sans Pro" w:hAnsi="Source Sans Pro"/>
-          <w:sz w:val="20"/>
-          <w:szCs w:val="20"/>
         </w:rPr>
         <w:br/>
       </w:r>
@@ -3353,8 +3259,6 @@
           <w:rPr>
             <w:rStyle w:val="Hyperlink"/>
             <w:rFonts w:ascii="Source Sans Pro" w:hAnsi="Source Sans Pro"/>
-            <w:sz w:val="20"/>
-            <w:szCs w:val="20"/>
           </w:rPr>
           <w:t>David.Simmons@glasgow.ac.uk</w:t>
         </w:r>
@@ -3362,10 +3266,9 @@
     </w:p>
     <w:p>
       <w:pPr>
-        <w:rPr>
-          <w:rFonts w:ascii="Source Sans Pro" w:hAnsi="Source Sans Pro"/>
-          <w:sz w:val="20"/>
-          <w:szCs w:val="20"/>
+        <w:spacing w:line="240" w:lineRule="auto"/>
+        <w:rPr>
+          <w:rFonts w:ascii="Source Sans Pro" w:hAnsi="Source Sans Pro"/>
         </w:rPr>
       </w:pPr>
       <w:r>
@@ -3373,8 +3276,6 @@
           <w:rFonts w:ascii="Source Sans Pro" w:hAnsi="Source Sans Pro"/>
           <w:b/>
           <w:bCs/>
-          <w:sz w:val="20"/>
-          <w:szCs w:val="20"/>
         </w:rPr>
         <w:t>Dr Neil McDonnell</w:t>
       </w:r>
@@ -3383,24 +3284,18 @@
           <w:rFonts w:ascii="Source Sans Pro" w:hAnsi="Source Sans Pro"/>
           <w:b/>
           <w:bCs/>
-          <w:sz w:val="20"/>
-          <w:szCs w:val="20"/>
         </w:rPr>
         <w:br/>
       </w:r>
       <w:r>
         <w:rPr>
           <w:rFonts w:ascii="Source Sans Pro" w:hAnsi="Source Sans Pro"/>
-          <w:sz w:val="20"/>
-          <w:szCs w:val="20"/>
         </w:rPr>
         <w:t>School of Humanities, University of Glasgow</w:t>
       </w:r>
       <w:r>
         <w:rPr>
           <w:rFonts w:ascii="Source Sans Pro" w:hAnsi="Source Sans Pro"/>
-          <w:sz w:val="20"/>
-          <w:szCs w:val="20"/>
         </w:rPr>
         <w:br/>
         <w:t>67 Oakfield Avenue, G12 8LP</w:t>
@@ -3408,8 +3303,6 @@
       <w:r>
         <w:rPr>
           <w:rFonts w:ascii="Source Sans Pro" w:hAnsi="Source Sans Pro"/>
-          <w:sz w:val="20"/>
-          <w:szCs w:val="20"/>
         </w:rPr>
         <w:br/>
         <w:t>(+44) 141 330 6716</w:t>
@@ -3417,8 +3310,6 @@
       <w:r>
         <w:rPr>
           <w:rFonts w:ascii="Source Sans Pro" w:hAnsi="Source Sans Pro"/>
-          <w:sz w:val="20"/>
-          <w:szCs w:val="20"/>
         </w:rPr>
         <w:br/>
       </w:r>
@@ -3427,8 +3318,6 @@
           <w:rPr>
             <w:rStyle w:val="Hyperlink"/>
             <w:rFonts w:ascii="Source Sans Pro" w:hAnsi="Source Sans Pro"/>
-            <w:sz w:val="20"/>
-            <w:szCs w:val="20"/>
           </w:rPr>
           <w:t>Neil.Mcdonnell@glasgow.ac.uk</w:t>
         </w:r>
@@ -3436,10 +3325,9 @@
     </w:p>
     <w:p>
       <w:pPr>
-        <w:rPr>
-          <w:rFonts w:ascii="Source Sans Pro" w:hAnsi="Source Sans Pro"/>
-          <w:sz w:val="20"/>
-          <w:szCs w:val="20"/>
+        <w:spacing w:line="240" w:lineRule="auto"/>
+        <w:rPr>
+          <w:rFonts w:ascii="Source Sans Pro" w:hAnsi="Source Sans Pro"/>
         </w:rPr>
       </w:pPr>
       <w:r>
@@ -3447,8 +3335,6 @@
           <w:rFonts w:ascii="Source Sans Pro" w:hAnsi="Source Sans Pro"/>
           <w:b/>
           <w:bCs/>
-          <w:sz w:val="20"/>
-          <w:szCs w:val="20"/>
         </w:rPr>
         <w:t>Dr Heather Cleland Woods</w:t>
       </w:r>
@@ -3457,24 +3343,18 @@
           <w:rFonts w:ascii="Source Sans Pro" w:hAnsi="Source Sans Pro"/>
           <w:b/>
           <w:bCs/>
-          <w:sz w:val="20"/>
-          <w:szCs w:val="20"/>
         </w:rPr>
         <w:br/>
       </w:r>
       <w:r>
         <w:rPr>
           <w:rFonts w:ascii="Source Sans Pro" w:hAnsi="Source Sans Pro"/>
-          <w:sz w:val="20"/>
-          <w:szCs w:val="20"/>
         </w:rPr>
         <w:t>School of Psychology, University of Glasgow</w:t>
       </w:r>
       <w:r>
         <w:rPr>
           <w:rFonts w:ascii="Source Sans Pro" w:hAnsi="Source Sans Pro"/>
-          <w:sz w:val="20"/>
-          <w:szCs w:val="20"/>
         </w:rPr>
         <w:br/>
         <w:t>62 Hillhead Street, G12 8QB</w:t>
@@ -3482,48 +3362,36 @@
       <w:r>
         <w:rPr>
           <w:rFonts w:ascii="Source Sans Pro" w:hAnsi="Source Sans Pro"/>
-          <w:sz w:val="20"/>
-          <w:szCs w:val="20"/>
         </w:rPr>
         <w:br/>
       </w:r>
       <w:r>
         <w:rPr>
           <w:rFonts w:ascii="Source Sans Pro" w:hAnsi="Source Sans Pro"/>
-          <w:sz w:val="20"/>
-          <w:szCs w:val="20"/>
         </w:rPr>
         <w:t xml:space="preserve">(+44) </w:t>
       </w:r>
       <w:r>
         <w:rPr>
           <w:rFonts w:ascii="Source Sans Pro" w:hAnsi="Source Sans Pro"/>
-          <w:sz w:val="20"/>
-          <w:szCs w:val="20"/>
         </w:rPr>
         <w:t>141 330</w:t>
       </w:r>
       <w:r>
         <w:rPr>
           <w:rFonts w:ascii="Source Sans Pro" w:hAnsi="Source Sans Pro"/>
-          <w:sz w:val="20"/>
-          <w:szCs w:val="20"/>
         </w:rPr>
         <w:t xml:space="preserve"> </w:t>
       </w:r>
       <w:r>
         <w:rPr>
           <w:rFonts w:ascii="Source Sans Pro" w:hAnsi="Source Sans Pro"/>
-          <w:sz w:val="20"/>
-          <w:szCs w:val="20"/>
         </w:rPr>
         <w:t>6276</w:t>
       </w:r>
       <w:r>
         <w:rPr>
           <w:rFonts w:ascii="Source Sans Pro" w:hAnsi="Source Sans Pro"/>
-          <w:sz w:val="20"/>
-          <w:szCs w:val="20"/>
         </w:rPr>
         <w:br/>
       </w:r>
@@ -3532,8 +3400,6 @@
           <w:rPr>
             <w:rStyle w:val="Hyperlink"/>
             <w:rFonts w:ascii="Source Sans Pro" w:hAnsi="Source Sans Pro"/>
-            <w:sz w:val="20"/>
-            <w:szCs w:val="20"/>
           </w:rPr>
           <w:t>Heather.Woods@glasgow.ac.uk</w:t>
         </w:r>
@@ -3551,7 +3417,7 @@
 </file>
 
 <file path=word/endnotes.xml><?xml version="1.0" encoding="utf-8"?>
-<w:endnotes xmlns:wpc="http://schemas.microsoft.com/office/word/2010/wordprocessingCanvas" xmlns:cx="http://schemas.microsoft.com/office/drawing/2014/chartex" xmlns:cx1="http://schemas.microsoft.com/office/drawing/2015/9/8/chartex" xmlns:cx2="http://schemas.microsoft.com/office/drawing/2015/10/21/chartex" xmlns:cx3="http://schemas.microsoft.com/office/drawing/2016/5/9/chartex" xmlns:cx4="http://schemas.microsoft.com/office/drawing/2016/5/10/chartex" xmlns:cx5="http://schemas.microsoft.com/office/drawing/2016/5/11/chartex" xmlns:cx6="http://schemas.microsoft.com/office/drawing/2016/5/12/chartex" xmlns:cx7="http://schemas.microsoft.com/office/drawing/2016/5/13/chartex" xmlns:cx8="http://schemas.microsoft.com/office/drawing/2016/5/14/chartex" xmlns:mc="http://schemas.openxmlformats.org/markup-compatibility/2006" xmlns:aink="http://schemas.microsoft.com/office/drawing/2016/ink" xmlns:am3d="http://schemas.microsoft.com/office/drawing/2017/model3d" xmlns:o="urn:schemas-microsoft-com:office:office" xmlns:r="http://schemas.openxmlformats.org/officeDocument/2006/relationships" xmlns:m="http://schemas.openxmlformats.org/officeDocument/2006/math" xmlns:v="urn:schemas-microsoft-com:vml" xmlns:wp14="http://schemas.microsoft.com/office/word/2010/wordprocessingDrawing" xmlns:wp="http://schemas.openxmlformats.org/drawingml/2006/wordprocessingDrawing" xmlns:w10="urn:schemas-microsoft-com:office:word" xmlns:w="http://schemas.openxmlformats.org/wordprocessingml/2006/main" xmlns:w14="http://schemas.microsoft.com/office/word/2010/wordml" xmlns:w15="http://schemas.microsoft.com/office/word/2012/wordml" xmlns:w16cex="http://schemas.microsoft.com/office/word/2018/wordml/cex" xmlns:w16cid="http://schemas.microsoft.com/office/word/2016/wordml/cid" xmlns:w16="http://schemas.microsoft.com/office/word/2018/wordml" xmlns:w16sdtdh="http://schemas.microsoft.com/office/word/2020/wordml/sdtdatahash" xmlns:w16se="http://schemas.microsoft.com/office/word/2015/wordml/symex" xmlns:wpg="http://schemas.microsoft.com/office/word/2010/wordprocessingGroup" xmlns:wpi="http://schemas.microsoft.com/office/word/2010/wordprocessingInk" xmlns:wne="http://schemas.microsoft.com/office/word/2006/wordml" xmlns:wps="http://schemas.microsoft.com/office/word/2010/wordprocessingShape" mc:Ignorable="w14 w15 w16se w16cid w16 w16cex w16sdtdh wp14">
+<w:endnotes xmlns:wpc="http://schemas.microsoft.com/office/word/2010/wordprocessingCanvas" xmlns:cx="http://schemas.microsoft.com/office/drawing/2014/chartex" xmlns:cx1="http://schemas.microsoft.com/office/drawing/2015/9/8/chartex" xmlns:cx2="http://schemas.microsoft.com/office/drawing/2015/10/21/chartex" xmlns:cx3="http://schemas.microsoft.com/office/drawing/2016/5/9/chartex" xmlns:cx4="http://schemas.microsoft.com/office/drawing/2016/5/10/chartex" xmlns:cx5="http://schemas.microsoft.com/office/drawing/2016/5/11/chartex" xmlns:cx6="http://schemas.microsoft.com/office/drawing/2016/5/12/chartex" xmlns:cx7="http://schemas.microsoft.com/office/drawing/2016/5/13/chartex" xmlns:cx8="http://schemas.microsoft.com/office/drawing/2016/5/14/chartex" xmlns:mc="http://schemas.openxmlformats.org/markup-compatibility/2006" xmlns:aink="http://schemas.microsoft.com/office/drawing/2016/ink" xmlns:am3d="http://schemas.microsoft.com/office/drawing/2017/model3d" xmlns:o="urn:schemas-microsoft-com:office:office" xmlns:oel="http://schemas.microsoft.com/office/2019/extlst" xmlns:r="http://schemas.openxmlformats.org/officeDocument/2006/relationships" xmlns:m="http://schemas.openxmlformats.org/officeDocument/2006/math" xmlns:v="urn:schemas-microsoft-com:vml" xmlns:wp14="http://schemas.microsoft.com/office/word/2010/wordprocessingDrawing" xmlns:wp="http://schemas.openxmlformats.org/drawingml/2006/wordprocessingDrawing" xmlns:w10="urn:schemas-microsoft-com:office:word" xmlns:w="http://schemas.openxmlformats.org/wordprocessingml/2006/main" xmlns:w14="http://schemas.microsoft.com/office/word/2010/wordml" xmlns:w15="http://schemas.microsoft.com/office/word/2012/wordml" xmlns:w16cex="http://schemas.microsoft.com/office/word/2018/wordml/cex" xmlns:w16cid="http://schemas.microsoft.com/office/word/2016/wordml/cid" xmlns:w16="http://schemas.microsoft.com/office/word/2018/wordml" xmlns:w16sdtdh="http://schemas.microsoft.com/office/word/2020/wordml/sdtdatahash" xmlns:w16se="http://schemas.microsoft.com/office/word/2015/wordml/symex" xmlns:wpg="http://schemas.microsoft.com/office/word/2010/wordprocessingGroup" xmlns:wpi="http://schemas.microsoft.com/office/word/2010/wordprocessingInk" xmlns:wne="http://schemas.microsoft.com/office/word/2006/wordml" xmlns:wps="http://schemas.microsoft.com/office/word/2010/wordprocessingShape" mc:Ignorable="w14 w15 w16se w16cid w16 w16cex w16sdtdh wp14">
   <w:endnote w:type="separator" w:id="-1">
     <w:p>
       <w:pPr>
@@ -3583,7 +3449,7 @@
 </file>
 
 <file path=word/footer1.xml><?xml version="1.0" encoding="utf-8"?>
-<w:ftr xmlns:wpc="http://schemas.microsoft.com/office/word/2010/wordprocessingCanvas" xmlns:cx="http://schemas.microsoft.com/office/drawing/2014/chartex" xmlns:cx1="http://schemas.microsoft.com/office/drawing/2015/9/8/chartex" xmlns:cx2="http://schemas.microsoft.com/office/drawing/2015/10/21/chartex" xmlns:cx3="http://schemas.microsoft.com/office/drawing/2016/5/9/chartex" xmlns:cx4="http://schemas.microsoft.com/office/drawing/2016/5/10/chartex" xmlns:cx5="http://schemas.microsoft.com/office/drawing/2016/5/11/chartex" xmlns:cx6="http://schemas.microsoft.com/office/drawing/2016/5/12/chartex" xmlns:cx7="http://schemas.microsoft.com/office/drawing/2016/5/13/chartex" xmlns:cx8="http://schemas.microsoft.com/office/drawing/2016/5/14/chartex" xmlns:mc="http://schemas.openxmlformats.org/markup-compatibility/2006" xmlns:aink="http://schemas.microsoft.com/office/drawing/2016/ink" xmlns:am3d="http://schemas.microsoft.com/office/drawing/2017/model3d" xmlns:o="urn:schemas-microsoft-com:office:office" xmlns:r="http://schemas.openxmlformats.org/officeDocument/2006/relationships" xmlns:m="http://schemas.openxmlformats.org/officeDocument/2006/math" xmlns:v="urn:schemas-microsoft-com:vml" xmlns:wp14="http://schemas.microsoft.com/office/word/2010/wordprocessingDrawing" xmlns:wp="http://schemas.openxmlformats.org/drawingml/2006/wordprocessingDrawing" xmlns:w10="urn:schemas-microsoft-com:office:word" xmlns:w="http://schemas.openxmlformats.org/wordprocessingml/2006/main" xmlns:w14="http://schemas.microsoft.com/office/word/2010/wordml" xmlns:w15="http://schemas.microsoft.com/office/word/2012/wordml" xmlns:w16cex="http://schemas.microsoft.com/office/word/2018/wordml/cex" xmlns:w16cid="http://schemas.microsoft.com/office/word/2016/wordml/cid" xmlns:w16="http://schemas.microsoft.com/office/word/2018/wordml" xmlns:w16sdtdh="http://schemas.microsoft.com/office/word/2020/wordml/sdtdatahash" xmlns:w16se="http://schemas.microsoft.com/office/word/2015/wordml/symex" xmlns:wpg="http://schemas.microsoft.com/office/word/2010/wordprocessingGroup" xmlns:wpi="http://schemas.microsoft.com/office/word/2010/wordprocessingInk" xmlns:wne="http://schemas.microsoft.com/office/word/2006/wordml" xmlns:wps="http://schemas.microsoft.com/office/word/2010/wordprocessingShape" mc:Ignorable="w14 w15 w16se w16cid w16 w16cex w16sdtdh wp14">
+<w:ftr xmlns:wpc="http://schemas.microsoft.com/office/word/2010/wordprocessingCanvas" xmlns:cx="http://schemas.microsoft.com/office/drawing/2014/chartex" xmlns:cx1="http://schemas.microsoft.com/office/drawing/2015/9/8/chartex" xmlns:cx2="http://schemas.microsoft.com/office/drawing/2015/10/21/chartex" xmlns:cx3="http://schemas.microsoft.com/office/drawing/2016/5/9/chartex" xmlns:cx4="http://schemas.microsoft.com/office/drawing/2016/5/10/chartex" xmlns:cx5="http://schemas.microsoft.com/office/drawing/2016/5/11/chartex" xmlns:cx6="http://schemas.microsoft.com/office/drawing/2016/5/12/chartex" xmlns:cx7="http://schemas.microsoft.com/office/drawing/2016/5/13/chartex" xmlns:cx8="http://schemas.microsoft.com/office/drawing/2016/5/14/chartex" xmlns:mc="http://schemas.openxmlformats.org/markup-compatibility/2006" xmlns:aink="http://schemas.microsoft.com/office/drawing/2016/ink" xmlns:am3d="http://schemas.microsoft.com/office/drawing/2017/model3d" xmlns:o="urn:schemas-microsoft-com:office:office" xmlns:oel="http://schemas.microsoft.com/office/2019/extlst" xmlns:r="http://schemas.openxmlformats.org/officeDocument/2006/relationships" xmlns:m="http://schemas.openxmlformats.org/officeDocument/2006/math" xmlns:v="urn:schemas-microsoft-com:vml" xmlns:wp14="http://schemas.microsoft.com/office/word/2010/wordprocessingDrawing" xmlns:wp="http://schemas.openxmlformats.org/drawingml/2006/wordprocessingDrawing" xmlns:w10="urn:schemas-microsoft-com:office:word" xmlns:w="http://schemas.openxmlformats.org/wordprocessingml/2006/main" xmlns:w14="http://schemas.microsoft.com/office/word/2010/wordml" xmlns:w15="http://schemas.microsoft.com/office/word/2012/wordml" xmlns:w16cex="http://schemas.microsoft.com/office/word/2018/wordml/cex" xmlns:w16cid="http://schemas.microsoft.com/office/word/2016/wordml/cid" xmlns:w16="http://schemas.microsoft.com/office/word/2018/wordml" xmlns:w16sdtdh="http://schemas.microsoft.com/office/word/2020/wordml/sdtdatahash" xmlns:w16se="http://schemas.microsoft.com/office/word/2015/wordml/symex" xmlns:wpg="http://schemas.microsoft.com/office/word/2010/wordprocessingGroup" xmlns:wpi="http://schemas.microsoft.com/office/word/2010/wordprocessingInk" xmlns:wne="http://schemas.microsoft.com/office/word/2006/wordml" xmlns:wps="http://schemas.microsoft.com/office/word/2010/wordprocessingShape" mc:Ignorable="w14 w15 w16se w16cid w16 w16cex w16sdtdh wp14">
   <w:p>
     <w:pPr>
       <w:pStyle w:val="Footer"/>
@@ -3723,16 +3589,13 @@
               <w:tab/>
             </w:r>
             <w:r>
-              <w:t>15</w:t>
+              <w:t>06</w:t>
             </w:r>
             <w:r>
               <w:t>/</w:t>
             </w:r>
             <w:r>
-              <w:t>0</w:t>
-            </w:r>
-            <w:r>
-              <w:t>6</w:t>
+              <w:t>05</w:t>
             </w:r>
             <w:r>
               <w:t>/20</w:t>
@@ -3741,7 +3604,7 @@
               <w:t>2</w:t>
             </w:r>
             <w:r>
-              <w:t>1</w:t>
+              <w:t>2</w:t>
             </w:r>
           </w:sdtContent>
         </w:sdt>
@@ -3757,7 +3620,7 @@
 </file>
 
 <file path=word/footnotes.xml><?xml version="1.0" encoding="utf-8"?>
-<w:footnotes xmlns:wpc="http://schemas.microsoft.com/office/word/2010/wordprocessingCanvas" xmlns:cx="http://schemas.microsoft.com/office/drawing/2014/chartex" xmlns:cx1="http://schemas.microsoft.com/office/drawing/2015/9/8/chartex" xmlns:cx2="http://schemas.microsoft.com/office/drawing/2015/10/21/chartex" xmlns:cx3="http://schemas.microsoft.com/office/drawing/2016/5/9/chartex" xmlns:cx4="http://schemas.microsoft.com/office/drawing/2016/5/10/chartex" xmlns:cx5="http://schemas.microsoft.com/office/drawing/2016/5/11/chartex" xmlns:cx6="http://schemas.microsoft.com/office/drawing/2016/5/12/chartex" xmlns:cx7="http://schemas.microsoft.com/office/drawing/2016/5/13/chartex" xmlns:cx8="http://schemas.microsoft.com/office/drawing/2016/5/14/chartex" xmlns:mc="http://schemas.openxmlformats.org/markup-compatibility/2006" xmlns:aink="http://schemas.microsoft.com/office/drawing/2016/ink" xmlns:am3d="http://schemas.microsoft.com/office/drawing/2017/model3d" xmlns:o="urn:schemas-microsoft-com:office:office" xmlns:r="http://schemas.openxmlformats.org/officeDocument/2006/relationships" xmlns:m="http://schemas.openxmlformats.org/officeDocument/2006/math" xmlns:v="urn:schemas-microsoft-com:vml" xmlns:wp14="http://schemas.microsoft.com/office/word/2010/wordprocessingDrawing" xmlns:wp="http://schemas.openxmlformats.org/drawingml/2006/wordprocessingDrawing" xmlns:w10="urn:schemas-microsoft-com:office:word" xmlns:w="http://schemas.openxmlformats.org/wordprocessingml/2006/main" xmlns:w14="http://schemas.microsoft.com/office/word/2010/wordml" xmlns:w15="http://schemas.microsoft.com/office/word/2012/wordml" xmlns:w16cex="http://schemas.microsoft.com/office/word/2018/wordml/cex" xmlns:w16cid="http://schemas.microsoft.com/office/word/2016/wordml/cid" xmlns:w16="http://schemas.microsoft.com/office/word/2018/wordml" xmlns:w16sdtdh="http://schemas.microsoft.com/office/word/2020/wordml/sdtdatahash" xmlns:w16se="http://schemas.microsoft.com/office/word/2015/wordml/symex" xmlns:wpg="http://schemas.microsoft.com/office/word/2010/wordprocessingGroup" xmlns:wpi="http://schemas.microsoft.com/office/word/2010/wordprocessingInk" xmlns:wne="http://schemas.microsoft.com/office/word/2006/wordml" xmlns:wps="http://schemas.microsoft.com/office/word/2010/wordprocessingShape" mc:Ignorable="w14 w15 w16se w16cid w16 w16cex w16sdtdh wp14">
+<w:footnotes xmlns:wpc="http://schemas.microsoft.com/office/word/2010/wordprocessingCanvas" xmlns:cx="http://schemas.microsoft.com/office/drawing/2014/chartex" xmlns:cx1="http://schemas.microsoft.com/office/drawing/2015/9/8/chartex" xmlns:cx2="http://schemas.microsoft.com/office/drawing/2015/10/21/chartex" xmlns:cx3="http://schemas.microsoft.com/office/drawing/2016/5/9/chartex" xmlns:cx4="http://schemas.microsoft.com/office/drawing/2016/5/10/chartex" xmlns:cx5="http://schemas.microsoft.com/office/drawing/2016/5/11/chartex" xmlns:cx6="http://schemas.microsoft.com/office/drawing/2016/5/12/chartex" xmlns:cx7="http://schemas.microsoft.com/office/drawing/2016/5/13/chartex" xmlns:cx8="http://schemas.microsoft.com/office/drawing/2016/5/14/chartex" xmlns:mc="http://schemas.openxmlformats.org/markup-compatibility/2006" xmlns:aink="http://schemas.microsoft.com/office/drawing/2016/ink" xmlns:am3d="http://schemas.microsoft.com/office/drawing/2017/model3d" xmlns:o="urn:schemas-microsoft-com:office:office" xmlns:oel="http://schemas.microsoft.com/office/2019/extlst" xmlns:r="http://schemas.openxmlformats.org/officeDocument/2006/relationships" xmlns:m="http://schemas.openxmlformats.org/officeDocument/2006/math" xmlns:v="urn:schemas-microsoft-com:vml" xmlns:wp14="http://schemas.microsoft.com/office/word/2010/wordprocessingDrawing" xmlns:wp="http://schemas.openxmlformats.org/drawingml/2006/wordprocessingDrawing" xmlns:w10="urn:schemas-microsoft-com:office:word" xmlns:w="http://schemas.openxmlformats.org/wordprocessingml/2006/main" xmlns:w14="http://schemas.microsoft.com/office/word/2010/wordml" xmlns:w15="http://schemas.microsoft.com/office/word/2012/wordml" xmlns:w16cex="http://schemas.microsoft.com/office/word/2018/wordml/cex" xmlns:w16cid="http://schemas.microsoft.com/office/word/2016/wordml/cid" xmlns:w16="http://schemas.microsoft.com/office/word/2018/wordml" xmlns:w16sdtdh="http://schemas.microsoft.com/office/word/2020/wordml/sdtdatahash" xmlns:w16se="http://schemas.microsoft.com/office/word/2015/wordml/symex" xmlns:wpg="http://schemas.microsoft.com/office/word/2010/wordprocessingGroup" xmlns:wpi="http://schemas.microsoft.com/office/word/2010/wordprocessingInk" xmlns:wne="http://schemas.microsoft.com/office/word/2006/wordml" xmlns:wps="http://schemas.microsoft.com/office/word/2010/wordprocessingShape" mc:Ignorable="w14 w15 w16se w16cid w16 w16cex w16sdtdh wp14">
   <w:footnote w:type="separator" w:id="-1">
     <w:p>
       <w:pPr>
@@ -3789,7 +3652,7 @@
 </file>
 
 <file path=word/numbering.xml><?xml version="1.0" encoding="utf-8"?>
-<w:numbering xmlns:wpc="http://schemas.microsoft.com/office/word/2010/wordprocessingCanvas" xmlns:cx="http://schemas.microsoft.com/office/drawing/2014/chartex" xmlns:cx1="http://schemas.microsoft.com/office/drawing/2015/9/8/chartex" xmlns:cx2="http://schemas.microsoft.com/office/drawing/2015/10/21/chartex" xmlns:cx3="http://schemas.microsoft.com/office/drawing/2016/5/9/chartex" xmlns:cx4="http://schemas.microsoft.com/office/drawing/2016/5/10/chartex" xmlns:cx5="http://schemas.microsoft.com/office/drawing/2016/5/11/chartex" xmlns:cx6="http://schemas.microsoft.com/office/drawing/2016/5/12/chartex" xmlns:cx7="http://schemas.microsoft.com/office/drawing/2016/5/13/chartex" xmlns:cx8="http://schemas.microsoft.com/office/drawing/2016/5/14/chartex" xmlns:mc="http://schemas.openxmlformats.org/markup-compatibility/2006" xmlns:aink="http://schemas.microsoft.com/office/drawing/2016/ink" xmlns:am3d="http://schemas.microsoft.com/office/drawing/2017/model3d" xmlns:o="urn:schemas-microsoft-com:office:office" xmlns:r="http://schemas.openxmlformats.org/officeDocument/2006/relationships" xmlns:m="http://schemas.openxmlformats.org/officeDocument/2006/math" xmlns:v="urn:schemas-microsoft-com:vml" xmlns:wp14="http://schemas.microsoft.com/office/word/2010/wordprocessingDrawing" xmlns:wp="http://schemas.openxmlformats.org/drawingml/2006/wordprocessingDrawing" xmlns:w10="urn:schemas-microsoft-com:office:word" xmlns:w="http://schemas.openxmlformats.org/wordprocessingml/2006/main" xmlns:w14="http://schemas.microsoft.com/office/word/2010/wordml" xmlns:w15="http://schemas.microsoft.com/office/word/2012/wordml" xmlns:w16cex="http://schemas.microsoft.com/office/word/2018/wordml/cex" xmlns:w16cid="http://schemas.microsoft.com/office/word/2016/wordml/cid" xmlns:w16="http://schemas.microsoft.com/office/word/2018/wordml" xmlns:w16sdtdh="http://schemas.microsoft.com/office/word/2020/wordml/sdtdatahash" xmlns:w16se="http://schemas.microsoft.com/office/word/2015/wordml/symex" xmlns:wpg="http://schemas.microsoft.com/office/word/2010/wordprocessingGroup" xmlns:wpi="http://schemas.microsoft.com/office/word/2010/wordprocessingInk" xmlns:wne="http://schemas.microsoft.com/office/word/2006/wordml" xmlns:wps="http://schemas.microsoft.com/office/word/2010/wordprocessingShape" mc:Ignorable="w14 w15 w16se w16cid w16 w16cex w16sdtdh wp14">
+<w:numbering xmlns:wpc="http://schemas.microsoft.com/office/word/2010/wordprocessingCanvas" xmlns:cx="http://schemas.microsoft.com/office/drawing/2014/chartex" xmlns:cx1="http://schemas.microsoft.com/office/drawing/2015/9/8/chartex" xmlns:cx2="http://schemas.microsoft.com/office/drawing/2015/10/21/chartex" xmlns:cx3="http://schemas.microsoft.com/office/drawing/2016/5/9/chartex" xmlns:cx4="http://schemas.microsoft.com/office/drawing/2016/5/10/chartex" xmlns:cx5="http://schemas.microsoft.com/office/drawing/2016/5/11/chartex" xmlns:cx6="http://schemas.microsoft.com/office/drawing/2016/5/12/chartex" xmlns:cx7="http://schemas.microsoft.com/office/drawing/2016/5/13/chartex" xmlns:cx8="http://schemas.microsoft.com/office/drawing/2016/5/14/chartex" xmlns:mc="http://schemas.openxmlformats.org/markup-compatibility/2006" xmlns:aink="http://schemas.microsoft.com/office/drawing/2016/ink" xmlns:am3d="http://schemas.microsoft.com/office/drawing/2017/model3d" xmlns:o="urn:schemas-microsoft-com:office:office" xmlns:oel="http://schemas.microsoft.com/office/2019/extlst" xmlns:r="http://schemas.openxmlformats.org/officeDocument/2006/relationships" xmlns:m="http://schemas.openxmlformats.org/officeDocument/2006/math" xmlns:v="urn:schemas-microsoft-com:vml" xmlns:wp14="http://schemas.microsoft.com/office/word/2010/wordprocessingDrawing" xmlns:wp="http://schemas.openxmlformats.org/drawingml/2006/wordprocessingDrawing" xmlns:w10="urn:schemas-microsoft-com:office:word" xmlns:w="http://schemas.openxmlformats.org/wordprocessingml/2006/main" xmlns:w14="http://schemas.microsoft.com/office/word/2010/wordml" xmlns:w15="http://schemas.microsoft.com/office/word/2012/wordml" xmlns:w16cex="http://schemas.microsoft.com/office/word/2018/wordml/cex" xmlns:w16cid="http://schemas.microsoft.com/office/word/2016/wordml/cid" xmlns:w16="http://schemas.microsoft.com/office/word/2018/wordml" xmlns:w16sdtdh="http://schemas.microsoft.com/office/word/2020/wordml/sdtdatahash" xmlns:w16se="http://schemas.microsoft.com/office/word/2015/wordml/symex" xmlns:wpg="http://schemas.microsoft.com/office/word/2010/wordprocessingGroup" xmlns:wpi="http://schemas.microsoft.com/office/word/2010/wordprocessingInk" xmlns:wne="http://schemas.microsoft.com/office/word/2006/wordml" xmlns:wps="http://schemas.microsoft.com/office/word/2010/wordprocessingShape" mc:Ignorable="w14 w15 w16se w16cid w16 w16cex w16sdtdh wp14">
   <w:abstractNum w:abstractNumId="0" w15:restartNumberingAfterBreak="0">
     <w:nsid w:val="15FE78E7"/>
     <w:multiLevelType w:val="multilevel"/>
@@ -4972,19 +4835,6 @@
 </file>
 
 <file path=customXml/item2.xml><?xml version="1.0" encoding="utf-8"?>
-<?mso-contentType ?>
-<FormTemplates xmlns="http://schemas.microsoft.com/sharepoint/v3/contenttype/forms">
-  <Display>DocumentLibraryForm</Display>
-  <Edit>DocumentLibraryForm</Edit>
-  <New>DocumentLibraryForm</New>
-</FormTemplates>
-</file>
-
-<file path=customXml/item3.xml><?xml version="1.0" encoding="utf-8"?>
-<b:Sources xmlns:b="http://schemas.openxmlformats.org/officeDocument/2006/bibliography" xmlns="http://schemas.openxmlformats.org/officeDocument/2006/bibliography" SelectedStyle="\APASixthEditionOfficeOnline.xsl" StyleName="APA" Version="6"/>
-</file>
-
-<file path=customXml/item4.xml><?xml version="1.0" encoding="utf-8"?>
 <ct:contentTypeSchema xmlns:ct="http://schemas.microsoft.com/office/2006/metadata/contentType" xmlns:ma="http://schemas.microsoft.com/office/2006/metadata/properties/metaAttributes" ct:_="" ma:_="" ma:contentTypeName="Document" ma:contentTypeID="0x0101004E0AC046D158EE4DB937DA9A56D27D1C" ma:contentTypeVersion="10" ma:contentTypeDescription="Create a new document." ma:contentTypeScope="" ma:versionID="f1b105e6b9cff91feb409560dbf6f7aa">
   <xsd:schema xmlns:xsd="http://www.w3.org/2001/XMLSchema" xmlns:xs="http://www.w3.org/2001/XMLSchema" xmlns:p="http://schemas.microsoft.com/office/2006/metadata/properties" xmlns:ns3="b24ac480-a0b1-4388-a6cd-cfb001cdf6c7" xmlns:ns4="e7d8f92c-3952-4b7d-acc4-88cf8f2f7888" targetNamespace="http://schemas.microsoft.com/office/2006/metadata/properties" ma:root="true" ma:fieldsID="8ce9a1263d385fff90f75fc0f277280b" ns3:_="" ns4:_="">
     <xsd:import namespace="b24ac480-a0b1-4388-a6cd-cfb001cdf6c7"/>
@@ -5187,6 +5037,19 @@
 </ct:contentTypeSchema>
 </file>
 
+<file path=customXml/item3.xml><?xml version="1.0" encoding="utf-8"?>
+<b:Sources xmlns:b="http://schemas.openxmlformats.org/officeDocument/2006/bibliography" xmlns="http://schemas.openxmlformats.org/officeDocument/2006/bibliography" SelectedStyle="\APASixthEditionOfficeOnline.xsl" StyleName="APA" Version="6"/>
+</file>
+
+<file path=customXml/item4.xml><?xml version="1.0" encoding="utf-8"?>
+<?mso-contentType ?>
+<FormTemplates xmlns="http://schemas.microsoft.com/sharepoint/v3/contenttype/forms">
+  <Display>DocumentLibraryForm</Display>
+  <Edit>DocumentLibraryForm</Edit>
+  <New>DocumentLibraryForm</New>
+</FormTemplates>
+</file>
+
 <file path=customXml/itemProps1.xml><?xml version="1.0" encoding="utf-8"?>
 <ds:datastoreItem xmlns:ds="http://schemas.openxmlformats.org/officeDocument/2006/customXml" ds:itemID="{DD97F3C8-62EE-4BC5-A92B-F4DA5CE92DF8}">
   <ds:schemaRefs>
@@ -5197,22 +5060,6 @@
 </file>
 
 <file path=customXml/itemProps2.xml><?xml version="1.0" encoding="utf-8"?>
-<ds:datastoreItem xmlns:ds="http://schemas.openxmlformats.org/officeDocument/2006/customXml" ds:itemID="{4C53A478-4862-4699-9810-166E8FEE5B0D}">
-  <ds:schemaRefs>
-    <ds:schemaRef ds:uri="http://schemas.microsoft.com/sharepoint/v3/contenttype/forms"/>
-  </ds:schemaRefs>
-</ds:datastoreItem>
-</file>
-
-<file path=customXml/itemProps3.xml><?xml version="1.0" encoding="utf-8"?>
-<ds:datastoreItem xmlns:ds="http://schemas.openxmlformats.org/officeDocument/2006/customXml" ds:itemID="{A9BA2174-033C-45ED-94FB-74A1FBFA3035}">
-  <ds:schemaRefs>
-    <ds:schemaRef ds:uri="http://schemas.openxmlformats.org/officeDocument/2006/bibliography"/>
-  </ds:schemaRefs>
-</ds:datastoreItem>
-</file>
-
-<file path=customXml/itemProps4.xml><?xml version="1.0" encoding="utf-8"?>
 <ds:datastoreItem xmlns:ds="http://schemas.openxmlformats.org/officeDocument/2006/customXml" ds:itemID="{11E413AD-A691-4C16-BEE5-5C367C5D236C}">
   <ds:schemaRefs>
     <ds:schemaRef ds:uri="http://schemas.microsoft.com/office/2006/metadata/contentType"/>
@@ -5229,4 +5076,20 @@
     <ds:schemaRef ds:uri="http://schemas.microsoft.com/internal/obd"/>
   </ds:schemaRefs>
 </ds:datastoreItem>
+</file>
+
+<file path=customXml/itemProps3.xml><?xml version="1.0" encoding="utf-8"?>
+<ds:datastoreItem xmlns:ds="http://schemas.openxmlformats.org/officeDocument/2006/customXml" ds:itemID="{A9BA2174-033C-45ED-94FB-74A1FBFA3035}">
+  <ds:schemaRefs>
+    <ds:schemaRef ds:uri="http://schemas.openxmlformats.org/officeDocument/2006/bibliography"/>
+  </ds:schemaRefs>
+</ds:datastoreItem>
+</file>
+
+<file path=customXml/itemProps4.xml><?xml version="1.0" encoding="utf-8"?>
+<ds:datastoreItem xmlns:ds="http://schemas.openxmlformats.org/officeDocument/2006/customXml" ds:itemID="{4C53A478-4862-4699-9810-166E8FEE5B0D}">
+  <ds:schemaRefs>
+    <ds:schemaRef ds:uri="http://schemas.microsoft.com/sharepoint/v3/contenttype/forms"/>
+  </ds:schemaRefs>
+</ds:datastoreItem>
 </file>
--- a/files/cv.docx
+++ b/files/cv.docx
@@ -1537,7 +1537,6 @@
         </w:rPr>
         <w:t xml:space="preserve">, </w:t>
       </w:r>
-      <w:proofErr w:type="spellStart"/>
       <w:r>
         <w:rPr>
           <w:rFonts w:ascii="Source Sans Pro" w:hAnsi="Source Sans Pro"/>
@@ -1545,29 +1544,12 @@
         </w:rPr>
         <w:t>Hayashibara</w:t>
       </w:r>
-      <w:proofErr w:type="spellEnd"/>
       <w:r>
         <w:rPr>
           <w:rFonts w:ascii="Source Sans Pro" w:hAnsi="Source Sans Pro"/>
           <w:lang w:eastAsia="en-GB"/>
         </w:rPr>
-        <w:t xml:space="preserve">, E., Arthur, T., </w:t>
-      </w:r>
-      <w:proofErr w:type="spellStart"/>
-      <w:r>
-        <w:rPr>
-          <w:rFonts w:ascii="Source Sans Pro" w:hAnsi="Source Sans Pro"/>
-          <w:lang w:eastAsia="en-GB"/>
-        </w:rPr>
-        <w:t>Husselman</w:t>
-      </w:r>
-      <w:proofErr w:type="spellEnd"/>
-      <w:r>
-        <w:rPr>
-          <w:rFonts w:ascii="Source Sans Pro" w:hAnsi="Source Sans Pro"/>
-          <w:lang w:eastAsia="en-GB"/>
-        </w:rPr>
-        <w:t xml:space="preserve">, T., Savickaite, S., Taylor, R. (In Submission). </w:t>
+        <w:t xml:space="preserve">, E., Arthur, T., Husselman, T., Savickaite, S., Taylor, R. (In Submission). </w:t>
       </w:r>
       <w:r>
         <w:rPr>
@@ -1637,33 +1619,15 @@
           <w:rFonts w:ascii="Source Sans Pro" w:hAnsi="Source Sans Pro"/>
           <w:lang w:eastAsia="en-GB"/>
         </w:rPr>
-        <w:t xml:space="preserve">, </w:t>
-      </w:r>
-      <w:proofErr w:type="spellStart"/>
+        <w:t xml:space="preserve">, Husselman, T., Taylor, R., </w:t>
+      </w:r>
       <w:r>
         <w:rPr>
           <w:rFonts w:ascii="Source Sans Pro" w:hAnsi="Source Sans Pro"/>
           <w:lang w:eastAsia="en-GB"/>
         </w:rPr>
-        <w:t>Husselman</w:t>
-      </w:r>
-      <w:proofErr w:type="spellEnd"/>
-      <w:r>
-        <w:rPr>
-          <w:rFonts w:ascii="Source Sans Pro" w:hAnsi="Source Sans Pro"/>
-          <w:lang w:eastAsia="en-GB"/>
-        </w:rPr>
-        <w:t xml:space="preserve">, T., Taylor, R., </w:t>
-      </w:r>
-      <w:proofErr w:type="spellStart"/>
-      <w:r>
-        <w:rPr>
-          <w:rFonts w:ascii="Source Sans Pro" w:hAnsi="Source Sans Pro"/>
-          <w:lang w:eastAsia="en-GB"/>
-        </w:rPr>
         <w:t>Hayashibara</w:t>
       </w:r>
-      <w:proofErr w:type="spellEnd"/>
       <w:r>
         <w:rPr>
           <w:rFonts w:ascii="Source Sans Pro" w:hAnsi="Source Sans Pro"/>
@@ -1756,6 +1720,44 @@
               <w:rPr>
                 <w:rFonts w:ascii="Source Sans Pro" w:hAnsi="Source Sans Pro"/>
               </w:rPr>
+              <w:t>2022</w:t>
+            </w:r>
+          </w:p>
+        </w:tc>
+        <w:tc>
+          <w:tcPr>
+            <w:tcW w:w="7485" w:type="dxa"/>
+          </w:tcPr>
+          <w:p>
+            <w:pPr>
+              <w:rPr>
+                <w:rFonts w:ascii="Source Sans Pro" w:hAnsi="Source Sans Pro"/>
+              </w:rPr>
+            </w:pPr>
+            <w:r>
+              <w:rPr>
+                <w:rFonts w:ascii="Source Sans Pro" w:hAnsi="Source Sans Pro"/>
+              </w:rPr>
+              <w:t>Immersive Learning Research Network Award for Innovative Pedagogy</w:t>
+            </w:r>
+          </w:p>
+        </w:tc>
+      </w:tr>
+      <w:tr>
+        <w:tc>
+          <w:tcPr>
+            <w:tcW w:w="1588" w:type="dxa"/>
+          </w:tcPr>
+          <w:p>
+            <w:pPr>
+              <w:rPr>
+                <w:rFonts w:ascii="Source Sans Pro" w:hAnsi="Source Sans Pro"/>
+              </w:rPr>
+            </w:pPr>
+            <w:r>
+              <w:rPr>
+                <w:rFonts w:ascii="Source Sans Pro" w:hAnsi="Source Sans Pro"/>
+              </w:rPr>
               <w:t>2021</w:t>
             </w:r>
           </w:p>
@@ -2530,6 +2532,123 @@
               <w:rPr>
                 <w:rFonts w:ascii="Source Sans Pro" w:hAnsi="Source Sans Pro"/>
               </w:rPr>
+              <w:t>2019 – present</w:t>
+            </w:r>
+          </w:p>
+        </w:tc>
+        <w:tc>
+          <w:tcPr>
+            <w:tcW w:w="7343" w:type="dxa"/>
+          </w:tcPr>
+          <w:p>
+            <w:pPr>
+              <w:rPr>
+                <w:rFonts w:ascii="Source Sans Pro" w:hAnsi="Source Sans Pro"/>
+              </w:rPr>
+            </w:pPr>
+            <w:r>
+              <w:rPr>
+                <w:rFonts w:ascii="Source Sans Pro" w:hAnsi="Source Sans Pro"/>
+              </w:rPr>
+              <w:t>Volunteer Activities Support Worker</w:t>
+            </w:r>
+          </w:p>
+          <w:p>
+            <w:pPr>
+              <w:rPr>
+                <w:rFonts w:ascii="Source Sans Pro" w:hAnsi="Source Sans Pro"/>
+              </w:rPr>
+            </w:pPr>
+            <w:proofErr w:type="spellStart"/>
+            <w:r>
+              <w:rPr>
+                <w:rFonts w:ascii="Source Sans Pro" w:hAnsi="Source Sans Pro"/>
+              </w:rPr>
+              <w:t>Creatovators</w:t>
+            </w:r>
+            <w:proofErr w:type="spellEnd"/>
+            <w:r>
+              <w:rPr>
+                <w:rFonts w:ascii="Source Sans Pro" w:hAnsi="Source Sans Pro"/>
+              </w:rPr>
+              <w:t xml:space="preserve"> CIC</w:t>
+            </w:r>
+          </w:p>
+        </w:tc>
+      </w:tr>
+      <w:tr>
+        <w:tc>
+          <w:tcPr>
+            <w:tcW w:w="1588" w:type="dxa"/>
+          </w:tcPr>
+          <w:p>
+            <w:pPr>
+              <w:rPr>
+                <w:rFonts w:ascii="Source Sans Pro" w:hAnsi="Source Sans Pro"/>
+              </w:rPr>
+            </w:pPr>
+          </w:p>
+        </w:tc>
+        <w:tc>
+          <w:tcPr>
+            <w:tcW w:w="7343" w:type="dxa"/>
+          </w:tcPr>
+          <w:p>
+            <w:pPr>
+              <w:rPr>
+                <w:rFonts w:ascii="Source Sans Pro" w:hAnsi="Source Sans Pro"/>
+              </w:rPr>
+            </w:pPr>
+            <w:r>
+              <w:rPr>
+                <w:rFonts w:ascii="Source Sans Pro" w:hAnsi="Source Sans Pro"/>
+              </w:rPr>
+              <w:t>Assist the running of a support group for autistic children and their families. Conduct Lego-Therapy sessions promoting pro-social behaviour.</w:t>
+            </w:r>
+          </w:p>
+        </w:tc>
+      </w:tr>
+      <w:tr>
+        <w:tc>
+          <w:tcPr>
+            <w:tcW w:w="1588" w:type="dxa"/>
+          </w:tcPr>
+          <w:p>
+            <w:pPr>
+              <w:rPr>
+                <w:rFonts w:ascii="Source Sans Pro" w:hAnsi="Source Sans Pro"/>
+              </w:rPr>
+            </w:pPr>
+          </w:p>
+        </w:tc>
+        <w:tc>
+          <w:tcPr>
+            <w:tcW w:w="7343" w:type="dxa"/>
+          </w:tcPr>
+          <w:p>
+            <w:pPr>
+              <w:rPr>
+                <w:rFonts w:ascii="Source Sans Pro" w:hAnsi="Source Sans Pro"/>
+              </w:rPr>
+            </w:pPr>
+          </w:p>
+        </w:tc>
+      </w:tr>
+      <w:tr>
+        <w:tc>
+          <w:tcPr>
+            <w:tcW w:w="1588" w:type="dxa"/>
+          </w:tcPr>
+          <w:p>
+            <w:pPr>
+              <w:rPr>
+                <w:rFonts w:ascii="Source Sans Pro" w:hAnsi="Source Sans Pro"/>
+              </w:rPr>
+            </w:pPr>
+            <w:r>
+              <w:rPr>
+                <w:rFonts w:ascii="Source Sans Pro" w:hAnsi="Source Sans Pro"/>
+              </w:rPr>
               <w:t xml:space="preserve">2020 </w:t>
             </w:r>
             <w:r>
@@ -2588,129 +2707,6 @@
               </w:rPr>
               <w:br/>
             </w:r>
-          </w:p>
-        </w:tc>
-      </w:tr>
-      <w:tr>
-        <w:tc>
-          <w:tcPr>
-            <w:tcW w:w="1588" w:type="dxa"/>
-          </w:tcPr>
-          <w:p>
-            <w:pPr>
-              <w:rPr>
-                <w:rFonts w:ascii="Source Sans Pro" w:hAnsi="Source Sans Pro"/>
-              </w:rPr>
-            </w:pPr>
-            <w:r>
-              <w:rPr>
-                <w:rFonts w:ascii="Source Sans Pro" w:hAnsi="Source Sans Pro"/>
-              </w:rPr>
-              <w:t xml:space="preserve">2019 </w:t>
-            </w:r>
-            <w:r>
-              <w:rPr>
-                <w:rFonts w:ascii="Source Sans Pro" w:hAnsi="Source Sans Pro"/>
-              </w:rPr>
-              <w:t>– present</w:t>
-            </w:r>
-          </w:p>
-        </w:tc>
-        <w:tc>
-          <w:tcPr>
-            <w:tcW w:w="7343" w:type="dxa"/>
-          </w:tcPr>
-          <w:p>
-            <w:pPr>
-              <w:rPr>
-                <w:rFonts w:ascii="Source Sans Pro" w:hAnsi="Source Sans Pro"/>
-              </w:rPr>
-            </w:pPr>
-            <w:r>
-              <w:rPr>
-                <w:rFonts w:ascii="Source Sans Pro" w:hAnsi="Source Sans Pro"/>
-              </w:rPr>
-              <w:t>Volunteer Activities Support Worker</w:t>
-            </w:r>
-          </w:p>
-          <w:p>
-            <w:pPr>
-              <w:rPr>
-                <w:rFonts w:ascii="Source Sans Pro" w:hAnsi="Source Sans Pro"/>
-              </w:rPr>
-            </w:pPr>
-            <w:proofErr w:type="spellStart"/>
-            <w:r>
-              <w:rPr>
-                <w:rFonts w:ascii="Source Sans Pro" w:hAnsi="Source Sans Pro"/>
-              </w:rPr>
-              <w:t>Creatovators</w:t>
-            </w:r>
-            <w:proofErr w:type="spellEnd"/>
-            <w:r>
-              <w:rPr>
-                <w:rFonts w:ascii="Source Sans Pro" w:hAnsi="Source Sans Pro"/>
-              </w:rPr>
-              <w:t xml:space="preserve"> CIC</w:t>
-            </w:r>
-          </w:p>
-        </w:tc>
-      </w:tr>
-      <w:tr>
-        <w:tc>
-          <w:tcPr>
-            <w:tcW w:w="1588" w:type="dxa"/>
-          </w:tcPr>
-          <w:p>
-            <w:pPr>
-              <w:rPr>
-                <w:rFonts w:ascii="Source Sans Pro" w:hAnsi="Source Sans Pro"/>
-              </w:rPr>
-            </w:pPr>
-          </w:p>
-        </w:tc>
-        <w:tc>
-          <w:tcPr>
-            <w:tcW w:w="7343" w:type="dxa"/>
-          </w:tcPr>
-          <w:p>
-            <w:pPr>
-              <w:rPr>
-                <w:rFonts w:ascii="Source Sans Pro" w:hAnsi="Source Sans Pro"/>
-              </w:rPr>
-            </w:pPr>
-            <w:r>
-              <w:rPr>
-                <w:rFonts w:ascii="Source Sans Pro" w:hAnsi="Source Sans Pro"/>
-              </w:rPr>
-              <w:t>Assist the running of a support group for autistic children and their families. Conduct Lego-Therapy sessions promoting pro-social behaviour.</w:t>
-            </w:r>
-          </w:p>
-        </w:tc>
-      </w:tr>
-      <w:tr>
-        <w:tc>
-          <w:tcPr>
-            <w:tcW w:w="1588" w:type="dxa"/>
-          </w:tcPr>
-          <w:p>
-            <w:pPr>
-              <w:rPr>
-                <w:rFonts w:ascii="Source Sans Pro" w:hAnsi="Source Sans Pro"/>
-              </w:rPr>
-            </w:pPr>
-          </w:p>
-        </w:tc>
-        <w:tc>
-          <w:tcPr>
-            <w:tcW w:w="7343" w:type="dxa"/>
-          </w:tcPr>
-          <w:p>
-            <w:pPr>
-              <w:rPr>
-                <w:rFonts w:ascii="Source Sans Pro" w:hAnsi="Source Sans Pro"/>
-              </w:rPr>
-            </w:pPr>
           </w:p>
         </w:tc>
       </w:tr>
@@ -3589,13 +3585,19 @@
               <w:tab/>
             </w:r>
             <w:r>
-              <w:t>06</w:t>
+              <w:t>0</w:t>
+            </w:r>
+            <w:r>
+              <w:t>8</w:t>
             </w:r>
             <w:r>
               <w:t>/</w:t>
             </w:r>
             <w:r>
-              <w:t>05</w:t>
+              <w:t>0</w:t>
+            </w:r>
+            <w:r>
+              <w:t>6</w:t>
             </w:r>
             <w:r>
               <w:t>/20</w:t>
@@ -4829,12 +4831,19 @@
 </file>
 
 <file path=customXml/item1.xml><?xml version="1.0" encoding="utf-8"?>
-<p:properties xmlns:p="http://schemas.microsoft.com/office/2006/metadata/properties" xmlns:xsi="http://www.w3.org/2001/XMLSchema-instance" xmlns:pc="http://schemas.microsoft.com/office/infopath/2007/PartnerControls">
-  <documentManagement/>
-</p:properties>
+<?mso-contentType ?>
+<FormTemplates xmlns="http://schemas.microsoft.com/sharepoint/v3/contenttype/forms">
+  <Display>DocumentLibraryForm</Display>
+  <Edit>DocumentLibraryForm</Edit>
+  <New>DocumentLibraryForm</New>
+</FormTemplates>
 </file>
 
 <file path=customXml/item2.xml><?xml version="1.0" encoding="utf-8"?>
+<b:Sources xmlns:b="http://schemas.openxmlformats.org/officeDocument/2006/bibliography" xmlns="http://schemas.openxmlformats.org/officeDocument/2006/bibliography" SelectedStyle="\APASixthEditionOfficeOnline.xsl" StyleName="APA" Version="6"/>
+</file>
+
+<file path=customXml/item3.xml><?xml version="1.0" encoding="utf-8"?>
 <ct:contentTypeSchema xmlns:ct="http://schemas.microsoft.com/office/2006/metadata/contentType" xmlns:ma="http://schemas.microsoft.com/office/2006/metadata/properties/metaAttributes" ct:_="" ma:_="" ma:contentTypeName="Document" ma:contentTypeID="0x0101004E0AC046D158EE4DB937DA9A56D27D1C" ma:contentTypeVersion="10" ma:contentTypeDescription="Create a new document." ma:contentTypeScope="" ma:versionID="f1b105e6b9cff91feb409560dbf6f7aa">
   <xsd:schema xmlns:xsd="http://www.w3.org/2001/XMLSchema" xmlns:xs="http://www.w3.org/2001/XMLSchema" xmlns:p="http://schemas.microsoft.com/office/2006/metadata/properties" xmlns:ns3="b24ac480-a0b1-4388-a6cd-cfb001cdf6c7" xmlns:ns4="e7d8f92c-3952-4b7d-acc4-88cf8f2f7888" targetNamespace="http://schemas.microsoft.com/office/2006/metadata/properties" ma:root="true" ma:fieldsID="8ce9a1263d385fff90f75fc0f277280b" ns3:_="" ns4:_="">
     <xsd:import namespace="b24ac480-a0b1-4388-a6cd-cfb001cdf6c7"/>
@@ -5037,29 +5046,29 @@
 </ct:contentTypeSchema>
 </file>
 
-<file path=customXml/item3.xml><?xml version="1.0" encoding="utf-8"?>
-<b:Sources xmlns:b="http://schemas.openxmlformats.org/officeDocument/2006/bibliography" xmlns="http://schemas.openxmlformats.org/officeDocument/2006/bibliography" SelectedStyle="\APASixthEditionOfficeOnline.xsl" StyleName="APA" Version="6"/>
-</file>
-
 <file path=customXml/item4.xml><?xml version="1.0" encoding="utf-8"?>
-<?mso-contentType ?>
-<FormTemplates xmlns="http://schemas.microsoft.com/sharepoint/v3/contenttype/forms">
-  <Display>DocumentLibraryForm</Display>
-  <Edit>DocumentLibraryForm</Edit>
-  <New>DocumentLibraryForm</New>
-</FormTemplates>
+<p:properties xmlns:p="http://schemas.microsoft.com/office/2006/metadata/properties" xmlns:xsi="http://www.w3.org/2001/XMLSchema-instance" xmlns:pc="http://schemas.microsoft.com/office/infopath/2007/PartnerControls">
+  <documentManagement/>
+</p:properties>
 </file>
 
 <file path=customXml/itemProps1.xml><?xml version="1.0" encoding="utf-8"?>
-<ds:datastoreItem xmlns:ds="http://schemas.openxmlformats.org/officeDocument/2006/customXml" ds:itemID="{DD97F3C8-62EE-4BC5-A92B-F4DA5CE92DF8}">
+<ds:datastoreItem xmlns:ds="http://schemas.openxmlformats.org/officeDocument/2006/customXml" ds:itemID="{4C53A478-4862-4699-9810-166E8FEE5B0D}">
   <ds:schemaRefs>
-    <ds:schemaRef ds:uri="http://schemas.microsoft.com/office/2006/metadata/properties"/>
-    <ds:schemaRef ds:uri="http://schemas.microsoft.com/office/infopath/2007/PartnerControls"/>
+    <ds:schemaRef ds:uri="http://schemas.microsoft.com/sharepoint/v3/contenttype/forms"/>
   </ds:schemaRefs>
 </ds:datastoreItem>
 </file>
 
 <file path=customXml/itemProps2.xml><?xml version="1.0" encoding="utf-8"?>
+<ds:datastoreItem xmlns:ds="http://schemas.openxmlformats.org/officeDocument/2006/customXml" ds:itemID="{A9BA2174-033C-45ED-94FB-74A1FBFA3035}">
+  <ds:schemaRefs>
+    <ds:schemaRef ds:uri="http://schemas.openxmlformats.org/officeDocument/2006/bibliography"/>
+  </ds:schemaRefs>
+</ds:datastoreItem>
+</file>
+
+<file path=customXml/itemProps3.xml><?xml version="1.0" encoding="utf-8"?>
 <ds:datastoreItem xmlns:ds="http://schemas.openxmlformats.org/officeDocument/2006/customXml" ds:itemID="{11E413AD-A691-4C16-BEE5-5C367C5D236C}">
   <ds:schemaRefs>
     <ds:schemaRef ds:uri="http://schemas.microsoft.com/office/2006/metadata/contentType"/>
@@ -5078,18 +5087,11 @@
 </ds:datastoreItem>
 </file>
 
-<file path=customXml/itemProps3.xml><?xml version="1.0" encoding="utf-8"?>
-<ds:datastoreItem xmlns:ds="http://schemas.openxmlformats.org/officeDocument/2006/customXml" ds:itemID="{A9BA2174-033C-45ED-94FB-74A1FBFA3035}">
+<file path=customXml/itemProps4.xml><?xml version="1.0" encoding="utf-8"?>
+<ds:datastoreItem xmlns:ds="http://schemas.openxmlformats.org/officeDocument/2006/customXml" ds:itemID="{DD97F3C8-62EE-4BC5-A92B-F4DA5CE92DF8}">
   <ds:schemaRefs>
-    <ds:schemaRef ds:uri="http://schemas.openxmlformats.org/officeDocument/2006/bibliography"/>
-  </ds:schemaRefs>
-</ds:datastoreItem>
-</file>
-
-<file path=customXml/itemProps4.xml><?xml version="1.0" encoding="utf-8"?>
-<ds:datastoreItem xmlns:ds="http://schemas.openxmlformats.org/officeDocument/2006/customXml" ds:itemID="{4C53A478-4862-4699-9810-166E8FEE5B0D}">
-  <ds:schemaRefs>
-    <ds:schemaRef ds:uri="http://schemas.microsoft.com/sharepoint/v3/contenttype/forms"/>
+    <ds:schemaRef ds:uri="http://schemas.microsoft.com/office/2006/metadata/properties"/>
+    <ds:schemaRef ds:uri="http://schemas.microsoft.com/office/infopath/2007/PartnerControls"/>
   </ds:schemaRefs>
 </ds:datastoreItem>
 </file>
--- a/files/cv.docx
+++ b/files/cv.docx
@@ -489,21 +489,7 @@
               <w:rPr>
                 <w:rFonts w:ascii="Source Sans Pro" w:hAnsi="Source Sans Pro"/>
               </w:rPr>
-              <w:t>MA (</w:t>
-            </w:r>
-            <w:proofErr w:type="spellStart"/>
-            <w:r>
-              <w:rPr>
-                <w:rFonts w:ascii="Source Sans Pro" w:hAnsi="Source Sans Pro"/>
-              </w:rPr>
-              <w:t>SocSci</w:t>
-            </w:r>
-            <w:proofErr w:type="spellEnd"/>
-            <w:r>
-              <w:rPr>
-                <w:rFonts w:ascii="Source Sans Pro" w:hAnsi="Source Sans Pro"/>
-              </w:rPr>
-              <w:t>) in Psychology (1</w:t>
+              <w:t>MA (SocSci) in Psychology (1</w:t>
             </w:r>
             <w:r>
               <w:rPr>
@@ -779,21 +765,7 @@
               <w:rPr>
                 <w:rFonts w:ascii="Source Sans Pro" w:hAnsi="Source Sans Pro"/>
               </w:rPr>
-              <w:t xml:space="preserve">A part-time role supporting </w:t>
-            </w:r>
-            <w:proofErr w:type="spellStart"/>
-            <w:r>
-              <w:rPr>
-                <w:rFonts w:ascii="Source Sans Pro" w:hAnsi="Source Sans Pro"/>
-              </w:rPr>
-              <w:t>Edify’s</w:t>
-            </w:r>
-            <w:proofErr w:type="spellEnd"/>
-            <w:r>
-              <w:rPr>
-                <w:rFonts w:ascii="Source Sans Pro" w:hAnsi="Source Sans Pro"/>
-              </w:rPr>
-              <w:t xml:space="preserve"> research and development goals. Projects include exploring different methods of gaze detection for estimating engagement in Virtual Reality and investigating how differing levels of detail of virtual avatars impact emotion recognition.</w:t>
+              <w:t>A part-time role supporting Edify’s research and development goals. Projects include exploring different methods of gaze detection for estimating engagement in Virtual Reality and investigating how differing levels of detail of virtual avatars impact emotion recognition.</w:t>
             </w:r>
           </w:p>
         </w:tc>
@@ -933,21 +905,7 @@
               <w:rPr>
                 <w:rFonts w:ascii="Source Sans Pro" w:hAnsi="Source Sans Pro"/>
               </w:rPr>
-              <w:t xml:space="preserve">Supervised by Dr Joanna </w:t>
-            </w:r>
-            <w:proofErr w:type="spellStart"/>
-            <w:r>
-              <w:rPr>
-                <w:rFonts w:ascii="Source Sans Pro" w:hAnsi="Source Sans Pro"/>
-              </w:rPr>
-              <w:t>Wincenciak</w:t>
-            </w:r>
-            <w:proofErr w:type="spellEnd"/>
-            <w:r>
-              <w:rPr>
-                <w:rFonts w:ascii="Source Sans Pro" w:hAnsi="Source Sans Pro"/>
-              </w:rPr>
-              <w:t xml:space="preserve">. </w:t>
+              <w:t xml:space="preserve">Supervised by Dr Joanna Wincenciak. </w:t>
             </w:r>
             <w:r>
               <w:rPr>
@@ -1249,22 +1207,8 @@
           <w:szCs w:val="22"/>
           <w:lang w:eastAsia="en-GB"/>
         </w:rPr>
-        <w:t xml:space="preserve">J Autism Dev </w:t>
-      </w:r>
-      <w:proofErr w:type="spellStart"/>
-      <w:r>
-        <w:rPr>
-          <w:rFonts w:ascii="Source Sans Pro" w:eastAsia="Times New Roman" w:hAnsi="Source Sans Pro" w:cstheme="minorHAnsi"/>
-          <w:b w:val="0"/>
-          <w:i/>
-          <w:iCs/>
-          <w:sz w:val="22"/>
-          <w:szCs w:val="22"/>
-          <w:lang w:eastAsia="en-GB"/>
-        </w:rPr>
-        <w:t>Disord</w:t>
-      </w:r>
-      <w:proofErr w:type="spellEnd"/>
+        <w:t>J Autism Dev Disord</w:t>
+      </w:r>
       <w:r>
         <w:rPr>
           <w:rFonts w:ascii="Source Sans Pro" w:eastAsia="Times New Roman" w:hAnsi="Source Sans Pro" w:cstheme="minorHAnsi"/>
@@ -1404,21 +1348,62 @@
         </w:rPr>
         <w:t xml:space="preserve">, </w:t>
       </w:r>
-      <w:proofErr w:type="spellStart"/>
-      <w:r>
-        <w:rPr>
-          <w:rFonts w:ascii="Source Sans Pro" w:hAnsi="Source Sans Pro"/>
-          <w:lang w:eastAsia="en-GB"/>
-        </w:rPr>
-        <w:t>Latkovskis</w:t>
-      </w:r>
-      <w:proofErr w:type="spellEnd"/>
-      <w:r>
-        <w:rPr>
-          <w:rFonts w:ascii="Source Sans Pro" w:hAnsi="Source Sans Pro"/>
-          <w:lang w:eastAsia="en-GB"/>
-        </w:rPr>
-        <w:t>, I., Failes, J., Kirkwood, N., &amp; McDonnell, N. (2022, January 11). Virtual Reality (VR) Multi-User Lab for Immersive Teaching.</w:t>
+      <w:r>
+        <w:rPr>
+          <w:rFonts w:ascii="Source Sans Pro" w:hAnsi="Source Sans Pro"/>
+          <w:lang w:eastAsia="en-GB"/>
+        </w:rPr>
+        <w:t xml:space="preserve">Freeman, C., McMillan, R., McDonnell, N., &amp; Khamis, M. (2022, June 20). ALIVE: Avatar Learning Impact Assessment for Virtual Environments. </w:t>
+      </w:r>
+      <w:hyperlink r:id="rId13" w:history="1">
+        <w:r>
+          <w:rPr>
+            <w:rStyle w:val="Hyperlink"/>
+            <w:rFonts w:ascii="Source Sans Pro" w:hAnsi="Source Sans Pro"/>
+            <w:lang w:eastAsia="en-GB"/>
+          </w:rPr>
+          <w:t>https://doi.org/10.31219/osf.io/rmeq8</w:t>
+        </w:r>
+      </w:hyperlink>
+      <w:r>
+        <w:rPr>
+          <w:rFonts w:ascii="Source Sans Pro" w:hAnsi="Source Sans Pro"/>
+          <w:lang w:eastAsia="en-GB"/>
+        </w:rPr>
+        <w:t xml:space="preserve"> </w:t>
+      </w:r>
+    </w:p>
+    <w:p>
+      <w:pPr>
+        <w:spacing w:after="100" w:afterAutospacing="1" w:line="240" w:lineRule="auto"/>
+        <w:ind w:left="720" w:hanging="720"/>
+        <w:rPr>
+          <w:rFonts w:ascii="Source Sans Pro" w:hAnsi="Source Sans Pro"/>
+          <w:lang w:eastAsia="en-GB"/>
+        </w:rPr>
+      </w:pPr>
+      <w:r>
+        <w:rPr>
+          <w:rFonts w:ascii="Source Sans Pro" w:hAnsi="Source Sans Pro"/>
+          <w:lang w:eastAsia="en-GB"/>
+        </w:rPr>
+        <w:t xml:space="preserve">Savickaite, S., </w:t>
+      </w:r>
+      <w:r>
+        <w:rPr>
+          <w:rFonts w:ascii="Source Sans Pro" w:hAnsi="Source Sans Pro"/>
+          <w:b/>
+          <w:bCs/>
+          <w:lang w:eastAsia="en-GB"/>
+        </w:rPr>
+        <w:t>Millington, E.</w:t>
+      </w:r>
+      <w:r>
+        <w:rPr>
+          <w:rFonts w:ascii="Source Sans Pro" w:hAnsi="Source Sans Pro"/>
+          <w:lang w:eastAsia="en-GB"/>
+        </w:rPr>
+        <w:t>, Latkovskis, I., Failes, J., Kirkwood, N., &amp; McDonnell, N. (2022, January 11). Virtual Reality (VR) Multi-User Lab for Immersive Teaching.</w:t>
       </w:r>
       <w:r>
         <w:rPr>
@@ -1427,7 +1412,7 @@
         </w:rPr>
         <w:br/>
       </w:r>
-      <w:hyperlink r:id="rId13" w:history="1">
+      <w:hyperlink r:id="rId14" w:history="1">
         <w:r>
           <w:rPr>
             <w:rStyle w:val="Hyperlink"/>
@@ -1488,7 +1473,7 @@
         </w:rPr>
         <w:t xml:space="preserve">, Robertson, A. E., &amp; Simmons, D. (2021, April 27). Children’s Glasgow Sensory Questionnaire (C-GSQ): Validation of a Simplified and Visually Aided Questionnaire. </w:t>
       </w:r>
-      <w:hyperlink r:id="rId14" w:history="1">
+      <w:hyperlink r:id="rId15" w:history="1">
         <w:r>
           <w:rPr>
             <w:rStyle w:val="Hyperlink"/>
@@ -1549,7 +1534,21 @@
           <w:rFonts w:ascii="Source Sans Pro" w:hAnsi="Source Sans Pro"/>
           <w:lang w:eastAsia="en-GB"/>
         </w:rPr>
-        <w:t xml:space="preserve">, E., Arthur, T., Husselman, T., Savickaite, S., Taylor, R. (In Submission). </w:t>
+        <w:t xml:space="preserve">, E., Arthur, T., Husselman, T., Savickaite, S., Taylor, R. (In </w:t>
+      </w:r>
+      <w:r>
+        <w:rPr>
+          <w:rFonts w:ascii="Source Sans Pro" w:hAnsi="Source Sans Pro"/>
+          <w:lang w:eastAsia="en-GB"/>
+        </w:rPr>
+        <w:t>Press</w:t>
+      </w:r>
+      <w:r>
+        <w:rPr>
+          <w:rFonts w:ascii="Source Sans Pro" w:hAnsi="Source Sans Pro"/>
+          <w:lang w:eastAsia="en-GB"/>
+        </w:rPr>
+        <w:t xml:space="preserve">). </w:t>
       </w:r>
       <w:r>
         <w:rPr>
@@ -1633,7 +1632,21 @@
           <w:rFonts w:ascii="Source Sans Pro" w:hAnsi="Source Sans Pro"/>
           <w:lang w:eastAsia="en-GB"/>
         </w:rPr>
-        <w:t xml:space="preserve">, E. (In Submission). </w:t>
+        <w:t xml:space="preserve">, E. (In </w:t>
+      </w:r>
+      <w:r>
+        <w:rPr>
+          <w:rFonts w:ascii="Source Sans Pro" w:hAnsi="Source Sans Pro"/>
+          <w:lang w:eastAsia="en-GB"/>
+        </w:rPr>
+        <w:t>Press</w:t>
+      </w:r>
+      <w:r>
+        <w:rPr>
+          <w:rFonts w:ascii="Source Sans Pro" w:hAnsi="Source Sans Pro"/>
+          <w:lang w:eastAsia="en-GB"/>
+        </w:rPr>
+        <w:t xml:space="preserve">). </w:t>
       </w:r>
       <w:r>
         <w:rPr>
@@ -2052,19 +2065,7 @@
               <w:rPr>
                 <w:rFonts w:ascii="Source Sans Pro" w:hAnsi="Source Sans Pro"/>
               </w:rPr>
-              <w:t>Annual Conference of the Immersive Learning Research Network Presentation on ‘</w:t>
-            </w:r>
-            <w:r>
-              <w:rPr>
-                <w:rFonts w:ascii="Source Sans Pro" w:hAnsi="Source Sans Pro"/>
-              </w:rPr>
-              <w:t>ALIVE: Avatar Learning Impact Assessment for Virtual Environments</w:t>
-            </w:r>
-            <w:r>
-              <w:rPr>
-                <w:rFonts w:ascii="Source Sans Pro" w:hAnsi="Source Sans Pro"/>
-              </w:rPr>
-              <w:t>’</w:t>
+              <w:t>Applications of Virtual Reality in Autism Research Conference Presentation on ‘Neurodivergent Participatory Action Research in Virtual Reality</w:t>
             </w:r>
           </w:p>
         </w:tc>
@@ -2084,13 +2085,7 @@
               <w:rPr>
                 <w:rFonts w:ascii="Source Sans Pro" w:hAnsi="Source Sans Pro"/>
               </w:rPr>
-              <w:t>202</w:t>
-            </w:r>
-            <w:r>
-              <w:rPr>
-                <w:rFonts w:ascii="Source Sans Pro" w:hAnsi="Source Sans Pro"/>
-              </w:rPr>
-              <w:t>2</w:t>
+              <w:t>2022</w:t>
             </w:r>
           </w:p>
         </w:tc>
@@ -2108,7 +2103,19 @@
               <w:rPr>
                 <w:rFonts w:ascii="Source Sans Pro" w:hAnsi="Source Sans Pro"/>
               </w:rPr>
-              <w:t>Annual University of Glasgow Learning and Teaching Conference Poster on User design for digital education: a combined UX and eye tracking study evaluating online course in Psychology’</w:t>
+              <w:t>Annual Conference of the Immersive Learning Research Network Presentation on ‘</w:t>
+            </w:r>
+            <w:r>
+              <w:rPr>
+                <w:rFonts w:ascii="Source Sans Pro" w:hAnsi="Source Sans Pro"/>
+              </w:rPr>
+              <w:t>ALIVE: Avatar Learning Impact Assessment for Virtual Environments</w:t>
+            </w:r>
+            <w:r>
+              <w:rPr>
+                <w:rFonts w:ascii="Source Sans Pro" w:hAnsi="Source Sans Pro"/>
+              </w:rPr>
+              <w:t>’</w:t>
             </w:r>
           </w:p>
         </w:tc>
@@ -2128,7 +2135,13 @@
               <w:rPr>
                 <w:rFonts w:ascii="Source Sans Pro" w:hAnsi="Source Sans Pro"/>
               </w:rPr>
-              <w:t>2021</w:t>
+              <w:t>202</w:t>
+            </w:r>
+            <w:r>
+              <w:rPr>
+                <w:rFonts w:ascii="Source Sans Pro" w:hAnsi="Source Sans Pro"/>
+              </w:rPr>
+              <w:t>2</w:t>
             </w:r>
           </w:p>
         </w:tc>
@@ -2146,7 +2159,7 @@
               <w:rPr>
                 <w:rFonts w:ascii="Source Sans Pro" w:hAnsi="Source Sans Pro"/>
               </w:rPr>
-              <w:t>Annual Conference of the Immersive Learning Research Network Presentation on ‘Teaching in VR and Cognitive Load: A Teacher’s Perspective’</w:t>
+              <w:t>Annual University of Glasgow Learning and Teaching Conference Poster on User design for digital education: a combined UX and eye tracking study evaluating online course in Psychology’</w:t>
             </w:r>
           </w:p>
         </w:tc>
@@ -2166,6 +2179,45 @@
               <w:rPr>
                 <w:rFonts w:ascii="Source Sans Pro" w:hAnsi="Source Sans Pro"/>
               </w:rPr>
+              <w:t>2021</w:t>
+            </w:r>
+          </w:p>
+        </w:tc>
+        <w:tc>
+          <w:tcPr>
+            <w:tcW w:w="7485" w:type="dxa"/>
+          </w:tcPr>
+          <w:p>
+            <w:pPr>
+              <w:rPr>
+                <w:rFonts w:ascii="Source Sans Pro" w:hAnsi="Source Sans Pro"/>
+              </w:rPr>
+            </w:pPr>
+            <w:r>
+              <w:rPr>
+                <w:rFonts w:ascii="Source Sans Pro" w:hAnsi="Source Sans Pro"/>
+              </w:rPr>
+              <w:t>Annual Conference of the Immersive Learning Research Network Presentation on ‘Teaching in VR and Cognitive Load: A Teacher’s Perspective’</w:t>
+            </w:r>
+          </w:p>
+        </w:tc>
+      </w:tr>
+      <w:tr>
+        <w:tc>
+          <w:tcPr>
+            <w:tcW w:w="1588" w:type="dxa"/>
+          </w:tcPr>
+          <w:p>
+            <w:pPr>
+              <w:rPr>
+                <w:rFonts w:ascii="Source Sans Pro" w:hAnsi="Source Sans Pro"/>
+              </w:rPr>
+            </w:pPr>
+            <w:r>
+              <w:rPr>
+                <w:rFonts w:ascii="Source Sans Pro" w:hAnsi="Source Sans Pro"/>
+              </w:rPr>
+              <w:lastRenderedPageBreak/>
               <w:t>2021</w:t>
             </w:r>
           </w:p>
@@ -2282,7 +2334,6 @@
           <w:sz w:val="22"/>
           <w:szCs w:val="22"/>
         </w:rPr>
-        <w:lastRenderedPageBreak/>
         <w:t>Related Professional Skills</w:t>
       </w:r>
     </w:p>
@@ -2559,19 +2610,11 @@
                 <w:rFonts w:ascii="Source Sans Pro" w:hAnsi="Source Sans Pro"/>
               </w:rPr>
             </w:pPr>
-            <w:proofErr w:type="spellStart"/>
-            <w:r>
-              <w:rPr>
-                <w:rFonts w:ascii="Source Sans Pro" w:hAnsi="Source Sans Pro"/>
-              </w:rPr>
-              <w:t>Creatovators</w:t>
-            </w:r>
-            <w:proofErr w:type="spellEnd"/>
-            <w:r>
-              <w:rPr>
-                <w:rFonts w:ascii="Source Sans Pro" w:hAnsi="Source Sans Pro"/>
-              </w:rPr>
-              <w:t xml:space="preserve"> CIC</w:t>
+            <w:r>
+              <w:rPr>
+                <w:rFonts w:ascii="Source Sans Pro" w:hAnsi="Source Sans Pro"/>
+              </w:rPr>
+              <w:t>Creatovators CIC</w:t>
             </w:r>
           </w:p>
         </w:tc>
@@ -3250,7 +3293,7 @@
         </w:rPr>
         <w:br/>
       </w:r>
-      <w:hyperlink r:id="rId15" w:history="1">
+      <w:hyperlink r:id="rId16" w:history="1">
         <w:r>
           <w:rPr>
             <w:rStyle w:val="Hyperlink"/>
@@ -3309,7 +3352,7 @@
         </w:rPr>
         <w:br/>
       </w:r>
-      <w:hyperlink r:id="rId16" w:history="1">
+      <w:hyperlink r:id="rId17" w:history="1">
         <w:r>
           <w:rPr>
             <w:rStyle w:val="Hyperlink"/>
@@ -3391,7 +3434,7 @@
         </w:rPr>
         <w:br/>
       </w:r>
-      <w:hyperlink r:id="rId17" w:history="1">
+      <w:hyperlink r:id="rId18" w:history="1">
         <w:r>
           <w:rPr>
             <w:rStyle w:val="Hyperlink"/>
@@ -3402,7 +3445,7 @@
       </w:hyperlink>
     </w:p>
     <w:sectPr>
-      <w:footerReference w:type="default" r:id="rId18"/>
+      <w:footerReference w:type="default" r:id="rId19"/>
       <w:pgSz w:w="11906" w:h="16838"/>
       <w:pgMar w:top="1440" w:right="1440" w:bottom="1440" w:left="1440" w:header="708" w:footer="708" w:gutter="0"/>
       <w:cols w:space="708"/>
@@ -3464,7 +3507,6 @@
           <w:docPartUnique/>
         </w:docPartObj>
       </w:sdtPr>
-      <w:sdtEndPr/>
       <w:sdtContent>
         <w:sdt>
           <w:sdtPr>
@@ -3474,7 +3516,6 @@
               <w:docPartUnique/>
             </w:docPartObj>
           </w:sdtPr>
-          <w:sdtEndPr/>
           <w:sdtContent>
             <w:r>
               <w:t xml:space="preserve">Page </w:t>
@@ -4831,19 +4872,12 @@
 </file>
 
 <file path=customXml/item1.xml><?xml version="1.0" encoding="utf-8"?>
-<?mso-contentType ?>
-<FormTemplates xmlns="http://schemas.microsoft.com/sharepoint/v3/contenttype/forms">
-  <Display>DocumentLibraryForm</Display>
-  <Edit>DocumentLibraryForm</Edit>
-  <New>DocumentLibraryForm</New>
-</FormTemplates>
+<p:properties xmlns:p="http://schemas.microsoft.com/office/2006/metadata/properties" xmlns:xsi="http://www.w3.org/2001/XMLSchema-instance" xmlns:pc="http://schemas.microsoft.com/office/infopath/2007/PartnerControls">
+  <documentManagement/>
+</p:properties>
 </file>
 
 <file path=customXml/item2.xml><?xml version="1.0" encoding="utf-8"?>
-<b:Sources xmlns:b="http://schemas.openxmlformats.org/officeDocument/2006/bibliography" xmlns="http://schemas.openxmlformats.org/officeDocument/2006/bibliography" SelectedStyle="\APASixthEditionOfficeOnline.xsl" StyleName="APA" Version="6"/>
-</file>
-
-<file path=customXml/item3.xml><?xml version="1.0" encoding="utf-8"?>
 <ct:contentTypeSchema xmlns:ct="http://schemas.microsoft.com/office/2006/metadata/contentType" xmlns:ma="http://schemas.microsoft.com/office/2006/metadata/properties/metaAttributes" ct:_="" ma:_="" ma:contentTypeName="Document" ma:contentTypeID="0x0101004E0AC046D158EE4DB937DA9A56D27D1C" ma:contentTypeVersion="10" ma:contentTypeDescription="Create a new document." ma:contentTypeScope="" ma:versionID="f1b105e6b9cff91feb409560dbf6f7aa">
   <xsd:schema xmlns:xsd="http://www.w3.org/2001/XMLSchema" xmlns:xs="http://www.w3.org/2001/XMLSchema" xmlns:p="http://schemas.microsoft.com/office/2006/metadata/properties" xmlns:ns3="b24ac480-a0b1-4388-a6cd-cfb001cdf6c7" xmlns:ns4="e7d8f92c-3952-4b7d-acc4-88cf8f2f7888" targetNamespace="http://schemas.microsoft.com/office/2006/metadata/properties" ma:root="true" ma:fieldsID="8ce9a1263d385fff90f75fc0f277280b" ns3:_="" ns4:_="">
     <xsd:import namespace="b24ac480-a0b1-4388-a6cd-cfb001cdf6c7"/>
@@ -5046,29 +5080,29 @@
 </ct:contentTypeSchema>
 </file>
 
+<file path=customXml/item3.xml><?xml version="1.0" encoding="utf-8"?>
+<b:Sources xmlns:b="http://schemas.openxmlformats.org/officeDocument/2006/bibliography" xmlns="http://schemas.openxmlformats.org/officeDocument/2006/bibliography" SelectedStyle="\APASixthEditionOfficeOnline.xsl" StyleName="APA" Version="6"/>
+</file>
+
 <file path=customXml/item4.xml><?xml version="1.0" encoding="utf-8"?>
-<p:properties xmlns:p="http://schemas.microsoft.com/office/2006/metadata/properties" xmlns:xsi="http://www.w3.org/2001/XMLSchema-instance" xmlns:pc="http://schemas.microsoft.com/office/infopath/2007/PartnerControls">
-  <documentManagement/>
-</p:properties>
+<?mso-contentType ?>
+<FormTemplates xmlns="http://schemas.microsoft.com/sharepoint/v3/contenttype/forms">
+  <Display>DocumentLibraryForm</Display>
+  <Edit>DocumentLibraryForm</Edit>
+  <New>DocumentLibraryForm</New>
+</FormTemplates>
 </file>
 
 <file path=customXml/itemProps1.xml><?xml version="1.0" encoding="utf-8"?>
-<ds:datastoreItem xmlns:ds="http://schemas.openxmlformats.org/officeDocument/2006/customXml" ds:itemID="{4C53A478-4862-4699-9810-166E8FEE5B0D}">
+<ds:datastoreItem xmlns:ds="http://schemas.openxmlformats.org/officeDocument/2006/customXml" ds:itemID="{DD97F3C8-62EE-4BC5-A92B-F4DA5CE92DF8}">
   <ds:schemaRefs>
-    <ds:schemaRef ds:uri="http://schemas.microsoft.com/sharepoint/v3/contenttype/forms"/>
+    <ds:schemaRef ds:uri="http://schemas.microsoft.com/office/2006/metadata/properties"/>
+    <ds:schemaRef ds:uri="http://schemas.microsoft.com/office/infopath/2007/PartnerControls"/>
   </ds:schemaRefs>
 </ds:datastoreItem>
 </file>
 
 <file path=customXml/itemProps2.xml><?xml version="1.0" encoding="utf-8"?>
-<ds:datastoreItem xmlns:ds="http://schemas.openxmlformats.org/officeDocument/2006/customXml" ds:itemID="{A9BA2174-033C-45ED-94FB-74A1FBFA3035}">
-  <ds:schemaRefs>
-    <ds:schemaRef ds:uri="http://schemas.openxmlformats.org/officeDocument/2006/bibliography"/>
-  </ds:schemaRefs>
-</ds:datastoreItem>
-</file>
-
-<file path=customXml/itemProps3.xml><?xml version="1.0" encoding="utf-8"?>
 <ds:datastoreItem xmlns:ds="http://schemas.openxmlformats.org/officeDocument/2006/customXml" ds:itemID="{11E413AD-A691-4C16-BEE5-5C367C5D236C}">
   <ds:schemaRefs>
     <ds:schemaRef ds:uri="http://schemas.microsoft.com/office/2006/metadata/contentType"/>
@@ -5087,11 +5121,18 @@
 </ds:datastoreItem>
 </file>
 
+<file path=customXml/itemProps3.xml><?xml version="1.0" encoding="utf-8"?>
+<ds:datastoreItem xmlns:ds="http://schemas.openxmlformats.org/officeDocument/2006/customXml" ds:itemID="{A9BA2174-033C-45ED-94FB-74A1FBFA3035}">
+  <ds:schemaRefs>
+    <ds:schemaRef ds:uri="http://schemas.openxmlformats.org/officeDocument/2006/bibliography"/>
+  </ds:schemaRefs>
+</ds:datastoreItem>
+</file>
+
 <file path=customXml/itemProps4.xml><?xml version="1.0" encoding="utf-8"?>
-<ds:datastoreItem xmlns:ds="http://schemas.openxmlformats.org/officeDocument/2006/customXml" ds:itemID="{DD97F3C8-62EE-4BC5-A92B-F4DA5CE92DF8}">
+<ds:datastoreItem xmlns:ds="http://schemas.openxmlformats.org/officeDocument/2006/customXml" ds:itemID="{4C53A478-4862-4699-9810-166E8FEE5B0D}">
   <ds:schemaRefs>
-    <ds:schemaRef ds:uri="http://schemas.microsoft.com/office/2006/metadata/properties"/>
-    <ds:schemaRef ds:uri="http://schemas.microsoft.com/office/infopath/2007/PartnerControls"/>
+    <ds:schemaRef ds:uri="http://schemas.microsoft.com/sharepoint/v3/contenttype/forms"/>
   </ds:schemaRefs>
 </ds:datastoreItem>
 </file>
--- a/files/cv.docx
+++ b/files/cv.docx
@@ -489,7 +489,21 @@
               <w:rPr>
                 <w:rFonts w:ascii="Source Sans Pro" w:hAnsi="Source Sans Pro"/>
               </w:rPr>
-              <w:t>MA (SocSci) in Psychology (1</w:t>
+              <w:t>MA (</w:t>
+            </w:r>
+            <w:proofErr w:type="spellStart"/>
+            <w:r>
+              <w:rPr>
+                <w:rFonts w:ascii="Source Sans Pro" w:hAnsi="Source Sans Pro"/>
+              </w:rPr>
+              <w:t>SocSci</w:t>
+            </w:r>
+            <w:proofErr w:type="spellEnd"/>
+            <w:r>
+              <w:rPr>
+                <w:rFonts w:ascii="Source Sans Pro" w:hAnsi="Source Sans Pro"/>
+              </w:rPr>
+              <w:t>) in Psychology (1</w:t>
             </w:r>
             <w:r>
               <w:rPr>
@@ -765,7 +779,21 @@
               <w:rPr>
                 <w:rFonts w:ascii="Source Sans Pro" w:hAnsi="Source Sans Pro"/>
               </w:rPr>
-              <w:t>A part-time role supporting Edify’s research and development goals. Projects include exploring different methods of gaze detection for estimating engagement in Virtual Reality and investigating how differing levels of detail of virtual avatars impact emotion recognition.</w:t>
+              <w:t xml:space="preserve">A part-time role supporting </w:t>
+            </w:r>
+            <w:proofErr w:type="spellStart"/>
+            <w:r>
+              <w:rPr>
+                <w:rFonts w:ascii="Source Sans Pro" w:hAnsi="Source Sans Pro"/>
+              </w:rPr>
+              <w:t>Edify’s</w:t>
+            </w:r>
+            <w:proofErr w:type="spellEnd"/>
+            <w:r>
+              <w:rPr>
+                <w:rFonts w:ascii="Source Sans Pro" w:hAnsi="Source Sans Pro"/>
+              </w:rPr>
+              <w:t xml:space="preserve"> research and development goals. Projects include exploring different methods of gaze detection for estimating engagement in Virtual Reality and investigating how differing levels of detail of virtual avatars impact emotion recognition.</w:t>
             </w:r>
           </w:p>
         </w:tc>
@@ -905,7 +933,21 @@
               <w:rPr>
                 <w:rFonts w:ascii="Source Sans Pro" w:hAnsi="Source Sans Pro"/>
               </w:rPr>
-              <w:t xml:space="preserve">Supervised by Dr Joanna Wincenciak. </w:t>
+              <w:t xml:space="preserve">Supervised by Dr Joanna </w:t>
+            </w:r>
+            <w:proofErr w:type="spellStart"/>
+            <w:r>
+              <w:rPr>
+                <w:rFonts w:ascii="Source Sans Pro" w:hAnsi="Source Sans Pro"/>
+              </w:rPr>
+              <w:t>Wincenciak</w:t>
+            </w:r>
+            <w:proofErr w:type="spellEnd"/>
+            <w:r>
+              <w:rPr>
+                <w:rFonts w:ascii="Source Sans Pro" w:hAnsi="Source Sans Pro"/>
+              </w:rPr>
+              <w:t xml:space="preserve">. </w:t>
             </w:r>
             <w:r>
               <w:rPr>
@@ -1207,8 +1249,22 @@
           <w:szCs w:val="22"/>
           <w:lang w:eastAsia="en-GB"/>
         </w:rPr>
-        <w:t>J Autism Dev Disord</w:t>
-      </w:r>
+        <w:t xml:space="preserve">J Autism Dev </w:t>
+      </w:r>
+      <w:proofErr w:type="spellStart"/>
+      <w:r>
+        <w:rPr>
+          <w:rFonts w:ascii="Source Sans Pro" w:eastAsia="Times New Roman" w:hAnsi="Source Sans Pro" w:cstheme="minorHAnsi"/>
+          <w:b w:val="0"/>
+          <w:i/>
+          <w:iCs/>
+          <w:sz w:val="22"/>
+          <w:szCs w:val="22"/>
+          <w:lang w:eastAsia="en-GB"/>
+        </w:rPr>
+        <w:t>Disord</w:t>
+      </w:r>
+      <w:proofErr w:type="spellEnd"/>
       <w:r>
         <w:rPr>
           <w:rFonts w:ascii="Source Sans Pro" w:eastAsia="Times New Roman" w:hAnsi="Source Sans Pro" w:cstheme="minorHAnsi"/>
@@ -1403,7 +1459,23 @@
           <w:rFonts w:ascii="Source Sans Pro" w:hAnsi="Source Sans Pro"/>
           <w:lang w:eastAsia="en-GB"/>
         </w:rPr>
-        <w:t>, Latkovskis, I., Failes, J., Kirkwood, N., &amp; McDonnell, N. (2022, January 11). Virtual Reality (VR) Multi-User Lab for Immersive Teaching.</w:t>
+        <w:t xml:space="preserve">, </w:t>
+      </w:r>
+      <w:proofErr w:type="spellStart"/>
+      <w:r>
+        <w:rPr>
+          <w:rFonts w:ascii="Source Sans Pro" w:hAnsi="Source Sans Pro"/>
+          <w:lang w:eastAsia="en-GB"/>
+        </w:rPr>
+        <w:t>Latkovskis</w:t>
+      </w:r>
+      <w:proofErr w:type="spellEnd"/>
+      <w:r>
+        <w:rPr>
+          <w:rFonts w:ascii="Source Sans Pro" w:hAnsi="Source Sans Pro"/>
+          <w:lang w:eastAsia="en-GB"/>
+        </w:rPr>
+        <w:t>, I., Failes, J., Kirkwood, N., &amp; McDonnell, N. (2022, January 11). Virtual Reality (VR) Multi-User Lab for Immersive Teaching.</w:t>
       </w:r>
       <w:r>
         <w:rPr>
@@ -2610,11 +2682,19 @@
                 <w:rFonts w:ascii="Source Sans Pro" w:hAnsi="Source Sans Pro"/>
               </w:rPr>
             </w:pPr>
-            <w:r>
-              <w:rPr>
-                <w:rFonts w:ascii="Source Sans Pro" w:hAnsi="Source Sans Pro"/>
-              </w:rPr>
-              <w:t>Creatovators CIC</w:t>
+            <w:proofErr w:type="spellStart"/>
+            <w:r>
+              <w:rPr>
+                <w:rFonts w:ascii="Source Sans Pro" w:hAnsi="Source Sans Pro"/>
+              </w:rPr>
+              <w:t>Creatovators</w:t>
+            </w:r>
+            <w:proofErr w:type="spellEnd"/>
+            <w:r>
+              <w:rPr>
+                <w:rFonts w:ascii="Source Sans Pro" w:hAnsi="Source Sans Pro"/>
+              </w:rPr>
+              <w:t xml:space="preserve"> CIC</w:t>
             </w:r>
           </w:p>
         </w:tc>
@@ -3143,17 +3223,6 @@
         </w:tc>
       </w:tr>
     </w:tbl>
-    <w:p>
-      <w:pPr>
-        <w:pStyle w:val="Heading1"/>
-        <w:spacing w:line="240" w:lineRule="auto"/>
-        <w:rPr>
-          <w:rFonts w:ascii="Source Sans Pro" w:hAnsi="Source Sans Pro"/>
-          <w:sz w:val="22"/>
-          <w:szCs w:val="22"/>
-        </w:rPr>
-      </w:pPr>
-    </w:p>
     <w:p>
       <w:pPr>
         <w:rPr>

--- a/files/cv.docx
+++ b/files/cv.docx
@@ -50,19 +50,8 @@
     <w:p>
       <w:pPr>
         <w:pStyle w:val="Heading1"/>
-        <w:spacing w:line="240" w:lineRule="auto"/>
-        <w:rPr>
-          <w:rFonts w:ascii="Source Sans Pro" w:hAnsi="Source Sans Pro"/>
-          <w:sz w:val="22"/>
-          <w:szCs w:val="22"/>
-        </w:rPr>
-      </w:pPr>
-      <w:r>
-        <w:rPr>
-          <w:rFonts w:ascii="Source Sans Pro" w:hAnsi="Source Sans Pro"/>
-          <w:sz w:val="22"/>
-          <w:szCs w:val="22"/>
-        </w:rPr>
+      </w:pPr>
+      <w:r>
         <w:t>Education</w:t>
       </w:r>
     </w:p>
@@ -601,35 +590,14 @@
     <w:p>
       <w:pPr>
         <w:pStyle w:val="Heading1"/>
-        <w:spacing w:line="240" w:lineRule="auto"/>
-        <w:rPr>
-          <w:rFonts w:ascii="Source Sans Pro" w:hAnsi="Source Sans Pro"/>
-          <w:sz w:val="22"/>
-          <w:szCs w:val="22"/>
-        </w:rPr>
-      </w:pPr>
-      <w:r>
-        <w:rPr>
-          <w:rFonts w:ascii="Source Sans Pro" w:hAnsi="Source Sans Pro"/>
-          <w:sz w:val="22"/>
-          <w:szCs w:val="22"/>
-        </w:rPr>
+      </w:pPr>
+      <w:r>
         <w:t>Researc</w:t>
       </w:r>
       <w:r>
-        <w:rPr>
-          <w:rFonts w:ascii="Source Sans Pro" w:hAnsi="Source Sans Pro"/>
-          <w:sz w:val="22"/>
-          <w:szCs w:val="22"/>
-        </w:rPr>
         <w:t xml:space="preserve">h </w:t>
       </w:r>
       <w:r>
-        <w:rPr>
-          <w:rFonts w:ascii="Source Sans Pro" w:hAnsi="Source Sans Pro"/>
-          <w:sz w:val="22"/>
-          <w:szCs w:val="22"/>
-        </w:rPr>
         <w:t>Experience</w:t>
       </w:r>
     </w:p>
@@ -1162,142 +1130,124 @@
     <w:p>
       <w:pPr>
         <w:pStyle w:val="Heading1"/>
-        <w:spacing w:before="100" w:beforeAutospacing="1" w:line="240" w:lineRule="auto"/>
-        <w:rPr>
-          <w:rFonts w:ascii="Source Sans Pro" w:hAnsi="Source Sans Pro"/>
-          <w:sz w:val="22"/>
-          <w:szCs w:val="22"/>
-        </w:rPr>
-      </w:pPr>
-      <w:r>
-        <w:rPr>
-          <w:rFonts w:ascii="Source Sans Pro" w:hAnsi="Source Sans Pro"/>
-          <w:sz w:val="22"/>
-          <w:szCs w:val="22"/>
-        </w:rPr>
+      </w:pPr>
+    </w:p>
+    <w:p>
+      <w:pPr>
+        <w:rPr>
+          <w:rFonts w:ascii="Source Sans Pro" w:eastAsiaTheme="majorEastAsia" w:hAnsi="Source Sans Pro" w:cstheme="majorBidi"/>
+          <w:b/>
+        </w:rPr>
+      </w:pPr>
+      <w:r>
+        <w:rPr>
+          <w:rFonts w:ascii="Source Sans Pro" w:hAnsi="Source Sans Pro"/>
+        </w:rPr>
+        <w:br w:type="page"/>
+      </w:r>
+    </w:p>
+    <w:p>
+      <w:pPr>
+        <w:pStyle w:val="Heading1"/>
+      </w:pPr>
+      <w:r>
         <w:lastRenderedPageBreak/>
         <w:t>Publications</w:t>
       </w:r>
     </w:p>
     <w:p>
       <w:pPr>
-        <w:pStyle w:val="Heading1"/>
-        <w:spacing w:before="100" w:beforeAutospacing="1" w:after="100" w:afterAutospacing="1" w:line="240" w:lineRule="auto"/>
+        <w:spacing w:after="100" w:afterAutospacing="1" w:line="240" w:lineRule="auto"/>
         <w:ind w:left="720" w:hanging="720"/>
         <w:rPr>
-          <w:rFonts w:ascii="Source Sans Pro" w:eastAsia="Times New Roman" w:hAnsi="Source Sans Pro" w:cstheme="minorHAnsi"/>
-          <w:b w:val="0"/>
-          <w:sz w:val="22"/>
-          <w:szCs w:val="22"/>
+          <w:rFonts w:ascii="Source Sans Pro" w:hAnsi="Source Sans Pro"/>
           <w:lang w:eastAsia="en-GB"/>
         </w:rPr>
       </w:pPr>
       <w:r>
         <w:rPr>
-          <w:rFonts w:ascii="Source Sans Pro" w:eastAsia="Times New Roman" w:hAnsi="Source Sans Pro" w:cstheme="minorHAnsi"/>
+          <w:rFonts w:ascii="Source Sans Pro" w:hAnsi="Source Sans Pro"/>
+          <w:b/>
           <w:bCs/>
-          <w:sz w:val="22"/>
-          <w:szCs w:val="22"/>
           <w:lang w:eastAsia="en-GB"/>
         </w:rPr>
         <w:t>Millington, E.</w:t>
       </w:r>
       <w:r>
         <w:rPr>
-          <w:rFonts w:ascii="Source Sans Pro" w:eastAsia="Times New Roman" w:hAnsi="Source Sans Pro" w:cstheme="minorHAnsi"/>
-          <w:b w:val="0"/>
-          <w:sz w:val="22"/>
-          <w:szCs w:val="22"/>
+          <w:rFonts w:ascii="Source Sans Pro" w:hAnsi="Source Sans Pro"/>
           <w:lang w:eastAsia="en-GB"/>
         </w:rPr>
-        <w:t>, Simmons, D.R. &amp; Cleland Woods, H. (202</w:t>
-      </w:r>
-      <w:r>
-        <w:rPr>
-          <w:rFonts w:ascii="Source Sans Pro" w:eastAsia="Times New Roman" w:hAnsi="Source Sans Pro" w:cstheme="minorHAnsi"/>
-          <w:b w:val="0"/>
-          <w:sz w:val="22"/>
-          <w:szCs w:val="22"/>
+        <w:t xml:space="preserve">, </w:t>
+      </w:r>
+      <w:r>
+        <w:rPr>
+          <w:rFonts w:ascii="Source Sans Pro" w:hAnsi="Source Sans Pro"/>
           <w:lang w:eastAsia="en-GB"/>
         </w:rPr>
-        <w:t>2</w:t>
-      </w:r>
-      <w:r>
-        <w:rPr>
-          <w:rFonts w:ascii="Source Sans Pro" w:eastAsia="Times New Roman" w:hAnsi="Source Sans Pro" w:cstheme="minorHAnsi"/>
-          <w:b w:val="0"/>
-          <w:sz w:val="22"/>
-          <w:szCs w:val="22"/>
+        <w:t>Hayashibara</w:t>
+      </w:r>
+      <w:r>
+        <w:rPr>
+          <w:rFonts w:ascii="Source Sans Pro" w:hAnsi="Source Sans Pro"/>
           <w:lang w:eastAsia="en-GB"/>
         </w:rPr>
-        <w:t>). Brief Report: Investigating the Motivations and Autistic Traits of Video Gamers.</w:t>
-      </w:r>
-      <w:r>
-        <w:rPr>
-          <w:sz w:val="22"/>
-          <w:szCs w:val="22"/>
-        </w:rPr>
-        <w:t xml:space="preserve"> </w:t>
-      </w:r>
-      <w:r>
-        <w:rPr>
-          <w:rFonts w:ascii="Source Sans Pro" w:eastAsia="Times New Roman" w:hAnsi="Source Sans Pro" w:cstheme="minorHAnsi"/>
-          <w:b w:val="0"/>
+        <w:t xml:space="preserve">, E., Arthur, T., Husselman, T., Savickaite, S., Taylor, R. (2022). </w:t>
+      </w:r>
+      <w:r>
+        <w:rPr>
+          <w:rFonts w:ascii="Source Sans Pro" w:hAnsi="Source Sans Pro"/>
+          <w:lang w:eastAsia="en-GB"/>
+        </w:rPr>
+        <w:t>Neurodivergent Participatory Action Research in Virtual Reality (VR)</w:t>
+      </w:r>
+      <w:r>
+        <w:rPr>
+          <w:rFonts w:ascii="Source Sans Pro" w:hAnsi="Source Sans Pro"/>
+          <w:lang w:eastAsia="en-GB"/>
+        </w:rPr>
+        <w:t xml:space="preserve">. </w:t>
+      </w:r>
+      <w:r>
+        <w:rPr>
+          <w:rFonts w:ascii="Source Sans Pro" w:hAnsi="Source Sans Pro"/>
           <w:i/>
           <w:iCs/>
-          <w:sz w:val="22"/>
-          <w:szCs w:val="22"/>
           <w:lang w:eastAsia="en-GB"/>
         </w:rPr>
-        <w:t xml:space="preserve">J Autism Dev </w:t>
-      </w:r>
-      <w:proofErr w:type="spellStart"/>
-      <w:r>
-        <w:rPr>
-          <w:rFonts w:ascii="Source Sans Pro" w:eastAsia="Times New Roman" w:hAnsi="Source Sans Pro" w:cstheme="minorHAnsi"/>
-          <w:b w:val="0"/>
-          <w:i/>
-          <w:iCs/>
-          <w:sz w:val="22"/>
-          <w:szCs w:val="22"/>
+        <w:t>Journal of Enabling Technologies</w:t>
+      </w:r>
+      <w:r>
+        <w:rPr>
+          <w:rFonts w:ascii="Source Sans Pro" w:hAnsi="Source Sans Pro"/>
           <w:lang w:eastAsia="en-GB"/>
         </w:rPr>
-        <w:t>Disord</w:t>
-      </w:r>
-      <w:proofErr w:type="spellEnd"/>
-      <w:r>
-        <w:rPr>
-          <w:rFonts w:ascii="Source Sans Pro" w:eastAsia="Times New Roman" w:hAnsi="Source Sans Pro" w:cstheme="minorHAnsi"/>
-          <w:b w:val="0"/>
-          <w:sz w:val="22"/>
-          <w:szCs w:val="22"/>
+        <w:t xml:space="preserve">. </w:t>
+      </w:r>
+      <w:r>
+        <w:rPr>
+          <w:rFonts w:ascii="Source Sans Pro" w:hAnsi="Source Sans Pro"/>
           <w:lang w:eastAsia="en-GB"/>
         </w:rPr>
-        <w:t xml:space="preserve"> 52, pp 1403–1407 </w:t>
-      </w:r>
-      <w:r>
-        <w:rPr>
-          <w:rFonts w:ascii="Source Sans Pro" w:eastAsia="Times New Roman" w:hAnsi="Source Sans Pro" w:cstheme="minorHAnsi"/>
-          <w:b w:val="0"/>
-          <w:sz w:val="22"/>
-          <w:szCs w:val="22"/>
-          <w:lang w:eastAsia="en-GB"/>
-        </w:rPr>
-        <w:t xml:space="preserve"> </w:t>
+        <w:t xml:space="preserve">Vol. ahead-of-print No. ahead-of-print. </w:t>
       </w:r>
       <w:hyperlink r:id="rId11" w:history="1">
         <w:r>
           <w:rPr>
             <w:rStyle w:val="Hyperlink"/>
-            <w:rFonts w:ascii="Source Sans Pro" w:eastAsia="Times New Roman" w:hAnsi="Source Sans Pro" w:cstheme="minorHAnsi"/>
-            <w:b w:val="0"/>
-            <w:sz w:val="22"/>
-            <w:szCs w:val="22"/>
+            <w:rFonts w:ascii="Source Sans Pro" w:hAnsi="Source Sans Pro"/>
             <w:lang w:eastAsia="en-GB"/>
           </w:rPr>
-          <w:t>https://doi.org/10.1007/s10803-021-04994-x</w:t>
+          <w:t>https://doi.org/10.1108/JET-05-2022-0037</w:t>
         </w:r>
       </w:hyperlink>
+      <w:r>
+        <w:rPr>
+          <w:rFonts w:ascii="Source Sans Pro" w:hAnsi="Source Sans Pro"/>
+          <w:lang w:eastAsia="en-GB"/>
+        </w:rPr>
+        <w:t xml:space="preserve"> </w:t>
+      </w:r>
     </w:p>
     <w:p>
       <w:pPr>
@@ -1313,7 +1263,14 @@
           <w:rFonts w:ascii="Source Sans Pro" w:hAnsi="Source Sans Pro"/>
           <w:lang w:eastAsia="en-GB"/>
         </w:rPr>
-        <w:t xml:space="preserve">Savickaite, S., McNaughton, K., Gaillard, E., Amaya, I., McDonnell, N., </w:t>
+        <w:t>Savickaite, S.,</w:t>
+      </w:r>
+      <w:r>
+        <w:rPr>
+          <w:rFonts w:ascii="Source Sans Pro" w:hAnsi="Source Sans Pro"/>
+          <w:lang w:eastAsia="en-GB"/>
+        </w:rPr>
+        <w:t xml:space="preserve"> Arthur, T., </w:t>
       </w:r>
       <w:r>
         <w:rPr>
@@ -1329,14 +1286,35 @@
           <w:rFonts w:ascii="Source Sans Pro" w:hAnsi="Source Sans Pro"/>
           <w:lang w:eastAsia="en-GB"/>
         </w:rPr>
-        <w:t xml:space="preserve">, &amp; Simmons, D. (2021). </w:t>
+        <w:t xml:space="preserve">, Husselman, T., Taylor, R., </w:t>
       </w:r>
       <w:r>
         <w:rPr>
           <w:rFonts w:ascii="Source Sans Pro" w:hAnsi="Source Sans Pro"/>
           <w:lang w:eastAsia="en-GB"/>
         </w:rPr>
-        <w:t xml:space="preserve">Exploratory study on the use of HMD virtual reality to investigate individual differences in visual processing styles. </w:t>
+        <w:t>Hayashibara</w:t>
+      </w:r>
+      <w:r>
+        <w:rPr>
+          <w:rFonts w:ascii="Source Sans Pro" w:hAnsi="Source Sans Pro"/>
+          <w:lang w:eastAsia="en-GB"/>
+        </w:rPr>
+        <w:t xml:space="preserve">, E. (2022). </w:t>
+      </w:r>
+      <w:r>
+        <w:rPr>
+          <w:rFonts w:ascii="Source Sans Pro" w:hAnsi="Source Sans Pro"/>
+          <w:lang w:eastAsia="en-GB"/>
+        </w:rPr>
+        <w:t>Applications of Virtual Reality (VR) in Autism Research: Current trends and taxonomy of definitions</w:t>
+      </w:r>
+      <w:r>
+        <w:rPr>
+          <w:rFonts w:ascii="Source Sans Pro" w:hAnsi="Source Sans Pro"/>
+          <w:lang w:eastAsia="en-GB"/>
+        </w:rPr>
+        <w:t xml:space="preserve">. </w:t>
       </w:r>
       <w:r>
         <w:rPr>
@@ -1352,7 +1330,14 @@
           <w:rFonts w:ascii="Source Sans Pro" w:hAnsi="Source Sans Pro"/>
           <w:lang w:eastAsia="en-GB"/>
         </w:rPr>
-        <w:t xml:space="preserve">, 16, pp. 48-69. </w:t>
+        <w:t xml:space="preserve">. </w:t>
+      </w:r>
+      <w:r>
+        <w:rPr>
+          <w:rFonts w:ascii="Source Sans Pro" w:hAnsi="Source Sans Pro"/>
+          <w:lang w:eastAsia="en-GB"/>
+        </w:rPr>
+        <w:t xml:space="preserve">Vol. ahead-of-print No. ahead-of-print. </w:t>
       </w:r>
       <w:hyperlink r:id="rId12" w:history="1">
         <w:r>
@@ -1361,14 +1346,113 @@
             <w:rFonts w:ascii="Source Sans Pro" w:hAnsi="Source Sans Pro"/>
             <w:lang w:eastAsia="en-GB"/>
           </w:rPr>
+          <w:t>https://doi.org/10.1108/JET-05-2022-0038</w:t>
+        </w:r>
+      </w:hyperlink>
+      <w:r>
+        <w:rPr>
+          <w:rFonts w:ascii="Source Sans Pro" w:hAnsi="Source Sans Pro"/>
+          <w:lang w:eastAsia="en-GB"/>
+        </w:rPr>
+        <w:t xml:space="preserve"> </w:t>
+      </w:r>
+    </w:p>
+    <w:p>
+      <w:pPr>
+        <w:pStyle w:val="Reference"/>
+        <w:rPr>
+          <w:b/>
+        </w:rPr>
+      </w:pPr>
+      <w:r>
+        <w:rPr>
+          <w:b/>
+        </w:rPr>
+        <w:t>Millington, E.</w:t>
+      </w:r>
+      <w:r>
+        <w:t>, Simmons, D.R. &amp; Cleland Woods, H. (202</w:t>
+      </w:r>
+      <w:r>
+        <w:t>2</w:t>
+      </w:r>
+      <w:r>
+        <w:t>). Brief Report: Investigating the Motivations and Autistic Traits of Video Gamers.</w:t>
+      </w:r>
+      <w:r>
+        <w:t xml:space="preserve"> </w:t>
+      </w:r>
+      <w:r>
+        <w:rPr>
+          <w:i/>
+          <w:iCs/>
+        </w:rPr>
+        <w:t xml:space="preserve">J Autism Dev </w:t>
+      </w:r>
+      <w:proofErr w:type="spellStart"/>
+      <w:r>
+        <w:rPr>
+          <w:i/>
+          <w:iCs/>
+        </w:rPr>
+        <w:t>Disord</w:t>
+      </w:r>
+      <w:proofErr w:type="spellEnd"/>
+      <w:r>
+        <w:t xml:space="preserve"> 52, pp 1403–1407 </w:t>
+      </w:r>
+      <w:r>
+        <w:t xml:space="preserve"> </w:t>
+      </w:r>
+      <w:hyperlink r:id="rId13" w:history="1">
+        <w:r>
+          <w:rPr>
+            <w:rStyle w:val="Hyperlink"/>
+            <w:rFonts w:eastAsia="Times New Roman" w:cstheme="minorHAnsi"/>
+          </w:rPr>
+          <w:t>https://doi.org/10.1007/s10803-021-04994-x</w:t>
+        </w:r>
+      </w:hyperlink>
+    </w:p>
+    <w:p>
+      <w:pPr>
+        <w:pStyle w:val="Reference"/>
+      </w:pPr>
+      <w:r>
+        <w:t xml:space="preserve">Savickaite, S., McNaughton, K., Gaillard, E., Amaya, I., McDonnell, N., </w:t>
+      </w:r>
+      <w:r>
+        <w:rPr>
+          <w:b/>
+          <w:bCs/>
+        </w:rPr>
+        <w:t>Millington, E.</w:t>
+      </w:r>
+      <w:r>
+        <w:t xml:space="preserve">, &amp; Simmons, D. (2021). </w:t>
+      </w:r>
+      <w:r>
+        <w:t xml:space="preserve">Exploratory study on the use of HMD virtual reality to investigate individual differences in visual processing styles. </w:t>
+      </w:r>
+      <w:r>
+        <w:rPr>
+          <w:i/>
+          <w:iCs/>
+        </w:rPr>
+        <w:t>Journal of Enabling Technologies</w:t>
+      </w:r>
+      <w:r>
+        <w:t xml:space="preserve">, 16, pp. 48-69. </w:t>
+      </w:r>
+      <w:hyperlink r:id="rId14" w:history="1">
+        <w:r>
+          <w:rPr>
+            <w:rStyle w:val="Hyperlink"/>
+          </w:rPr>
           <w:t>https://doi.org/10.1108/JET-06-2021-0028</w:t>
         </w:r>
       </w:hyperlink>
       <w:r>
-        <w:rPr>
-          <w:rFonts w:ascii="Source Sans Pro" w:hAnsi="Source Sans Pro"/>
-          <w:lang w:eastAsia="en-GB"/>
-        </w:rPr>
         <w:t xml:space="preserve"> </w:t>
       </w:r>
     </w:p>
@@ -1411,7 +1495,7 @@
         </w:rPr>
         <w:t xml:space="preserve">Freeman, C., McMillan, R., McDonnell, N., &amp; Khamis, M. (2022, June 20). ALIVE: Avatar Learning Impact Assessment for Virtual Environments. </w:t>
       </w:r>
-      <w:hyperlink r:id="rId13" w:history="1">
+      <w:hyperlink r:id="rId15" w:history="1">
         <w:r>
           <w:rPr>
             <w:rStyle w:val="Hyperlink"/>
@@ -1484,7 +1568,7 @@
         </w:rPr>
         <w:br/>
       </w:r>
-      <w:hyperlink r:id="rId14" w:history="1">
+      <w:hyperlink r:id="rId16" w:history="1">
         <w:r>
           <w:rPr>
             <w:rStyle w:val="Hyperlink"/>
@@ -1504,270 +1588,47 @@
     </w:p>
     <w:p>
       <w:pPr>
-        <w:pStyle w:val="Heading1"/>
-        <w:spacing w:before="100" w:beforeAutospacing="1" w:after="100" w:afterAutospacing="1" w:line="240" w:lineRule="auto"/>
-        <w:ind w:left="720" w:hanging="720"/>
-        <w:rPr>
-          <w:rFonts w:ascii="Source Sans Pro" w:eastAsia="Times New Roman" w:hAnsi="Source Sans Pro" w:cstheme="minorHAnsi"/>
-          <w:b w:val="0"/>
-          <w:sz w:val="22"/>
-          <w:szCs w:val="22"/>
-          <w:lang w:eastAsia="en-GB"/>
-        </w:rPr>
-      </w:pPr>
-      <w:r>
-        <w:rPr>
-          <w:rFonts w:ascii="Source Sans Pro" w:eastAsia="Times New Roman" w:hAnsi="Source Sans Pro" w:cstheme="minorHAnsi"/>
-          <w:b w:val="0"/>
-          <w:sz w:val="22"/>
-          <w:szCs w:val="22"/>
-          <w:lang w:eastAsia="en-GB"/>
-        </w:rPr>
+        <w:pStyle w:val="Reference"/>
+        <w:rPr>
+          <w:b/>
+        </w:rPr>
+      </w:pPr>
+      <w:r>
         <w:t xml:space="preserve">Brown, L., </w:t>
       </w:r>
       <w:r>
         <w:rPr>
-          <w:rFonts w:ascii="Source Sans Pro" w:eastAsia="Times New Roman" w:hAnsi="Source Sans Pro" w:cstheme="minorHAnsi"/>
-          <w:bCs/>
-          <w:sz w:val="22"/>
-          <w:szCs w:val="22"/>
-          <w:lang w:eastAsia="en-GB"/>
-        </w:rPr>
-        <w:t>Millington, E.</w:t>
-      </w:r>
-      <w:r>
-        <w:rPr>
-          <w:rFonts w:ascii="Source Sans Pro" w:eastAsia="Times New Roman" w:hAnsi="Source Sans Pro" w:cstheme="minorHAnsi"/>
-          <w:b w:val="0"/>
-          <w:sz w:val="22"/>
-          <w:szCs w:val="22"/>
-          <w:lang w:eastAsia="en-GB"/>
-        </w:rPr>
+          <w:b/>
+        </w:rPr>
+        <w:t>Millington, E</w:t>
+      </w:r>
+      <w:r>
+        <w:rPr>
+          <w:b/>
+        </w:rPr>
+        <w:t>.</w:t>
+      </w:r>
+      <w:r>
         <w:t xml:space="preserve">, Robertson, A. E., &amp; Simmons, D. (2021, April 27). Children’s Glasgow Sensory Questionnaire (C-GSQ): Validation of a Simplified and Visually Aided Questionnaire. </w:t>
       </w:r>
-      <w:hyperlink r:id="rId15" w:history="1">
+      <w:hyperlink r:id="rId17" w:history="1">
         <w:r>
           <w:rPr>
             <w:rStyle w:val="Hyperlink"/>
-            <w:rFonts w:ascii="Source Sans Pro" w:eastAsia="Times New Roman" w:hAnsi="Source Sans Pro" w:cstheme="minorHAnsi"/>
-            <w:b w:val="0"/>
-            <w:sz w:val="22"/>
-            <w:szCs w:val="22"/>
-            <w:lang w:eastAsia="en-GB"/>
+            <w:rFonts w:eastAsia="Times New Roman" w:cstheme="minorHAnsi"/>
           </w:rPr>
           <w:t>https://doi.org/10.31234/osf.io/f6bg2</w:t>
         </w:r>
       </w:hyperlink>
       <w:r>
-        <w:rPr>
-          <w:rFonts w:ascii="Source Sans Pro" w:eastAsia="Times New Roman" w:hAnsi="Source Sans Pro" w:cstheme="minorHAnsi"/>
-          <w:b w:val="0"/>
-          <w:sz w:val="22"/>
-          <w:szCs w:val="22"/>
-          <w:lang w:eastAsia="en-GB"/>
-        </w:rPr>
         <w:t xml:space="preserve"> </w:t>
       </w:r>
     </w:p>
     <w:p>
       <w:pPr>
-        <w:spacing w:after="100" w:afterAutospacing="1" w:line="240" w:lineRule="auto"/>
-        <w:ind w:left="720" w:hanging="720"/>
-        <w:rPr>
-          <w:rFonts w:ascii="Source Sans Pro" w:hAnsi="Source Sans Pro"/>
-          <w:lang w:eastAsia="en-GB"/>
-        </w:rPr>
-      </w:pPr>
-      <w:r>
-        <w:rPr>
-          <w:rFonts w:ascii="Source Sans Pro" w:hAnsi="Source Sans Pro"/>
-          <w:b/>
-          <w:bCs/>
-          <w:lang w:eastAsia="en-GB"/>
-        </w:rPr>
-        <w:t>Millington, E.</w:t>
-      </w:r>
-      <w:r>
-        <w:rPr>
-          <w:rFonts w:ascii="Source Sans Pro" w:hAnsi="Source Sans Pro"/>
-          <w:lang w:eastAsia="en-GB"/>
-        </w:rPr>
-        <w:t xml:space="preserve">, </w:t>
-      </w:r>
-      <w:r>
-        <w:rPr>
-          <w:rFonts w:ascii="Source Sans Pro" w:hAnsi="Source Sans Pro"/>
-          <w:lang w:eastAsia="en-GB"/>
-        </w:rPr>
-        <w:t>Hayashibara</w:t>
-      </w:r>
-      <w:r>
-        <w:rPr>
-          <w:rFonts w:ascii="Source Sans Pro" w:hAnsi="Source Sans Pro"/>
-          <w:lang w:eastAsia="en-GB"/>
-        </w:rPr>
-        <w:t xml:space="preserve">, E., Arthur, T., Husselman, T., Savickaite, S., Taylor, R. (In </w:t>
-      </w:r>
-      <w:r>
-        <w:rPr>
-          <w:rFonts w:ascii="Source Sans Pro" w:hAnsi="Source Sans Pro"/>
-          <w:lang w:eastAsia="en-GB"/>
-        </w:rPr>
-        <w:t>Press</w:t>
-      </w:r>
-      <w:r>
-        <w:rPr>
-          <w:rFonts w:ascii="Source Sans Pro" w:hAnsi="Source Sans Pro"/>
-          <w:lang w:eastAsia="en-GB"/>
-        </w:rPr>
-        <w:t xml:space="preserve">). </w:t>
-      </w:r>
-      <w:r>
-        <w:rPr>
-          <w:rFonts w:ascii="Source Sans Pro" w:hAnsi="Source Sans Pro"/>
-          <w:lang w:eastAsia="en-GB"/>
-        </w:rPr>
-        <w:t>Neurodivergent Participatory Action Research in Virtual Reality (VR)</w:t>
-      </w:r>
-      <w:r>
-        <w:rPr>
-          <w:rFonts w:ascii="Source Sans Pro" w:hAnsi="Source Sans Pro"/>
-          <w:lang w:eastAsia="en-GB"/>
-        </w:rPr>
-        <w:t xml:space="preserve">. </w:t>
-      </w:r>
-      <w:r>
-        <w:rPr>
-          <w:rFonts w:ascii="Source Sans Pro" w:hAnsi="Source Sans Pro"/>
-          <w:i/>
-          <w:iCs/>
-          <w:lang w:eastAsia="en-GB"/>
-        </w:rPr>
-        <w:t>Journal of Enabling Technologies</w:t>
-      </w:r>
-      <w:r>
-        <w:rPr>
-          <w:rFonts w:ascii="Source Sans Pro" w:hAnsi="Source Sans Pro"/>
-          <w:lang w:eastAsia="en-GB"/>
-        </w:rPr>
-        <w:t>.</w:t>
-      </w:r>
-    </w:p>
-    <w:p>
-      <w:pPr>
-        <w:spacing w:after="100" w:afterAutospacing="1" w:line="240" w:lineRule="auto"/>
-        <w:ind w:left="720" w:hanging="720"/>
-        <w:rPr>
-          <w:rFonts w:ascii="Source Sans Pro" w:hAnsi="Source Sans Pro"/>
-          <w:lang w:eastAsia="en-GB"/>
-        </w:rPr>
-      </w:pPr>
-      <w:r>
-        <w:rPr>
-          <w:rFonts w:ascii="Source Sans Pro" w:hAnsi="Source Sans Pro"/>
-          <w:lang w:eastAsia="en-GB"/>
-        </w:rPr>
-        <w:t>Savickaite, S.,</w:t>
-      </w:r>
-      <w:r>
-        <w:rPr>
-          <w:rFonts w:ascii="Source Sans Pro" w:hAnsi="Source Sans Pro"/>
-          <w:lang w:eastAsia="en-GB"/>
-        </w:rPr>
-        <w:t xml:space="preserve"> Arthur, T., </w:t>
-      </w:r>
-      <w:r>
-        <w:rPr>
-          <w:rFonts w:ascii="Source Sans Pro" w:hAnsi="Source Sans Pro"/>
-          <w:b/>
-          <w:bCs/>
-          <w:lang w:eastAsia="en-GB"/>
-        </w:rPr>
-        <w:t>Millington, E.</w:t>
-      </w:r>
-      <w:r>
-        <w:rPr>
-          <w:rFonts w:ascii="Source Sans Pro" w:hAnsi="Source Sans Pro"/>
-          <w:lang w:eastAsia="en-GB"/>
-        </w:rPr>
-        <w:t xml:space="preserve">, Husselman, T., Taylor, R., </w:t>
-      </w:r>
-      <w:r>
-        <w:rPr>
-          <w:rFonts w:ascii="Source Sans Pro" w:hAnsi="Source Sans Pro"/>
-          <w:lang w:eastAsia="en-GB"/>
-        </w:rPr>
-        <w:t>Hayashibara</w:t>
-      </w:r>
-      <w:r>
-        <w:rPr>
-          <w:rFonts w:ascii="Source Sans Pro" w:hAnsi="Source Sans Pro"/>
-          <w:lang w:eastAsia="en-GB"/>
-        </w:rPr>
-        <w:t xml:space="preserve">, E. (In </w:t>
-      </w:r>
-      <w:r>
-        <w:rPr>
-          <w:rFonts w:ascii="Source Sans Pro" w:hAnsi="Source Sans Pro"/>
-          <w:lang w:eastAsia="en-GB"/>
-        </w:rPr>
-        <w:t>Press</w:t>
-      </w:r>
-      <w:r>
-        <w:rPr>
-          <w:rFonts w:ascii="Source Sans Pro" w:hAnsi="Source Sans Pro"/>
-          <w:lang w:eastAsia="en-GB"/>
-        </w:rPr>
-        <w:t xml:space="preserve">). </w:t>
-      </w:r>
-      <w:r>
-        <w:rPr>
-          <w:rFonts w:ascii="Source Sans Pro" w:hAnsi="Source Sans Pro"/>
-          <w:lang w:eastAsia="en-GB"/>
-        </w:rPr>
-        <w:t>Applications of Virtual Reality (VR) in Autism Research: Current trends and taxonomy of definitions</w:t>
-      </w:r>
-      <w:r>
-        <w:rPr>
-          <w:rFonts w:ascii="Source Sans Pro" w:hAnsi="Source Sans Pro"/>
-          <w:lang w:eastAsia="en-GB"/>
-        </w:rPr>
-        <w:t xml:space="preserve">. </w:t>
-      </w:r>
-      <w:r>
-        <w:rPr>
-          <w:rFonts w:ascii="Source Sans Pro" w:hAnsi="Source Sans Pro"/>
-          <w:i/>
-          <w:iCs/>
-          <w:lang w:eastAsia="en-GB"/>
-        </w:rPr>
-        <w:t>Journal of Enabling Technologies</w:t>
-      </w:r>
-      <w:r>
-        <w:rPr>
-          <w:rFonts w:ascii="Source Sans Pro" w:hAnsi="Source Sans Pro"/>
-          <w:lang w:eastAsia="en-GB"/>
-        </w:rPr>
-        <w:t>.</w:t>
-      </w:r>
-    </w:p>
-    <w:p>
-      <w:pPr>
         <w:pStyle w:val="Heading1"/>
-        <w:spacing w:before="100" w:beforeAutospacing="1" w:line="240" w:lineRule="auto"/>
-        <w:ind w:left="720" w:hanging="720"/>
-        <w:rPr>
-          <w:rFonts w:ascii="Source Sans Pro" w:hAnsi="Source Sans Pro"/>
-          <w:sz w:val="22"/>
-          <w:szCs w:val="22"/>
-        </w:rPr>
-      </w:pPr>
-      <w:r>
-        <w:rPr>
-          <w:rFonts w:ascii="Source Sans Pro" w:hAnsi="Source Sans Pro"/>
-          <w:sz w:val="22"/>
-          <w:szCs w:val="22"/>
-        </w:rPr>
+      </w:pPr>
+      <w:r>
         <w:t>Awards</w:t>
       </w:r>
     </w:p>
@@ -2061,27 +1922,31 @@
     <w:p>
       <w:pPr>
         <w:pStyle w:val="Heading1"/>
-        <w:spacing w:line="240" w:lineRule="auto"/>
-        <w:rPr>
-          <w:rFonts w:ascii="Source Sans Pro" w:hAnsi="Source Sans Pro"/>
-          <w:sz w:val="22"/>
-          <w:szCs w:val="22"/>
-        </w:rPr>
-      </w:pPr>
-      <w:r>
-        <w:rPr>
-          <w:rFonts w:ascii="Source Sans Pro" w:hAnsi="Source Sans Pro"/>
-          <w:sz w:val="22"/>
-          <w:szCs w:val="22"/>
-        </w:rPr>
+      </w:pPr>
+    </w:p>
+    <w:p>
+      <w:pPr>
+        <w:rPr>
+          <w:rFonts w:ascii="Source Sans Pro" w:eastAsiaTheme="majorEastAsia" w:hAnsi="Source Sans Pro" w:cstheme="majorBidi"/>
+          <w:b/>
+        </w:rPr>
+      </w:pPr>
+      <w:r>
+        <w:rPr>
+          <w:rFonts w:ascii="Source Sans Pro" w:hAnsi="Source Sans Pro"/>
+        </w:rPr>
+        <w:br w:type="page"/>
+      </w:r>
+    </w:p>
+    <w:p>
+      <w:pPr>
+        <w:pStyle w:val="Heading1"/>
+      </w:pPr>
+      <w:r>
+        <w:lastRenderedPageBreak/>
         <w:t xml:space="preserve">Conferences and </w:t>
       </w:r>
       <w:r>
-        <w:rPr>
-          <w:rFonts w:ascii="Source Sans Pro" w:hAnsi="Source Sans Pro"/>
-          <w:sz w:val="22"/>
-          <w:szCs w:val="22"/>
-        </w:rPr>
         <w:t>Invited Talks</w:t>
       </w:r>
     </w:p>
@@ -2289,7 +2154,6 @@
               <w:rPr>
                 <w:rFonts w:ascii="Source Sans Pro" w:hAnsi="Source Sans Pro"/>
               </w:rPr>
-              <w:lastRenderedPageBreak/>
               <w:t>2021</w:t>
             </w:r>
           </w:p>
@@ -2393,19 +2257,8 @@
     <w:p>
       <w:pPr>
         <w:pStyle w:val="Heading1"/>
-        <w:spacing w:line="240" w:lineRule="auto"/>
-        <w:rPr>
-          <w:rFonts w:ascii="Source Sans Pro" w:hAnsi="Source Sans Pro"/>
-          <w:sz w:val="22"/>
-          <w:szCs w:val="22"/>
-        </w:rPr>
-      </w:pPr>
-      <w:r>
-        <w:rPr>
-          <w:rFonts w:ascii="Source Sans Pro" w:hAnsi="Source Sans Pro"/>
-          <w:sz w:val="22"/>
-          <w:szCs w:val="22"/>
-        </w:rPr>
+      </w:pPr>
+      <w:r>
         <w:t>Related Professional Skills</w:t>
       </w:r>
     </w:p>
@@ -2523,19 +2376,8 @@
     <w:p>
       <w:pPr>
         <w:pStyle w:val="Heading1"/>
-        <w:spacing w:line="240" w:lineRule="auto"/>
-        <w:rPr>
-          <w:rFonts w:ascii="Source Sans Pro" w:hAnsi="Source Sans Pro"/>
-          <w:sz w:val="22"/>
-          <w:szCs w:val="22"/>
-        </w:rPr>
-      </w:pPr>
-      <w:r>
-        <w:rPr>
-          <w:rFonts w:ascii="Source Sans Pro" w:hAnsi="Source Sans Pro"/>
-          <w:sz w:val="22"/>
-          <w:szCs w:val="22"/>
-        </w:rPr>
+      </w:pPr>
+      <w:r>
         <w:t>Non-Academic Work</w:t>
       </w:r>
     </w:p>
@@ -2913,20 +2755,13 @@
     <w:p>
       <w:pPr>
         <w:pStyle w:val="Heading1"/>
-        <w:spacing w:line="240" w:lineRule="auto"/>
-        <w:rPr>
-          <w:rFonts w:ascii="Source Sans Pro" w:hAnsi="Source Sans Pro"/>
-          <w:sz w:val="22"/>
-          <w:szCs w:val="22"/>
-        </w:rPr>
-      </w:pPr>
-      <w:r>
-        <w:rPr>
-          <w:rFonts w:ascii="Source Sans Pro" w:hAnsi="Source Sans Pro"/>
-          <w:sz w:val="22"/>
-          <w:szCs w:val="22"/>
-        </w:rPr>
-        <w:t>Academic Services</w:t>
+      </w:pPr>
+      <w:r>
+        <w:lastRenderedPageBreak/>
+        <w:t>Academic</w:t>
+      </w:r>
+      <w:r>
+        <w:t xml:space="preserve"> Services</w:t>
       </w:r>
     </w:p>
     <w:tbl>
@@ -3096,19 +2931,8 @@
     <w:p>
       <w:pPr>
         <w:pStyle w:val="Heading1"/>
-        <w:spacing w:line="240" w:lineRule="auto"/>
-        <w:rPr>
-          <w:rFonts w:ascii="Source Sans Pro" w:hAnsi="Source Sans Pro"/>
-          <w:sz w:val="22"/>
-          <w:szCs w:val="22"/>
-        </w:rPr>
-      </w:pPr>
-      <w:r>
-        <w:rPr>
-          <w:rFonts w:ascii="Source Sans Pro" w:hAnsi="Source Sans Pro"/>
-          <w:sz w:val="22"/>
-          <w:szCs w:val="22"/>
-        </w:rPr>
+      </w:pPr>
+      <w:r>
         <w:t>Professional Affiliations</w:t>
       </w:r>
     </w:p>
@@ -3225,48 +3049,17 @@
     </w:tbl>
     <w:p>
       <w:pPr>
-        <w:rPr>
-          <w:rFonts w:ascii="Source Sans Pro" w:eastAsiaTheme="majorEastAsia" w:hAnsi="Source Sans Pro" w:cstheme="majorBidi"/>
-          <w:b/>
-        </w:rPr>
-      </w:pPr>
-      <w:r>
-        <w:rPr>
-          <w:rFonts w:ascii="Source Sans Pro" w:hAnsi="Source Sans Pro"/>
-        </w:rPr>
-        <w:br w:type="page"/>
+        <w:pStyle w:val="Heading1"/>
+      </w:pPr>
+      <w:r>
+        <w:t>R</w:t>
+      </w:r>
+      <w:r>
+        <w:t>eferences</w:t>
       </w:r>
     </w:p>
     <w:p>
       <w:pPr>
-        <w:pStyle w:val="Heading1"/>
-        <w:spacing w:line="240" w:lineRule="auto"/>
-        <w:rPr>
-          <w:rFonts w:ascii="Source Sans Pro" w:hAnsi="Source Sans Pro"/>
-          <w:sz w:val="22"/>
-          <w:szCs w:val="22"/>
-        </w:rPr>
-      </w:pPr>
-      <w:r>
-        <w:rPr>
-          <w:rFonts w:ascii="Source Sans Pro" w:hAnsi="Source Sans Pro"/>
-          <w:sz w:val="22"/>
-          <w:szCs w:val="22"/>
-        </w:rPr>
-        <w:lastRenderedPageBreak/>
-        <w:t>R</w:t>
-      </w:r>
-      <w:r>
-        <w:rPr>
-          <w:rFonts w:ascii="Source Sans Pro" w:hAnsi="Source Sans Pro"/>
-          <w:sz w:val="22"/>
-          <w:szCs w:val="22"/>
-        </w:rPr>
-        <w:t>eferences</w:t>
-      </w:r>
-    </w:p>
-    <w:p>
-      <w:pPr>
         <w:spacing w:line="240" w:lineRule="auto"/>
         <w:rPr>
           <w:rFonts w:ascii="Source Sans Pro" w:hAnsi="Source Sans Pro"/>
@@ -3362,7 +3155,7 @@
         </w:rPr>
         <w:br/>
       </w:r>
-      <w:hyperlink r:id="rId16" w:history="1">
+      <w:hyperlink r:id="rId18" w:history="1">
         <w:r>
           <w:rPr>
             <w:rStyle w:val="Hyperlink"/>
@@ -3421,7 +3214,7 @@
         </w:rPr>
         <w:br/>
       </w:r>
-      <w:hyperlink r:id="rId17" w:history="1">
+      <w:hyperlink r:id="rId19" w:history="1">
         <w:r>
           <w:rPr>
             <w:rStyle w:val="Hyperlink"/>
@@ -3503,7 +3296,7 @@
         </w:rPr>
         <w:br/>
       </w:r>
-      <w:hyperlink r:id="rId18" w:history="1">
+      <w:hyperlink r:id="rId20" w:history="1">
         <w:r>
           <w:rPr>
             <w:rStyle w:val="Hyperlink"/>
@@ -3514,7 +3307,7 @@
       </w:hyperlink>
     </w:p>
     <w:sectPr>
-      <w:footerReference w:type="default" r:id="rId19"/>
+      <w:footerReference w:type="default" r:id="rId21"/>
       <w:pgSz w:w="11906" w:h="16838"/>
       <w:pgMar w:top="1440" w:right="1440" w:bottom="1440" w:left="1440" w:header="708" w:footer="708" w:gutter="0"/>
       <w:cols w:space="708"/>
@@ -4442,18 +4235,16 @@
     <w:link w:val="Heading1Char"/>
     <w:uiPriority w:val="9"/>
     <w:qFormat/>
-    <w:rsid w:val="00064AFD"/>
+    <w:rsid w:val="0038396E"/>
     <w:pPr>
       <w:keepNext/>
       <w:keepLines/>
-      <w:spacing w:before="360" w:after="120"/>
+      <w:spacing w:before="360" w:after="120" w:line="240" w:lineRule="auto"/>
       <w:outlineLvl w:val="0"/>
     </w:pPr>
     <w:rPr>
-      <w:rFonts w:asciiTheme="majorHAnsi" w:eastAsiaTheme="majorEastAsia" w:hAnsiTheme="majorHAnsi" w:cstheme="majorBidi"/>
+      <w:rFonts w:ascii="Source Sans Pro" w:eastAsiaTheme="majorEastAsia" w:hAnsi="Source Sans Pro" w:cstheme="majorBidi"/>
       <w:b/>
-      <w:sz w:val="24"/>
-      <w:szCs w:val="32"/>
     </w:rPr>
   </w:style>
   <w:style w:type="paragraph" w:styleId="Heading2">
@@ -4551,12 +4342,10 @@
     <w:basedOn w:val="DefaultParagraphFont"/>
     <w:link w:val="Heading1"/>
     <w:uiPriority w:val="9"/>
-    <w:rsid w:val="00064AFD"/>
+    <w:rsid w:val="0038396E"/>
     <w:rPr>
-      <w:rFonts w:asciiTheme="majorHAnsi" w:eastAsiaTheme="majorEastAsia" w:hAnsiTheme="majorHAnsi" w:cstheme="majorBidi"/>
+      <w:rFonts w:ascii="Source Sans Pro" w:eastAsiaTheme="majorEastAsia" w:hAnsi="Source Sans Pro" w:cstheme="majorBidi"/>
       <w:b/>
-      <w:sz w:val="24"/>
-      <w:szCs w:val="32"/>
     </w:rPr>
   </w:style>
   <w:style w:type="paragraph" w:styleId="Header">
@@ -4641,6 +4430,31 @@
       <w:ind w:left="720"/>
       <w:contextualSpacing/>
     </w:pPr>
+  </w:style>
+  <w:style w:type="paragraph" w:customStyle="1" w:styleId="Reference">
+    <w:name w:val="Reference"/>
+    <w:basedOn w:val="Normal"/>
+    <w:link w:val="ReferenceChar"/>
+    <w:qFormat/>
+    <w:rsid w:val="00E77002"/>
+    <w:pPr>
+      <w:spacing w:after="100" w:afterAutospacing="1" w:line="240" w:lineRule="auto"/>
+      <w:ind w:left="720" w:hanging="720"/>
+    </w:pPr>
+    <w:rPr>
+      <w:rFonts w:ascii="Source Sans Pro" w:hAnsi="Source Sans Pro"/>
+      <w:lang w:eastAsia="en-GB"/>
+    </w:rPr>
+  </w:style>
+  <w:style w:type="character" w:customStyle="1" w:styleId="ReferenceChar">
+    <w:name w:val="Reference Char"/>
+    <w:basedOn w:val="DefaultParagraphFont"/>
+    <w:link w:val="Reference"/>
+    <w:rsid w:val="00E77002"/>
+    <w:rPr>
+      <w:rFonts w:ascii="Source Sans Pro" w:hAnsi="Source Sans Pro"/>
+      <w:lang w:eastAsia="en-GB"/>
+    </w:rPr>
   </w:style>
 </w:styles>
 </file>
@@ -4941,12 +4755,6 @@
 </file>
 
 <file path=customXml/item1.xml><?xml version="1.0" encoding="utf-8"?>
-<p:properties xmlns:p="http://schemas.microsoft.com/office/2006/metadata/properties" xmlns:xsi="http://www.w3.org/2001/XMLSchema-instance" xmlns:pc="http://schemas.microsoft.com/office/infopath/2007/PartnerControls">
-  <documentManagement/>
-</p:properties>
-</file>
-
-<file path=customXml/item2.xml><?xml version="1.0" encoding="utf-8"?>
 <ct:contentTypeSchema xmlns:ct="http://schemas.microsoft.com/office/2006/metadata/contentType" xmlns:ma="http://schemas.microsoft.com/office/2006/metadata/properties/metaAttributes" ct:_="" ma:_="" ma:contentTypeName="Document" ma:contentTypeID="0x0101004E0AC046D158EE4DB937DA9A56D27D1C" ma:contentTypeVersion="10" ma:contentTypeDescription="Create a new document." ma:contentTypeScope="" ma:versionID="f1b105e6b9cff91feb409560dbf6f7aa">
   <xsd:schema xmlns:xsd="http://www.w3.org/2001/XMLSchema" xmlns:xs="http://www.w3.org/2001/XMLSchema" xmlns:p="http://schemas.microsoft.com/office/2006/metadata/properties" xmlns:ns3="b24ac480-a0b1-4388-a6cd-cfb001cdf6c7" xmlns:ns4="e7d8f92c-3952-4b7d-acc4-88cf8f2f7888" targetNamespace="http://schemas.microsoft.com/office/2006/metadata/properties" ma:root="true" ma:fieldsID="8ce9a1263d385fff90f75fc0f277280b" ns3:_="" ns4:_="">
     <xsd:import namespace="b24ac480-a0b1-4388-a6cd-cfb001cdf6c7"/>
@@ -5149,11 +4957,13 @@
 </ct:contentTypeSchema>
 </file>
 
-<file path=customXml/item3.xml><?xml version="1.0" encoding="utf-8"?>
-<b:Sources xmlns:b="http://schemas.openxmlformats.org/officeDocument/2006/bibliography" xmlns="http://schemas.openxmlformats.org/officeDocument/2006/bibliography" SelectedStyle="\APASixthEditionOfficeOnline.xsl" StyleName="APA" Version="6"/>
+<file path=customXml/item2.xml><?xml version="1.0" encoding="utf-8"?>
+<p:properties xmlns:p="http://schemas.microsoft.com/office/2006/metadata/properties" xmlns:xsi="http://www.w3.org/2001/XMLSchema-instance" xmlns:pc="http://schemas.microsoft.com/office/infopath/2007/PartnerControls">
+  <documentManagement/>
+</p:properties>
 </file>
 
-<file path=customXml/item4.xml><?xml version="1.0" encoding="utf-8"?>
+<file path=customXml/item3.xml><?xml version="1.0" encoding="utf-8"?>
 <?mso-contentType ?>
 <FormTemplates xmlns="http://schemas.microsoft.com/sharepoint/v3/contenttype/forms">
   <Display>DocumentLibraryForm</Display>
@@ -5162,16 +4972,11 @@
 </FormTemplates>
 </file>
 
-<file path=customXml/itemProps1.xml><?xml version="1.0" encoding="utf-8"?>
-<ds:datastoreItem xmlns:ds="http://schemas.openxmlformats.org/officeDocument/2006/customXml" ds:itemID="{DD97F3C8-62EE-4BC5-A92B-F4DA5CE92DF8}">
-  <ds:schemaRefs>
-    <ds:schemaRef ds:uri="http://schemas.microsoft.com/office/2006/metadata/properties"/>
-    <ds:schemaRef ds:uri="http://schemas.microsoft.com/office/infopath/2007/PartnerControls"/>
-  </ds:schemaRefs>
-</ds:datastoreItem>
+<file path=customXml/item4.xml><?xml version="1.0" encoding="utf-8"?>
+<b:Sources xmlns:b="http://schemas.openxmlformats.org/officeDocument/2006/bibliography" xmlns="http://schemas.openxmlformats.org/officeDocument/2006/bibliography" SelectedStyle="\APASixthEditionOfficeOnline.xsl" StyleName="APA" Version="6"/>
 </file>
 
-<file path=customXml/itemProps2.xml><?xml version="1.0" encoding="utf-8"?>
+<file path=customXml/itemProps1.xml><?xml version="1.0" encoding="utf-8"?>
 <ds:datastoreItem xmlns:ds="http://schemas.openxmlformats.org/officeDocument/2006/customXml" ds:itemID="{11E413AD-A691-4C16-BEE5-5C367C5D236C}">
   <ds:schemaRefs>
     <ds:schemaRef ds:uri="http://schemas.microsoft.com/office/2006/metadata/contentType"/>
@@ -5190,18 +4995,27 @@
 </ds:datastoreItem>
 </file>
 
+<file path=customXml/itemProps2.xml><?xml version="1.0" encoding="utf-8"?>
+<ds:datastoreItem xmlns:ds="http://schemas.openxmlformats.org/officeDocument/2006/customXml" ds:itemID="{DD97F3C8-62EE-4BC5-A92B-F4DA5CE92DF8}">
+  <ds:schemaRefs>
+    <ds:schemaRef ds:uri="http://schemas.microsoft.com/office/2006/metadata/properties"/>
+    <ds:schemaRef ds:uri="http://schemas.microsoft.com/office/infopath/2007/PartnerControls"/>
+  </ds:schemaRefs>
+</ds:datastoreItem>
+</file>
+
 <file path=customXml/itemProps3.xml><?xml version="1.0" encoding="utf-8"?>
+<ds:datastoreItem xmlns:ds="http://schemas.openxmlformats.org/officeDocument/2006/customXml" ds:itemID="{4C53A478-4862-4699-9810-166E8FEE5B0D}">
+  <ds:schemaRefs>
+    <ds:schemaRef ds:uri="http://schemas.microsoft.com/sharepoint/v3/contenttype/forms"/>
+  </ds:schemaRefs>
+</ds:datastoreItem>
+</file>
+
+<file path=customXml/itemProps4.xml><?xml version="1.0" encoding="utf-8"?>
 <ds:datastoreItem xmlns:ds="http://schemas.openxmlformats.org/officeDocument/2006/customXml" ds:itemID="{A9BA2174-033C-45ED-94FB-74A1FBFA3035}">
   <ds:schemaRefs>
     <ds:schemaRef ds:uri="http://schemas.openxmlformats.org/officeDocument/2006/bibliography"/>
   </ds:schemaRefs>
 </ds:datastoreItem>
-</file>
-
-<file path=customXml/itemProps4.xml><?xml version="1.0" encoding="utf-8"?>
-<ds:datastoreItem xmlns:ds="http://schemas.openxmlformats.org/officeDocument/2006/customXml" ds:itemID="{4C53A478-4862-4699-9810-166E8FEE5B0D}">
-  <ds:schemaRefs>
-    <ds:schemaRef ds:uri="http://schemas.microsoft.com/sharepoint/v3/contenttype/forms"/>
-  </ds:schemaRefs>
-</ds:datastoreItem>
 </file>
--- a/files/cv.docx
+++ b/files/cv.docx
@@ -478,21 +478,7 @@
               <w:rPr>
                 <w:rFonts w:ascii="Source Sans Pro" w:hAnsi="Source Sans Pro"/>
               </w:rPr>
-              <w:t>MA (</w:t>
-            </w:r>
-            <w:proofErr w:type="spellStart"/>
-            <w:r>
-              <w:rPr>
-                <w:rFonts w:ascii="Source Sans Pro" w:hAnsi="Source Sans Pro"/>
-              </w:rPr>
-              <w:t>SocSci</w:t>
-            </w:r>
-            <w:proofErr w:type="spellEnd"/>
-            <w:r>
-              <w:rPr>
-                <w:rFonts w:ascii="Source Sans Pro" w:hAnsi="Source Sans Pro"/>
-              </w:rPr>
-              <w:t>) in Psychology (1</w:t>
+              <w:t>MA (SocSci) in Psychology (1</w:t>
             </w:r>
             <w:r>
               <w:rPr>
@@ -659,13 +645,7 @@
               <w:rPr>
                 <w:rFonts w:ascii="Source Sans Pro" w:hAnsi="Source Sans Pro"/>
               </w:rPr>
-              <w:t>p</w:t>
-            </w:r>
-            <w:r>
-              <w:rPr>
-                <w:rFonts w:ascii="Source Sans Pro" w:hAnsi="Source Sans Pro"/>
-              </w:rPr>
-              <w:t>resent</w:t>
+              <w:t>2023</w:t>
             </w:r>
           </w:p>
         </w:tc>
@@ -1458,6 +1438,32 @@
     </w:p>
     <w:p>
       <w:pPr>
+        <w:pStyle w:val="Reference"/>
+      </w:pPr>
+      <w:r>
+        <w:rPr>
+          <w:b/>
+          <w:bCs/>
+        </w:rPr>
+        <w:t>Millington, E.</w:t>
+      </w:r>
+      <w:r>
+        <w:t xml:space="preserve">, &amp; Simmons, D. (2023, July 10). Development and Validation of the Glasgow Sensory Questionnaire Short (GSQ-14). </w:t>
+      </w:r>
+      <w:hyperlink r:id="rId15" w:history="1">
+        <w:r>
+          <w:rPr>
+            <w:rStyle w:val="Hyperlink"/>
+          </w:rPr>
+          <w:t>https://doi.org/10.31234/osf.io/84kgt</w:t>
+        </w:r>
+      </w:hyperlink>
+      <w:r>
+        <w:t xml:space="preserve"> </w:t>
+      </w:r>
+    </w:p>
+    <w:p>
+      <w:pPr>
         <w:spacing w:after="100" w:afterAutospacing="1" w:line="240" w:lineRule="auto"/>
         <w:ind w:left="720" w:hanging="720"/>
         <w:rPr>
@@ -1495,7 +1501,7 @@
         </w:rPr>
         <w:t xml:space="preserve">Freeman, C., McMillan, R., McDonnell, N., &amp; Khamis, M. (2022, June 20). ALIVE: Avatar Learning Impact Assessment for Virtual Environments. </w:t>
       </w:r>
-      <w:hyperlink r:id="rId15" w:history="1">
+      <w:hyperlink r:id="rId16" w:history="1">
         <w:r>
           <w:rPr>
             <w:rStyle w:val="Hyperlink"/>
@@ -1543,32 +1549,16 @@
           <w:rFonts w:ascii="Source Sans Pro" w:hAnsi="Source Sans Pro"/>
           <w:lang w:eastAsia="en-GB"/>
         </w:rPr>
-        <w:t xml:space="preserve">, </w:t>
-      </w:r>
-      <w:proofErr w:type="spellStart"/>
+        <w:t>, Latkovskis, I., Failes, J., Kirkwood, N., &amp; McDonnell, N. (2022, January 11). Virtual Reality (VR) Multi-User Lab for Immersive Teaching.</w:t>
+      </w:r>
       <w:r>
         <w:rPr>
           <w:rFonts w:ascii="Source Sans Pro" w:hAnsi="Source Sans Pro"/>
           <w:lang w:eastAsia="en-GB"/>
         </w:rPr>
-        <w:t>Latkovskis</w:t>
-      </w:r>
-      <w:proofErr w:type="spellEnd"/>
-      <w:r>
-        <w:rPr>
-          <w:rFonts w:ascii="Source Sans Pro" w:hAnsi="Source Sans Pro"/>
-          <w:lang w:eastAsia="en-GB"/>
-        </w:rPr>
-        <w:t>, I., Failes, J., Kirkwood, N., &amp; McDonnell, N. (2022, January 11). Virtual Reality (VR) Multi-User Lab for Immersive Teaching.</w:t>
-      </w:r>
-      <w:r>
-        <w:rPr>
-          <w:rFonts w:ascii="Source Sans Pro" w:hAnsi="Source Sans Pro"/>
-          <w:lang w:eastAsia="en-GB"/>
-        </w:rPr>
         <w:br/>
       </w:r>
-      <w:hyperlink r:id="rId16" w:history="1">
+      <w:hyperlink r:id="rId17" w:history="1">
         <w:r>
           <w:rPr>
             <w:rStyle w:val="Hyperlink"/>
@@ -1594,9 +1584,6 @@
         </w:rPr>
       </w:pPr>
       <w:r>
-        <w:t xml:space="preserve">Brown, L., </w:t>
-      </w:r>
-      <w:r>
         <w:rPr>
           <w:b/>
         </w:rPr>
@@ -1609,9 +1596,21 @@
         <w:t>.</w:t>
       </w:r>
       <w:r>
-        <w:t xml:space="preserve">, Robertson, A. E., &amp; Simmons, D. (2021, April 27). Children’s Glasgow Sensory Questionnaire (C-GSQ): Validation of a Simplified and Visually Aided Questionnaire. </w:t>
-      </w:r>
-      <w:hyperlink r:id="rId17" w:history="1">
+        <w:t xml:space="preserve">, </w:t>
+      </w:r>
+      <w:r>
+        <w:t xml:space="preserve">Brown, L., McMahon, H., </w:t>
+      </w:r>
+      <w:r>
+        <w:t>Robertson, A. E., &amp; Simmons, D.</w:t>
+      </w:r>
+      <w:r>
+        <w:t>R.</w:t>
+      </w:r>
+      <w:r>
+        <w:t xml:space="preserve"> (2021, April 27). Children’s Glasgow Sensory Questionnaire (C-GSQ): Validation of a Simplified and Visually Aided Questionnaire. </w:t>
+      </w:r>
+      <w:hyperlink r:id="rId18" w:history="1">
         <w:r>
           <w:rPr>
             <w:rStyle w:val="Hyperlink"/>
@@ -1984,6 +1983,82 @@
               <w:rPr>
                 <w:rFonts w:ascii="Source Sans Pro" w:hAnsi="Source Sans Pro"/>
               </w:rPr>
+              <w:t>2023</w:t>
+            </w:r>
+          </w:p>
+        </w:tc>
+        <w:tc>
+          <w:tcPr>
+            <w:tcW w:w="7485" w:type="dxa"/>
+          </w:tcPr>
+          <w:p>
+            <w:pPr>
+              <w:rPr>
+                <w:rFonts w:ascii="Source Sans Pro" w:hAnsi="Source Sans Pro"/>
+              </w:rPr>
+            </w:pPr>
+            <w:r>
+              <w:rPr>
+                <w:rFonts w:ascii="Source Sans Pro" w:hAnsi="Source Sans Pro"/>
+              </w:rPr>
+              <w:t>International Society of Autism Research Poster on GSQ-14: A Short Version of the Glasgow Sensory Questionnaire</w:t>
+            </w:r>
+          </w:p>
+        </w:tc>
+      </w:tr>
+      <w:tr>
+        <w:tc>
+          <w:tcPr>
+            <w:tcW w:w="1588" w:type="dxa"/>
+          </w:tcPr>
+          <w:p>
+            <w:pPr>
+              <w:rPr>
+                <w:rFonts w:ascii="Source Sans Pro" w:hAnsi="Source Sans Pro"/>
+              </w:rPr>
+            </w:pPr>
+            <w:r>
+              <w:rPr>
+                <w:rFonts w:ascii="Source Sans Pro" w:hAnsi="Source Sans Pro"/>
+              </w:rPr>
+              <w:t>2023</w:t>
+            </w:r>
+          </w:p>
+        </w:tc>
+        <w:tc>
+          <w:tcPr>
+            <w:tcW w:w="7485" w:type="dxa"/>
+          </w:tcPr>
+          <w:p>
+            <w:pPr>
+              <w:rPr>
+                <w:rFonts w:ascii="Source Sans Pro" w:hAnsi="Source Sans Pro"/>
+              </w:rPr>
+            </w:pPr>
+            <w:r>
+              <w:rPr>
+                <w:rFonts w:ascii="Source Sans Pro" w:hAnsi="Source Sans Pro"/>
+              </w:rPr>
+              <w:t>It Takes All Kinds of Minds Poster on Preliminary Analysis of Autistic Experiences of Sensory Overload</w:t>
+            </w:r>
+          </w:p>
+        </w:tc>
+      </w:tr>
+      <w:tr>
+        <w:tc>
+          <w:tcPr>
+            <w:tcW w:w="1588" w:type="dxa"/>
+          </w:tcPr>
+          <w:p>
+            <w:pPr>
+              <w:rPr>
+                <w:rFonts w:ascii="Source Sans Pro" w:hAnsi="Source Sans Pro"/>
+              </w:rPr>
+            </w:pPr>
+            <w:r>
+              <w:rPr>
+                <w:rFonts w:ascii="Source Sans Pro" w:hAnsi="Source Sans Pro"/>
+              </w:rPr>
               <w:t>2022</w:t>
             </w:r>
           </w:p>
@@ -2404,6 +2479,150 @@
         <w:tc>
           <w:tcPr>
             <w:tcW w:w="1588" w:type="dxa"/>
+            <w:vMerge w:val="restart"/>
+          </w:tcPr>
+          <w:p>
+            <w:pPr>
+              <w:rPr>
+                <w:rFonts w:ascii="Source Sans Pro" w:hAnsi="Source Sans Pro"/>
+              </w:rPr>
+            </w:pPr>
+            <w:r>
+              <w:rPr>
+                <w:rFonts w:ascii="Source Sans Pro" w:hAnsi="Source Sans Pro"/>
+              </w:rPr>
+              <w:t xml:space="preserve">2022 </w:t>
+            </w:r>
+            <w:r>
+              <w:rPr>
+                <w:rFonts w:ascii="Source Sans Pro" w:hAnsi="Source Sans Pro"/>
+              </w:rPr>
+              <w:t>–</w:t>
+            </w:r>
+            <w:r>
+              <w:rPr>
+                <w:rFonts w:ascii="Source Sans Pro" w:hAnsi="Source Sans Pro"/>
+              </w:rPr>
+              <w:t xml:space="preserve"> present</w:t>
+            </w:r>
+          </w:p>
+        </w:tc>
+        <w:tc>
+          <w:tcPr>
+            <w:tcW w:w="7343" w:type="dxa"/>
+          </w:tcPr>
+          <w:p>
+            <w:pPr>
+              <w:rPr>
+                <w:rFonts w:ascii="Source Sans Pro" w:hAnsi="Source Sans Pro"/>
+              </w:rPr>
+            </w:pPr>
+            <w:r>
+              <w:rPr>
+                <w:rFonts w:ascii="Source Sans Pro" w:hAnsi="Source Sans Pro"/>
+              </w:rPr>
+              <w:t>Information Analyst</w:t>
+            </w:r>
+          </w:p>
+        </w:tc>
+      </w:tr>
+      <w:tr>
+        <w:tc>
+          <w:tcPr>
+            <w:tcW w:w="1588" w:type="dxa"/>
+            <w:vMerge/>
+          </w:tcPr>
+          <w:p>
+            <w:pPr>
+              <w:rPr>
+                <w:rFonts w:ascii="Source Sans Pro" w:hAnsi="Source Sans Pro"/>
+              </w:rPr>
+            </w:pPr>
+          </w:p>
+        </w:tc>
+        <w:tc>
+          <w:tcPr>
+            <w:tcW w:w="7343" w:type="dxa"/>
+          </w:tcPr>
+          <w:p>
+            <w:pPr>
+              <w:rPr>
+                <w:rFonts w:ascii="Source Sans Pro" w:hAnsi="Source Sans Pro"/>
+              </w:rPr>
+            </w:pPr>
+            <w:r>
+              <w:rPr>
+                <w:rFonts w:ascii="Source Sans Pro" w:hAnsi="Source Sans Pro"/>
+              </w:rPr>
+              <w:t>Glasgow Association of Mental Health</w:t>
+            </w:r>
+          </w:p>
+        </w:tc>
+      </w:tr>
+      <w:tr>
+        <w:tc>
+          <w:tcPr>
+            <w:tcW w:w="1588" w:type="dxa"/>
+            <w:vMerge/>
+          </w:tcPr>
+          <w:p>
+            <w:pPr>
+              <w:rPr>
+                <w:rFonts w:ascii="Source Sans Pro" w:hAnsi="Source Sans Pro"/>
+              </w:rPr>
+            </w:pPr>
+          </w:p>
+        </w:tc>
+        <w:tc>
+          <w:tcPr>
+            <w:tcW w:w="7343" w:type="dxa"/>
+          </w:tcPr>
+          <w:p>
+            <w:pPr>
+              <w:rPr>
+                <w:rFonts w:ascii="Source Sans Pro" w:hAnsi="Source Sans Pro"/>
+              </w:rPr>
+            </w:pPr>
+            <w:r>
+              <w:rPr>
+                <w:rFonts w:ascii="Source Sans Pro" w:hAnsi="Source Sans Pro"/>
+              </w:rPr>
+              <w:t>Using a Customer Management Database to develop data reports to fulfil charity legal requirements and respond to business needs and development.</w:t>
+            </w:r>
+          </w:p>
+        </w:tc>
+      </w:tr>
+      <w:tr>
+        <w:tc>
+          <w:tcPr>
+            <w:tcW w:w="1588" w:type="dxa"/>
+            <w:vMerge/>
+          </w:tcPr>
+          <w:p>
+            <w:pPr>
+              <w:rPr>
+                <w:rFonts w:ascii="Source Sans Pro" w:hAnsi="Source Sans Pro"/>
+              </w:rPr>
+            </w:pPr>
+          </w:p>
+        </w:tc>
+        <w:tc>
+          <w:tcPr>
+            <w:tcW w:w="7343" w:type="dxa"/>
+          </w:tcPr>
+          <w:p>
+            <w:pPr>
+              <w:rPr>
+                <w:rFonts w:ascii="Source Sans Pro" w:hAnsi="Source Sans Pro"/>
+              </w:rPr>
+            </w:pPr>
+          </w:p>
+        </w:tc>
+      </w:tr>
+      <w:tr>
+        <w:tc>
+          <w:tcPr>
+            <w:tcW w:w="1588" w:type="dxa"/>
           </w:tcPr>
           <w:p>
             <w:pPr>
@@ -2453,6 +2672,12 @@
                 <w:rFonts w:ascii="Source Sans Pro" w:hAnsi="Source Sans Pro"/>
               </w:rPr>
             </w:pPr>
+            <w:r>
+              <w:rPr>
+                <w:rFonts w:ascii="Source Sans Pro" w:hAnsi="Source Sans Pro"/>
+              </w:rPr>
+              <w:t xml:space="preserve">PhD </w:t>
+            </w:r>
             <w:r>
               <w:rPr>
                 <w:rFonts w:ascii="Source Sans Pro" w:hAnsi="Source Sans Pro"/>
@@ -2486,6 +2711,7 @@
         <w:tc>
           <w:tcPr>
             <w:tcW w:w="1588" w:type="dxa"/>
+            <w:vMerge w:val="restart"/>
           </w:tcPr>
           <w:p>
             <w:pPr>
@@ -2524,19 +2750,11 @@
                 <w:rFonts w:ascii="Source Sans Pro" w:hAnsi="Source Sans Pro"/>
               </w:rPr>
             </w:pPr>
-            <w:proofErr w:type="spellStart"/>
-            <w:r>
-              <w:rPr>
-                <w:rFonts w:ascii="Source Sans Pro" w:hAnsi="Source Sans Pro"/>
-              </w:rPr>
-              <w:t>Creatovators</w:t>
-            </w:r>
-            <w:proofErr w:type="spellEnd"/>
-            <w:r>
-              <w:rPr>
-                <w:rFonts w:ascii="Source Sans Pro" w:hAnsi="Source Sans Pro"/>
-              </w:rPr>
-              <w:t xml:space="preserve"> CIC</w:t>
+            <w:r>
+              <w:rPr>
+                <w:rFonts w:ascii="Source Sans Pro" w:hAnsi="Source Sans Pro"/>
+              </w:rPr>
+              <w:t>Creatovators CIC</w:t>
             </w:r>
           </w:p>
         </w:tc>
@@ -2545,6 +2763,7 @@
         <w:tc>
           <w:tcPr>
             <w:tcW w:w="1588" w:type="dxa"/>
+            <w:vMerge/>
           </w:tcPr>
           <w:p>
             <w:pPr>
@@ -2577,6 +2796,7 @@
         <w:tc>
           <w:tcPr>
             <w:tcW w:w="1588" w:type="dxa"/>
+            <w:vMerge/>
           </w:tcPr>
           <w:p>
             <w:pPr>
@@ -2596,168 +2816,193 @@
                 <w:rFonts w:ascii="Source Sans Pro" w:hAnsi="Source Sans Pro"/>
               </w:rPr>
             </w:pPr>
-          </w:p>
-        </w:tc>
-      </w:tr>
-      <w:tr>
-        <w:tc>
-          <w:tcPr>
-            <w:tcW w:w="1588" w:type="dxa"/>
-          </w:tcPr>
-          <w:p>
-            <w:pPr>
-              <w:rPr>
-                <w:rFonts w:ascii="Source Sans Pro" w:hAnsi="Source Sans Pro"/>
-              </w:rPr>
-            </w:pPr>
-            <w:r>
-              <w:rPr>
-                <w:rFonts w:ascii="Source Sans Pro" w:hAnsi="Source Sans Pro"/>
-              </w:rPr>
-              <w:t xml:space="preserve">2020 </w:t>
-            </w:r>
-            <w:r>
-              <w:rPr>
-                <w:rFonts w:ascii="Source Sans Pro" w:hAnsi="Source Sans Pro"/>
-              </w:rPr>
-              <w:t xml:space="preserve">– </w:t>
-            </w:r>
-            <w:r>
-              <w:rPr>
-                <w:rFonts w:ascii="Source Sans Pro" w:hAnsi="Source Sans Pro"/>
-              </w:rPr>
-              <w:t>2022</w:t>
-            </w:r>
-          </w:p>
-        </w:tc>
-        <w:tc>
-          <w:tcPr>
-            <w:tcW w:w="7343" w:type="dxa"/>
-          </w:tcPr>
-          <w:p>
-            <w:pPr>
-              <w:rPr>
-                <w:rFonts w:ascii="Source Sans Pro" w:hAnsi="Source Sans Pro"/>
-              </w:rPr>
-            </w:pPr>
-            <w:r>
-              <w:rPr>
-                <w:rFonts w:ascii="Source Sans Pro" w:hAnsi="Source Sans Pro"/>
-              </w:rPr>
-              <w:t>Academic Communities Coordinator</w:t>
-            </w:r>
-            <w:r>
-              <w:rPr>
-                <w:rFonts w:ascii="Source Sans Pro" w:hAnsi="Source Sans Pro"/>
-              </w:rPr>
-              <w:br/>
-              <w:t>Sublime Digital Ltd.</w:t>
-            </w:r>
-          </w:p>
-          <w:p>
-            <w:pPr>
-              <w:rPr>
-                <w:rFonts w:ascii="Source Sans Pro" w:hAnsi="Source Sans Pro"/>
-              </w:rPr>
-            </w:pPr>
-            <w:r>
-              <w:rPr>
-                <w:rFonts w:ascii="Source Sans Pro" w:hAnsi="Source Sans Pro"/>
-              </w:rPr>
-              <w:t xml:space="preserve">Managed academic stakeholders in the development of a VR teaching platform using a combination of planned events and personal communications. </w:t>
-            </w:r>
-            <w:r>
-              <w:rPr>
-                <w:rFonts w:ascii="Source Sans Pro" w:hAnsi="Source Sans Pro"/>
-              </w:rPr>
-              <w:br/>
-            </w:r>
-          </w:p>
-        </w:tc>
-      </w:tr>
-      <w:tr>
-        <w:tc>
-          <w:tcPr>
-            <w:tcW w:w="1588" w:type="dxa"/>
-          </w:tcPr>
-          <w:p>
-            <w:pPr>
-              <w:rPr>
-                <w:rFonts w:ascii="Source Sans Pro" w:hAnsi="Source Sans Pro"/>
-              </w:rPr>
-            </w:pPr>
-            <w:r>
-              <w:rPr>
-                <w:rFonts w:ascii="Source Sans Pro" w:hAnsi="Source Sans Pro"/>
-              </w:rPr>
-              <w:t xml:space="preserve">2020 </w:t>
-            </w:r>
-            <w:r>
-              <w:rPr>
-                <w:rFonts w:ascii="Source Sans Pro" w:hAnsi="Source Sans Pro"/>
-              </w:rPr>
-              <w:t xml:space="preserve">– </w:t>
-            </w:r>
-            <w:r>
-              <w:rPr>
-                <w:rFonts w:ascii="Source Sans Pro" w:hAnsi="Source Sans Pro"/>
-              </w:rPr>
-              <w:t>2021</w:t>
-            </w:r>
-          </w:p>
-        </w:tc>
-        <w:tc>
-          <w:tcPr>
-            <w:tcW w:w="7343" w:type="dxa"/>
-          </w:tcPr>
-          <w:p>
-            <w:pPr>
-              <w:rPr>
-                <w:rFonts w:ascii="Source Sans Pro" w:hAnsi="Source Sans Pro"/>
-              </w:rPr>
-            </w:pPr>
-            <w:r>
-              <w:rPr>
-                <w:rFonts w:ascii="Source Sans Pro" w:hAnsi="Source Sans Pro"/>
-              </w:rPr>
-              <w:t>Demonstrator</w:t>
-            </w:r>
-          </w:p>
-          <w:p>
-            <w:pPr>
-              <w:rPr>
-                <w:rFonts w:ascii="Source Sans Pro" w:hAnsi="Source Sans Pro"/>
-              </w:rPr>
-            </w:pPr>
-            <w:r>
-              <w:rPr>
-                <w:rFonts w:ascii="Source Sans Pro" w:hAnsi="Source Sans Pro"/>
-              </w:rPr>
-              <w:t>University of Glasgow</w:t>
-            </w:r>
-          </w:p>
-          <w:p>
-            <w:pPr>
-              <w:rPr>
-                <w:rFonts w:ascii="Source Sans Pro" w:hAnsi="Source Sans Pro"/>
-              </w:rPr>
-            </w:pPr>
-            <w:r>
-              <w:rPr>
-                <w:rFonts w:ascii="Source Sans Pro" w:hAnsi="Source Sans Pro"/>
-              </w:rPr>
-              <w:t>Supervised by Martin Lages. A three-month role developing learning aids for advanced statistics for the School of Psychology. This was done primarily using R Markdown and Shiny.</w:t>
-            </w:r>
           </w:p>
         </w:tc>
       </w:tr>
     </w:tbl>
     <w:p>
+      <w:r>
+        <w:br w:type="page"/>
+      </w:r>
+    </w:p>
+    <w:tbl>
+      <w:tblPr>
+        <w:tblStyle w:val="TableGrid"/>
+        <w:tblW w:w="0" w:type="auto"/>
+        <w:tblInd w:w="-113" w:type="dxa"/>
+        <w:tblBorders>
+          <w:top w:val="none" w:sz="0" w:space="0" w:color="auto"/>
+          <w:left w:val="none" w:sz="0" w:space="0" w:color="auto"/>
+          <w:bottom w:val="none" w:sz="0" w:space="0" w:color="auto"/>
+          <w:right w:val="none" w:sz="0" w:space="0" w:color="auto"/>
+          <w:insideH w:val="none" w:sz="0" w:space="0" w:color="auto"/>
+          <w:insideV w:val="none" w:sz="0" w:space="0" w:color="auto"/>
+        </w:tblBorders>
+        <w:tblLook w:val="04A0" w:firstRow="1" w:lastRow="0" w:firstColumn="1" w:lastColumn="0" w:noHBand="0" w:noVBand="1"/>
+      </w:tblPr>
+      <w:tblGrid>
+        <w:gridCol w:w="1588"/>
+        <w:gridCol w:w="7343"/>
+      </w:tblGrid>
+      <w:tr>
+        <w:tc>
+          <w:tcPr>
+            <w:tcW w:w="1588" w:type="dxa"/>
+          </w:tcPr>
+          <w:p>
+            <w:pPr>
+              <w:rPr>
+                <w:rFonts w:ascii="Source Sans Pro" w:hAnsi="Source Sans Pro"/>
+              </w:rPr>
+            </w:pPr>
+            <w:r>
+              <w:rPr>
+                <w:rFonts w:ascii="Source Sans Pro" w:hAnsi="Source Sans Pro"/>
+              </w:rPr>
+              <w:lastRenderedPageBreak/>
+              <w:t xml:space="preserve">2020 </w:t>
+            </w:r>
+            <w:r>
+              <w:rPr>
+                <w:rFonts w:ascii="Source Sans Pro" w:hAnsi="Source Sans Pro"/>
+              </w:rPr>
+              <w:t xml:space="preserve">– </w:t>
+            </w:r>
+            <w:r>
+              <w:rPr>
+                <w:rFonts w:ascii="Source Sans Pro" w:hAnsi="Source Sans Pro"/>
+              </w:rPr>
+              <w:t>2022</w:t>
+            </w:r>
+          </w:p>
+        </w:tc>
+        <w:tc>
+          <w:tcPr>
+            <w:tcW w:w="7343" w:type="dxa"/>
+          </w:tcPr>
+          <w:p>
+            <w:pPr>
+              <w:rPr>
+                <w:rFonts w:ascii="Source Sans Pro" w:hAnsi="Source Sans Pro"/>
+              </w:rPr>
+            </w:pPr>
+            <w:r>
+              <w:rPr>
+                <w:rFonts w:ascii="Source Sans Pro" w:hAnsi="Source Sans Pro"/>
+              </w:rPr>
+              <w:t>Academic Communities Coordinator</w:t>
+            </w:r>
+            <w:r>
+              <w:rPr>
+                <w:rFonts w:ascii="Source Sans Pro" w:hAnsi="Source Sans Pro"/>
+              </w:rPr>
+              <w:br/>
+              <w:t>Sublime Digital Ltd.</w:t>
+            </w:r>
+          </w:p>
+          <w:p>
+            <w:pPr>
+              <w:rPr>
+                <w:rFonts w:ascii="Source Sans Pro" w:hAnsi="Source Sans Pro"/>
+              </w:rPr>
+            </w:pPr>
+            <w:r>
+              <w:rPr>
+                <w:rFonts w:ascii="Source Sans Pro" w:hAnsi="Source Sans Pro"/>
+              </w:rPr>
+              <w:t xml:space="preserve">Managed academic stakeholders in the development of a VR teaching platform using planned events and personal communications. </w:t>
+            </w:r>
+            <w:r>
+              <w:rPr>
+                <w:rFonts w:ascii="Source Sans Pro" w:hAnsi="Source Sans Pro"/>
+              </w:rPr>
+              <w:br/>
+            </w:r>
+          </w:p>
+        </w:tc>
+      </w:tr>
+      <w:tr>
+        <w:tc>
+          <w:tcPr>
+            <w:tcW w:w="1588" w:type="dxa"/>
+          </w:tcPr>
+          <w:p>
+            <w:pPr>
+              <w:rPr>
+                <w:rFonts w:ascii="Source Sans Pro" w:hAnsi="Source Sans Pro"/>
+              </w:rPr>
+            </w:pPr>
+            <w:r>
+              <w:rPr>
+                <w:rFonts w:ascii="Source Sans Pro" w:hAnsi="Source Sans Pro"/>
+              </w:rPr>
+              <w:t xml:space="preserve">2020 </w:t>
+            </w:r>
+            <w:r>
+              <w:rPr>
+                <w:rFonts w:ascii="Source Sans Pro" w:hAnsi="Source Sans Pro"/>
+              </w:rPr>
+              <w:t xml:space="preserve">– </w:t>
+            </w:r>
+            <w:r>
+              <w:rPr>
+                <w:rFonts w:ascii="Source Sans Pro" w:hAnsi="Source Sans Pro"/>
+              </w:rPr>
+              <w:t>2021</w:t>
+            </w:r>
+          </w:p>
+        </w:tc>
+        <w:tc>
+          <w:tcPr>
+            <w:tcW w:w="7343" w:type="dxa"/>
+          </w:tcPr>
+          <w:p>
+            <w:pPr>
+              <w:rPr>
+                <w:rFonts w:ascii="Source Sans Pro" w:hAnsi="Source Sans Pro"/>
+              </w:rPr>
+            </w:pPr>
+            <w:r>
+              <w:rPr>
+                <w:rFonts w:ascii="Source Sans Pro" w:hAnsi="Source Sans Pro"/>
+              </w:rPr>
+              <w:t>Demonstrator</w:t>
+            </w:r>
+          </w:p>
+          <w:p>
+            <w:pPr>
+              <w:rPr>
+                <w:rFonts w:ascii="Source Sans Pro" w:hAnsi="Source Sans Pro"/>
+              </w:rPr>
+            </w:pPr>
+            <w:r>
+              <w:rPr>
+                <w:rFonts w:ascii="Source Sans Pro" w:hAnsi="Source Sans Pro"/>
+              </w:rPr>
+              <w:t>University of Glasgow</w:t>
+            </w:r>
+          </w:p>
+          <w:p>
+            <w:pPr>
+              <w:rPr>
+                <w:rFonts w:ascii="Source Sans Pro" w:hAnsi="Source Sans Pro"/>
+              </w:rPr>
+            </w:pPr>
+            <w:r>
+              <w:rPr>
+                <w:rFonts w:ascii="Source Sans Pro" w:hAnsi="Source Sans Pro"/>
+              </w:rPr>
+              <w:t>Supervised by Martin Lages. A three-month role developing learning aids for advanced statistics for the School of Psychology. This was done primarily using R Markdown and Shiny.</w:t>
+            </w:r>
+          </w:p>
+        </w:tc>
+      </w:tr>
+    </w:tbl>
+    <w:p>
       <w:pPr>
         <w:pStyle w:val="Heading1"/>
       </w:pPr>
       <w:r>
-        <w:lastRenderedPageBreak/>
         <w:t>Academic</w:t>
       </w:r>
       <w:r>
@@ -2810,13 +3055,13 @@
               <w:rPr>
                 <w:rFonts w:ascii="Source Sans Pro" w:hAnsi="Source Sans Pro"/>
               </w:rPr>
-              <w:t xml:space="preserve"> p</w:t>
-            </w:r>
-            <w:r>
-              <w:rPr>
-                <w:rFonts w:ascii="Source Sans Pro" w:hAnsi="Source Sans Pro"/>
-              </w:rPr>
-              <w:t>resent</w:t>
+              <w:t xml:space="preserve"> </w:t>
+            </w:r>
+            <w:r>
+              <w:rPr>
+                <w:rFonts w:ascii="Source Sans Pro" w:hAnsi="Source Sans Pro"/>
+              </w:rPr>
+              <w:t>2023</w:t>
             </w:r>
           </w:p>
         </w:tc>
@@ -2866,7 +3111,13 @@
               <w:rPr>
                 <w:rFonts w:ascii="Source Sans Pro" w:hAnsi="Source Sans Pro"/>
               </w:rPr>
-              <w:t xml:space="preserve"> present</w:t>
+              <w:t xml:space="preserve"> </w:t>
+            </w:r>
+            <w:r>
+              <w:rPr>
+                <w:rFonts w:ascii="Source Sans Pro" w:hAnsi="Source Sans Pro"/>
+              </w:rPr>
+              <w:t>2023</w:t>
             </w:r>
           </w:p>
         </w:tc>
@@ -3155,7 +3406,7 @@
         </w:rPr>
         <w:br/>
       </w:r>
-      <w:hyperlink r:id="rId18" w:history="1">
+      <w:hyperlink r:id="rId19" w:history="1">
         <w:r>
           <w:rPr>
             <w:rStyle w:val="Hyperlink"/>
@@ -3214,7 +3465,7 @@
         </w:rPr>
         <w:br/>
       </w:r>
-      <w:hyperlink r:id="rId19" w:history="1">
+      <w:hyperlink r:id="rId20" w:history="1">
         <w:r>
           <w:rPr>
             <w:rStyle w:val="Hyperlink"/>
@@ -3296,7 +3547,7 @@
         </w:rPr>
         <w:br/>
       </w:r>
-      <w:hyperlink r:id="rId20" w:history="1">
+      <w:hyperlink r:id="rId21" w:history="1">
         <w:r>
           <w:rPr>
             <w:rStyle w:val="Hyperlink"/>
@@ -3307,7 +3558,7 @@
       </w:hyperlink>
     </w:p>
     <w:sectPr>
-      <w:footerReference w:type="default" r:id="rId21"/>
+      <w:footerReference w:type="default" r:id="rId22"/>
       <w:pgSz w:w="11906" w:h="16838"/>
       <w:pgMar w:top="1440" w:right="1440" w:bottom="1440" w:left="1440" w:header="708" w:footer="708" w:gutter="0"/>
       <w:cols w:space="708"/>
@@ -4755,6 +5006,25 @@
 </file>
 
 <file path=customXml/item1.xml><?xml version="1.0" encoding="utf-8"?>
+<b:Sources xmlns:b="http://schemas.openxmlformats.org/officeDocument/2006/bibliography" xmlns="http://schemas.openxmlformats.org/officeDocument/2006/bibliography" SelectedStyle="\APASixthEditionOfficeOnline.xsl" StyleName="APA" Version="6"/>
+</file>
+
+<file path=customXml/item2.xml><?xml version="1.0" encoding="utf-8"?>
+<?mso-contentType ?>
+<FormTemplates xmlns="http://schemas.microsoft.com/sharepoint/v3/contenttype/forms">
+  <Display>DocumentLibraryForm</Display>
+  <Edit>DocumentLibraryForm</Edit>
+  <New>DocumentLibraryForm</New>
+</FormTemplates>
+</file>
+
+<file path=customXml/item3.xml><?xml version="1.0" encoding="utf-8"?>
+<p:properties xmlns:p="http://schemas.microsoft.com/office/2006/metadata/properties" xmlns:xsi="http://www.w3.org/2001/XMLSchema-instance" xmlns:pc="http://schemas.microsoft.com/office/infopath/2007/PartnerControls">
+  <documentManagement/>
+</p:properties>
+</file>
+
+<file path=customXml/item4.xml><?xml version="1.0" encoding="utf-8"?>
 <ct:contentTypeSchema xmlns:ct="http://schemas.microsoft.com/office/2006/metadata/contentType" xmlns:ma="http://schemas.microsoft.com/office/2006/metadata/properties/metaAttributes" ct:_="" ma:_="" ma:contentTypeName="Document" ma:contentTypeID="0x0101004E0AC046D158EE4DB937DA9A56D27D1C" ma:contentTypeVersion="10" ma:contentTypeDescription="Create a new document." ma:contentTypeScope="" ma:versionID="f1b105e6b9cff91feb409560dbf6f7aa">
   <xsd:schema xmlns:xsd="http://www.w3.org/2001/XMLSchema" xmlns:xs="http://www.w3.org/2001/XMLSchema" xmlns:p="http://schemas.microsoft.com/office/2006/metadata/properties" xmlns:ns3="b24ac480-a0b1-4388-a6cd-cfb001cdf6c7" xmlns:ns4="e7d8f92c-3952-4b7d-acc4-88cf8f2f7888" targetNamespace="http://schemas.microsoft.com/office/2006/metadata/properties" ma:root="true" ma:fieldsID="8ce9a1263d385fff90f75fc0f277280b" ns3:_="" ns4:_="">
     <xsd:import namespace="b24ac480-a0b1-4388-a6cd-cfb001cdf6c7"/>
@@ -4957,26 +5227,32 @@
 </ct:contentTypeSchema>
 </file>
 
-<file path=customXml/item2.xml><?xml version="1.0" encoding="utf-8"?>
-<p:properties xmlns:p="http://schemas.microsoft.com/office/2006/metadata/properties" xmlns:xsi="http://www.w3.org/2001/XMLSchema-instance" xmlns:pc="http://schemas.microsoft.com/office/infopath/2007/PartnerControls">
-  <documentManagement/>
-</p:properties>
+<file path=customXml/itemProps1.xml><?xml version="1.0" encoding="utf-8"?>
+<ds:datastoreItem xmlns:ds="http://schemas.openxmlformats.org/officeDocument/2006/customXml" ds:itemID="{A9BA2174-033C-45ED-94FB-74A1FBFA3035}">
+  <ds:schemaRefs>
+    <ds:schemaRef ds:uri="http://schemas.openxmlformats.org/officeDocument/2006/bibliography"/>
+  </ds:schemaRefs>
+</ds:datastoreItem>
 </file>
 
-<file path=customXml/item3.xml><?xml version="1.0" encoding="utf-8"?>
-<?mso-contentType ?>
-<FormTemplates xmlns="http://schemas.microsoft.com/sharepoint/v3/contenttype/forms">
-  <Display>DocumentLibraryForm</Display>
-  <Edit>DocumentLibraryForm</Edit>
-  <New>DocumentLibraryForm</New>
-</FormTemplates>
+<file path=customXml/itemProps2.xml><?xml version="1.0" encoding="utf-8"?>
+<ds:datastoreItem xmlns:ds="http://schemas.openxmlformats.org/officeDocument/2006/customXml" ds:itemID="{4C53A478-4862-4699-9810-166E8FEE5B0D}">
+  <ds:schemaRefs>
+    <ds:schemaRef ds:uri="http://schemas.microsoft.com/sharepoint/v3/contenttype/forms"/>
+  </ds:schemaRefs>
+</ds:datastoreItem>
 </file>
 
-<file path=customXml/item4.xml><?xml version="1.0" encoding="utf-8"?>
-<b:Sources xmlns:b="http://schemas.openxmlformats.org/officeDocument/2006/bibliography" xmlns="http://schemas.openxmlformats.org/officeDocument/2006/bibliography" SelectedStyle="\APASixthEditionOfficeOnline.xsl" StyleName="APA" Version="6"/>
+<file path=customXml/itemProps3.xml><?xml version="1.0" encoding="utf-8"?>
+<ds:datastoreItem xmlns:ds="http://schemas.openxmlformats.org/officeDocument/2006/customXml" ds:itemID="{DD97F3C8-62EE-4BC5-A92B-F4DA5CE92DF8}">
+  <ds:schemaRefs>
+    <ds:schemaRef ds:uri="http://schemas.microsoft.com/office/2006/metadata/properties"/>
+    <ds:schemaRef ds:uri="http://schemas.microsoft.com/office/infopath/2007/PartnerControls"/>
+  </ds:schemaRefs>
+</ds:datastoreItem>
 </file>
 
-<file path=customXml/itemProps1.xml><?xml version="1.0" encoding="utf-8"?>
+<file path=customXml/itemProps4.xml><?xml version="1.0" encoding="utf-8"?>
 <ds:datastoreItem xmlns:ds="http://schemas.openxmlformats.org/officeDocument/2006/customXml" ds:itemID="{11E413AD-A691-4C16-BEE5-5C367C5D236C}">
   <ds:schemaRefs>
     <ds:schemaRef ds:uri="http://schemas.microsoft.com/office/2006/metadata/contentType"/>
@@ -4993,29 +5269,4 @@
     <ds:schemaRef ds:uri="http://schemas.microsoft.com/internal/obd"/>
   </ds:schemaRefs>
 </ds:datastoreItem>
-</file>
-
-<file path=customXml/itemProps2.xml><?xml version="1.0" encoding="utf-8"?>
-<ds:datastoreItem xmlns:ds="http://schemas.openxmlformats.org/officeDocument/2006/customXml" ds:itemID="{DD97F3C8-62EE-4BC5-A92B-F4DA5CE92DF8}">
-  <ds:schemaRefs>
-    <ds:schemaRef ds:uri="http://schemas.microsoft.com/office/2006/metadata/properties"/>
-    <ds:schemaRef ds:uri="http://schemas.microsoft.com/office/infopath/2007/PartnerControls"/>
-  </ds:schemaRefs>
-</ds:datastoreItem>
-</file>
-
-<file path=customXml/itemProps3.xml><?xml version="1.0" encoding="utf-8"?>
-<ds:datastoreItem xmlns:ds="http://schemas.openxmlformats.org/officeDocument/2006/customXml" ds:itemID="{4C53A478-4862-4699-9810-166E8FEE5B0D}">
-  <ds:schemaRefs>
-    <ds:schemaRef ds:uri="http://schemas.microsoft.com/sharepoint/v3/contenttype/forms"/>
-  </ds:schemaRefs>
-</ds:datastoreItem>
-</file>
-
-<file path=customXml/itemProps4.xml><?xml version="1.0" encoding="utf-8"?>
-<ds:datastoreItem xmlns:ds="http://schemas.openxmlformats.org/officeDocument/2006/customXml" ds:itemID="{A9BA2174-033C-45ED-94FB-74A1FBFA3035}">
-  <ds:schemaRefs>
-    <ds:schemaRef ds:uri="http://schemas.openxmlformats.org/officeDocument/2006/bibliography"/>
-  </ds:schemaRefs>
-</ds:datastoreItem>
 </file>
--- a/files/cv.docx
+++ b/files/cv.docx
@@ -3739,28 +3739,25 @@
               <w:tab/>
             </w:r>
             <w:r>
+              <w:t>14</w:t>
+            </w:r>
+            <w:r>
+              <w:t>/</w:t>
+            </w:r>
+            <w:r>
               <w:t>0</w:t>
             </w:r>
             <w:r>
               <w:t>8</w:t>
             </w:r>
             <w:r>
-              <w:t>/</w:t>
-            </w:r>
-            <w:r>
-              <w:t>0</w:t>
-            </w:r>
-            <w:r>
-              <w:t>6</w:t>
-            </w:r>
-            <w:r>
               <w:t>/20</w:t>
             </w:r>
             <w:r>
               <w:t>2</w:t>
             </w:r>
             <w:r>
-              <w:t>2</w:t>
+              <w:t>3</w:t>
             </w:r>
           </w:sdtContent>
         </w:sdt>
@@ -5006,25 +5003,6 @@
 </file>
 
 <file path=customXml/item1.xml><?xml version="1.0" encoding="utf-8"?>
-<b:Sources xmlns:b="http://schemas.openxmlformats.org/officeDocument/2006/bibliography" xmlns="http://schemas.openxmlformats.org/officeDocument/2006/bibliography" SelectedStyle="\APASixthEditionOfficeOnline.xsl" StyleName="APA" Version="6"/>
-</file>
-
-<file path=customXml/item2.xml><?xml version="1.0" encoding="utf-8"?>
-<?mso-contentType ?>
-<FormTemplates xmlns="http://schemas.microsoft.com/sharepoint/v3/contenttype/forms">
-  <Display>DocumentLibraryForm</Display>
-  <Edit>DocumentLibraryForm</Edit>
-  <New>DocumentLibraryForm</New>
-</FormTemplates>
-</file>
-
-<file path=customXml/item3.xml><?xml version="1.0" encoding="utf-8"?>
-<p:properties xmlns:p="http://schemas.microsoft.com/office/2006/metadata/properties" xmlns:xsi="http://www.w3.org/2001/XMLSchema-instance" xmlns:pc="http://schemas.microsoft.com/office/infopath/2007/PartnerControls">
-  <documentManagement/>
-</p:properties>
-</file>
-
-<file path=customXml/item4.xml><?xml version="1.0" encoding="utf-8"?>
 <ct:contentTypeSchema xmlns:ct="http://schemas.microsoft.com/office/2006/metadata/contentType" xmlns:ma="http://schemas.microsoft.com/office/2006/metadata/properties/metaAttributes" ct:_="" ma:_="" ma:contentTypeName="Document" ma:contentTypeID="0x0101004E0AC046D158EE4DB937DA9A56D27D1C" ma:contentTypeVersion="10" ma:contentTypeDescription="Create a new document." ma:contentTypeScope="" ma:versionID="f1b105e6b9cff91feb409560dbf6f7aa">
   <xsd:schema xmlns:xsd="http://www.w3.org/2001/XMLSchema" xmlns:xs="http://www.w3.org/2001/XMLSchema" xmlns:p="http://schemas.microsoft.com/office/2006/metadata/properties" xmlns:ns3="b24ac480-a0b1-4388-a6cd-cfb001cdf6c7" xmlns:ns4="e7d8f92c-3952-4b7d-acc4-88cf8f2f7888" targetNamespace="http://schemas.microsoft.com/office/2006/metadata/properties" ma:root="true" ma:fieldsID="8ce9a1263d385fff90f75fc0f277280b" ns3:_="" ns4:_="">
     <xsd:import namespace="b24ac480-a0b1-4388-a6cd-cfb001cdf6c7"/>
@@ -5227,32 +5205,26 @@
 </ct:contentTypeSchema>
 </file>
 
-<file path=customXml/itemProps1.xml><?xml version="1.0" encoding="utf-8"?>
-<ds:datastoreItem xmlns:ds="http://schemas.openxmlformats.org/officeDocument/2006/customXml" ds:itemID="{A9BA2174-033C-45ED-94FB-74A1FBFA3035}">
-  <ds:schemaRefs>
-    <ds:schemaRef ds:uri="http://schemas.openxmlformats.org/officeDocument/2006/bibliography"/>
-  </ds:schemaRefs>
-</ds:datastoreItem>
+<file path=customXml/item2.xml><?xml version="1.0" encoding="utf-8"?>
+<p:properties xmlns:p="http://schemas.microsoft.com/office/2006/metadata/properties" xmlns:xsi="http://www.w3.org/2001/XMLSchema-instance" xmlns:pc="http://schemas.microsoft.com/office/infopath/2007/PartnerControls">
+  <documentManagement/>
+</p:properties>
 </file>
 
-<file path=customXml/itemProps2.xml><?xml version="1.0" encoding="utf-8"?>
-<ds:datastoreItem xmlns:ds="http://schemas.openxmlformats.org/officeDocument/2006/customXml" ds:itemID="{4C53A478-4862-4699-9810-166E8FEE5B0D}">
-  <ds:schemaRefs>
-    <ds:schemaRef ds:uri="http://schemas.microsoft.com/sharepoint/v3/contenttype/forms"/>
-  </ds:schemaRefs>
-</ds:datastoreItem>
+<file path=customXml/item3.xml><?xml version="1.0" encoding="utf-8"?>
+<?mso-contentType ?>
+<FormTemplates xmlns="http://schemas.microsoft.com/sharepoint/v3/contenttype/forms">
+  <Display>DocumentLibraryForm</Display>
+  <Edit>DocumentLibraryForm</Edit>
+  <New>DocumentLibraryForm</New>
+</FormTemplates>
 </file>
 
-<file path=customXml/itemProps3.xml><?xml version="1.0" encoding="utf-8"?>
-<ds:datastoreItem xmlns:ds="http://schemas.openxmlformats.org/officeDocument/2006/customXml" ds:itemID="{DD97F3C8-62EE-4BC5-A92B-F4DA5CE92DF8}">
-  <ds:schemaRefs>
-    <ds:schemaRef ds:uri="http://schemas.microsoft.com/office/2006/metadata/properties"/>
-    <ds:schemaRef ds:uri="http://schemas.microsoft.com/office/infopath/2007/PartnerControls"/>
-  </ds:schemaRefs>
-</ds:datastoreItem>
+<file path=customXml/item4.xml><?xml version="1.0" encoding="utf-8"?>
+<b:Sources xmlns:b="http://schemas.openxmlformats.org/officeDocument/2006/bibliography" xmlns="http://schemas.openxmlformats.org/officeDocument/2006/bibliography" SelectedStyle="\APASixthEditionOfficeOnline.xsl" StyleName="APA" Version="6"/>
 </file>
 
-<file path=customXml/itemProps4.xml><?xml version="1.0" encoding="utf-8"?>
+<file path=customXml/itemProps1.xml><?xml version="1.0" encoding="utf-8"?>
 <ds:datastoreItem xmlns:ds="http://schemas.openxmlformats.org/officeDocument/2006/customXml" ds:itemID="{11E413AD-A691-4C16-BEE5-5C367C5D236C}">
   <ds:schemaRefs>
     <ds:schemaRef ds:uri="http://schemas.microsoft.com/office/2006/metadata/contentType"/>
@@ -5269,4 +5241,29 @@
     <ds:schemaRef ds:uri="http://schemas.microsoft.com/internal/obd"/>
   </ds:schemaRefs>
 </ds:datastoreItem>
+</file>
+
+<file path=customXml/itemProps2.xml><?xml version="1.0" encoding="utf-8"?>
+<ds:datastoreItem xmlns:ds="http://schemas.openxmlformats.org/officeDocument/2006/customXml" ds:itemID="{DD97F3C8-62EE-4BC5-A92B-F4DA5CE92DF8}">
+  <ds:schemaRefs>
+    <ds:schemaRef ds:uri="http://schemas.microsoft.com/office/2006/metadata/properties"/>
+    <ds:schemaRef ds:uri="http://schemas.microsoft.com/office/infopath/2007/PartnerControls"/>
+  </ds:schemaRefs>
+</ds:datastoreItem>
+</file>
+
+<file path=customXml/itemProps3.xml><?xml version="1.0" encoding="utf-8"?>
+<ds:datastoreItem xmlns:ds="http://schemas.openxmlformats.org/officeDocument/2006/customXml" ds:itemID="{4C53A478-4862-4699-9810-166E8FEE5B0D}">
+  <ds:schemaRefs>
+    <ds:schemaRef ds:uri="http://schemas.microsoft.com/sharepoint/v3/contenttype/forms"/>
+  </ds:schemaRefs>
+</ds:datastoreItem>
+</file>
+
+<file path=customXml/itemProps4.xml><?xml version="1.0" encoding="utf-8"?>
+<ds:datastoreItem xmlns:ds="http://schemas.openxmlformats.org/officeDocument/2006/customXml" ds:itemID="{A9BA2174-033C-45ED-94FB-74A1FBFA3035}">
+  <ds:schemaRefs>
+    <ds:schemaRef ds:uri="http://schemas.openxmlformats.org/officeDocument/2006/bibliography"/>
+  </ds:schemaRefs>
+</ds:datastoreItem>
 </file>